--- a/docs/FORMS.docx
+++ b/docs/FORMS.docx
@@ -1,50 +1,34 @@
 
 <file path=word/document.xml><?xml version="1.0" encoding="utf-8"?>
-<w:document xmlns:wpc="http://schemas.microsoft.com/office/word/2010/wordprocessingCanvas" xmlns:mc="http://schemas.openxmlformats.org/markup-compatibility/2006" xmlns:o="urn:schemas-microsoft-com:office:office" xmlns:r="http://schemas.openxmlformats.org/officeDocument/2006/relationships" xmlns:m="http://schemas.openxmlformats.org/officeDocument/2006/math" xmlns:v="urn:schemas-microsoft-com:vml" xmlns:wp14="http://schemas.microsoft.com/office/word/2010/wordprocessingDrawing" xmlns:wp="http://schemas.openxmlformats.org/drawingml/2006/wordprocessingDrawing" xmlns:w10="urn:schemas-microsoft-com:office:word" xmlns:w="http://schemas.openxmlformats.org/wordprocessingml/2006/main" xmlns:w14="http://schemas.microsoft.com/office/word/2010/wordml" xmlns:w15="http://schemas.microsoft.com/office/word/2012/wordml" xmlns:w16se="http://schemas.microsoft.com/office/word/2015/wordml/symex" xmlns:w16cid="http://schemas.microsoft.com/office/word/2016/wordml/cid" xmlns:w16="http://schemas.microsoft.com/office/word/2018/wordml" xmlns:w16cex="http://schemas.microsoft.com/office/word/2018/wordml/cex" xmlns:w16sdtdh="http://schemas.microsoft.com/office/word/2020/wordml/sdtdatahash" xmlns:wne="http://schemas.microsoft.com/office/word/2006/wordml" xmlns:wpg="http://schemas.microsoft.com/office/word/2010/wordprocessingGroup" xmlns:wps="http://schemas.microsoft.com/office/word/2010/wordprocessingShape" mc:Ignorable="w14 w15 w16se w16cid w16 w16cex w16sdtdh wp14">
+<w:document xmlns:wpc="http://schemas.microsoft.com/office/word/2010/wordprocessingCanvas" xmlns:mo="http://schemas.microsoft.com/office/mac/office/2008/main" xmlns:mc="http://schemas.openxmlformats.org/markup-compatibility/2006" xmlns:mv="urn:schemas-microsoft-com:mac:vml" xmlns:o="urn:schemas-microsoft-com:office:office" xmlns:r="http://schemas.openxmlformats.org/officeDocument/2006/relationships" xmlns:m="http://schemas.openxmlformats.org/officeDocument/2006/math" xmlns:v="urn:schemas-microsoft-com:vml" xmlns:wp14="http://schemas.microsoft.com/office/word/2010/wordprocessingDrawing" xmlns:wp="http://schemas.openxmlformats.org/drawingml/2006/wordprocessingDrawing" xmlns:w10="urn:schemas-microsoft-com:office:word" xmlns:w="http://schemas.openxmlformats.org/wordprocessingml/2006/main" xmlns:w14="http://schemas.microsoft.com/office/word/2010/wordml" xmlns:wpg="http://schemas.microsoft.com/office/word/2010/wordprocessingGroup" xmlns:wpi="http://schemas.microsoft.com/office/word/2010/wordprocessingInk" xmlns:wne="http://schemas.microsoft.com/office/word/2006/wordml" xmlns:wps="http://schemas.microsoft.com/office/word/2010/wordprocessingShape" mc:Ignorable="w14 wp14">
   <w:body>
     <w:p>
       <w:pPr>
         <w:pStyle w:val="Heading1"/>
       </w:pPr>
       <w:r>
-        <w:rPr>
-          <w:rFonts w:ascii="Calibri" w:hAnsi="Calibri" w:eastAsia="ＭＳ ゴシック" w:cs="Calibri" w:asciiTheme="majorHAnsi" w:hAnsiTheme="majorHAnsi" w:eastAsiaTheme="majorEastAsia" w:csTheme="majorBidi"/>
-          <w:b/>
-          <w:bCs/>
-          <w:color w:val="365F91" w:themeColor="accent1" w:themeShade="BF"/>
-          <w:sz w:val="28"/>
-          <w:szCs w:val="28"/>
-        </w:rPr>
         <w:t>Forms</w:t>
       </w:r>
     </w:p>
     <w:p>
-      <w:pPr>
-        <w:spacing w:after="200" w:line="276" w:lineRule="auto"/>
-      </w:pPr>
-      <w:r>
-        <w:rPr>
-          <w:rFonts w:ascii="Calibri" w:hAnsi="Calibri" w:eastAsia="ＭＳ 明朝" w:cs="Calibri" w:eastAsiaTheme="minorEastAsia" w:csTheme="minorBidi"/>
-          <w:sz w:val="21"/>
-          <w:szCs w:val="22"/>
+      <w:r>
+        <w:rPr>
+          <w:b w:val="0"/>
+          <w:i w:val="0"/>
         </w:rPr>
         <w:t xml:space="preserve">The </w:t>
       </w:r>
       <w:r>
         <w:rPr>
-          <w:rFonts w:ascii="Calibri" w:hAnsi="Calibri" w:eastAsia="ＭＳ 明朝" w:cs="Calibri" w:eastAsiaTheme="minorEastAsia" w:csTheme="minorBidi"/>
           <w:b/>
-          <w:bCs/>
-          <w:sz w:val="21"/>
-          <w:szCs w:val="22"/>
+          <w:i w:val="0"/>
         </w:rPr>
         <w:t>Forms</w:t>
       </w:r>
       <w:r>
         <w:rPr>
-          <w:rFonts w:ascii="Calibri" w:hAnsi="Calibri" w:eastAsia="ＭＳ 明朝" w:cs="Calibri" w:eastAsiaTheme="minorEastAsia" w:csTheme="minorBidi"/>
-          <w:sz w:val="21"/>
-          <w:szCs w:val="22"/>
+          <w:b w:val="0"/>
+          <w:i w:val="0"/>
         </w:rPr>
         <w:t xml:space="preserve"> area is where a matter's court documents (family-law PDFs — Form 8A, Form 13, etc.) get created, prefilled from the matter's data, edited, saved, and exported as completed PDFs. It's reached from a matter's task list ("DRAFT DIVORCE APPLICATION DOCUMENTS") and produces the physical documents a lawyer files with the court.</w:t>
       </w:r>
@@ -55,165 +39,68 @@
       </w:pPr>
       <w:r>
         <w:rPr>
-          <w:rFonts w:ascii="Calibri" w:hAnsi="Calibri" w:eastAsia="ＭＳ 明朝" w:cs="Calibri" w:eastAsiaTheme="minorEastAsia" w:csTheme="minorBidi"/>
           <w:b/>
-          <w:bCs/>
-          <w:i/>
-          <w:iCs/>
-          <w:color w:val="4F81BD" w:themeColor="accent1"/>
-          <w:sz w:val="21"/>
-          <w:szCs w:val="22"/>
+          <w:i w:val="0"/>
         </w:rPr>
         <w:t>Provenance.</w:t>
       </w:r>
       <w:r>
         <w:rPr>
-          <w:rFonts w:ascii="Calibri" w:hAnsi="Calibri" w:eastAsia="ＭＳ 明朝" w:cs="Calibri" w:eastAsiaTheme="minorEastAsia" w:csTheme="minorBidi"/>
+          <w:b w:val="0"/>
+          <w:i w:val="0"/>
+        </w:rPr>
+        <w:t xml:space="preserve"> Like the rest of </w:t>
+      </w:r>
+      <w:r>
+        <w:rPr>
+          <w:rFonts w:ascii="Consolas" w:hAnsi="Consolas"/>
+          <w:b w:val="0"/>
+          <w:i w:val="0"/>
+          <w:sz w:val="19"/>
+        </w:rPr>
+        <w:t>cloudact-ui/</w:t>
+      </w:r>
+      <w:r>
+        <w:rPr>
+          <w:b w:val="0"/>
+          <w:i w:val="0"/>
+        </w:rPr>
+        <w:t xml:space="preserve">, the forms pages were pulled from </w:t>
+      </w:r>
+      <w:r>
+        <w:rPr>
+          <w:rFonts w:ascii="Consolas" w:hAnsi="Consolas"/>
+          <w:b w:val="0"/>
+          <w:i w:val="0"/>
+          <w:sz w:val="19"/>
+        </w:rPr>
+        <w:t>cloudact-frontend-main</w:t>
+      </w:r>
+      <w:r>
+        <w:rPr>
+          <w:b w:val="0"/>
+          <w:i w:val="0"/>
+        </w:rPr>
+        <w:t xml:space="preserve">, the UI for the main CloudAct SaaS platform. The original app carried a large </w:t>
+      </w:r>
+      <w:r>
+        <w:rPr>
           <w:b/>
-          <w:bCs/>
-          <w:i/>
-          <w:iCs/>
-          <w:color w:val="4F81BD" w:themeColor="accent1"/>
-          <w:sz w:val="21"/>
-          <w:szCs w:val="22"/>
-        </w:rPr>
-        <w:t xml:space="preserve"> Like the rest of </w:t>
-      </w:r>
-      <w:r>
-        <w:rPr>
-          <w:rFonts w:ascii="Consolas" w:hAnsi="Consolas" w:eastAsia="ＭＳ 明朝" w:cs="Consolas" w:eastAsiaTheme="minorEastAsia" w:csTheme="minorBidi"/>
-          <w:b/>
-          <w:bCs/>
-          <w:i/>
-          <w:iCs/>
-          <w:color w:val="4F81BD" w:themeColor="accent1"/>
-          <w:sz w:val="19"/>
-          <w:szCs w:val="22"/>
-        </w:rPr>
-        <w:t>cloudact-ui/</w:t>
-      </w:r>
-      <w:r>
-        <w:rPr>
-          <w:rFonts w:ascii="Calibri" w:hAnsi="Calibri" w:eastAsia="ＭＳ 明朝" w:cs="Calibri" w:eastAsiaTheme="minorEastAsia" w:csTheme="minorBidi"/>
-          <w:b/>
-          <w:bCs/>
-          <w:i/>
-          <w:iCs/>
-          <w:color w:val="4F81BD" w:themeColor="accent1"/>
-          <w:sz w:val="21"/>
-          <w:szCs w:val="22"/>
-        </w:rPr>
-        <w:t>, the forms pages were pulled from</w:t>
-      </w:r>
-    </w:p>
-    <w:p>
-      <w:pPr>
-        <w:pStyle w:val="IntenseQuote"/>
-      </w:pPr>
-      <w:r>
-        <w:rPr>
-          <w:rFonts w:ascii="Consolas" w:hAnsi="Consolas" w:eastAsia="ＭＳ 明朝" w:cs="Consolas" w:eastAsiaTheme="minorEastAsia" w:csTheme="minorBidi"/>
-          <w:b/>
-          <w:bCs/>
-          <w:i/>
-          <w:iCs/>
-          <w:color w:val="4F81BD" w:themeColor="accent1"/>
-          <w:sz w:val="19"/>
-          <w:szCs w:val="22"/>
-        </w:rPr>
-        <w:t>cloudact-frontend-main</w:t>
-      </w:r>
-      <w:r>
-        <w:rPr>
-          <w:rFonts w:ascii="Calibri" w:hAnsi="Calibri" w:eastAsia="ＭＳ 明朝" w:cs="Calibri" w:eastAsiaTheme="minorEastAsia" w:csTheme="minorBidi"/>
-          <w:b/>
-          <w:bCs/>
-          <w:i/>
-          <w:iCs/>
-          <w:color w:val="4F81BD" w:themeColor="accent1"/>
-          <w:sz w:val="21"/>
-          <w:szCs w:val="22"/>
-        </w:rPr>
-        <w:t>, the UI for the main CloudAct SaaS platform. The original</w:t>
-      </w:r>
-    </w:p>
-    <w:p>
-      <w:pPr>
-        <w:pStyle w:val="IntenseQuote"/>
-      </w:pPr>
-      <w:r>
-        <w:rPr>
-          <w:rFonts w:ascii="Calibri" w:hAnsi="Calibri" w:eastAsia="ＭＳ 明朝" w:cs="Calibri" w:eastAsiaTheme="minorEastAsia" w:csTheme="minorBidi"/>
-          <w:b/>
-          <w:bCs/>
-          <w:i/>
-          <w:iCs/>
-          <w:color w:val="4F81BD" w:themeColor="accent1"/>
-          <w:sz w:val="21"/>
-          <w:szCs w:val="22"/>
-        </w:rPr>
-        <w:t xml:space="preserve">app carried a large </w:t>
-      </w:r>
-      <w:r>
-        <w:rPr>
-          <w:rFonts w:ascii="Calibri" w:hAnsi="Calibri" w:eastAsia="ＭＳ 明朝" w:cs="Calibri" w:eastAsiaTheme="minorEastAsia" w:csTheme="minorBidi"/>
-          <w:b/>
-          <w:bCs/>
-          <w:i/>
-          <w:iCs/>
-          <w:color w:val="4F81BD" w:themeColor="accent1"/>
-          <w:sz w:val="21"/>
-          <w:szCs w:val="22"/>
+          <w:i w:val="0"/>
         </w:rPr>
         <w:t>client-side</w:t>
       </w:r>
       <w:r>
         <w:rPr>
-          <w:rFonts w:ascii="Calibri" w:hAnsi="Calibri" w:eastAsia="ＭＳ 明朝" w:cs="Calibri" w:eastAsiaTheme="minorEastAsia" w:csTheme="minorBidi"/>
-          <w:b/>
-          <w:bCs/>
-          <w:i/>
-          <w:iCs/>
-          <w:color w:val="4F81BD" w:themeColor="accent1"/>
-          <w:sz w:val="21"/>
-          <w:szCs w:val="22"/>
-        </w:rPr>
-        <w:t xml:space="preserve"> prefill/binding engine that mapped matter data</w:t>
-      </w:r>
-    </w:p>
-    <w:p>
-      <w:pPr>
-        <w:pStyle w:val="IntenseQuote"/>
-      </w:pPr>
-      <w:r>
-        <w:rPr>
-          <w:rFonts w:ascii="Calibri" w:hAnsi="Calibri" w:eastAsia="ＭＳ 明朝" w:cs="Calibri" w:eastAsiaTheme="minorEastAsia" w:csTheme="minorBidi"/>
-          <w:b/>
-          <w:bCs/>
-          <w:i/>
-          <w:iCs/>
-          <w:color w:val="4F81BD" w:themeColor="accent1"/>
-          <w:sz w:val="21"/>
-          <w:szCs w:val="22"/>
-        </w:rPr>
-        <w:t>into PDF field values in the browser. That engine still physically exists in</w:t>
-      </w:r>
-    </w:p>
-    <w:p>
-      <w:pPr>
-        <w:pStyle w:val="IntenseQuote"/>
-      </w:pPr>
+          <w:b w:val="0"/>
+          <w:i w:val="0"/>
+        </w:rPr>
+        <w:t xml:space="preserve"> prefill/binding engine that mapped matter data into PDF field values in the browser. That engine still physically exists in </w:t>
+      </w:r>
       <w:hyperlink r:id="rId9">
         <w:r>
           <w:rPr>
-            <w:rFonts w:ascii="Calibri" w:hAnsi="Calibri" w:eastAsia="ＭＳ 明朝" w:cs="Calibri" w:eastAsiaTheme="minorEastAsia" w:csTheme="minorBidi"/>
-            <w:b/>
-            <w:bCs/>
-            <w:i/>
-            <w:iCs/>
             <w:color w:val="0563C1"/>
-            <w:sz w:val="21"/>
-            <w:szCs w:val="22"/>
             <w:u w:val="single"/>
           </w:rPr>
           <w:t>FillPdf.jsx</w:t>
@@ -221,112 +108,40 @@
       </w:hyperlink>
       <w:r>
         <w:rPr>
-          <w:rFonts w:ascii="Calibri" w:hAnsi="Calibri" w:eastAsia="ＭＳ 明朝" w:cs="Calibri" w:eastAsiaTheme="minorEastAsia" w:csTheme="minorBidi"/>
+          <w:b w:val="0"/>
+          <w:i w:val="0"/>
+        </w:rPr>
+        <w:t xml:space="preserve"> but is </w:t>
+      </w:r>
+      <w:r>
+        <w:rPr>
           <w:b/>
-          <w:bCs/>
-          <w:i/>
-          <w:iCs/>
-          <w:color w:val="4F81BD" w:themeColor="accent1"/>
-          <w:sz w:val="21"/>
-          <w:szCs w:val="22"/>
-        </w:rPr>
-        <w:t xml:space="preserve"> but is **commented out and</w:t>
+          <w:i w:val="0"/>
+        </w:rPr>
+        <w:t>commented out and retired</w:t>
+      </w:r>
+      <w:r>
+        <w:rPr>
+          <w:b w:val="0"/>
+          <w:i w:val="0"/>
+        </w:rPr>
+        <w:t xml:space="preserve"> — prefilled values and field mappings now arrive ready-made from the authenticated Forms API. Understanding this "old vs new" split is the single most important thing about this code.</w:t>
       </w:r>
     </w:p>
-    <w:p>
-      <w:pPr>
-        <w:pStyle w:val="IntenseQuote"/>
-      </w:pPr>
-      <w:r>
-        <w:rPr>
-          <w:rFonts w:ascii="Calibri" w:hAnsi="Calibri" w:eastAsia="ＭＳ 明朝" w:cs="Calibri" w:eastAsiaTheme="minorEastAsia" w:csTheme="minorBidi"/>
-          <w:b/>
-          <w:bCs/>
-          <w:i/>
-          <w:iCs/>
-          <w:color w:val="4F81BD" w:themeColor="accent1"/>
-          <w:sz w:val="21"/>
-          <w:szCs w:val="22"/>
-        </w:rPr>
-        <w:t>retired** — prefilled values and field mappings now arrive ready-made from the</w:t>
-      </w:r>
-    </w:p>
-    <w:p>
-      <w:pPr>
-        <w:pStyle w:val="IntenseQuote"/>
-      </w:pPr>
-      <w:r>
-        <w:rPr>
-          <w:rFonts w:ascii="Calibri" w:hAnsi="Calibri" w:eastAsia="ＭＳ 明朝" w:cs="Calibri" w:eastAsiaTheme="minorEastAsia" w:csTheme="minorBidi"/>
-          <w:b/>
-          <w:bCs/>
-          <w:i/>
-          <w:iCs/>
-          <w:color w:val="4F81BD" w:themeColor="accent1"/>
-          <w:sz w:val="21"/>
-          <w:szCs w:val="22"/>
-        </w:rPr>
-        <w:t>authenticated Forms API. Understanding this "old vs new" split is the single most</w:t>
-      </w:r>
-    </w:p>
-    <w:p>
-      <w:pPr>
-        <w:pStyle w:val="IntenseQuote"/>
-      </w:pPr>
-      <w:r>
-        <w:rPr>
-          <w:rFonts w:ascii="Calibri" w:hAnsi="Calibri" w:eastAsia="ＭＳ 明朝" w:cs="Calibri" w:eastAsiaTheme="minorEastAsia" w:csTheme="minorBidi"/>
-          <w:b/>
-          <w:bCs/>
-          <w:i/>
-          <w:iCs/>
-          <w:color w:val="4F81BD" w:themeColor="accent1"/>
-          <w:sz w:val="21"/>
-          <w:szCs w:val="22"/>
-        </w:rPr>
-        <w:t>important thing about this code.</w:t>
-      </w:r>
-    </w:p>
-    <w:p>
-      <w:pPr>
-        <w:spacing w:after="200" w:line="276" w:lineRule="auto"/>
-      </w:pPr>
-    </w:p>
+    <w:p/>
     <w:p>
       <w:pPr>
         <w:pStyle w:val="Heading2"/>
       </w:pPr>
       <w:r>
-        <w:rPr>
-          <w:rFonts w:ascii="Calibri" w:hAnsi="Calibri" w:eastAsia="ＭＳ ゴシック" w:cs="Calibri" w:asciiTheme="majorHAnsi" w:hAnsiTheme="majorHAnsi" w:eastAsiaTheme="majorEastAsia" w:csTheme="majorBidi"/>
-          <w:b/>
-          <w:bCs/>
-          <w:color w:val="4F81BD" w:themeColor="accent1"/>
-          <w:sz w:val="26"/>
-          <w:szCs w:val="26"/>
-        </w:rPr>
         <w:t>Where it lives</w:t>
       </w:r>
     </w:p>
     <w:tbl>
       <w:tblPr>
         <w:tblStyle w:val="LightGrid-Accent1"/>
-        <w:tblW w:w="0" w:type="auto"/>
-        <w:tblBorders>
-          <w:top w:val="single" w:sz="8" w:space="0" w:color="4F81BD"/>
-          <w:left w:val="single" w:sz="8" w:space="0" w:color="4F81BD"/>
-          <w:bottom w:val="single" w:sz="18" w:space="0" w:color="4F81BD"/>
-          <w:right w:val="single" w:sz="8" w:space="0" w:color="4F81BD"/>
-          <w:insideH w:val="nil"/>
-          <w:insideV w:val="single" w:sz="8" w:space="0" w:color="4F81BD"/>
-        </w:tblBorders>
-        <w:tblCellMar>
-          <w:top w:w="0" w:type="dxa"/>
-          <w:left w:w="108" w:type="dxa"/>
-          <w:bottom w:w="0" w:type="dxa"/>
-          <w:right w:w="108" w:type="dxa"/>
-        </w:tblCellMar>
-        <w:tblLook w:firstRow="1" w:firstColumn="1" w:noVBand="1"/>
+        <w:tblW w:type="auto" w:w="0"/>
+        <w:tblLook w:firstColumn="1" w:firstRow="1" w:lastColumn="0" w:lastRow="0" w:noHBand="0" w:noVBand="1" w:val="04A0"/>
       </w:tblPr>
       <w:tblGrid>
         <w:gridCol w:w="4320"/>
@@ -335,33 +150,13 @@
       <w:tr>
         <w:tc>
           <w:tcPr>
-            <w:tcW w:w="4320" w:type="dxa"/>
-            <w:tcBorders>
-              <w:top w:val="single" w:sz="8" w:space="0" w:color="4F81BD"/>
-              <w:left w:val="single" w:sz="8" w:space="0" w:color="4F81BD"/>
-              <w:bottom w:val="single" w:sz="18" w:space="0" w:color="4F81BD"/>
-              <w:right w:val="single" w:sz="8" w:space="0" w:color="4F81BD"/>
-              <w:insideH w:val="nil"/>
-              <w:insideV w:val="single" w:sz="8" w:space="0" w:color="4F81BD"/>
-            </w:tcBorders>
-            <w:tcMar>
-              <w:top w:w="0" w:type="dxa"/>
-              <w:left w:w="108" w:type="dxa"/>
-              <w:bottom w:w="0" w:type="dxa"/>
-              <w:right w:w="108" w:type="dxa"/>
-            </w:tcMar>
+            <w:tcW w:type="dxa" w:w="4320"/>
           </w:tcPr>
           <w:p>
-            <w:pPr>
-              <w:spacing w:after="200" w:line="276" w:lineRule="auto"/>
-            </w:pPr>
             <w:r>
               <w:rPr>
-                <w:rFonts w:ascii="Calibri" w:hAnsi="Calibri" w:eastAsia="ＭＳ ゴシック" w:cs="Calibri" w:asciiTheme="majorHAnsi" w:hAnsiTheme="majorHAnsi" w:eastAsiaTheme="majorEastAsia" w:csTheme="majorBidi"/>
                 <w:b/>
-                <w:bCs/>
-                <w:sz w:val="22"/>
-                <w:szCs w:val="22"/>
+                <w:i w:val="0"/>
               </w:rPr>
               <w:t>Piece</w:t>
             </w:r>
@@ -369,33 +164,13 @@
         </w:tc>
         <w:tc>
           <w:tcPr>
-            <w:tcW w:w="4320" w:type="dxa"/>
-            <w:tcBorders>
-              <w:top w:val="single" w:sz="8" w:space="0" w:color="4F81BD"/>
-              <w:left w:val="single" w:sz="8" w:space="0" w:color="4F81BD"/>
-              <w:bottom w:val="single" w:sz="18" w:space="0" w:color="4F81BD"/>
-              <w:right w:val="single" w:sz="8" w:space="0" w:color="4F81BD"/>
-              <w:insideH w:val="nil"/>
-              <w:insideV w:val="single" w:sz="8" w:space="0" w:color="4F81BD"/>
-            </w:tcBorders>
-            <w:tcMar>
-              <w:top w:w="0" w:type="dxa"/>
-              <w:left w:w="108" w:type="dxa"/>
-              <w:bottom w:w="0" w:type="dxa"/>
-              <w:right w:w="108" w:type="dxa"/>
-            </w:tcMar>
+            <w:tcW w:type="dxa" w:w="4320"/>
           </w:tcPr>
           <w:p>
-            <w:pPr>
-              <w:spacing w:after="200" w:line="276" w:lineRule="auto"/>
-            </w:pPr>
             <w:r>
               <w:rPr>
-                <w:rFonts w:ascii="Calibri" w:hAnsi="Calibri" w:eastAsia="ＭＳ ゴシック" w:cs="Calibri" w:asciiTheme="majorHAnsi" w:hAnsiTheme="majorHAnsi" w:eastAsiaTheme="majorEastAsia" w:csTheme="majorBidi"/>
                 <w:b/>
-                <w:bCs/>
-                <w:sz w:val="22"/>
-                <w:szCs w:val="22"/>
+                <w:i w:val="0"/>
               </w:rPr>
               <w:t>File</w:t>
             </w:r>
@@ -405,33 +180,13 @@
       <w:tr>
         <w:tc>
           <w:tcPr>
-            <w:tcW w:w="4320" w:type="dxa"/>
-            <w:tcBorders>
-              <w:top w:val="single" w:sz="8" w:space="0" w:color="4F81BD"/>
-              <w:left w:val="single" w:sz="8" w:space="0" w:color="4F81BD"/>
-              <w:bottom w:val="single" w:sz="8" w:space="0" w:color="4F81BD"/>
-              <w:right w:val="single" w:sz="8" w:space="0" w:color="4F81BD"/>
-              <w:insideV w:val="single" w:sz="8" w:space="0" w:color="4F81BD"/>
-            </w:tcBorders>
-            <w:shd w:val="clear" w:fill="D4E0EF"/>
-            <w:tcMar>
-              <w:top w:w="0" w:type="dxa"/>
-              <w:left w:w="108" w:type="dxa"/>
-              <w:bottom w:w="0" w:type="dxa"/>
-              <w:right w:w="108" w:type="dxa"/>
-            </w:tcMar>
+            <w:tcW w:type="dxa" w:w="4320"/>
           </w:tcPr>
           <w:p>
-            <w:pPr>
-              <w:spacing w:after="200" w:line="276" w:lineRule="auto"/>
-            </w:pPr>
             <w:r>
               <w:rPr>
-                <w:rFonts w:ascii="Calibri" w:hAnsi="Calibri" w:eastAsia="ＭＳ ゴシック" w:cs="Calibri" w:asciiTheme="majorHAnsi" w:hAnsiTheme="majorHAnsi" w:eastAsiaTheme="majorEastAsia" w:csTheme="majorBidi"/>
-                <w:b/>
-                <w:bCs/>
-                <w:sz w:val="22"/>
-                <w:szCs w:val="22"/>
+                <w:b w:val="0"/>
+                <w:i w:val="0"/>
               </w:rPr>
               <w:t>Create-new-form page</w:t>
             </w:r>
@@ -439,33 +194,13 @@
         </w:tc>
         <w:tc>
           <w:tcPr>
-            <w:tcW w:w="4320" w:type="dxa"/>
-            <w:tcBorders>
-              <w:top w:val="single" w:sz="8" w:space="0" w:color="4F81BD"/>
-              <w:left w:val="single" w:sz="8" w:space="0" w:color="4F81BD"/>
-              <w:bottom w:val="single" w:sz="8" w:space="0" w:color="4F81BD"/>
-              <w:right w:val="single" w:sz="8" w:space="0" w:color="4F81BD"/>
-              <w:insideV w:val="single" w:sz="8" w:space="0" w:color="4F81BD"/>
-            </w:tcBorders>
-            <w:shd w:val="clear" w:fill="D4E0EF"/>
-            <w:tcMar>
-              <w:top w:w="0" w:type="dxa"/>
-              <w:left w:w="108" w:type="dxa"/>
-              <w:bottom w:w="0" w:type="dxa"/>
-              <w:right w:w="108" w:type="dxa"/>
-            </w:tcMar>
+            <w:tcW w:type="dxa" w:w="4320"/>
           </w:tcPr>
           <w:p>
-            <w:pPr>
-              <w:spacing w:after="200" w:line="276" w:lineRule="auto"/>
-            </w:pPr>
             <w:hyperlink r:id="rId10">
               <w:r>
                 <w:rPr>
-                  <w:rFonts w:ascii="Calibri" w:hAnsi="Calibri" w:eastAsia="ＭＳ 明朝" w:cs="Calibri" w:eastAsiaTheme="minorEastAsia" w:csTheme="minorBidi"/>
                   <w:color w:val="0563C1"/>
-                  <w:sz w:val="21"/>
-                  <w:szCs w:val="22"/>
                   <w:u w:val="single"/>
                 </w:rPr>
                 <w:t>cloudact-ui/src/pages/formPages/CreateNewFormPage.jsx</w:t>
@@ -477,32 +212,13 @@
       <w:tr>
         <w:tc>
           <w:tcPr>
-            <w:tcW w:w="4320" w:type="dxa"/>
-            <w:tcBorders>
-              <w:top w:val="single" w:sz="8" w:space="0" w:color="4F81BD"/>
-              <w:left w:val="single" w:sz="8" w:space="0" w:color="4F81BD"/>
-              <w:bottom w:val="single" w:sz="8" w:space="0" w:color="4F81BD"/>
-              <w:right w:val="single" w:sz="8" w:space="0" w:color="4F81BD"/>
-              <w:insideV w:val="single" w:sz="8" w:space="0" w:color="4F81BD"/>
-            </w:tcBorders>
-            <w:tcMar>
-              <w:top w:w="0" w:type="dxa"/>
-              <w:left w:w="108" w:type="dxa"/>
-              <w:bottom w:w="0" w:type="dxa"/>
-              <w:right w:w="108" w:type="dxa"/>
-            </w:tcMar>
+            <w:tcW w:type="dxa" w:w="4320"/>
           </w:tcPr>
           <w:p>
-            <w:pPr>
-              <w:spacing w:after="200" w:line="276" w:lineRule="auto"/>
-            </w:pPr>
             <w:r>
               <w:rPr>
-                <w:rFonts w:ascii="Calibri" w:hAnsi="Calibri" w:eastAsia="ＭＳ ゴシック" w:cs="Calibri" w:asciiTheme="majorHAnsi" w:hAnsiTheme="majorHAnsi" w:eastAsiaTheme="majorEastAsia" w:csTheme="majorBidi"/>
-                <w:b/>
-                <w:bCs/>
-                <w:sz w:val="22"/>
-                <w:szCs w:val="22"/>
+                <w:b w:val="0"/>
+                <w:i w:val="0"/>
               </w:rPr>
               <w:t>Form editor / viewer</w:t>
             </w:r>
@@ -510,32 +226,13 @@
         </w:tc>
         <w:tc>
           <w:tcPr>
-            <w:tcW w:w="4320" w:type="dxa"/>
-            <w:tcBorders>
-              <w:top w:val="single" w:sz="8" w:space="0" w:color="4F81BD"/>
-              <w:left w:val="single" w:sz="8" w:space="0" w:color="4F81BD"/>
-              <w:bottom w:val="single" w:sz="8" w:space="0" w:color="4F81BD"/>
-              <w:right w:val="single" w:sz="8" w:space="0" w:color="4F81BD"/>
-              <w:insideV w:val="single" w:sz="8" w:space="0" w:color="4F81BD"/>
-            </w:tcBorders>
-            <w:tcMar>
-              <w:top w:w="0" w:type="dxa"/>
-              <w:left w:w="108" w:type="dxa"/>
-              <w:bottom w:w="0" w:type="dxa"/>
-              <w:right w:w="108" w:type="dxa"/>
-            </w:tcMar>
+            <w:tcW w:type="dxa" w:w="4320"/>
           </w:tcPr>
           <w:p>
-            <w:pPr>
-              <w:spacing w:after="200" w:line="276" w:lineRule="auto"/>
-            </w:pPr>
             <w:hyperlink r:id="rId9">
               <w:r>
                 <w:rPr>
-                  <w:rFonts w:ascii="Calibri" w:hAnsi="Calibri" w:eastAsia="ＭＳ 明朝" w:cs="Calibri" w:eastAsiaTheme="minorEastAsia" w:csTheme="minorBidi"/>
                   <w:color w:val="0563C1"/>
-                  <w:sz w:val="21"/>
-                  <w:szCs w:val="22"/>
                   <w:u w:val="single"/>
                 </w:rPr>
                 <w:t>cloudact-ui/src/pages/formPages/FillPdf.jsx</w:t>
@@ -547,33 +244,13 @@
       <w:tr>
         <w:tc>
           <w:tcPr>
-            <w:tcW w:w="4320" w:type="dxa"/>
-            <w:tcBorders>
-              <w:top w:val="single" w:sz="8" w:space="0" w:color="4F81BD"/>
-              <w:left w:val="single" w:sz="8" w:space="0" w:color="4F81BD"/>
-              <w:bottom w:val="single" w:sz="8" w:space="0" w:color="4F81BD"/>
-              <w:right w:val="single" w:sz="8" w:space="0" w:color="4F81BD"/>
-              <w:insideV w:val="single" w:sz="8" w:space="0" w:color="4F81BD"/>
-            </w:tcBorders>
-            <w:shd w:val="clear" w:fill="D4E0EF"/>
-            <w:tcMar>
-              <w:top w:w="0" w:type="dxa"/>
-              <w:left w:w="108" w:type="dxa"/>
-              <w:bottom w:w="0" w:type="dxa"/>
-              <w:right w:w="108" w:type="dxa"/>
-            </w:tcMar>
+            <w:tcW w:type="dxa" w:w="4320"/>
           </w:tcPr>
           <w:p>
-            <w:pPr>
-              <w:spacing w:after="200" w:line="276" w:lineRule="auto"/>
-            </w:pPr>
             <w:r>
               <w:rPr>
-                <w:rFonts w:ascii="Calibri" w:hAnsi="Calibri" w:eastAsia="ＭＳ ゴシック" w:cs="Calibri" w:asciiTheme="majorHAnsi" w:hAnsiTheme="majorHAnsi" w:eastAsiaTheme="majorEastAsia" w:csTheme="majorBidi"/>
-                <w:b/>
-                <w:bCs/>
-                <w:sz w:val="22"/>
-                <w:szCs w:val="22"/>
+                <w:b w:val="0"/>
+                <w:i w:val="0"/>
               </w:rPr>
               <w:t>PDF render + field overlays</w:t>
             </w:r>
@@ -581,33 +258,13 @@
         </w:tc>
         <w:tc>
           <w:tcPr>
-            <w:tcW w:w="4320" w:type="dxa"/>
-            <w:tcBorders>
-              <w:top w:val="single" w:sz="8" w:space="0" w:color="4F81BD"/>
-              <w:left w:val="single" w:sz="8" w:space="0" w:color="4F81BD"/>
-              <w:bottom w:val="single" w:sz="8" w:space="0" w:color="4F81BD"/>
-              <w:right w:val="single" w:sz="8" w:space="0" w:color="4F81BD"/>
-              <w:insideV w:val="single" w:sz="8" w:space="0" w:color="4F81BD"/>
-            </w:tcBorders>
-            <w:shd w:val="clear" w:fill="D4E0EF"/>
-            <w:tcMar>
-              <w:top w:w="0" w:type="dxa"/>
-              <w:left w:w="108" w:type="dxa"/>
-              <w:bottom w:w="0" w:type="dxa"/>
-              <w:right w:w="108" w:type="dxa"/>
-            </w:tcMar>
+            <w:tcW w:type="dxa" w:w="4320"/>
           </w:tcPr>
           <w:p>
-            <w:pPr>
-              <w:spacing w:after="200" w:line="276" w:lineRule="auto"/>
-            </w:pPr>
             <w:hyperlink r:id="rId11">
               <w:r>
                 <w:rPr>
-                  <w:rFonts w:ascii="Calibri" w:hAnsi="Calibri" w:eastAsia="ＭＳ 明朝" w:cs="Calibri" w:eastAsiaTheme="minorEastAsia" w:csTheme="minorBidi"/>
                   <w:color w:val="0563C1"/>
-                  <w:sz w:val="21"/>
-                  <w:szCs w:val="22"/>
                   <w:u w:val="single"/>
                 </w:rPr>
                 <w:t>cloudact-ui/src/pages/formPages/PDFViewer.jsx</w:t>
@@ -619,32 +276,13 @@
       <w:tr>
         <w:tc>
           <w:tcPr>
-            <w:tcW w:w="4320" w:type="dxa"/>
-            <w:tcBorders>
-              <w:top w:val="single" w:sz="8" w:space="0" w:color="4F81BD"/>
-              <w:left w:val="single" w:sz="8" w:space="0" w:color="4F81BD"/>
-              <w:bottom w:val="single" w:sz="8" w:space="0" w:color="4F81BD"/>
-              <w:right w:val="single" w:sz="8" w:space="0" w:color="4F81BD"/>
-              <w:insideV w:val="single" w:sz="8" w:space="0" w:color="4F81BD"/>
-            </w:tcBorders>
-            <w:tcMar>
-              <w:top w:w="0" w:type="dxa"/>
-              <w:left w:w="108" w:type="dxa"/>
-              <w:bottom w:w="0" w:type="dxa"/>
-              <w:right w:w="108" w:type="dxa"/>
-            </w:tcMar>
+            <w:tcW w:type="dxa" w:w="4320"/>
           </w:tcPr>
           <w:p>
-            <w:pPr>
-              <w:spacing w:after="200" w:line="276" w:lineRule="auto"/>
-            </w:pPr>
             <w:r>
               <w:rPr>
-                <w:rFonts w:ascii="Calibri" w:hAnsi="Calibri" w:eastAsia="ＭＳ ゴシック" w:cs="Calibri" w:asciiTheme="majorHAnsi" w:hAnsiTheme="majorHAnsi" w:eastAsiaTheme="majorEastAsia" w:csTheme="majorBidi"/>
-                <w:b/>
-                <w:bCs/>
-                <w:sz w:val="22"/>
-                <w:szCs w:val="22"/>
+                <w:b w:val="0"/>
+                <w:i w:val="0"/>
               </w:rPr>
               <w:t>API service</w:t>
             </w:r>
@@ -652,32 +290,13 @@
         </w:tc>
         <w:tc>
           <w:tcPr>
-            <w:tcW w:w="4320" w:type="dxa"/>
-            <w:tcBorders>
-              <w:top w:val="single" w:sz="8" w:space="0" w:color="4F81BD"/>
-              <w:left w:val="single" w:sz="8" w:space="0" w:color="4F81BD"/>
-              <w:bottom w:val="single" w:sz="8" w:space="0" w:color="4F81BD"/>
-              <w:right w:val="single" w:sz="8" w:space="0" w:color="4F81BD"/>
-              <w:insideV w:val="single" w:sz="8" w:space="0" w:color="4F81BD"/>
-            </w:tcBorders>
-            <w:tcMar>
-              <w:top w:w="0" w:type="dxa"/>
-              <w:left w:w="108" w:type="dxa"/>
-              <w:bottom w:w="0" w:type="dxa"/>
-              <w:right w:w="108" w:type="dxa"/>
-            </w:tcMar>
+            <w:tcW w:type="dxa" w:w="4320"/>
           </w:tcPr>
           <w:p>
-            <w:pPr>
-              <w:spacing w:after="200" w:line="276" w:lineRule="auto"/>
-            </w:pPr>
             <w:hyperlink r:id="rId12">
               <w:r>
                 <w:rPr>
-                  <w:rFonts w:ascii="Calibri" w:hAnsi="Calibri" w:eastAsia="ＭＳ 明朝" w:cs="Calibri" w:eastAsiaTheme="minorEastAsia" w:csTheme="minorBidi"/>
                   <w:color w:val="0563C1"/>
-                  <w:sz w:val="21"/>
-                  <w:szCs w:val="22"/>
                   <w:u w:val="single"/>
                 </w:rPr>
                 <w:t>cloudact-ui/src/services/formsService.js</w:t>
@@ -689,33 +308,13 @@
       <w:tr>
         <w:tc>
           <w:tcPr>
-            <w:tcW w:w="4320" w:type="dxa"/>
-            <w:tcBorders>
-              <w:top w:val="single" w:sz="8" w:space="0" w:color="4F81BD"/>
-              <w:left w:val="single" w:sz="8" w:space="0" w:color="4F81BD"/>
-              <w:bottom w:val="single" w:sz="8" w:space="0" w:color="4F81BD"/>
-              <w:right w:val="single" w:sz="8" w:space="0" w:color="4F81BD"/>
-              <w:insideV w:val="single" w:sz="8" w:space="0" w:color="4F81BD"/>
-            </w:tcBorders>
-            <w:shd w:val="clear" w:fill="D4E0EF"/>
-            <w:tcMar>
-              <w:top w:w="0" w:type="dxa"/>
-              <w:left w:w="108" w:type="dxa"/>
-              <w:bottom w:w="0" w:type="dxa"/>
-              <w:right w:w="108" w:type="dxa"/>
-            </w:tcMar>
+            <w:tcW w:type="dxa" w:w="4320"/>
           </w:tcPr>
           <w:p>
-            <w:pPr>
-              <w:spacing w:after="200" w:line="276" w:lineRule="auto"/>
-            </w:pPr>
             <w:r>
               <w:rPr>
-                <w:rFonts w:ascii="Calibri" w:hAnsi="Calibri" w:eastAsia="ＭＳ ゴシック" w:cs="Calibri" w:asciiTheme="majorHAnsi" w:hAnsiTheme="majorHAnsi" w:eastAsiaTheme="majorEastAsia" w:csTheme="majorBidi"/>
-                <w:b/>
-                <w:bCs/>
-                <w:sz w:val="22"/>
-                <w:szCs w:val="22"/>
+                <w:b w:val="0"/>
+                <w:i w:val="0"/>
               </w:rPr>
               <w:t>Form catalog builder</w:t>
             </w:r>
@@ -723,33 +322,13 @@
         </w:tc>
         <w:tc>
           <w:tcPr>
-            <w:tcW w:w="4320" w:type="dxa"/>
-            <w:tcBorders>
-              <w:top w:val="single" w:sz="8" w:space="0" w:color="4F81BD"/>
-              <w:left w:val="single" w:sz="8" w:space="0" w:color="4F81BD"/>
-              <w:bottom w:val="single" w:sz="8" w:space="0" w:color="4F81BD"/>
-              <w:right w:val="single" w:sz="8" w:space="0" w:color="4F81BD"/>
-              <w:insideV w:val="single" w:sz="8" w:space="0" w:color="4F81BD"/>
-            </w:tcBorders>
-            <w:shd w:val="clear" w:fill="D4E0EF"/>
-            <w:tcMar>
-              <w:top w:w="0" w:type="dxa"/>
-              <w:left w:w="108" w:type="dxa"/>
-              <w:bottom w:w="0" w:type="dxa"/>
-              <w:right w:w="108" w:type="dxa"/>
-            </w:tcMar>
+            <w:tcW w:type="dxa" w:w="4320"/>
           </w:tcPr>
           <w:p>
-            <w:pPr>
-              <w:spacing w:after="200" w:line="276" w:lineRule="auto"/>
-            </w:pPr>
             <w:hyperlink r:id="rId13">
               <w:r>
                 <w:rPr>
-                  <w:rFonts w:ascii="Calibri" w:hAnsi="Calibri" w:eastAsia="ＭＳ 明朝" w:cs="Calibri" w:eastAsiaTheme="minorEastAsia" w:csTheme="minorBidi"/>
                   <w:color w:val="0563C1"/>
-                  <w:sz w:val="21"/>
-                  <w:szCs w:val="22"/>
                   <w:u w:val="single"/>
                 </w:rPr>
                 <w:t>cloudact-ui/src/utils/matterData/MatterFormData.jsx</w:t>
@@ -761,32 +340,13 @@
       <w:tr>
         <w:tc>
           <w:tcPr>
-            <w:tcW w:w="4320" w:type="dxa"/>
-            <w:tcBorders>
-              <w:top w:val="single" w:sz="8" w:space="0" w:color="4F81BD"/>
-              <w:left w:val="single" w:sz="8" w:space="0" w:color="4F81BD"/>
-              <w:bottom w:val="single" w:sz="8" w:space="0" w:color="4F81BD"/>
-              <w:right w:val="single" w:sz="8" w:space="0" w:color="4F81BD"/>
-              <w:insideV w:val="single" w:sz="8" w:space="0" w:color="4F81BD"/>
-            </w:tcBorders>
-            <w:tcMar>
-              <w:top w:w="0" w:type="dxa"/>
-              <w:left w:w="108" w:type="dxa"/>
-              <w:bottom w:w="0" w:type="dxa"/>
-              <w:right w:w="108" w:type="dxa"/>
-            </w:tcMar>
+            <w:tcW w:type="dxa" w:w="4320"/>
           </w:tcPr>
           <w:p>
-            <w:pPr>
-              <w:spacing w:after="200" w:line="276" w:lineRule="auto"/>
-            </w:pPr>
             <w:r>
               <w:rPr>
-                <w:rFonts w:ascii="Calibri" w:hAnsi="Calibri" w:eastAsia="ＭＳ ゴシック" w:cs="Calibri" w:asciiTheme="majorHAnsi" w:hAnsiTheme="majorHAnsi" w:eastAsiaTheme="majorEastAsia" w:csTheme="majorBidi"/>
-                <w:b/>
-                <w:bCs/>
-                <w:sz w:val="22"/>
-                <w:szCs w:val="22"/>
+                <w:b w:val="0"/>
+                <w:i w:val="0"/>
               </w:rPr>
               <w:t>Toolbar (zoom/paging)</w:t>
             </w:r>
@@ -794,32 +354,13 @@
         </w:tc>
         <w:tc>
           <w:tcPr>
-            <w:tcW w:w="4320" w:type="dxa"/>
-            <w:tcBorders>
-              <w:top w:val="single" w:sz="8" w:space="0" w:color="4F81BD"/>
-              <w:left w:val="single" w:sz="8" w:space="0" w:color="4F81BD"/>
-              <w:bottom w:val="single" w:sz="8" w:space="0" w:color="4F81BD"/>
-              <w:right w:val="single" w:sz="8" w:space="0" w:color="4F81BD"/>
-              <w:insideV w:val="single" w:sz="8" w:space="0" w:color="4F81BD"/>
-            </w:tcBorders>
-            <w:tcMar>
-              <w:top w:w="0" w:type="dxa"/>
-              <w:left w:w="108" w:type="dxa"/>
-              <w:bottom w:w="0" w:type="dxa"/>
-              <w:right w:w="108" w:type="dxa"/>
-            </w:tcMar>
+            <w:tcW w:type="dxa" w:w="4320"/>
           </w:tcPr>
           <w:p>
-            <w:pPr>
-              <w:spacing w:after="200" w:line="276" w:lineRule="auto"/>
-            </w:pPr>
             <w:hyperlink r:id="rId14">
               <w:r>
                 <w:rPr>
-                  <w:rFonts w:ascii="Calibri" w:hAnsi="Calibri" w:eastAsia="ＭＳ 明朝" w:cs="Calibri" w:eastAsiaTheme="minorEastAsia" w:csTheme="minorBidi"/>
                   <w:color w:val="0563C1"/>
-                  <w:sz w:val="21"/>
-                  <w:szCs w:val="22"/>
                   <w:u w:val="single"/>
                 </w:rPr>
                 <w:t>cloudact-ui/src/components/FormPages/forms/newComponents/ModernToolbar.jsx</w:t>
@@ -831,33 +372,13 @@
       <w:tr>
         <w:tc>
           <w:tcPr>
-            <w:tcW w:w="4320" w:type="dxa"/>
-            <w:tcBorders>
-              <w:top w:val="single" w:sz="8" w:space="0" w:color="4F81BD"/>
-              <w:left w:val="single" w:sz="8" w:space="0" w:color="4F81BD"/>
-              <w:bottom w:val="single" w:sz="8" w:space="0" w:color="4F81BD"/>
-              <w:right w:val="single" w:sz="8" w:space="0" w:color="4F81BD"/>
-              <w:insideV w:val="single" w:sz="8" w:space="0" w:color="4F81BD"/>
-            </w:tcBorders>
-            <w:shd w:val="clear" w:fill="D4E0EF"/>
-            <w:tcMar>
-              <w:top w:w="0" w:type="dxa"/>
-              <w:left w:w="108" w:type="dxa"/>
-              <w:bottom w:w="0" w:type="dxa"/>
-              <w:right w:w="108" w:type="dxa"/>
-            </w:tcMar>
+            <w:tcW w:type="dxa" w:w="4320"/>
           </w:tcPr>
           <w:p>
-            <w:pPr>
-              <w:spacing w:after="200" w:line="276" w:lineRule="auto"/>
-            </w:pPr>
             <w:r>
               <w:rPr>
-                <w:rFonts w:ascii="Calibri" w:hAnsi="Calibri" w:eastAsia="ＭＳ ゴシック" w:cs="Calibri" w:asciiTheme="majorHAnsi" w:hAnsiTheme="majorHAnsi" w:eastAsiaTheme="majorEastAsia" w:csTheme="majorBidi"/>
-                <w:b/>
-                <w:bCs/>
-                <w:sz w:val="22"/>
-                <w:szCs w:val="22"/>
+                <w:b w:val="0"/>
+                <w:i w:val="0"/>
               </w:rPr>
               <w:t>Calculation manager (sidebar)</w:t>
             </w:r>
@@ -865,33 +386,13 @@
         </w:tc>
         <w:tc>
           <w:tcPr>
-            <w:tcW w:w="4320" w:type="dxa"/>
-            <w:tcBorders>
-              <w:top w:val="single" w:sz="8" w:space="0" w:color="4F81BD"/>
-              <w:left w:val="single" w:sz="8" w:space="0" w:color="4F81BD"/>
-              <w:bottom w:val="single" w:sz="8" w:space="0" w:color="4F81BD"/>
-              <w:right w:val="single" w:sz="8" w:space="0" w:color="4F81BD"/>
-              <w:insideV w:val="single" w:sz="8" w:space="0" w:color="4F81BD"/>
-            </w:tcBorders>
-            <w:shd w:val="clear" w:fill="D4E0EF"/>
-            <w:tcMar>
-              <w:top w:w="0" w:type="dxa"/>
-              <w:left w:w="108" w:type="dxa"/>
-              <w:bottom w:w="0" w:type="dxa"/>
-              <w:right w:w="108" w:type="dxa"/>
-            </w:tcMar>
+            <w:tcW w:type="dxa" w:w="4320"/>
           </w:tcPr>
           <w:p>
-            <w:pPr>
-              <w:spacing w:after="200" w:line="276" w:lineRule="auto"/>
-            </w:pPr>
             <w:hyperlink r:id="rId15">
               <w:r>
                 <w:rPr>
-                  <w:rFonts w:ascii="Calibri" w:hAnsi="Calibri" w:eastAsia="ＭＳ 明朝" w:cs="Calibri" w:eastAsiaTheme="minorEastAsia" w:csTheme="minorBidi"/>
                   <w:color w:val="0563C1"/>
-                  <w:sz w:val="21"/>
-                  <w:szCs w:val="22"/>
                   <w:u w:val="single"/>
                 </w:rPr>
                 <w:t>cloudact-ui/src/components/FormPages/forms/newComponents/CalculationManager.jsx</w:t>
@@ -901,30 +402,19 @@
         </w:tc>
       </w:tr>
     </w:tbl>
+    <w:p/>
     <w:p>
-      <w:pPr>
-        <w:spacing w:after="200" w:line="276" w:lineRule="auto"/>
-      </w:pPr>
-    </w:p>
-    <w:p>
-      <w:pPr>
-        <w:spacing w:after="200" w:line="276" w:lineRule="auto"/>
-      </w:pPr>
-      <w:r>
-        <w:rPr>
-          <w:rFonts w:ascii="Calibri" w:hAnsi="Calibri" w:eastAsia="ＭＳ 明朝" w:cs="Calibri" w:eastAsiaTheme="minorEastAsia" w:csTheme="minorBidi"/>
-          <w:sz w:val="21"/>
-          <w:szCs w:val="22"/>
+      <w:r>
+        <w:rPr>
+          <w:b w:val="0"/>
+          <w:i w:val="0"/>
         </w:rPr>
         <w:t>Routes involved (</w:t>
       </w:r>
       <w:hyperlink r:id="rId16">
         <w:r>
           <w:rPr>
-            <w:rFonts w:ascii="Calibri" w:hAnsi="Calibri" w:eastAsia="ＭＳ 明朝" w:cs="Calibri" w:eastAsiaTheme="minorEastAsia" w:csTheme="minorBidi"/>
             <w:color w:val="0563C1"/>
-            <w:sz w:val="21"/>
-            <w:szCs w:val="22"/>
             <w:u w:val="single"/>
           </w:rPr>
           <w:t>Routes.jsx</w:t>
@@ -932,19 +422,15 @@
       </w:hyperlink>
       <w:r>
         <w:rPr>
-          <w:rFonts w:ascii="Calibri" w:hAnsi="Calibri" w:eastAsia="ＭＳ 明朝" w:cs="Calibri" w:eastAsiaTheme="minorEastAsia" w:csTheme="minorBidi"/>
-          <w:sz w:val="21"/>
-          <w:szCs w:val="22"/>
+          <w:b w:val="0"/>
+          <w:i w:val="0"/>
         </w:rPr>
         <w:t xml:space="preserve">, </w:t>
       </w:r>
       <w:hyperlink r:id="rId17">
         <w:r>
           <w:rPr>
-            <w:rFonts w:ascii="Calibri" w:hAnsi="Calibri" w:eastAsia="ＭＳ 明朝" w:cs="Calibri" w:eastAsiaTheme="minorEastAsia" w:csTheme="minorBidi"/>
             <w:color w:val="0563C1"/>
-            <w:sz w:val="21"/>
-            <w:szCs w:val="22"/>
             <w:u w:val="single"/>
           </w:rPr>
           <w:t>Routes.types.ts</w:t>
@@ -952,9 +438,8 @@
       </w:hyperlink>
       <w:r>
         <w:rPr>
-          <w:rFonts w:ascii="Calibri" w:hAnsi="Calibri" w:eastAsia="ＭＳ 明朝" w:cs="Calibri" w:eastAsiaTheme="minorEastAsia" w:csTheme="minorBidi"/>
-          <w:sz w:val="21"/>
-          <w:szCs w:val="22"/>
+          <w:b w:val="0"/>
+          <w:i w:val="0"/>
         </w:rPr>
         <w:t>):</w:t>
       </w:r>
@@ -962,37 +447,36 @@
     <w:p>
       <w:pPr>
         <w:pStyle w:val="ListBullet"/>
-        <w:ind w:left="360" w:hanging="360"/>
       </w:pPr>
       <w:r>
         <w:rPr>
-          <w:rFonts w:ascii="Consolas" w:hAnsi="Consolas" w:eastAsia="ＭＳ 明朝" w:cs="Consolas" w:eastAsiaTheme="minorEastAsia" w:csTheme="minorBidi"/>
+          <w:rFonts w:ascii="Consolas" w:hAnsi="Consolas"/>
+          <w:b w:val="0"/>
+          <w:i w:val="0"/>
           <w:sz w:val="19"/>
-          <w:szCs w:val="22"/>
         </w:rPr>
         <w:t>/forms/create-new</w:t>
       </w:r>
       <w:r>
         <w:rPr>
-          <w:rFonts w:ascii="Calibri" w:hAnsi="Calibri" w:eastAsia="ＭＳ 明朝" w:cs="Calibri" w:eastAsiaTheme="minorEastAsia" w:csTheme="minorBidi"/>
-          <w:sz w:val="21"/>
-          <w:szCs w:val="22"/>
+          <w:b w:val="0"/>
+          <w:i w:val="0"/>
         </w:rPr>
         <w:t xml:space="preserve"> → </w:t>
       </w:r>
       <w:r>
         <w:rPr>
-          <w:rFonts w:ascii="Consolas" w:hAnsi="Consolas" w:eastAsia="ＭＳ 明朝" w:cs="Consolas" w:eastAsiaTheme="minorEastAsia" w:csTheme="minorBidi"/>
+          <w:rFonts w:ascii="Consolas" w:hAnsi="Consolas"/>
+          <w:b w:val="0"/>
+          <w:i w:val="0"/>
           <w:sz w:val="19"/>
-          <w:szCs w:val="22"/>
         </w:rPr>
         <w:t>CreateNewFormPage</w:t>
       </w:r>
       <w:r>
         <w:rPr>
-          <w:rFonts w:ascii="Calibri" w:hAnsi="Calibri" w:eastAsia="ＭＳ 明朝" w:cs="Calibri" w:eastAsiaTheme="minorEastAsia" w:csTheme="minorBidi"/>
-          <w:sz w:val="21"/>
-          <w:szCs w:val="22"/>
+          <w:b w:val="0"/>
+          <w:i w:val="0"/>
         </w:rPr>
         <w:t xml:space="preserve"> (pick a matter, a folder, and which forms)</w:t>
       </w:r>
@@ -1000,37 +484,36 @@
     <w:p>
       <w:pPr>
         <w:pStyle w:val="ListBullet"/>
-        <w:ind w:left="360" w:hanging="360"/>
       </w:pPr>
       <w:r>
         <w:rPr>
-          <w:rFonts w:ascii="Consolas" w:hAnsi="Consolas" w:eastAsia="ＭＳ 明朝" w:cs="Consolas" w:eastAsiaTheme="minorEastAsia" w:csTheme="minorBidi"/>
+          <w:rFonts w:ascii="Consolas" w:hAnsi="Consolas"/>
+          <w:b w:val="0"/>
+          <w:i w:val="0"/>
           <w:sz w:val="19"/>
-          <w:szCs w:val="22"/>
         </w:rPr>
         <w:t>/matters/:matterNumber/forms/:documentId</w:t>
       </w:r>
       <w:r>
         <w:rPr>
-          <w:rFonts w:ascii="Calibri" w:hAnsi="Calibri" w:eastAsia="ＭＳ 明朝" w:cs="Calibri" w:eastAsiaTheme="minorEastAsia" w:csTheme="minorBidi"/>
-          <w:sz w:val="21"/>
-          <w:szCs w:val="22"/>
+          <w:b w:val="0"/>
+          <w:i w:val="0"/>
         </w:rPr>
         <w:t xml:space="preserve"> → </w:t>
       </w:r>
       <w:r>
         <w:rPr>
-          <w:rFonts w:ascii="Consolas" w:hAnsi="Consolas" w:eastAsia="ＭＳ 明朝" w:cs="Consolas" w:eastAsiaTheme="minorEastAsia" w:csTheme="minorBidi"/>
+          <w:rFonts w:ascii="Consolas" w:hAnsi="Consolas"/>
+          <w:b w:val="0"/>
+          <w:i w:val="0"/>
           <w:sz w:val="19"/>
-          <w:szCs w:val="22"/>
         </w:rPr>
         <w:t>FillPdf</w:t>
       </w:r>
       <w:r>
         <w:rPr>
-          <w:rFonts w:ascii="Calibri" w:hAnsi="Calibri" w:eastAsia="ＭＳ 明朝" w:cs="Calibri" w:eastAsiaTheme="minorEastAsia" w:csTheme="minorBidi"/>
-          <w:sz w:val="21"/>
-          <w:szCs w:val="22"/>
+          <w:b w:val="0"/>
+          <w:i w:val="0"/>
         </w:rPr>
         <w:t xml:space="preserve"> (open one saved form document)</w:t>
       </w:r>
@@ -1038,102 +521,84 @@
     <w:p>
       <w:pPr>
         <w:pStyle w:val="ListBullet"/>
-        <w:ind w:left="360" w:hanging="360"/>
       </w:pPr>
       <w:r>
         <w:rPr>
-          <w:rFonts w:ascii="Consolas" w:hAnsi="Consolas" w:eastAsia="ＭＳ 明朝" w:cs="Consolas" w:eastAsiaTheme="minorEastAsia" w:csTheme="minorBidi"/>
+          <w:rFonts w:ascii="Consolas" w:hAnsi="Consolas"/>
+          <w:b w:val="0"/>
+          <w:i w:val="0"/>
           <w:sz w:val="19"/>
-          <w:szCs w:val="22"/>
         </w:rPr>
         <w:t>/forms/create-new/fill-pdf</w:t>
       </w:r>
       <w:r>
         <w:rPr>
-          <w:rFonts w:ascii="Calibri" w:hAnsi="Calibri" w:eastAsia="ＭＳ 明朝" w:cs="Calibri" w:eastAsiaTheme="minorEastAsia" w:csTheme="minorBidi"/>
-          <w:sz w:val="21"/>
-          <w:szCs w:val="22"/>
+          <w:b w:val="0"/>
+          <w:i w:val="0"/>
         </w:rPr>
         <w:t xml:space="preserve"> and </w:t>
       </w:r>
       <w:r>
         <w:rPr>
-          <w:rFonts w:ascii="Consolas" w:hAnsi="Consolas" w:eastAsia="ＭＳ 明朝" w:cs="Consolas" w:eastAsiaTheme="minorEastAsia" w:csTheme="minorBidi"/>
+          <w:rFonts w:ascii="Consolas" w:hAnsi="Consolas"/>
+          <w:b w:val="0"/>
+          <w:i w:val="0"/>
           <w:sz w:val="19"/>
-          <w:szCs w:val="22"/>
         </w:rPr>
         <w:t>/forms/create-new/fill-information</w:t>
       </w:r>
       <w:r>
         <w:rPr>
-          <w:rFonts w:ascii="Calibri" w:hAnsi="Calibri" w:eastAsia="ＭＳ 明朝" w:cs="Calibri" w:eastAsiaTheme="minorEastAsia" w:csTheme="minorBidi"/>
-          <w:sz w:val="21"/>
-          <w:szCs w:val="22"/>
-        </w:rPr>
-        <w:t xml:space="preserve"> → **legacy</w:t>
+          <w:b w:val="0"/>
+          <w:i w:val="0"/>
+        </w:rPr>
+        <w:t xml:space="preserve"> → </w:t>
+      </w:r>
+      <w:r>
+        <w:rPr>
+          <w:b/>
+          <w:i w:val="0"/>
+        </w:rPr>
+        <w:t>legacy routes, now redirect</w:t>
+      </w:r>
+      <w:r>
+        <w:rPr>
+          <w:b w:val="0"/>
+          <w:i w:val="0"/>
+        </w:rPr>
+        <w:t xml:space="preserve"> back to </w:t>
+      </w:r>
+      <w:r>
+        <w:rPr>
+          <w:rFonts w:ascii="Consolas" w:hAnsi="Consolas"/>
+          <w:b w:val="0"/>
+          <w:i w:val="0"/>
+          <w:sz w:val="19"/>
+        </w:rPr>
+        <w:t>/forms/create-new</w:t>
+      </w:r>
+      <w:r>
+        <w:rPr>
+          <w:b w:val="0"/>
+          <w:i w:val="0"/>
+        </w:rPr>
+        <w:t>.</w:t>
       </w:r>
     </w:p>
-    <w:p>
-      <w:pPr>
-        <w:spacing w:after="200" w:line="276" w:lineRule="auto"/>
-      </w:pPr>
-      <w:r>
-        <w:rPr>
-          <w:rFonts w:ascii="Calibri" w:hAnsi="Calibri" w:eastAsia="ＭＳ 明朝" w:cs="Calibri" w:eastAsiaTheme="minorEastAsia" w:csTheme="minorBidi"/>
-          <w:sz w:val="21"/>
-          <w:szCs w:val="22"/>
-        </w:rPr>
-        <w:t xml:space="preserve">routes, now redirect** back to </w:t>
-      </w:r>
-      <w:r>
-        <w:rPr>
-          <w:rFonts w:ascii="Consolas" w:hAnsi="Consolas" w:eastAsia="ＭＳ 明朝" w:cs="Consolas" w:eastAsiaTheme="minorEastAsia" w:csTheme="minorBidi"/>
-          <w:sz w:val="19"/>
-          <w:szCs w:val="22"/>
-        </w:rPr>
-        <w:t>/forms/create-new</w:t>
-      </w:r>
-      <w:r>
-        <w:rPr>
-          <w:rFonts w:ascii="Calibri" w:hAnsi="Calibri" w:eastAsia="ＭＳ 明朝" w:cs="Calibri" w:eastAsiaTheme="minorEastAsia" w:csTheme="minorBidi"/>
-          <w:sz w:val="21"/>
-          <w:szCs w:val="22"/>
-        </w:rPr>
-        <w:t>.</w:t>
-      </w:r>
-    </w:p>
-    <w:p>
-      <w:pPr>
-        <w:spacing w:after="200" w:line="276" w:lineRule="auto"/>
-      </w:pPr>
-    </w:p>
+    <w:p/>
     <w:p>
       <w:pPr>
         <w:pStyle w:val="Heading2"/>
       </w:pPr>
       <w:r>
-        <w:rPr>
-          <w:rFonts w:ascii="Calibri" w:hAnsi="Calibri" w:eastAsia="ＭＳ ゴシック" w:cs="Calibri" w:asciiTheme="majorHAnsi" w:hAnsiTheme="majorHAnsi" w:eastAsiaTheme="majorEastAsia" w:csTheme="majorBidi"/>
-          <w:b/>
-          <w:bCs/>
-          <w:color w:val="4F81BD" w:themeColor="accent1"/>
-          <w:sz w:val="26"/>
-          <w:szCs w:val="26"/>
-        </w:rPr>
         <w:t>Step 1 — Create new form(s)</w:t>
       </w:r>
     </w:p>
     <w:p>
-      <w:pPr>
-        <w:spacing w:after="200" w:line="276" w:lineRule="auto"/>
-      </w:pPr>
       <w:hyperlink r:id="rId10">
         <w:r>
           <w:rPr>
-            <w:rFonts w:ascii="Calibri" w:hAnsi="Calibri" w:eastAsia="ＭＳ 明朝" w:cs="Calibri" w:eastAsiaTheme="minorEastAsia" w:csTheme="minorBidi"/>
             <w:color w:val="0563C1"/>
-            <w:sz w:val="21"/>
-            <w:szCs w:val="22"/>
             <w:u w:val="single"/>
           </w:rPr>
           <w:t>CreateNewFormPage.jsx</w:t>
@@ -1141,9 +606,8 @@
       </w:hyperlink>
       <w:r>
         <w:rPr>
-          <w:rFonts w:ascii="Calibri" w:hAnsi="Calibri" w:eastAsia="ＭＳ 明朝" w:cs="Calibri" w:eastAsiaTheme="minorEastAsia" w:csTheme="minorBidi"/>
-          <w:sz w:val="21"/>
-          <w:szCs w:val="22"/>
+          <w:b w:val="0"/>
+          <w:i w:val="0"/>
         </w:rPr>
         <w:t xml:space="preserve"> is the entry point. Flow:</w:t>
       </w:r>
@@ -1151,60 +615,50 @@
     <w:p>
       <w:pPr>
         <w:pStyle w:val="ListNumber"/>
-        <w:ind w:left="360" w:hanging="360"/>
       </w:pPr>
       <w:r>
         <w:rPr>
-          <w:rFonts w:ascii="Calibri" w:hAnsi="Calibri" w:eastAsia="ＭＳ 明朝" w:cs="Calibri" w:eastAsiaTheme="minorEastAsia" w:csTheme="minorBidi"/>
           <w:b/>
-          <w:bCs/>
-          <w:sz w:val="21"/>
-          <w:szCs w:val="22"/>
+          <w:i w:val="0"/>
         </w:rPr>
         <w:t>Pick a matter.</w:t>
       </w:r>
       <w:r>
         <w:rPr>
-          <w:rFonts w:ascii="Calibri" w:hAnsi="Calibri" w:eastAsia="ＭＳ 明朝" w:cs="Calibri" w:eastAsiaTheme="minorEastAsia" w:csTheme="minorBidi"/>
-          <w:sz w:val="21"/>
-          <w:szCs w:val="22"/>
-        </w:rPr>
-        <w:t xml:space="preserve"> On mount it loads the user's matters via</w:t>
-      </w:r>
-    </w:p>
-    <w:p>
-      <w:pPr>
-        <w:spacing w:after="200" w:line="276" w:lineRule="auto"/>
-      </w:pPr>
-      <w:r>
-        <w:rPr>
-          <w:rFonts w:ascii="Consolas" w:hAnsi="Consolas" w:eastAsia="ＭＳ 明朝" w:cs="Consolas" w:eastAsiaTheme="minorEastAsia" w:csTheme="minorBidi"/>
+          <w:b w:val="0"/>
+          <w:i w:val="0"/>
+        </w:rPr>
+        <w:t xml:space="preserve"> On mount it loads the user's matters via </w:t>
+      </w:r>
+      <w:r>
+        <w:rPr>
+          <w:rFonts w:ascii="Consolas" w:hAnsi="Consolas"/>
+          <w:b w:val="0"/>
+          <w:i w:val="0"/>
           <w:sz w:val="19"/>
-          <w:szCs w:val="22"/>
         </w:rPr>
         <w:t>formsService.listMatters()</w:t>
       </w:r>
       <w:r>
         <w:rPr>
-          <w:rFonts w:ascii="Calibri" w:hAnsi="Calibri" w:eastAsia="ＭＳ 明朝" w:cs="Calibri" w:eastAsiaTheme="minorEastAsia" w:csTheme="minorBidi"/>
-          <w:sz w:val="21"/>
-          <w:szCs w:val="22"/>
+          <w:b w:val="0"/>
+          <w:i w:val="0"/>
         </w:rPr>
         <w:t xml:space="preserve"> into a dropdown. When arriving from a matter task, the matter number comes in through </w:t>
       </w:r>
       <w:r>
         <w:rPr>
-          <w:rFonts w:ascii="Consolas" w:hAnsi="Consolas" w:eastAsia="ＭＳ 明朝" w:cs="Consolas" w:eastAsiaTheme="minorEastAsia" w:csTheme="minorBidi"/>
+          <w:rFonts w:ascii="Consolas" w:hAnsi="Consolas"/>
+          <w:b w:val="0"/>
+          <w:i w:val="0"/>
           <w:sz w:val="19"/>
-          <w:szCs w:val="22"/>
         </w:rPr>
         <w:t>location.state.matterNumber</w:t>
       </w:r>
       <w:r>
         <w:rPr>
-          <w:rFonts w:ascii="Calibri" w:hAnsi="Calibri" w:eastAsia="ＭＳ 明朝" w:cs="Calibri" w:eastAsiaTheme="minorEastAsia" w:csTheme="minorBidi"/>
-          <w:sz w:val="21"/>
-          <w:szCs w:val="22"/>
+          <w:b w:val="0"/>
+          <w:i w:val="0"/>
         </w:rPr>
         <w:t xml:space="preserve"> and pre-fills the dropdown.</w:t>
       </w:r>
@@ -1212,78 +666,64 @@
     <w:p>
       <w:pPr>
         <w:pStyle w:val="ListNumber"/>
-        <w:ind w:left="360" w:hanging="360"/>
       </w:pPr>
       <w:r>
         <w:rPr>
-          <w:rFonts w:ascii="Calibri" w:hAnsi="Calibri" w:eastAsia="ＭＳ 明朝" w:cs="Calibri" w:eastAsiaTheme="minorEastAsia" w:csTheme="minorBidi"/>
           <w:b/>
-          <w:bCs/>
-          <w:sz w:val="21"/>
-          <w:szCs w:val="22"/>
+          <w:i w:val="0"/>
         </w:rPr>
         <w:t>Load matter context.</w:t>
       </w:r>
       <w:r>
         <w:rPr>
-          <w:rFonts w:ascii="Calibri" w:hAnsi="Calibri" w:eastAsia="ＭＳ 明朝" w:cs="Calibri" w:eastAsiaTheme="minorEastAsia" w:csTheme="minorBidi"/>
-          <w:sz w:val="21"/>
-          <w:szCs w:val="22"/>
+          <w:b w:val="0"/>
+          <w:i w:val="0"/>
         </w:rPr>
         <w:t xml:space="preserve"> Whenever </w:t>
       </w:r>
       <w:r>
         <w:rPr>
-          <w:rFonts w:ascii="Consolas" w:hAnsi="Consolas" w:eastAsia="ＭＳ 明朝" w:cs="Consolas" w:eastAsiaTheme="minorEastAsia" w:csTheme="minorBidi"/>
+          <w:rFonts w:ascii="Consolas" w:hAnsi="Consolas"/>
+          <w:b w:val="0"/>
+          <w:i w:val="0"/>
           <w:sz w:val="19"/>
-          <w:szCs w:val="22"/>
         </w:rPr>
         <w:t>formData.matterNumber</w:t>
       </w:r>
       <w:r>
         <w:rPr>
-          <w:rFonts w:ascii="Calibri" w:hAnsi="Calibri" w:eastAsia="ＭＳ 明朝" w:cs="Calibri" w:eastAsiaTheme="minorEastAsia" w:csTheme="minorBidi"/>
-          <w:sz w:val="21"/>
-          <w:szCs w:val="22"/>
-        </w:rPr>
-        <w:t xml:space="preserve"> changes, it calls</w:t>
-      </w:r>
-    </w:p>
-    <w:p>
-      <w:pPr>
-        <w:spacing w:after="200" w:line="276" w:lineRule="auto"/>
-      </w:pPr>
-      <w:r>
-        <w:rPr>
-          <w:rFonts w:ascii="Consolas" w:hAnsi="Consolas" w:eastAsia="ＭＳ 明朝" w:cs="Consolas" w:eastAsiaTheme="minorEastAsia" w:csTheme="minorBidi"/>
+          <w:b w:val="0"/>
+          <w:i w:val="0"/>
+        </w:rPr>
+        <w:t xml:space="preserve"> changes, it calls </w:t>
+      </w:r>
+      <w:r>
+        <w:rPr>
+          <w:rFonts w:ascii="Consolas" w:hAnsi="Consolas"/>
+          <w:b w:val="0"/>
+          <w:i w:val="0"/>
           <w:sz w:val="19"/>
-          <w:szCs w:val="22"/>
         </w:rPr>
         <w:t>formsService.getMatterContext(matterNumber)</w:t>
       </w:r>
       <w:r>
         <w:rPr>
-          <w:rFonts w:ascii="Calibri" w:hAnsi="Calibri" w:eastAsia="ＭＳ 明朝" w:cs="Calibri" w:eastAsiaTheme="minorEastAsia" w:csTheme="minorBidi"/>
-          <w:sz w:val="21"/>
-          <w:szCs w:val="22"/>
+          <w:b w:val="0"/>
+          <w:i w:val="0"/>
         </w:rPr>
         <w:t xml:space="preserve"> to get the matter's </w:t>
       </w:r>
       <w:r>
         <w:rPr>
-          <w:rFonts w:ascii="Calibri" w:hAnsi="Calibri" w:eastAsia="ＭＳ 明朝" w:cs="Calibri" w:eastAsiaTheme="minorEastAsia" w:csTheme="minorBidi"/>
           <w:b/>
-          <w:bCs/>
-          <w:sz w:val="21"/>
-          <w:szCs w:val="22"/>
+          <w:i w:val="0"/>
         </w:rPr>
         <w:t>province</w:t>
       </w:r>
       <w:r>
         <w:rPr>
-          <w:rFonts w:ascii="Calibri" w:hAnsi="Calibri" w:eastAsia="ＭＳ 明朝" w:cs="Calibri" w:eastAsiaTheme="minorEastAsia" w:csTheme="minorBidi"/>
-          <w:sz w:val="21"/>
-          <w:szCs w:val="22"/>
+          <w:b w:val="0"/>
+          <w:i w:val="0"/>
         </w:rPr>
         <w:t xml:space="preserve"> and client name. The province drives which forms are available.</w:t>
       </w:r>
@@ -1291,54 +731,41 @@
     <w:p>
       <w:pPr>
         <w:pStyle w:val="ListNumber"/>
-        <w:ind w:left="360" w:hanging="360"/>
       </w:pPr>
       <w:r>
         <w:rPr>
-          <w:rFonts w:ascii="Calibri" w:hAnsi="Calibri" w:eastAsia="ＭＳ 明朝" w:cs="Calibri" w:eastAsiaTheme="minorEastAsia" w:csTheme="minorBidi"/>
           <w:b/>
-          <w:bCs/>
-          <w:sz w:val="21"/>
-          <w:szCs w:val="22"/>
+          <w:i w:val="0"/>
         </w:rPr>
         <w:t>Load the form catalog for that province.</w:t>
       </w:r>
       <w:r>
         <w:rPr>
-          <w:rFonts w:ascii="Calibri" w:hAnsi="Calibri" w:eastAsia="ＭＳ 明朝" w:cs="Calibri" w:eastAsiaTheme="minorEastAsia" w:csTheme="minorBidi"/>
-          <w:sz w:val="21"/>
-          <w:szCs w:val="22"/>
+          <w:b w:val="0"/>
+          <w:i w:val="0"/>
         </w:rPr>
         <w:t xml:space="preserve"> </w:t>
       </w:r>
       <w:r>
         <w:rPr>
-          <w:rFonts w:ascii="Consolas" w:hAnsi="Consolas" w:eastAsia="ＭＳ 明朝" w:cs="Consolas" w:eastAsiaTheme="minorEastAsia" w:csTheme="minorBidi"/>
+          <w:rFonts w:ascii="Consolas" w:hAnsi="Consolas"/>
+          <w:b w:val="0"/>
+          <w:i w:val="0"/>
           <w:sz w:val="19"/>
-          <w:szCs w:val="22"/>
         </w:rPr>
         <w:t>FormsArray(province, true, true)</w:t>
       </w:r>
       <w:r>
         <w:rPr>
-          <w:rFonts w:ascii="Calibri" w:hAnsi="Calibri" w:eastAsia="ＭＳ 明朝" w:cs="Calibri" w:eastAsiaTheme="minorEastAsia" w:csTheme="minorBidi"/>
-          <w:sz w:val="21"/>
-          <w:szCs w:val="22"/>
-        </w:rPr>
-        <w:t xml:space="preserve"> from</w:t>
-      </w:r>
-    </w:p>
-    <w:p>
-      <w:pPr>
-        <w:spacing w:after="200" w:line="276" w:lineRule="auto"/>
-      </w:pPr>
+          <w:b w:val="0"/>
+          <w:i w:val="0"/>
+        </w:rPr>
+        <w:t xml:space="preserve"> from </w:t>
+      </w:r>
       <w:hyperlink r:id="rId13">
         <w:r>
           <w:rPr>
-            <w:rFonts w:ascii="Calibri" w:hAnsi="Calibri" w:eastAsia="ＭＳ 明朝" w:cs="Calibri" w:eastAsiaTheme="minorEastAsia" w:csTheme="minorBidi"/>
             <w:color w:val="0563C1"/>
-            <w:sz w:val="21"/>
-            <w:szCs w:val="22"/>
             <w:u w:val="single"/>
           </w:rPr>
           <w:t>MatterFormData.jsx</w:t>
@@ -1346,107 +773,102 @@
       </w:hyperlink>
       <w:r>
         <w:rPr>
-          <w:rFonts w:ascii="Calibri" w:hAnsi="Calibri" w:eastAsia="ＭＳ 明朝" w:cs="Calibri" w:eastAsiaTheme="minorEastAsia" w:csTheme="minorBidi"/>
-          <w:sz w:val="21"/>
-          <w:szCs w:val="22"/>
+          <w:b w:val="0"/>
+          <w:i w:val="0"/>
         </w:rPr>
         <w:t xml:space="preserve"> hits </w:t>
       </w:r>
       <w:r>
         <w:rPr>
-          <w:rFonts w:ascii="Consolas" w:hAnsi="Consolas" w:eastAsia="ＭＳ 明朝" w:cs="Consolas" w:eastAsiaTheme="minorEastAsia" w:csTheme="minorBidi"/>
+          <w:rFonts w:ascii="Consolas" w:hAnsi="Consolas"/>
+          <w:b w:val="0"/>
+          <w:i w:val="0"/>
           <w:sz w:val="19"/>
-          <w:szCs w:val="22"/>
         </w:rPr>
         <w:t>GET /forms?province=&lt;XX&gt;&amp;production_ready=true&amp;mapping_ready=true</w:t>
       </w:r>
       <w:r>
         <w:rPr>
-          <w:rFonts w:ascii="Calibri" w:hAnsi="Calibri" w:eastAsia="ＭＳ 明朝" w:cs="Calibri" w:eastAsiaTheme="minorEastAsia" w:csTheme="minorBidi"/>
-          <w:sz w:val="21"/>
-          <w:szCs w:val="22"/>
+          <w:b w:val="0"/>
+          <w:i w:val="0"/>
         </w:rPr>
         <w:t>. It normalizes province names (</w:t>
       </w:r>
       <w:r>
         <w:rPr>
-          <w:rFonts w:ascii="Consolas" w:hAnsi="Consolas" w:eastAsia="ＭＳ 明朝" w:cs="Consolas" w:eastAsiaTheme="minorEastAsia" w:csTheme="minorBidi"/>
+          <w:rFonts w:ascii="Consolas" w:hAnsi="Consolas"/>
+          <w:b w:val="0"/>
+          <w:i w:val="0"/>
           <w:sz w:val="19"/>
-          <w:szCs w:val="22"/>
         </w:rPr>
         <w:t>ontario → ON</w:t>
       </w:r>
       <w:r>
         <w:rPr>
-          <w:rFonts w:ascii="Calibri" w:hAnsi="Calibri" w:eastAsia="ＭＳ 明朝" w:cs="Calibri" w:eastAsiaTheme="minorEastAsia" w:csTheme="minorBidi"/>
-          <w:sz w:val="21"/>
-          <w:szCs w:val="22"/>
+          <w:b w:val="0"/>
+          <w:i w:val="0"/>
         </w:rPr>
         <w:t xml:space="preserve">, </w:t>
       </w:r>
       <w:r>
         <w:rPr>
-          <w:rFonts w:ascii="Consolas" w:hAnsi="Consolas" w:eastAsia="ＭＳ 明朝" w:cs="Consolas" w:eastAsiaTheme="minorEastAsia" w:csTheme="minorBidi"/>
+          <w:rFonts w:ascii="Consolas" w:hAnsi="Consolas"/>
+          <w:b w:val="0"/>
+          <w:i w:val="0"/>
           <w:sz w:val="19"/>
-          <w:szCs w:val="22"/>
         </w:rPr>
         <w:t>alberta → AB</w:t>
       </w:r>
       <w:r>
         <w:rPr>
-          <w:rFonts w:ascii="Calibri" w:hAnsi="Calibri" w:eastAsia="ＭＳ 明朝" w:cs="Calibri" w:eastAsiaTheme="minorEastAsia" w:csTheme="minorBidi"/>
-          <w:sz w:val="21"/>
-          <w:szCs w:val="22"/>
+          <w:b w:val="0"/>
+          <w:i w:val="0"/>
         </w:rPr>
         <w:t xml:space="preserve">, </w:t>
       </w:r>
       <w:r>
         <w:rPr>
-          <w:rFonts w:ascii="Consolas" w:hAnsi="Consolas" w:eastAsia="ＭＳ 明朝" w:cs="Consolas" w:eastAsiaTheme="minorEastAsia" w:csTheme="minorBidi"/>
+          <w:rFonts w:ascii="Consolas" w:hAnsi="Consolas"/>
+          <w:b w:val="0"/>
+          <w:i w:val="0"/>
           <w:sz w:val="19"/>
-          <w:szCs w:val="22"/>
         </w:rPr>
         <w:t>british columbia → BC</w:t>
       </w:r>
       <w:r>
         <w:rPr>
-          <w:rFonts w:ascii="Calibri" w:hAnsi="Calibri" w:eastAsia="ＭＳ 明朝" w:cs="Calibri" w:eastAsiaTheme="minorEastAsia" w:csTheme="minorBidi"/>
-          <w:sz w:val="21"/>
-          <w:szCs w:val="22"/>
+          <w:b w:val="0"/>
+          <w:i w:val="0"/>
         </w:rPr>
         <w:t xml:space="preserve">) and groups the returned templates into </w:t>
       </w:r>
       <w:r>
         <w:rPr>
-          <w:rFonts w:ascii="Calibri" w:hAnsi="Calibri" w:eastAsia="ＭＳ 明朝" w:cs="Calibri" w:eastAsiaTheme="minorEastAsia" w:csTheme="minorBidi"/>
           <w:b/>
-          <w:bCs/>
-          <w:sz w:val="21"/>
-          <w:szCs w:val="22"/>
+          <w:i w:val="0"/>
         </w:rPr>
         <w:t>category folders</w:t>
       </w:r>
       <w:r>
         <w:rPr>
-          <w:rFonts w:ascii="Calibri" w:hAnsi="Calibri" w:eastAsia="ＭＳ 明朝" w:cs="Calibri" w:eastAsiaTheme="minorEastAsia" w:csTheme="minorBidi"/>
-          <w:sz w:val="21"/>
-          <w:szCs w:val="22"/>
+          <w:b w:val="0"/>
+          <w:i w:val="0"/>
         </w:rPr>
         <w:t xml:space="preserve"> dynamically (ordered by the API's </w:t>
       </w:r>
       <w:r>
         <w:rPr>
-          <w:rFonts w:ascii="Consolas" w:hAnsi="Consolas" w:eastAsia="ＭＳ 明朝" w:cs="Consolas" w:eastAsiaTheme="minorEastAsia" w:csTheme="minorBidi"/>
+          <w:rFonts w:ascii="Consolas" w:hAnsi="Consolas"/>
+          <w:b w:val="0"/>
+          <w:i w:val="0"/>
           <w:sz w:val="19"/>
-          <w:szCs w:val="22"/>
         </w:rPr>
         <w:t>sortOrder</w:t>
       </w:r>
       <w:r>
         <w:rPr>
-          <w:rFonts w:ascii="Calibri" w:hAnsi="Calibri" w:eastAsia="ＭＳ 明朝" w:cs="Calibri" w:eastAsiaTheme="minorEastAsia" w:csTheme="minorBidi"/>
-          <w:sz w:val="21"/>
-          <w:szCs w:val="22"/>
+          <w:b w:val="0"/>
+          <w:i w:val="0"/>
         </w:rPr>
         <w:t>, then title) — so any catalogued category becomes its own folder, not just a hardcoded Divorce / Child-Protection pair.</w:t>
       </w:r>
@@ -1454,68 +876,50 @@
     <w:p>
       <w:pPr>
         <w:pStyle w:val="ListNumber"/>
-        <w:ind w:left="360" w:hanging="360"/>
       </w:pPr>
       <w:r>
         <w:rPr>
-          <w:rFonts w:ascii="Calibri" w:hAnsi="Calibri" w:eastAsia="ＭＳ 明朝" w:cs="Calibri" w:eastAsiaTheme="minorEastAsia" w:csTheme="minorBidi"/>
           <w:b/>
-          <w:bCs/>
-          <w:sz w:val="21"/>
-          <w:szCs w:val="22"/>
+          <w:i w:val="0"/>
         </w:rPr>
         <w:t>Pick / create a folder.</w:t>
       </w:r>
       <w:r>
         <w:rPr>
-          <w:rFonts w:ascii="Calibri" w:hAnsi="Calibri" w:eastAsia="ＭＳ 明朝" w:cs="Calibri" w:eastAsiaTheme="minorEastAsia" w:csTheme="minorBidi"/>
-          <w:sz w:val="21"/>
-          <w:szCs w:val="22"/>
-        </w:rPr>
-        <w:t xml:space="preserve"> Forms must be saved into a folder. The page lists</w:t>
-      </w:r>
-    </w:p>
-    <w:p>
-      <w:pPr>
-        <w:spacing w:after="200" w:line="276" w:lineRule="auto"/>
-      </w:pPr>
-      <w:r>
-        <w:rPr>
-          <w:rFonts w:ascii="Calibri" w:hAnsi="Calibri" w:eastAsia="ＭＳ 明朝" w:cs="Calibri" w:eastAsiaTheme="minorEastAsia" w:csTheme="minorBidi"/>
-          <w:sz w:val="21"/>
-          <w:szCs w:val="22"/>
-        </w:rPr>
-        <w:t>existing folders (</w:t>
-      </w:r>
-      <w:r>
-        <w:rPr>
-          <w:rFonts w:ascii="Consolas" w:hAnsi="Consolas" w:eastAsia="ＭＳ 明朝" w:cs="Consolas" w:eastAsiaTheme="minorEastAsia" w:csTheme="minorBidi"/>
+          <w:b w:val="0"/>
+          <w:i w:val="0"/>
+        </w:rPr>
+        <w:t xml:space="preserve"> Forms must be saved into a folder. The page lists existing folders (</w:t>
+      </w:r>
+      <w:r>
+        <w:rPr>
+          <w:rFonts w:ascii="Consolas" w:hAnsi="Consolas"/>
+          <w:b w:val="0"/>
+          <w:i w:val="0"/>
           <w:sz w:val="19"/>
-          <w:szCs w:val="22"/>
         </w:rPr>
         <w:t>formsService.listFolders</w:t>
       </w:r>
       <w:r>
         <w:rPr>
-          <w:rFonts w:ascii="Calibri" w:hAnsi="Calibri" w:eastAsia="ＭＳ 明朝" w:cs="Calibri" w:eastAsiaTheme="minorEastAsia" w:csTheme="minorBidi"/>
-          <w:sz w:val="21"/>
-          <w:szCs w:val="22"/>
+          <w:b w:val="0"/>
+          <w:i w:val="0"/>
         </w:rPr>
         <w:t>) and lets you create one (</w:t>
       </w:r>
       <w:r>
         <w:rPr>
-          <w:rFonts w:ascii="Consolas" w:hAnsi="Consolas" w:eastAsia="ＭＳ 明朝" w:cs="Consolas" w:eastAsiaTheme="minorEastAsia" w:csTheme="minorBidi"/>
+          <w:rFonts w:ascii="Consolas" w:hAnsi="Consolas"/>
+          <w:b w:val="0"/>
+          <w:i w:val="0"/>
           <w:sz w:val="19"/>
-          <w:szCs w:val="22"/>
         </w:rPr>
         <w:t>formsService.createFolder</w:t>
       </w:r>
       <w:r>
         <w:rPr>
-          <w:rFonts w:ascii="Calibri" w:hAnsi="Calibri" w:eastAsia="ＭＳ 明朝" w:cs="Calibri" w:eastAsiaTheme="minorEastAsia" w:csTheme="minorBidi"/>
-          <w:sz w:val="21"/>
-          <w:szCs w:val="22"/>
+          <w:b w:val="0"/>
+          <w:i w:val="0"/>
         </w:rPr>
         <w:t>). You can't create forms without selecting a folder.</w:t>
       </w:r>
@@ -1523,68 +927,50 @@
     <w:p>
       <w:pPr>
         <w:pStyle w:val="ListNumber"/>
-        <w:ind w:left="360" w:hanging="360"/>
       </w:pPr>
       <w:r>
         <w:rPr>
-          <w:rFonts w:ascii="Calibri" w:hAnsi="Calibri" w:eastAsia="ＭＳ 明朝" w:cs="Calibri" w:eastAsiaTheme="minorEastAsia" w:csTheme="minorBidi"/>
           <w:b/>
-          <w:bCs/>
-          <w:sz w:val="21"/>
-          <w:szCs w:val="22"/>
+          <w:i w:val="0"/>
         </w:rPr>
         <w:t>Select forms.</w:t>
       </w:r>
       <w:r>
         <w:rPr>
-          <w:rFonts w:ascii="Calibri" w:hAnsi="Calibri" w:eastAsia="ＭＳ 明朝" w:cs="Calibri" w:eastAsiaTheme="minorEastAsia" w:csTheme="minorBidi"/>
-          <w:sz w:val="21"/>
-          <w:szCs w:val="22"/>
-        </w:rPr>
-        <w:t xml:space="preserve"> Clicking a category opens the "Add Forms" modal</w:t>
-      </w:r>
-    </w:p>
-    <w:p>
-      <w:pPr>
-        <w:spacing w:after="200" w:line="276" w:lineRule="auto"/>
-      </w:pPr>
-      <w:r>
-        <w:rPr>
-          <w:rFonts w:ascii="Calibri" w:hAnsi="Calibri" w:eastAsia="ＭＳ 明朝" w:cs="Calibri" w:eastAsiaTheme="minorEastAsia" w:csTheme="minorBidi"/>
-          <w:sz w:val="21"/>
-          <w:szCs w:val="22"/>
-        </w:rPr>
-        <w:t>(</w:t>
-      </w:r>
-      <w:r>
-        <w:rPr>
-          <w:rFonts w:ascii="Consolas" w:hAnsi="Consolas" w:eastAsia="ＭＳ 明朝" w:cs="Consolas" w:eastAsiaTheme="minorEastAsia" w:csTheme="minorBidi"/>
+          <w:b w:val="0"/>
+          <w:i w:val="0"/>
+        </w:rPr>
+        <w:t xml:space="preserve"> Clicking a category opens the "Add Forms" modal (</w:t>
+      </w:r>
+      <w:r>
+        <w:rPr>
+          <w:rFonts w:ascii="Consolas" w:hAnsi="Consolas"/>
+          <w:b w:val="0"/>
+          <w:i w:val="0"/>
           <w:sz w:val="19"/>
-          <w:szCs w:val="22"/>
         </w:rPr>
         <w:t>GeneralModal</w:t>
       </w:r>
       <w:r>
         <w:rPr>
-          <w:rFonts w:ascii="Calibri" w:hAnsi="Calibri" w:eastAsia="ＭＳ 明朝" w:cs="Calibri" w:eastAsiaTheme="minorEastAsia" w:csTheme="minorBidi"/>
-          <w:sz w:val="21"/>
-          <w:szCs w:val="22"/>
+          <w:b w:val="0"/>
+          <w:i w:val="0"/>
         </w:rPr>
         <w:t xml:space="preserve">), which has a searchable list of that category's forms with checkboxes. Selected forms show as chips on the main page (removable via the ✕). Only </w:t>
       </w:r>
       <w:r>
         <w:rPr>
-          <w:rFonts w:ascii="Consolas" w:hAnsi="Consolas" w:eastAsia="ＭＳ 明朝" w:cs="Consolas" w:eastAsiaTheme="minorEastAsia" w:csTheme="minorBidi"/>
+          <w:rFonts w:ascii="Consolas" w:hAnsi="Consolas"/>
+          <w:b w:val="0"/>
+          <w:i w:val="0"/>
           <w:sz w:val="19"/>
-          <w:szCs w:val="22"/>
         </w:rPr>
         <w:t>status === "active"</w:t>
       </w:r>
       <w:r>
         <w:rPr>
-          <w:rFonts w:ascii="Calibri" w:hAnsi="Calibri" w:eastAsia="ＭＳ 明朝" w:cs="Calibri" w:eastAsiaTheme="minorEastAsia" w:csTheme="minorBidi"/>
-          <w:sz w:val="21"/>
-          <w:szCs w:val="22"/>
+          <w:b w:val="0"/>
+          <w:i w:val="0"/>
         </w:rPr>
         <w:t xml:space="preserve"> forms are offered.</w:t>
       </w:r>
@@ -1592,167 +978,146 @@
     <w:p>
       <w:pPr>
         <w:pStyle w:val="ListNumber"/>
-        <w:ind w:left="360" w:hanging="360"/>
       </w:pPr>
       <w:r>
         <w:rPr>
-          <w:rFonts w:ascii="Calibri" w:hAnsi="Calibri" w:eastAsia="ＭＳ 明朝" w:cs="Calibri" w:eastAsiaTheme="minorEastAsia" w:csTheme="minorBidi"/>
           <w:b/>
-          <w:bCs/>
-          <w:sz w:val="21"/>
-          <w:szCs w:val="22"/>
+          <w:i w:val="0"/>
         </w:rPr>
         <w:t>Create.</w:t>
       </w:r>
       <w:r>
         <w:rPr>
-          <w:rFonts w:ascii="Calibri" w:hAnsi="Calibri" w:eastAsia="ＭＳ 明朝" w:cs="Calibri" w:eastAsiaTheme="minorEastAsia" w:csTheme="minorBidi"/>
-          <w:sz w:val="21"/>
-          <w:szCs w:val="22"/>
+          <w:b w:val="0"/>
+          <w:i w:val="0"/>
         </w:rPr>
         <w:t xml:space="preserve"> </w:t>
       </w:r>
       <w:r>
         <w:rPr>
-          <w:rFonts w:ascii="Consolas" w:hAnsi="Consolas" w:eastAsia="ＭＳ 明朝" w:cs="Consolas" w:eastAsiaTheme="minorEastAsia" w:csTheme="minorBidi"/>
+          <w:rFonts w:ascii="Consolas" w:hAnsi="Consolas"/>
+          <w:b w:val="0"/>
+          <w:i w:val="0"/>
           <w:sz w:val="19"/>
-          <w:szCs w:val="22"/>
         </w:rPr>
         <w:t>handleCreateNewFormSubmit</w:t>
       </w:r>
       <w:r>
         <w:rPr>
-          <w:rFonts w:ascii="Calibri" w:hAnsi="Calibri" w:eastAsia="ＭＳ 明朝" w:cs="Calibri" w:eastAsiaTheme="minorEastAsia" w:csTheme="minorBidi"/>
-          <w:sz w:val="21"/>
-          <w:szCs w:val="22"/>
-        </w:rPr>
-        <w:t xml:space="preserve"> gathers every checked form and calls</w:t>
+          <w:b w:val="0"/>
+          <w:i w:val="0"/>
+        </w:rPr>
+        <w:t xml:space="preserve"> gathers every checked form and calls </w:t>
+      </w:r>
+      <w:r>
+        <w:rPr>
+          <w:rFonts w:ascii="Consolas" w:hAnsi="Consolas"/>
+          <w:b w:val="0"/>
+          <w:i w:val="0"/>
+          <w:sz w:val="19"/>
+        </w:rPr>
+        <w:t>formsService.createDocuments(matterNumber, folderId, templateIds)</w:t>
+      </w:r>
+      <w:r>
+        <w:rPr>
+          <w:b w:val="0"/>
+          <w:i w:val="0"/>
+        </w:rPr>
+        <w:t xml:space="preserve">. That returns the newly-created </w:t>
+      </w:r>
+      <w:r>
+        <w:rPr>
+          <w:b/>
+          <w:i w:val="0"/>
+        </w:rPr>
+        <w:t>document</w:t>
+      </w:r>
+      <w:r>
+        <w:rPr>
+          <w:b w:val="0"/>
+          <w:i w:val="0"/>
+        </w:rPr>
+        <w:t xml:space="preserve"> records; the page navigates to the first one at </w:t>
+      </w:r>
+      <w:r>
+        <w:rPr>
+          <w:rFonts w:ascii="Consolas" w:hAnsi="Consolas"/>
+          <w:b w:val="0"/>
+          <w:i w:val="0"/>
+          <w:sz w:val="19"/>
+        </w:rPr>
+        <w:t>/matters/&lt;matterNumber&gt;/forms/&lt;documentId&gt;</w:t>
+      </w:r>
+      <w:r>
+        <w:rPr>
+          <w:b w:val="0"/>
+          <w:i w:val="0"/>
+        </w:rPr>
+        <w:t xml:space="preserve"> — i.e. straight into the editor.</w:t>
       </w:r>
     </w:p>
     <w:p>
-      <w:pPr>
-        <w:spacing w:after="200" w:line="276" w:lineRule="auto"/>
-      </w:pPr>
-      <w:r>
-        <w:rPr>
-          <w:rFonts w:ascii="Consolas" w:hAnsi="Consolas" w:eastAsia="ＭＳ 明朝" w:cs="Consolas" w:eastAsiaTheme="minorEastAsia" w:csTheme="minorBidi"/>
+      <w:r>
+        <w:rPr>
+          <w:rFonts w:ascii="Consolas" w:hAnsi="Consolas"/>
+          <w:b w:val="0"/>
+          <w:i w:val="0"/>
           <w:sz w:val="19"/>
-          <w:szCs w:val="22"/>
-        </w:rPr>
-        <w:t>formsService.createDocuments(matterNumber, folderId, templateIds)</w:t>
-      </w:r>
-      <w:r>
-        <w:rPr>
-          <w:rFonts w:ascii="Calibri" w:hAnsi="Calibri" w:eastAsia="ＭＳ 明朝" w:cs="Calibri" w:eastAsiaTheme="minorEastAsia" w:csTheme="minorBidi"/>
-          <w:sz w:val="21"/>
-          <w:szCs w:val="22"/>
-        </w:rPr>
-        <w:t xml:space="preserve">. That returns the newly-created </w:t>
-      </w:r>
-      <w:r>
-        <w:rPr>
-          <w:rFonts w:ascii="Calibri" w:hAnsi="Calibri" w:eastAsia="ＭＳ 明朝" w:cs="Calibri" w:eastAsiaTheme="minorEastAsia" w:csTheme="minorBidi"/>
-          <w:b/>
-          <w:bCs/>
-          <w:sz w:val="21"/>
-          <w:szCs w:val="22"/>
-        </w:rPr>
-        <w:t>document</w:t>
-      </w:r>
-      <w:r>
-        <w:rPr>
-          <w:rFonts w:ascii="Calibri" w:hAnsi="Calibri" w:eastAsia="ＭＳ 明朝" w:cs="Calibri" w:eastAsiaTheme="minorEastAsia" w:csTheme="minorBidi"/>
-          <w:sz w:val="21"/>
-          <w:szCs w:val="22"/>
-        </w:rPr>
-        <w:t xml:space="preserve"> records; the page navigates to the first one at </w:t>
-      </w:r>
-      <w:r>
-        <w:rPr>
-          <w:rFonts w:ascii="Consolas" w:hAnsi="Consolas" w:eastAsia="ＭＳ 明朝" w:cs="Consolas" w:eastAsiaTheme="minorEastAsia" w:csTheme="minorBidi"/>
+        </w:rPr>
+        <w:t>production_ready</w:t>
+      </w:r>
+      <w:r>
+        <w:rPr>
+          <w:b w:val="0"/>
+          <w:i w:val="0"/>
+        </w:rPr>
+        <w:t xml:space="preserve"> / </w:t>
+      </w:r>
+      <w:r>
+        <w:rPr>
+          <w:rFonts w:ascii="Consolas" w:hAnsi="Consolas"/>
+          <w:b w:val="0"/>
+          <w:i w:val="0"/>
           <w:sz w:val="19"/>
-          <w:szCs w:val="22"/>
-        </w:rPr>
-        <w:t>/matters/&lt;matterNumber&gt;/forms/&lt;documentId&gt;</w:t>
-      </w:r>
-      <w:r>
-        <w:rPr>
-          <w:rFonts w:ascii="Calibri" w:hAnsi="Calibri" w:eastAsia="ＭＳ 明朝" w:cs="Calibri" w:eastAsiaTheme="minorEastAsia" w:csTheme="minorBidi"/>
-          <w:sz w:val="21"/>
-          <w:szCs w:val="22"/>
-        </w:rPr>
-        <w:t xml:space="preserve"> — i.e. straight into the editor.</w:t>
+        </w:rPr>
+        <w:t>mapping_ready</w:t>
+      </w:r>
+      <w:r>
+        <w:rPr>
+          <w:b w:val="0"/>
+          <w:i w:val="0"/>
+        </w:rPr>
+        <w:t xml:space="preserve"> filters ensure only forms that are actually finished </w:t>
+      </w:r>
+      <w:r>
+        <w:rPr>
+          <w:b w:val="0"/>
+          <w:i/>
+        </w:rPr>
+        <w:t>and</w:t>
+      </w:r>
+      <w:r>
+        <w:rPr>
+          <w:b w:val="0"/>
+          <w:i w:val="0"/>
+        </w:rPr>
+        <w:t xml:space="preserve"> have a working field mapping are offered — see the migration status in the project's forms migration notes.</w:t>
       </w:r>
     </w:p>
-    <w:p>
-      <w:pPr>
-        <w:spacing w:after="200" w:line="276" w:lineRule="auto"/>
-      </w:pPr>
-      <w:r>
-        <w:rPr>
-          <w:rFonts w:ascii="Consolas" w:hAnsi="Consolas" w:eastAsia="ＭＳ 明朝" w:cs="Consolas" w:eastAsiaTheme="minorEastAsia" w:csTheme="minorBidi"/>
-          <w:sz w:val="19"/>
-          <w:szCs w:val="22"/>
-        </w:rPr>
-        <w:t>production_ready</w:t>
-      </w:r>
-      <w:r>
-        <w:rPr>
-          <w:rFonts w:ascii="Calibri" w:hAnsi="Calibri" w:eastAsia="ＭＳ 明朝" w:cs="Calibri" w:eastAsiaTheme="minorEastAsia" w:csTheme="minorBidi"/>
-          <w:sz w:val="21"/>
-          <w:szCs w:val="22"/>
-        </w:rPr>
-        <w:t xml:space="preserve"> / </w:t>
-      </w:r>
-      <w:r>
-        <w:rPr>
-          <w:rFonts w:ascii="Consolas" w:hAnsi="Consolas" w:eastAsia="ＭＳ 明朝" w:cs="Consolas" w:eastAsiaTheme="minorEastAsia" w:csTheme="minorBidi"/>
-          <w:sz w:val="19"/>
-          <w:szCs w:val="22"/>
-        </w:rPr>
-        <w:t>mapping_ready</w:t>
-      </w:r>
-      <w:r>
-        <w:rPr>
-          <w:rFonts w:ascii="Calibri" w:hAnsi="Calibri" w:eastAsia="ＭＳ 明朝" w:cs="Calibri" w:eastAsiaTheme="minorEastAsia" w:csTheme="minorBidi"/>
-          <w:sz w:val="21"/>
-          <w:szCs w:val="22"/>
-        </w:rPr>
-        <w:t xml:space="preserve"> filters ensure only forms that are actually finished *and* have a working field mapping are offered — see the migration status in the project's forms migration notes.</w:t>
-      </w:r>
-    </w:p>
-    <w:p>
-      <w:pPr>
-        <w:spacing w:after="200" w:line="276" w:lineRule="auto"/>
-      </w:pPr>
-    </w:p>
+    <w:p/>
     <w:p>
       <w:pPr>
         <w:pStyle w:val="Heading2"/>
       </w:pPr>
       <w:r>
-        <w:rPr>
-          <w:rFonts w:ascii="Calibri" w:hAnsi="Calibri" w:eastAsia="ＭＳ ゴシック" w:cs="Calibri" w:asciiTheme="majorHAnsi" w:hAnsiTheme="majorHAnsi" w:eastAsiaTheme="majorEastAsia" w:csTheme="majorBidi"/>
-          <w:b/>
-          <w:bCs/>
-          <w:color w:val="4F81BD" w:themeColor="accent1"/>
-          <w:sz w:val="26"/>
-          <w:szCs w:val="26"/>
-        </w:rPr>
         <w:t>Step 2 — Fill / view a form</w:t>
       </w:r>
     </w:p>
     <w:p>
-      <w:pPr>
-        <w:spacing w:after="200" w:line="276" w:lineRule="auto"/>
-      </w:pPr>
       <w:hyperlink r:id="rId9">
         <w:r>
           <w:rPr>
-            <w:rFonts w:ascii="Calibri" w:hAnsi="Calibri" w:eastAsia="ＭＳ 明朝" w:cs="Calibri" w:eastAsiaTheme="minorEastAsia" w:csTheme="minorBidi"/>
             <w:color w:val="0563C1"/>
-            <w:sz w:val="21"/>
-            <w:szCs w:val="22"/>
             <w:u w:val="single"/>
           </w:rPr>
           <w:t>FillPdf.jsx</w:t>
@@ -1760,45 +1125,40 @@
       </w:hyperlink>
       <w:r>
         <w:rPr>
-          <w:rFonts w:ascii="Calibri" w:hAnsi="Calibri" w:eastAsia="ＭＳ 明朝" w:cs="Calibri" w:eastAsiaTheme="minorEastAsia" w:csTheme="minorBidi"/>
-          <w:sz w:val="21"/>
-          <w:szCs w:val="22"/>
+          <w:b w:val="0"/>
+          <w:i w:val="0"/>
         </w:rPr>
         <w:t xml:space="preserve"> is the editor. It's a big file, but most of its length is the </w:t>
       </w:r>
       <w:r>
         <w:rPr>
-          <w:rFonts w:ascii="Calibri" w:hAnsi="Calibri" w:eastAsia="ＭＳ 明朝" w:cs="Calibri" w:eastAsiaTheme="minorEastAsia" w:csTheme="minorBidi"/>
           <w:b/>
-          <w:bCs/>
-          <w:sz w:val="21"/>
-          <w:szCs w:val="22"/>
+          <w:i w:val="0"/>
         </w:rPr>
         <w:t>retired legacy prefill engine</w:t>
       </w:r>
       <w:r>
         <w:rPr>
-          <w:rFonts w:ascii="Calibri" w:hAnsi="Calibri" w:eastAsia="ＭＳ 明朝" w:cs="Calibri" w:eastAsiaTheme="minorEastAsia" w:csTheme="minorBidi"/>
-          <w:sz w:val="21"/>
-          <w:szCs w:val="22"/>
+          <w:b w:val="0"/>
+          <w:i w:val="0"/>
         </w:rPr>
         <w:t xml:space="preserve"> (a ~1,400-line commented-out block, </w:t>
       </w:r>
       <w:r>
         <w:rPr>
-          <w:rFonts w:ascii="Consolas" w:hAnsi="Consolas" w:eastAsia="ＭＳ 明朝" w:cs="Consolas" w:eastAsiaTheme="minorEastAsia" w:csTheme="minorBidi"/>
+          <w:rFonts w:ascii="Consolas" w:hAnsi="Consolas"/>
+          <w:b w:val="0"/>
+          <w:i w:val="0"/>
           <w:sz w:val="19"/>
-          <w:szCs w:val="22"/>
         </w:rPr>
         <w:t>bindFieldsToData</w:t>
       </w:r>
       <w:r>
         <w:rPr>
-          <w:rFonts w:ascii="Calibri" w:hAnsi="Calibri" w:eastAsia="ＭＳ 明朝" w:cs="Calibri" w:eastAsiaTheme="minorEastAsia" w:csTheme="minorBidi"/>
-          <w:sz w:val="21"/>
-          <w:szCs w:val="22"/>
-        </w:rPr>
-        <w:t xml:space="preserve"> and friends). The live logic is at the top and bottom of the file. The legacy code was from the migrated old SASS platform, and is there for reference. </w:t>
+          <w:b w:val="0"/>
+          <w:i w:val="0"/>
+        </w:rPr>
+        <w:t xml:space="preserve"> and friends). The live logic is at the top and bottom of the file.</w:t>
       </w:r>
     </w:p>
     <w:p>
@@ -1806,58 +1166,46 @@
         <w:pStyle w:val="Heading3"/>
       </w:pPr>
       <w:r>
-        <w:rPr>
-          <w:rFonts w:ascii="Calibri" w:hAnsi="Calibri" w:eastAsia="ＭＳ ゴシック" w:cs="Calibri" w:asciiTheme="majorHAnsi" w:hAnsiTheme="majorHAnsi" w:eastAsiaTheme="majorEastAsia" w:csTheme="majorBidi"/>
-          <w:b/>
-          <w:bCs/>
-          <w:color w:val="4F81BD" w:themeColor="accent1"/>
-          <w:sz w:val="21"/>
-          <w:szCs w:val="22"/>
-        </w:rPr>
         <w:t>Loading a document</w:t>
       </w:r>
     </w:p>
     <w:p>
-      <w:pPr>
-        <w:spacing w:after="200" w:line="276" w:lineRule="auto"/>
-      </w:pPr>
-      <w:r>
-        <w:rPr>
-          <w:rFonts w:ascii="Calibri" w:hAnsi="Calibri" w:eastAsia="ＭＳ 明朝" w:cs="Calibri" w:eastAsiaTheme="minorEastAsia" w:csTheme="minorBidi"/>
-          <w:sz w:val="21"/>
-          <w:szCs w:val="22"/>
+      <w:r>
+        <w:rPr>
+          <w:b w:val="0"/>
+          <w:i w:val="0"/>
         </w:rPr>
         <w:t xml:space="preserve">Keyed off the route params </w:t>
       </w:r>
       <w:r>
         <w:rPr>
-          <w:rFonts w:ascii="Consolas" w:hAnsi="Consolas" w:eastAsia="ＭＳ 明朝" w:cs="Consolas" w:eastAsiaTheme="minorEastAsia" w:csTheme="minorBidi"/>
+          <w:rFonts w:ascii="Consolas" w:hAnsi="Consolas"/>
+          <w:b w:val="0"/>
+          <w:i w:val="0"/>
           <w:sz w:val="19"/>
-          <w:szCs w:val="22"/>
         </w:rPr>
         <w:t>:matterNumber</w:t>
       </w:r>
       <w:r>
         <w:rPr>
-          <w:rFonts w:ascii="Calibri" w:hAnsi="Calibri" w:eastAsia="ＭＳ 明朝" w:cs="Calibri" w:eastAsiaTheme="minorEastAsia" w:csTheme="minorBidi"/>
-          <w:sz w:val="21"/>
-          <w:szCs w:val="22"/>
+          <w:b w:val="0"/>
+          <w:i w:val="0"/>
         </w:rPr>
         <w:t xml:space="preserve"> / </w:t>
       </w:r>
       <w:r>
         <w:rPr>
-          <w:rFonts w:ascii="Consolas" w:hAnsi="Consolas" w:eastAsia="ＭＳ 明朝" w:cs="Consolas" w:eastAsiaTheme="minorEastAsia" w:csTheme="minorBidi"/>
+          <w:rFonts w:ascii="Consolas" w:hAnsi="Consolas"/>
+          <w:b w:val="0"/>
+          <w:i w:val="0"/>
           <w:sz w:val="19"/>
-          <w:szCs w:val="22"/>
         </w:rPr>
         <w:t>:documentId</w:t>
       </w:r>
       <w:r>
         <w:rPr>
-          <w:rFonts w:ascii="Calibri" w:hAnsi="Calibri" w:eastAsia="ＭＳ 明朝" w:cs="Calibri" w:eastAsiaTheme="minorEastAsia" w:csTheme="minorBidi"/>
-          <w:sz w:val="21"/>
-          <w:szCs w:val="22"/>
+          <w:b w:val="0"/>
+          <w:i w:val="0"/>
         </w:rPr>
         <w:t>, it loads two things in parallel:</w:t>
       </w:r>
@@ -1865,140 +1213,130 @@
     <w:p>
       <w:pPr>
         <w:pStyle w:val="ListBullet"/>
-        <w:ind w:left="360" w:hanging="360"/>
       </w:pPr>
       <w:r>
         <w:rPr>
-          <w:rFonts w:ascii="Consolas" w:hAnsi="Consolas" w:eastAsia="ＭＳ 明朝" w:cs="Consolas" w:eastAsiaTheme="minorEastAsia" w:csTheme="minorBidi"/>
+          <w:rFonts w:ascii="Consolas" w:hAnsi="Consolas"/>
+          <w:b w:val="0"/>
+          <w:i w:val="0"/>
           <w:sz w:val="19"/>
-          <w:szCs w:val="22"/>
         </w:rPr>
         <w:t>formsService.getDocument(matterNumber, documentId)</w:t>
       </w:r>
       <w:r>
         <w:rPr>
-          <w:rFonts w:ascii="Calibri" w:hAnsi="Calibri" w:eastAsia="ＭＳ 明朝" w:cs="Calibri" w:eastAsiaTheme="minorEastAsia" w:csTheme="minorBidi"/>
-          <w:sz w:val="21"/>
-          <w:szCs w:val="22"/>
+          <w:b w:val="0"/>
+          <w:i w:val="0"/>
         </w:rPr>
         <w:t xml:space="preserve"> → the saved </w:t>
       </w:r>
       <w:r>
         <w:rPr>
-          <w:rFonts w:ascii="Calibri" w:hAnsi="Calibri" w:eastAsia="ＭＳ 明朝" w:cs="Calibri" w:eastAsiaTheme="minorEastAsia" w:csTheme="minorBidi"/>
           <w:b/>
-          <w:bCs/>
-          <w:sz w:val="21"/>
-          <w:szCs w:val="22"/>
+          <w:i w:val="0"/>
         </w:rPr>
         <w:t>document</w:t>
       </w:r>
       <w:r>
         <w:rPr>
-          <w:rFonts w:ascii="Calibri" w:hAnsi="Calibri" w:eastAsia="ＭＳ 明朝" w:cs="Calibri" w:eastAsiaTheme="minorEastAsia" w:csTheme="minorBidi"/>
-          <w:sz w:val="21"/>
-          <w:szCs w:val="22"/>
-        </w:rPr>
-        <w:t>:</w:t>
-      </w:r>
-    </w:p>
-    <w:p>
-      <w:pPr>
-        <w:spacing w:after="200" w:line="276" w:lineRule="auto"/>
-      </w:pPr>
-      <w:r>
-        <w:rPr>
-          <w:rFonts w:ascii="Consolas" w:hAnsi="Consolas" w:eastAsia="ＭＳ 明朝" w:cs="Consolas" w:eastAsiaTheme="minorEastAsia" w:csTheme="minorBidi"/>
+          <w:b w:val="0"/>
+          <w:i w:val="0"/>
+        </w:rPr>
+        <w:t xml:space="preserve">: </w:t>
+      </w:r>
+      <w:r>
+        <w:rPr>
+          <w:rFonts w:ascii="Consolas" w:hAnsi="Consolas"/>
+          <w:b w:val="0"/>
+          <w:i w:val="0"/>
           <w:sz w:val="19"/>
-          <w:szCs w:val="22"/>
         </w:rPr>
         <w:t>id</w:t>
       </w:r>
       <w:r>
         <w:rPr>
-          <w:rFonts w:ascii="Calibri" w:hAnsi="Calibri" w:eastAsia="ＭＳ 明朝" w:cs="Calibri" w:eastAsiaTheme="minorEastAsia" w:csTheme="minorBidi"/>
-          <w:sz w:val="21"/>
-          <w:szCs w:val="22"/>
+          <w:b w:val="0"/>
+          <w:i w:val="0"/>
         </w:rPr>
         <w:t xml:space="preserve">, </w:t>
       </w:r>
       <w:r>
         <w:rPr>
-          <w:rFonts w:ascii="Consolas" w:hAnsi="Consolas" w:eastAsia="ＭＳ 明朝" w:cs="Consolas" w:eastAsiaTheme="minorEastAsia" w:csTheme="minorBidi"/>
+          <w:rFonts w:ascii="Consolas" w:hAnsi="Consolas"/>
+          <w:b w:val="0"/>
+          <w:i w:val="0"/>
           <w:sz w:val="19"/>
-          <w:szCs w:val="22"/>
         </w:rPr>
         <w:t>docId</w:t>
       </w:r>
       <w:r>
         <w:rPr>
-          <w:rFonts w:ascii="Calibri" w:hAnsi="Calibri" w:eastAsia="ＭＳ 明朝" w:cs="Calibri" w:eastAsiaTheme="minorEastAsia" w:csTheme="minorBidi"/>
-          <w:sz w:val="21"/>
-          <w:szCs w:val="22"/>
+          <w:b w:val="0"/>
+          <w:i w:val="0"/>
         </w:rPr>
         <w:t xml:space="preserve">, </w:t>
       </w:r>
       <w:r>
         <w:rPr>
-          <w:rFonts w:ascii="Consolas" w:hAnsi="Consolas" w:eastAsia="ＭＳ 明朝" w:cs="Consolas" w:eastAsiaTheme="minorEastAsia" w:csTheme="minorBidi"/>
+          <w:rFonts w:ascii="Consolas" w:hAnsi="Consolas"/>
+          <w:b w:val="0"/>
+          <w:i w:val="0"/>
           <w:sz w:val="19"/>
-          <w:szCs w:val="22"/>
         </w:rPr>
         <w:t>file_name</w:t>
       </w:r>
       <w:r>
         <w:rPr>
-          <w:rFonts w:ascii="Calibri" w:hAnsi="Calibri" w:eastAsia="ＭＳ 明朝" w:cs="Calibri" w:eastAsiaTheme="minorEastAsia" w:csTheme="minorBidi"/>
-          <w:sz w:val="21"/>
-          <w:szCs w:val="22"/>
+          <w:b w:val="0"/>
+          <w:i w:val="0"/>
         </w:rPr>
         <w:t xml:space="preserve">, </w:t>
       </w:r>
       <w:r>
         <w:rPr>
-          <w:rFonts w:ascii="Consolas" w:hAnsi="Consolas" w:eastAsia="ＭＳ 明朝" w:cs="Consolas" w:eastAsiaTheme="minorEastAsia" w:csTheme="minorBidi"/>
+          <w:rFonts w:ascii="Consolas" w:hAnsi="Consolas"/>
+          <w:b w:val="0"/>
+          <w:i w:val="0"/>
           <w:sz w:val="19"/>
-          <w:szCs w:val="22"/>
         </w:rPr>
         <w:t>folder_id</w:t>
       </w:r>
       <w:r>
         <w:rPr>
-          <w:rFonts w:ascii="Calibri" w:hAnsi="Calibri" w:eastAsia="ＭＳ 明朝" w:cs="Calibri" w:eastAsiaTheme="minorEastAsia" w:csTheme="minorBidi"/>
-          <w:sz w:val="21"/>
-          <w:szCs w:val="22"/>
+          <w:b w:val="0"/>
+          <w:i w:val="0"/>
         </w:rPr>
         <w:t xml:space="preserve">, </w:t>
       </w:r>
       <w:r>
         <w:rPr>
-          <w:rFonts w:ascii="Consolas" w:hAnsi="Consolas" w:eastAsia="ＭＳ 明朝" w:cs="Consolas" w:eastAsiaTheme="minorEastAsia" w:csTheme="minorBidi"/>
+          <w:rFonts w:ascii="Consolas" w:hAnsi="Consolas"/>
+          <w:b w:val="0"/>
+          <w:i w:val="0"/>
           <w:sz w:val="19"/>
-          <w:szCs w:val="22"/>
         </w:rPr>
         <w:t>revision</w:t>
       </w:r>
       <w:r>
         <w:rPr>
-          <w:rFonts w:ascii="Calibri" w:hAnsi="Calibri" w:eastAsia="ＭＳ 明朝" w:cs="Calibri" w:eastAsiaTheme="minorEastAsia" w:csTheme="minorBidi"/>
-          <w:sz w:val="21"/>
-          <w:szCs w:val="22"/>
+          <w:b w:val="0"/>
+          <w:i w:val="0"/>
         </w:rPr>
         <w:t xml:space="preserve">, </w:t>
       </w:r>
       <w:r>
         <w:rPr>
-          <w:rFonts w:ascii="Consolas" w:hAnsi="Consolas" w:eastAsia="ＭＳ 明朝" w:cs="Consolas" w:eastAsiaTheme="minorEastAsia" w:csTheme="minorBidi"/>
+          <w:rFonts w:ascii="Consolas" w:hAnsi="Consolas"/>
+          <w:b w:val="0"/>
+          <w:i w:val="0"/>
           <w:sz w:val="19"/>
-          <w:szCs w:val="22"/>
         </w:rPr>
         <w:t>template_version</w:t>
       </w:r>
       <w:r>
         <w:rPr>
-          <w:rFonts w:ascii="Calibri" w:hAnsi="Calibri" w:eastAsia="ＭＳ 明朝" w:cs="Calibri" w:eastAsiaTheme="minorEastAsia" w:csTheme="minorBidi"/>
-          <w:sz w:val="21"/>
-          <w:szCs w:val="22"/>
+          <w:b w:val="0"/>
+          <w:i w:val="0"/>
         </w:rPr>
         <w:t>, and the two things that matter most:</w:t>
       </w:r>
@@ -2006,52 +1344,34 @@
     <w:p>
       <w:pPr>
         <w:pStyle w:val="ListBullet2"/>
-        <w:ind w:left="720" w:hanging="360"/>
       </w:pPr>
       <w:r>
         <w:rPr>
-          <w:rFonts w:ascii="Consolas" w:hAnsi="Consolas" w:eastAsia="ＭＳ 明朝" w:cs="Consolas" w:eastAsiaTheme="minorEastAsia" w:csTheme="minorBidi"/>
+          <w:rFonts w:ascii="Consolas" w:hAnsi="Consolas"/>
+          <w:b w:val="0"/>
+          <w:i w:val="0"/>
           <w:sz w:val="19"/>
-          <w:szCs w:val="22"/>
         </w:rPr>
         <w:t>mapping.staticFields</w:t>
       </w:r>
       <w:r>
         <w:rPr>
-          <w:rFonts w:ascii="Calibri" w:hAnsi="Calibri" w:eastAsia="ＭＳ 明朝" w:cs="Calibri" w:eastAsiaTheme="minorEastAsia" w:csTheme="minorBidi"/>
-          <w:sz w:val="21"/>
-          <w:szCs w:val="22"/>
-        </w:rPr>
-        <w:t xml:space="preserve"> — the field definitions (id, type, page, x/y/width/height,</w:t>
-      </w:r>
-    </w:p>
-    <w:p>
-      <w:pPr>
-        <w:spacing w:after="200" w:line="276" w:lineRule="auto"/>
-      </w:pPr>
-      <w:r>
-        <w:rPr>
-          <w:rFonts w:ascii="Calibri" w:hAnsi="Calibri" w:eastAsia="ＭＳ 明朝" w:cs="Calibri" w:eastAsiaTheme="minorEastAsia" w:csTheme="minorBidi"/>
-          <w:sz w:val="21"/>
-          <w:szCs w:val="22"/>
-        </w:rPr>
-        <w:t xml:space="preserve">font, color, etc.). </w:t>
-      </w:r>
-      <w:r>
-        <w:rPr>
-          <w:rFonts w:ascii="Calibri" w:hAnsi="Calibri" w:eastAsia="ＭＳ 明朝" w:cs="Calibri" w:eastAsiaTheme="minorEastAsia" w:csTheme="minorBidi"/>
+          <w:b w:val="0"/>
+          <w:i w:val="0"/>
+        </w:rPr>
+        <w:t xml:space="preserve"> — the field definitions (id, type, page, x/y/width/height, font, color, etc.). </w:t>
+      </w:r>
+      <w:r>
+        <w:rPr>
           <w:b/>
-          <w:bCs/>
-          <w:sz w:val="21"/>
-          <w:szCs w:val="22"/>
+          <w:i w:val="0"/>
         </w:rPr>
         <w:t>These come from the server now</w:t>
       </w:r>
       <w:r>
         <w:rPr>
-          <w:rFonts w:ascii="Calibri" w:hAnsi="Calibri" w:eastAsia="ＭＳ 明朝" w:cs="Calibri" w:eastAsiaTheme="minorEastAsia" w:csTheme="minorBidi"/>
-          <w:sz w:val="21"/>
-          <w:szCs w:val="22"/>
+          <w:b w:val="0"/>
+          <w:i w:val="0"/>
         </w:rPr>
         <w:t>, not from client-side code.</w:t>
       </w:r>
@@ -2059,21 +1379,20 @@
     <w:p>
       <w:pPr>
         <w:pStyle w:val="ListBullet2"/>
-        <w:ind w:left="720" w:hanging="360"/>
       </w:pPr>
       <w:r>
         <w:rPr>
-          <w:rFonts w:ascii="Consolas" w:hAnsi="Consolas" w:eastAsia="ＭＳ 明朝" w:cs="Consolas" w:eastAsiaTheme="minorEastAsia" w:csTheme="minorBidi"/>
+          <w:rFonts w:ascii="Consolas" w:hAnsi="Consolas"/>
+          <w:b w:val="0"/>
+          <w:i w:val="0"/>
           <w:sz w:val="19"/>
-          <w:szCs w:val="22"/>
         </w:rPr>
         <w:t>fieldValues</w:t>
       </w:r>
       <w:r>
         <w:rPr>
-          <w:rFonts w:ascii="Calibri" w:hAnsi="Calibri" w:eastAsia="ＭＳ 明朝" w:cs="Calibri" w:eastAsiaTheme="minorEastAsia" w:csTheme="minorBidi"/>
-          <w:sz w:val="21"/>
-          <w:szCs w:val="22"/>
+          <w:b w:val="0"/>
+          <w:i w:val="0"/>
         </w:rPr>
         <w:t xml:space="preserve"> — the prefilled/saved values keyed by field id.</w:t>
       </w:r>
@@ -2081,63 +1400,45 @@
     <w:p>
       <w:pPr>
         <w:pStyle w:val="ListBullet"/>
-        <w:ind w:left="360" w:hanging="360"/>
       </w:pPr>
       <w:r>
         <w:rPr>
-          <w:rFonts w:ascii="Consolas" w:hAnsi="Consolas" w:eastAsia="ＭＳ 明朝" w:cs="Consolas" w:eastAsiaTheme="minorEastAsia" w:csTheme="minorBidi"/>
+          <w:rFonts w:ascii="Consolas" w:hAnsi="Consolas"/>
+          <w:b w:val="0"/>
+          <w:i w:val="0"/>
           <w:sz w:val="19"/>
-          <w:szCs w:val="22"/>
         </w:rPr>
         <w:t>formsService.listDocuments(matterNumber)</w:t>
       </w:r>
       <w:r>
         <w:rPr>
-          <w:rFonts w:ascii="Calibri" w:hAnsi="Calibri" w:eastAsia="ＭＳ 明朝" w:cs="Calibri" w:eastAsiaTheme="minorEastAsia" w:csTheme="minorBidi"/>
-          <w:sz w:val="21"/>
-          <w:szCs w:val="22"/>
-        </w:rPr>
-        <w:t xml:space="preserve"> → all saved forms for that matter, used to</w:t>
+          <w:b w:val="0"/>
+          <w:i w:val="0"/>
+        </w:rPr>
+        <w:t xml:space="preserve"> → all saved forms for that matter, used to populate the "List of Forms" sidebar so you can jump between sibling documents.</w:t>
       </w:r>
     </w:p>
     <w:p>
-      <w:pPr>
-        <w:spacing w:after="200" w:line="276" w:lineRule="auto"/>
-      </w:pPr>
-      <w:r>
-        <w:rPr>
-          <w:rFonts w:ascii="Calibri" w:hAnsi="Calibri" w:eastAsia="ＭＳ 明朝" w:cs="Calibri" w:eastAsiaTheme="minorEastAsia" w:csTheme="minorBidi"/>
-          <w:sz w:val="21"/>
-          <w:szCs w:val="22"/>
-        </w:rPr>
-        <w:t>populate the "List of Forms" sidebar so you can jump between sibling documents.</w:t>
-      </w:r>
-    </w:p>
-    <w:p>
-      <w:pPr>
-        <w:spacing w:after="200" w:line="276" w:lineRule="auto"/>
-      </w:pPr>
-      <w:r>
-        <w:rPr>
-          <w:rFonts w:ascii="Calibri" w:hAnsi="Calibri" w:eastAsia="ＭＳ 明朝" w:cs="Calibri" w:eastAsiaTheme="minorEastAsia" w:csTheme="minorBidi"/>
-          <w:sz w:val="21"/>
-          <w:szCs w:val="22"/>
+      <w:r>
+        <w:rPr>
+          <w:b w:val="0"/>
+          <w:i w:val="0"/>
         </w:rPr>
         <w:t xml:space="preserve">The active form's PDF is then fetched as a blob from </w:t>
       </w:r>
       <w:r>
         <w:rPr>
-          <w:rFonts w:ascii="Consolas" w:hAnsi="Consolas" w:eastAsia="ＭＳ 明朝" w:cs="Consolas" w:eastAsiaTheme="minorEastAsia" w:csTheme="minorBidi"/>
+          <w:rFonts w:ascii="Consolas" w:hAnsi="Consolas"/>
+          <w:b w:val="0"/>
+          <w:i w:val="0"/>
           <w:sz w:val="19"/>
-          <w:szCs w:val="22"/>
         </w:rPr>
         <w:t>/form-templates/&lt;docId&gt;/versions/&lt;template_version&gt;/pdf</w:t>
       </w:r>
       <w:r>
         <w:rPr>
-          <w:rFonts w:ascii="Calibri" w:hAnsi="Calibri" w:eastAsia="ＭＳ 明朝" w:cs="Calibri" w:eastAsiaTheme="minorEastAsia" w:csTheme="minorBidi"/>
-          <w:sz w:val="21"/>
-          <w:szCs w:val="22"/>
+          <w:b w:val="0"/>
+          <w:i w:val="0"/>
         </w:rPr>
         <w:t xml:space="preserve"> and turned into an object URL.</w:t>
       </w:r>
@@ -2147,42 +1448,30 @@
         <w:pStyle w:val="Heading3"/>
       </w:pPr>
       <w:r>
-        <w:rPr>
-          <w:rFonts w:ascii="Calibri" w:hAnsi="Calibri" w:eastAsia="ＭＳ ゴシック" w:cs="Calibri" w:asciiTheme="majorHAnsi" w:hAnsiTheme="majorHAnsi" w:eastAsiaTheme="majorEastAsia" w:csTheme="majorBidi"/>
-          <w:b/>
-          <w:bCs/>
-          <w:color w:val="4F81BD" w:themeColor="accent1"/>
-          <w:sz w:val="21"/>
-          <w:szCs w:val="22"/>
-        </w:rPr>
         <w:t>Building the on-screen form</w:t>
       </w:r>
     </w:p>
     <w:p>
-      <w:pPr>
-        <w:spacing w:after="200" w:line="276" w:lineRule="auto"/>
-      </w:pPr>
-      <w:r>
-        <w:rPr>
-          <w:rFonts w:ascii="Calibri" w:hAnsi="Calibri" w:eastAsia="ＭＳ 明朝" w:cs="Calibri" w:eastAsiaTheme="minorEastAsia" w:csTheme="minorBidi"/>
-          <w:sz w:val="21"/>
-          <w:szCs w:val="22"/>
+      <w:r>
+        <w:rPr>
+          <w:b w:val="0"/>
+          <w:i w:val="0"/>
         </w:rPr>
         <w:t xml:space="preserve">When both the PDF blob and the document are ready, </w:t>
       </w:r>
       <w:r>
         <w:rPr>
-          <w:rFonts w:ascii="Consolas" w:hAnsi="Consolas" w:eastAsia="ＭＳ 明朝" w:cs="Consolas" w:eastAsiaTheme="minorEastAsia" w:csTheme="minorBidi"/>
+          <w:rFonts w:ascii="Consolas" w:hAnsi="Consolas"/>
+          <w:b w:val="0"/>
+          <w:i w:val="0"/>
           <w:sz w:val="19"/>
-          <w:szCs w:val="22"/>
         </w:rPr>
         <w:t>loadPdf()</w:t>
       </w:r>
       <w:r>
         <w:rPr>
-          <w:rFonts w:ascii="Calibri" w:hAnsi="Calibri" w:eastAsia="ＭＳ 明朝" w:cs="Calibri" w:eastAsiaTheme="minorEastAsia" w:csTheme="minorBidi"/>
-          <w:sz w:val="21"/>
-          <w:szCs w:val="22"/>
+          <w:b w:val="0"/>
+          <w:i w:val="0"/>
         </w:rPr>
         <w:t>:</w:t>
       </w:r>
@@ -2190,29 +1479,27 @@
     <w:p>
       <w:pPr>
         <w:pStyle w:val="ListNumber"/>
-        <w:ind w:left="360" w:hanging="360"/>
       </w:pPr>
       <w:r>
         <w:rPr>
-          <w:rFonts w:ascii="Calibri" w:hAnsi="Calibri" w:eastAsia="ＭＳ 明朝" w:cs="Calibri" w:eastAsiaTheme="minorEastAsia" w:csTheme="minorBidi"/>
-          <w:sz w:val="21"/>
-          <w:szCs w:val="22"/>
+          <w:b w:val="0"/>
+          <w:i w:val="0"/>
         </w:rPr>
         <w:t xml:space="preserve">Loads the PDF with </w:t>
       </w:r>
       <w:r>
         <w:rPr>
-          <w:rFonts w:ascii="Consolas" w:hAnsi="Consolas" w:eastAsia="ＭＳ 明朝" w:cs="Consolas" w:eastAsiaTheme="minorEastAsia" w:csTheme="minorBidi"/>
+          <w:rFonts w:ascii="Consolas" w:hAnsi="Consolas"/>
+          <w:b w:val="0"/>
+          <w:i w:val="0"/>
           <w:sz w:val="19"/>
-          <w:szCs w:val="22"/>
         </w:rPr>
         <w:t>pdf-lib</w:t>
       </w:r>
       <w:r>
         <w:rPr>
-          <w:rFonts w:ascii="Calibri" w:hAnsi="Calibri" w:eastAsia="ＭＳ 明朝" w:cs="Calibri" w:eastAsiaTheme="minorEastAsia" w:csTheme="minorBidi"/>
-          <w:sz w:val="21"/>
-          <w:szCs w:val="22"/>
+          <w:b w:val="0"/>
+          <w:i w:val="0"/>
         </w:rPr>
         <w:t xml:space="preserve"> to read the page count.</w:t>
       </w:r>
@@ -2220,90 +1507,75 @@
     <w:p>
       <w:pPr>
         <w:pStyle w:val="ListNumber"/>
-        <w:ind w:left="360" w:hanging="360"/>
       </w:pPr>
       <w:r>
         <w:rPr>
-          <w:rFonts w:ascii="Calibri" w:hAnsi="Calibri" w:eastAsia="ＭＳ 明朝" w:cs="Calibri" w:eastAsiaTheme="minorEastAsia" w:csTheme="minorBidi"/>
-          <w:sz w:val="21"/>
-          <w:szCs w:val="22"/>
+          <w:b w:val="0"/>
+          <w:i w:val="0"/>
         </w:rPr>
         <w:t xml:space="preserve">Takes </w:t>
       </w:r>
       <w:r>
         <w:rPr>
-          <w:rFonts w:ascii="Consolas" w:hAnsi="Consolas" w:eastAsia="ＭＳ 明朝" w:cs="Consolas" w:eastAsiaTheme="minorEastAsia" w:csTheme="minorBidi"/>
+          <w:rFonts w:ascii="Consolas" w:hAnsi="Consolas"/>
+          <w:b w:val="0"/>
+          <w:i w:val="0"/>
           <w:sz w:val="19"/>
-          <w:szCs w:val="22"/>
         </w:rPr>
         <w:t>remoteDocument.mapping.staticFields</w:t>
       </w:r>
       <w:r>
         <w:rPr>
-          <w:rFonts w:ascii="Calibri" w:hAnsi="Calibri" w:eastAsia="ＭＳ 明朝" w:cs="Calibri" w:eastAsiaTheme="minorEastAsia" w:csTheme="minorBidi"/>
-          <w:sz w:val="21"/>
-          <w:szCs w:val="22"/>
-        </w:rPr>
-        <w:t xml:space="preserve"> and, for each field, overlays the saved</w:t>
-      </w:r>
-    </w:p>
-    <w:p>
-      <w:pPr>
-        <w:spacing w:after="200" w:line="276" w:lineRule="auto"/>
-      </w:pPr>
-      <w:r>
-        <w:rPr>
-          <w:rFonts w:ascii="Calibri" w:hAnsi="Calibri" w:eastAsia="ＭＳ 明朝" w:cs="Calibri" w:eastAsiaTheme="minorEastAsia" w:csTheme="minorBidi"/>
-          <w:sz w:val="21"/>
-          <w:szCs w:val="22"/>
-        </w:rPr>
-        <w:t xml:space="preserve">value from </w:t>
-      </w:r>
-      <w:r>
-        <w:rPr>
-          <w:rFonts w:ascii="Consolas" w:hAnsi="Consolas" w:eastAsia="ＭＳ 明朝" w:cs="Consolas" w:eastAsiaTheme="minorEastAsia" w:csTheme="minorBidi"/>
+          <w:b w:val="0"/>
+          <w:i w:val="0"/>
+        </w:rPr>
+        <w:t xml:space="preserve"> and, for each field, overlays the saved value from </w:t>
+      </w:r>
+      <w:r>
+        <w:rPr>
+          <w:rFonts w:ascii="Consolas" w:hAnsi="Consolas"/>
+          <w:b w:val="0"/>
+          <w:i w:val="0"/>
           <w:sz w:val="19"/>
-          <w:szCs w:val="22"/>
         </w:rPr>
         <w:t>remoteDocument.fieldValues[field.id]</w:t>
       </w:r>
       <w:r>
         <w:rPr>
-          <w:rFonts w:ascii="Calibri" w:hAnsi="Calibri" w:eastAsia="ＭＳ 明朝" w:cs="Calibri" w:eastAsiaTheme="minorEastAsia" w:csTheme="minorBidi"/>
-          <w:sz w:val="21"/>
-          <w:szCs w:val="22"/>
+          <w:b w:val="0"/>
+          <w:i w:val="0"/>
         </w:rPr>
         <w:t xml:space="preserve"> if present. This produces the </w:t>
       </w:r>
       <w:r>
         <w:rPr>
-          <w:rFonts w:ascii="Consolas" w:hAnsi="Consolas" w:eastAsia="ＭＳ 明朝" w:cs="Consolas" w:eastAsiaTheme="minorEastAsia" w:csTheme="minorBidi"/>
+          <w:rFonts w:ascii="Consolas" w:hAnsi="Consolas"/>
+          <w:b w:val="0"/>
+          <w:i w:val="0"/>
           <w:sz w:val="19"/>
-          <w:szCs w:val="22"/>
         </w:rPr>
         <w:t>fields</w:t>
       </w:r>
       <w:r>
         <w:rPr>
-          <w:rFonts w:ascii="Calibri" w:hAnsi="Calibri" w:eastAsia="ＭＳ 明朝" w:cs="Calibri" w:eastAsiaTheme="minorEastAsia" w:csTheme="minorBidi"/>
-          <w:sz w:val="21"/>
-          <w:szCs w:val="22"/>
+          <w:b w:val="0"/>
+          <w:i w:val="0"/>
         </w:rPr>
         <w:t xml:space="preserve"> array. (If </w:t>
       </w:r>
       <w:r>
         <w:rPr>
-          <w:rFonts w:ascii="Consolas" w:hAnsi="Consolas" w:eastAsia="ＭＳ 明朝" w:cs="Consolas" w:eastAsiaTheme="minorEastAsia" w:csTheme="minorBidi"/>
+          <w:rFonts w:ascii="Consolas" w:hAnsi="Consolas"/>
+          <w:b w:val="0"/>
+          <w:i w:val="0"/>
           <w:sz w:val="19"/>
-          <w:szCs w:val="22"/>
         </w:rPr>
         <w:t>staticFields</w:t>
       </w:r>
       <w:r>
         <w:rPr>
-          <w:rFonts w:ascii="Calibri" w:hAnsi="Calibri" w:eastAsia="ＭＳ 明朝" w:cs="Calibri" w:eastAsiaTheme="minorEastAsia" w:csTheme="minorBidi"/>
-          <w:sz w:val="21"/>
-          <w:szCs w:val="22"/>
+          <w:b w:val="0"/>
+          <w:i w:val="0"/>
         </w:rPr>
         <w:t xml:space="preserve"> is missing, it errors out — the mapping is required.)</w:t>
       </w:r>
@@ -2311,29 +1583,27 @@
     <w:p>
       <w:pPr>
         <w:pStyle w:val="ListNumber"/>
-        <w:ind w:left="360" w:hanging="360"/>
       </w:pPr>
       <w:r>
         <w:rPr>
-          <w:rFonts w:ascii="Calibri" w:hAnsi="Calibri" w:eastAsia="ＭＳ 明朝" w:cs="Calibri" w:eastAsiaTheme="minorEastAsia" w:csTheme="minorBidi"/>
-          <w:sz w:val="21"/>
-          <w:szCs w:val="22"/>
+          <w:b w:val="0"/>
+          <w:i w:val="0"/>
         </w:rPr>
         <w:t xml:space="preserve">Renders via </w:t>
       </w:r>
       <w:r>
         <w:rPr>
-          <w:rFonts w:ascii="Consolas" w:hAnsi="Consolas" w:eastAsia="ＭＳ 明朝" w:cs="Consolas" w:eastAsiaTheme="minorEastAsia" w:csTheme="minorBidi"/>
+          <w:rFonts w:ascii="Consolas" w:hAnsi="Consolas"/>
+          <w:b w:val="0"/>
+          <w:i w:val="0"/>
           <w:sz w:val="19"/>
-          <w:szCs w:val="22"/>
         </w:rPr>
         <w:t>PDFViewer</w:t>
       </w:r>
       <w:r>
         <w:rPr>
-          <w:rFonts w:ascii="Calibri" w:hAnsi="Calibri" w:eastAsia="ＭＳ 明朝" w:cs="Calibri" w:eastAsiaTheme="minorEastAsia" w:csTheme="minorBidi"/>
-          <w:sz w:val="21"/>
-          <w:szCs w:val="22"/>
+          <w:b w:val="0"/>
+          <w:i w:val="0"/>
         </w:rPr>
         <w:t>.</w:t>
       </w:r>
@@ -2343,28 +1613,14 @@
         <w:pStyle w:val="Heading3"/>
       </w:pPr>
       <w:r>
-        <w:rPr>
-          <w:rFonts w:ascii="Calibri" w:hAnsi="Calibri" w:eastAsia="ＭＳ ゴシック" w:cs="Calibri" w:asciiTheme="majorHAnsi" w:hAnsiTheme="majorHAnsi" w:eastAsiaTheme="majorEastAsia" w:csTheme="majorBidi"/>
-          <w:b/>
-          <w:bCs/>
-          <w:color w:val="4F81BD" w:themeColor="accent1"/>
-          <w:sz w:val="21"/>
-          <w:szCs w:val="22"/>
-        </w:rPr>
         <w:t>Rendering — PDF + draggable overlays</w:t>
       </w:r>
     </w:p>
     <w:p>
-      <w:pPr>
-        <w:spacing w:after="200" w:line="276" w:lineRule="auto"/>
-      </w:pPr>
       <w:hyperlink r:id="rId11">
         <w:r>
           <w:rPr>
-            <w:rFonts w:ascii="Calibri" w:hAnsi="Calibri" w:eastAsia="ＭＳ 明朝" w:cs="Calibri" w:eastAsiaTheme="minorEastAsia" w:csTheme="minorBidi"/>
             <w:color w:val="0563C1"/>
-            <w:sz w:val="21"/>
-            <w:szCs w:val="22"/>
             <w:u w:val="single"/>
           </w:rPr>
           <w:t>PDFViewer.jsx</w:t>
@@ -2372,105 +1628,104 @@
       </w:hyperlink>
       <w:r>
         <w:rPr>
-          <w:rFonts w:ascii="Calibri" w:hAnsi="Calibri" w:eastAsia="ＭＳ 明朝" w:cs="Calibri" w:eastAsiaTheme="minorEastAsia" w:csTheme="minorBidi"/>
-          <w:sz w:val="21"/>
-          <w:szCs w:val="22"/>
+          <w:b w:val="0"/>
+          <w:i w:val="0"/>
         </w:rPr>
         <w:t xml:space="preserve"> renders the current page with </w:t>
       </w:r>
       <w:r>
         <w:rPr>
-          <w:rFonts w:ascii="Consolas" w:hAnsi="Consolas" w:eastAsia="ＭＳ 明朝" w:cs="Consolas" w:eastAsiaTheme="minorEastAsia" w:csTheme="minorBidi"/>
+          <w:rFonts w:ascii="Consolas" w:hAnsi="Consolas"/>
+          <w:b w:val="0"/>
+          <w:i w:val="0"/>
           <w:sz w:val="19"/>
-          <w:szCs w:val="22"/>
         </w:rPr>
         <w:t>react-pdf</w:t>
       </w:r>
       <w:r>
         <w:rPr>
-          <w:rFonts w:ascii="Calibri" w:hAnsi="Calibri" w:eastAsia="ＭＳ 明朝" w:cs="Calibri" w:eastAsiaTheme="minorEastAsia" w:csTheme="minorBidi"/>
-          <w:sz w:val="21"/>
-          <w:szCs w:val="22"/>
+          <w:b w:val="0"/>
+          <w:i w:val="0"/>
         </w:rPr>
         <w:t xml:space="preserve">'s </w:t>
       </w:r>
       <w:r>
         <w:rPr>
-          <w:rFonts w:ascii="Consolas" w:hAnsi="Consolas" w:eastAsia="ＭＳ 明朝" w:cs="Consolas" w:eastAsiaTheme="minorEastAsia" w:csTheme="minorBidi"/>
+          <w:rFonts w:ascii="Consolas" w:hAnsi="Consolas"/>
+          <w:b w:val="0"/>
+          <w:i w:val="0"/>
           <w:sz w:val="19"/>
-          <w:szCs w:val="22"/>
         </w:rPr>
         <w:t>&lt;Document&gt;</w:t>
       </w:r>
       <w:r>
         <w:rPr>
-          <w:rFonts w:ascii="Calibri" w:hAnsi="Calibri" w:eastAsia="ＭＳ 明朝" w:cs="Calibri" w:eastAsiaTheme="minorEastAsia" w:csTheme="minorBidi"/>
-          <w:sz w:val="21"/>
-          <w:szCs w:val="22"/>
+          <w:b w:val="0"/>
+          <w:i w:val="0"/>
         </w:rPr>
         <w:t>/</w:t>
       </w:r>
       <w:r>
         <w:rPr>
-          <w:rFonts w:ascii="Consolas" w:hAnsi="Consolas" w:eastAsia="ＭＳ 明朝" w:cs="Consolas" w:eastAsiaTheme="minorEastAsia" w:csTheme="minorBidi"/>
+          <w:rFonts w:ascii="Consolas" w:hAnsi="Consolas"/>
+          <w:b w:val="0"/>
+          <w:i w:val="0"/>
           <w:sz w:val="19"/>
-          <w:szCs w:val="22"/>
         </w:rPr>
         <w:t>&lt;Page&gt;</w:t>
       </w:r>
       <w:r>
         <w:rPr>
-          <w:rFonts w:ascii="Calibri" w:hAnsi="Calibri" w:eastAsia="ＭＳ 明朝" w:cs="Calibri" w:eastAsiaTheme="minorEastAsia" w:csTheme="minorBidi"/>
-          <w:sz w:val="21"/>
-          <w:szCs w:val="22"/>
+          <w:b w:val="0"/>
+          <w:i w:val="0"/>
         </w:rPr>
         <w:t xml:space="preserve"> (text and annotation layers disabled — the PDF is treated as a flat image), then absolutely-positions each field for the current page as an </w:t>
       </w:r>
       <w:r>
         <w:rPr>
-          <w:rFonts w:ascii="Consolas" w:hAnsi="Consolas" w:eastAsia="ＭＳ 明朝" w:cs="Consolas" w:eastAsiaTheme="minorEastAsia" w:csTheme="minorBidi"/>
+          <w:rFonts w:ascii="Consolas" w:hAnsi="Consolas"/>
+          <w:b w:val="0"/>
+          <w:i w:val="0"/>
           <w:sz w:val="19"/>
-          <w:szCs w:val="22"/>
         </w:rPr>
         <w:t>Rnd</w:t>
       </w:r>
       <w:r>
         <w:rPr>
-          <w:rFonts w:ascii="Calibri" w:hAnsi="Calibri" w:eastAsia="ＭＳ 明朝" w:cs="Calibri" w:eastAsiaTheme="minorEastAsia" w:csTheme="minorBidi"/>
-          <w:sz w:val="21"/>
-          <w:szCs w:val="22"/>
+          <w:b w:val="0"/>
+          <w:i w:val="0"/>
         </w:rPr>
         <w:t xml:space="preserve"> (react-rnd) box at </w:t>
       </w:r>
       <w:r>
         <w:rPr>
-          <w:rFonts w:ascii="Consolas" w:hAnsi="Consolas" w:eastAsia="ＭＳ 明朝" w:cs="Consolas" w:eastAsiaTheme="minorEastAsia" w:csTheme="minorBidi"/>
+          <w:rFonts w:ascii="Consolas" w:hAnsi="Consolas"/>
+          <w:b w:val="0"/>
+          <w:i w:val="0"/>
           <w:sz w:val="19"/>
-          <w:szCs w:val="22"/>
         </w:rPr>
         <w:t>field.x * scale, field.y * scale</w:t>
       </w:r>
       <w:r>
         <w:rPr>
-          <w:rFonts w:ascii="Calibri" w:hAnsi="Calibri" w:eastAsia="ＭＳ 明朝" w:cs="Calibri" w:eastAsiaTheme="minorEastAsia" w:csTheme="minorBidi"/>
-          <w:sz w:val="21"/>
-          <w:szCs w:val="22"/>
+          <w:b w:val="0"/>
+          <w:i w:val="0"/>
         </w:rPr>
         <w:t xml:space="preserve">. Inside each box it renders the right input by </w:t>
       </w:r>
       <w:r>
         <w:rPr>
-          <w:rFonts w:ascii="Consolas" w:hAnsi="Consolas" w:eastAsia="ＭＳ 明朝" w:cs="Consolas" w:eastAsiaTheme="minorEastAsia" w:csTheme="minorBidi"/>
+          <w:rFonts w:ascii="Consolas" w:hAnsi="Consolas"/>
+          <w:b w:val="0"/>
+          <w:i w:val="0"/>
           <w:sz w:val="19"/>
-          <w:szCs w:val="22"/>
         </w:rPr>
         <w:t>field.type</w:t>
       </w:r>
       <w:r>
         <w:rPr>
-          <w:rFonts w:ascii="Calibri" w:hAnsi="Calibri" w:eastAsia="ＭＳ 明朝" w:cs="Calibri" w:eastAsiaTheme="minorEastAsia" w:csTheme="minorBidi"/>
-          <w:sz w:val="21"/>
-          <w:szCs w:val="22"/>
+          <w:b w:val="0"/>
+          <w:i w:val="0"/>
         </w:rPr>
         <w:t>:</w:t>
       </w:r>
@@ -2478,21 +1733,20 @@
     <w:p>
       <w:pPr>
         <w:pStyle w:val="ListBullet"/>
-        <w:ind w:left="360" w:hanging="360"/>
       </w:pPr>
       <w:r>
         <w:rPr>
-          <w:rFonts w:ascii="Consolas" w:hAnsi="Consolas" w:eastAsia="ＭＳ 明朝" w:cs="Consolas" w:eastAsiaTheme="minorEastAsia" w:csTheme="minorBidi"/>
+          <w:rFonts w:ascii="Consolas" w:hAnsi="Consolas"/>
+          <w:b w:val="0"/>
+          <w:i w:val="0"/>
           <w:sz w:val="19"/>
-          <w:szCs w:val="22"/>
         </w:rPr>
         <w:t>TextField</w:t>
       </w:r>
       <w:r>
         <w:rPr>
-          <w:rFonts w:ascii="Calibri" w:hAnsi="Calibri" w:eastAsia="ＭＳ 明朝" w:cs="Calibri" w:eastAsiaTheme="minorEastAsia" w:csTheme="minorBidi"/>
-          <w:sz w:val="21"/>
-          <w:szCs w:val="22"/>
+          <w:b w:val="0"/>
+          <w:i w:val="0"/>
         </w:rPr>
         <w:t xml:space="preserve"> → text input</w:t>
       </w:r>
@@ -2500,21 +1754,20 @@
     <w:p>
       <w:pPr>
         <w:pStyle w:val="ListBullet"/>
-        <w:ind w:left="360" w:hanging="360"/>
       </w:pPr>
       <w:r>
         <w:rPr>
-          <w:rFonts w:ascii="Consolas" w:hAnsi="Consolas" w:eastAsia="ＭＳ 明朝" w:cs="Consolas" w:eastAsiaTheme="minorEastAsia" w:csTheme="minorBidi"/>
+          <w:rFonts w:ascii="Consolas" w:hAnsi="Consolas"/>
+          <w:b w:val="0"/>
+          <w:i w:val="0"/>
           <w:sz w:val="19"/>
-          <w:szCs w:val="22"/>
         </w:rPr>
         <w:t>TextArea</w:t>
       </w:r>
       <w:r>
         <w:rPr>
-          <w:rFonts w:ascii="Calibri" w:hAnsi="Calibri" w:eastAsia="ＭＳ 明朝" w:cs="Calibri" w:eastAsiaTheme="minorEastAsia" w:csTheme="minorBidi"/>
-          <w:sz w:val="21"/>
-          <w:szCs w:val="22"/>
+          <w:b w:val="0"/>
+          <w:i w:val="0"/>
         </w:rPr>
         <w:t xml:space="preserve"> → textarea</w:t>
       </w:r>
@@ -2522,37 +1775,36 @@
     <w:p>
       <w:pPr>
         <w:pStyle w:val="ListBullet"/>
-        <w:ind w:left="360" w:hanging="360"/>
       </w:pPr>
       <w:r>
         <w:rPr>
-          <w:rFonts w:ascii="Consolas" w:hAnsi="Consolas" w:eastAsia="ＭＳ 明朝" w:cs="Consolas" w:eastAsiaTheme="minorEastAsia" w:csTheme="minorBidi"/>
+          <w:rFonts w:ascii="Consolas" w:hAnsi="Consolas"/>
+          <w:b w:val="0"/>
+          <w:i w:val="0"/>
           <w:sz w:val="19"/>
-          <w:szCs w:val="22"/>
         </w:rPr>
         <w:t>Number</w:t>
       </w:r>
       <w:r>
         <w:rPr>
-          <w:rFonts w:ascii="Calibri" w:hAnsi="Calibri" w:eastAsia="ＭＳ 明朝" w:cs="Calibri" w:eastAsiaTheme="minorEastAsia" w:csTheme="minorBidi"/>
-          <w:sz w:val="21"/>
-          <w:szCs w:val="22"/>
+          <w:b w:val="0"/>
+          <w:i w:val="0"/>
         </w:rPr>
         <w:t xml:space="preserve"> → </w:t>
       </w:r>
       <w:r>
         <w:rPr>
-          <w:rFonts w:ascii="Consolas" w:hAnsi="Consolas" w:eastAsia="ＭＳ 明朝" w:cs="Consolas" w:eastAsiaTheme="minorEastAsia" w:csTheme="minorBidi"/>
+          <w:rFonts w:ascii="Consolas" w:hAnsi="Consolas"/>
+          <w:b w:val="0"/>
+          <w:i w:val="0"/>
           <w:sz w:val="19"/>
-          <w:szCs w:val="22"/>
         </w:rPr>
         <w:t>react-currency-format</w:t>
       </w:r>
       <w:r>
         <w:rPr>
-          <w:rFonts w:ascii="Calibri" w:hAnsi="Calibri" w:eastAsia="ＭＳ 明朝" w:cs="Calibri" w:eastAsiaTheme="minorEastAsia" w:csTheme="minorBidi"/>
-          <w:sz w:val="21"/>
-          <w:szCs w:val="22"/>
+          <w:b w:val="0"/>
+          <w:i w:val="0"/>
         </w:rPr>
         <w:t xml:space="preserve"> (thousands separators)</w:t>
       </w:r>
@@ -2560,37 +1812,36 @@
     <w:p>
       <w:pPr>
         <w:pStyle w:val="ListBullet"/>
-        <w:ind w:left="360" w:hanging="360"/>
       </w:pPr>
       <w:r>
         <w:rPr>
-          <w:rFonts w:ascii="Consolas" w:hAnsi="Consolas" w:eastAsia="ＭＳ 明朝" w:cs="Consolas" w:eastAsiaTheme="minorEastAsia" w:csTheme="minorBidi"/>
+          <w:rFonts w:ascii="Consolas" w:hAnsi="Consolas"/>
+          <w:b w:val="0"/>
+          <w:i w:val="0"/>
           <w:sz w:val="19"/>
-          <w:szCs w:val="22"/>
         </w:rPr>
         <w:t>Date</w:t>
       </w:r>
       <w:r>
         <w:rPr>
-          <w:rFonts w:ascii="Calibri" w:hAnsi="Calibri" w:eastAsia="ＭＳ 明朝" w:cs="Calibri" w:eastAsiaTheme="minorEastAsia" w:csTheme="minorBidi"/>
-          <w:sz w:val="21"/>
-          <w:szCs w:val="22"/>
+          <w:b w:val="0"/>
+          <w:i w:val="0"/>
         </w:rPr>
         <w:t xml:space="preserve"> → date input (reformats through </w:t>
       </w:r>
       <w:r>
         <w:rPr>
-          <w:rFonts w:ascii="Consolas" w:hAnsi="Consolas" w:eastAsia="ＭＳ 明朝" w:cs="Consolas" w:eastAsiaTheme="minorEastAsia" w:csTheme="minorBidi"/>
+          <w:rFonts w:ascii="Consolas" w:hAnsi="Consolas"/>
+          <w:b w:val="0"/>
+          <w:i w:val="0"/>
           <w:sz w:val="19"/>
-          <w:szCs w:val="22"/>
         </w:rPr>
         <w:t>formatDate</w:t>
       </w:r>
       <w:r>
         <w:rPr>
-          <w:rFonts w:ascii="Calibri" w:hAnsi="Calibri" w:eastAsia="ＭＳ 明朝" w:cs="Calibri" w:eastAsiaTheme="minorEastAsia" w:csTheme="minorBidi"/>
-          <w:sz w:val="21"/>
-          <w:szCs w:val="22"/>
+          <w:b w:val="0"/>
+          <w:i w:val="0"/>
         </w:rPr>
         <w:t>)</w:t>
       </w:r>
@@ -2598,21 +1849,20 @@
     <w:p>
       <w:pPr>
         <w:pStyle w:val="ListBullet"/>
-        <w:ind w:left="360" w:hanging="360"/>
       </w:pPr>
       <w:r>
         <w:rPr>
-          <w:rFonts w:ascii="Consolas" w:hAnsi="Consolas" w:eastAsia="ＭＳ 明朝" w:cs="Consolas" w:eastAsiaTheme="minorEastAsia" w:csTheme="minorBidi"/>
+          <w:rFonts w:ascii="Consolas" w:hAnsi="Consolas"/>
+          <w:b w:val="0"/>
+          <w:i w:val="0"/>
           <w:sz w:val="19"/>
-          <w:szCs w:val="22"/>
         </w:rPr>
         <w:t>Table</w:t>
       </w:r>
       <w:r>
         <w:rPr>
-          <w:rFonts w:ascii="Calibri" w:hAnsi="Calibri" w:eastAsia="ＭＳ 明朝" w:cs="Calibri" w:eastAsiaTheme="minorEastAsia" w:csTheme="minorBidi"/>
-          <w:sz w:val="21"/>
-          <w:szCs w:val="22"/>
+          <w:b w:val="0"/>
+          <w:i w:val="0"/>
         </w:rPr>
         <w:t xml:space="preserve"> → an editable/ sortable table</w:t>
       </w:r>
@@ -2620,106 +1870,100 @@
     <w:p>
       <w:pPr>
         <w:pStyle w:val="ListBullet"/>
-        <w:ind w:left="360" w:hanging="360"/>
       </w:pPr>
       <w:r>
         <w:rPr>
-          <w:rFonts w:ascii="Calibri" w:hAnsi="Calibri" w:eastAsia="ＭＳ 明朝" w:cs="Calibri" w:eastAsiaTheme="minorEastAsia" w:csTheme="minorBidi"/>
-          <w:sz w:val="21"/>
-          <w:szCs w:val="22"/>
+          <w:b w:val="0"/>
+          <w:i w:val="0"/>
         </w:rPr>
         <w:t>default → a checkbox (</w:t>
       </w:r>
       <w:r>
         <w:rPr>
-          <w:rFonts w:ascii="Consolas" w:hAnsi="Consolas" w:eastAsia="ＭＳ 明朝" w:cs="Consolas" w:eastAsiaTheme="minorEastAsia" w:csTheme="minorBidi"/>
+          <w:rFonts w:ascii="Consolas" w:hAnsi="Consolas"/>
+          <w:b w:val="0"/>
+          <w:i w:val="0"/>
           <w:sz w:val="19"/>
-          <w:szCs w:val="22"/>
         </w:rPr>
         <w:t>value === 'checked'</w:t>
       </w:r>
       <w:r>
         <w:rPr>
-          <w:rFonts w:ascii="Calibri" w:hAnsi="Calibri" w:eastAsia="ＭＳ 明朝" w:cs="Calibri" w:eastAsiaTheme="minorEastAsia" w:csTheme="minorBidi"/>
-          <w:sz w:val="21"/>
-          <w:szCs w:val="22"/>
+          <w:b w:val="0"/>
+          <w:i w:val="0"/>
         </w:rPr>
         <w:t>)</w:t>
       </w:r>
     </w:p>
     <w:p>
-      <w:pPr>
-        <w:spacing w:after="200" w:line="276" w:lineRule="auto"/>
-      </w:pPr>
-      <w:r>
-        <w:rPr>
-          <w:rFonts w:ascii="Calibri" w:hAnsi="Calibri" w:eastAsia="ＭＳ 明朝" w:cs="Calibri" w:eastAsiaTheme="minorEastAsia" w:csTheme="minorBidi"/>
-          <w:sz w:val="21"/>
-          <w:szCs w:val="22"/>
+      <w:r>
+        <w:rPr>
+          <w:b w:val="0"/>
+          <w:i w:val="0"/>
         </w:rPr>
         <w:t xml:space="preserve">Dragging/resizing is gated behind </w:t>
       </w:r>
       <w:r>
         <w:rPr>
-          <w:rFonts w:ascii="Consolas" w:hAnsi="Consolas" w:eastAsia="ＭＳ 明朝" w:cs="Consolas" w:eastAsiaTheme="minorEastAsia" w:csTheme="minorBidi"/>
+          <w:rFonts w:ascii="Consolas" w:hAnsi="Consolas"/>
+          <w:b w:val="0"/>
+          <w:i w:val="0"/>
           <w:sz w:val="19"/>
-          <w:szCs w:val="22"/>
         </w:rPr>
         <w:t>isEditable</w:t>
       </w:r>
       <w:r>
         <w:rPr>
-          <w:rFonts w:ascii="Calibri" w:hAnsi="Calibri" w:eastAsia="ＭＳ 明朝" w:cs="Calibri" w:eastAsiaTheme="minorEastAsia" w:csTheme="minorBidi"/>
-          <w:sz w:val="21"/>
-          <w:szCs w:val="22"/>
+          <w:b w:val="0"/>
+          <w:i w:val="0"/>
         </w:rPr>
         <w:t xml:space="preserve"> (currently the editor runs read-only for positioning — the fields are placed from the server mapping, not moved by the user). </w:t>
       </w:r>
       <w:r>
         <w:rPr>
-          <w:rFonts w:ascii="Consolas" w:hAnsi="Consolas" w:eastAsia="ＭＳ 明朝" w:cs="Consolas" w:eastAsiaTheme="minorEastAsia" w:csTheme="minorBidi"/>
+          <w:rFonts w:ascii="Consolas" w:hAnsi="Consolas"/>
+          <w:b w:val="0"/>
+          <w:i w:val="0"/>
           <w:sz w:val="19"/>
-          <w:szCs w:val="22"/>
         </w:rPr>
         <w:t>ModernToolbar</w:t>
       </w:r>
       <w:r>
         <w:rPr>
-          <w:rFonts w:ascii="Calibri" w:hAnsi="Calibri" w:eastAsia="ＭＳ 明朝" w:cs="Calibri" w:eastAsiaTheme="minorEastAsia" w:csTheme="minorBidi"/>
-          <w:sz w:val="21"/>
-          <w:szCs w:val="22"/>
+          <w:b w:val="0"/>
+          <w:i w:val="0"/>
         </w:rPr>
         <w:t xml:space="preserve"> handles page navigation and zoom (</w:t>
       </w:r>
       <w:r>
         <w:rPr>
-          <w:rFonts w:ascii="Consolas" w:hAnsi="Consolas" w:eastAsia="ＭＳ 明朝" w:cs="Consolas" w:eastAsiaTheme="minorEastAsia" w:csTheme="minorBidi"/>
+          <w:rFonts w:ascii="Consolas" w:hAnsi="Consolas"/>
+          <w:b w:val="0"/>
+          <w:i w:val="0"/>
           <w:sz w:val="19"/>
-          <w:szCs w:val="22"/>
         </w:rPr>
         <w:t>scale</w:t>
       </w:r>
       <w:r>
         <w:rPr>
-          <w:rFonts w:ascii="Calibri" w:hAnsi="Calibri" w:eastAsia="ＭＳ 明朝" w:cs="Calibri" w:eastAsiaTheme="minorEastAsia" w:csTheme="minorBidi"/>
-          <w:sz w:val="21"/>
-          <w:szCs w:val="22"/>
+          <w:b w:val="0"/>
+          <w:i w:val="0"/>
         </w:rPr>
         <w:t xml:space="preserve">); </w:t>
       </w:r>
       <w:r>
         <w:rPr>
-          <w:rFonts w:ascii="Consolas" w:hAnsi="Consolas" w:eastAsia="ＭＳ 明朝" w:cs="Consolas" w:eastAsiaTheme="minorEastAsia" w:csTheme="minorBidi"/>
+          <w:rFonts w:ascii="Consolas" w:hAnsi="Consolas"/>
+          <w:b w:val="0"/>
+          <w:i w:val="0"/>
           <w:sz w:val="19"/>
-          <w:szCs w:val="22"/>
         </w:rPr>
         <w:t>CalculationManager</w:t>
       </w:r>
       <w:r>
         <w:rPr>
-          <w:rFonts w:ascii="Calibri" w:hAnsi="Calibri" w:eastAsia="ＭＳ 明朝" w:cs="Calibri" w:eastAsiaTheme="minorEastAsia" w:csTheme="minorBidi"/>
-          <w:sz w:val="21"/>
-          <w:szCs w:val="22"/>
+          <w:b w:val="0"/>
+          <w:i w:val="0"/>
         </w:rPr>
         <w:t xml:space="preserve"> in the sidebar handles computed fields.</w:t>
       </w:r>
@@ -2729,58 +1973,46 @@
         <w:pStyle w:val="Heading3"/>
       </w:pPr>
       <w:r>
-        <w:rPr>
-          <w:rFonts w:ascii="Calibri" w:hAnsi="Calibri" w:eastAsia="ＭＳ ゴシック" w:cs="Calibri" w:asciiTheme="majorHAnsi" w:hAnsiTheme="majorHAnsi" w:eastAsiaTheme="majorEastAsia" w:csTheme="majorBidi"/>
-          <w:b/>
-          <w:bCs/>
-          <w:color w:val="4F81BD" w:themeColor="accent1"/>
-          <w:sz w:val="21"/>
-          <w:szCs w:val="22"/>
-        </w:rPr>
         <w:t>Saving</w:t>
       </w:r>
     </w:p>
     <w:p>
-      <w:pPr>
-        <w:spacing w:after="200" w:line="276" w:lineRule="auto"/>
-      </w:pPr>
-      <w:r>
-        <w:rPr>
-          <w:rFonts w:ascii="Calibri" w:hAnsi="Calibri" w:eastAsia="ＭＳ 明朝" w:cs="Calibri" w:eastAsiaTheme="minorEastAsia" w:csTheme="minorBidi"/>
-          <w:sz w:val="21"/>
-          <w:szCs w:val="22"/>
+      <w:r>
+        <w:rPr>
+          <w:b w:val="0"/>
+          <w:i w:val="0"/>
         </w:rPr>
         <w:t xml:space="preserve">Two distinct save paths, both through </w:t>
       </w:r>
       <w:r>
         <w:rPr>
-          <w:rFonts w:ascii="Consolas" w:hAnsi="Consolas" w:eastAsia="ＭＳ 明朝" w:cs="Consolas" w:eastAsiaTheme="minorEastAsia" w:csTheme="minorBidi"/>
+          <w:rFonts w:ascii="Consolas" w:hAnsi="Consolas"/>
+          <w:b w:val="0"/>
+          <w:i w:val="0"/>
           <w:sz w:val="19"/>
-          <w:szCs w:val="22"/>
         </w:rPr>
         <w:t>formsService</w:t>
       </w:r>
       <w:r>
         <w:rPr>
-          <w:rFonts w:ascii="Calibri" w:hAnsi="Calibri" w:eastAsia="ＭＳ 明朝" w:cs="Calibri" w:eastAsiaTheme="minorEastAsia" w:csTheme="minorBidi"/>
-          <w:sz w:val="21"/>
-          <w:szCs w:val="22"/>
+          <w:b w:val="0"/>
+          <w:i w:val="0"/>
         </w:rPr>
         <w:t xml:space="preserve"> with optimistic-concurrency </w:t>
       </w:r>
       <w:r>
         <w:rPr>
-          <w:rFonts w:ascii="Consolas" w:hAnsi="Consolas" w:eastAsia="ＭＳ 明朝" w:cs="Consolas" w:eastAsiaTheme="minorEastAsia" w:csTheme="minorBidi"/>
+          <w:rFonts w:ascii="Consolas" w:hAnsi="Consolas"/>
+          <w:b w:val="0"/>
+          <w:i w:val="0"/>
           <w:sz w:val="19"/>
-          <w:szCs w:val="22"/>
         </w:rPr>
         <w:t>revision</w:t>
       </w:r>
       <w:r>
         <w:rPr>
-          <w:rFonts w:ascii="Calibri" w:hAnsi="Calibri" w:eastAsia="ＭＳ 明朝" w:cs="Calibri" w:eastAsiaTheme="minorEastAsia" w:csTheme="minorBidi"/>
-          <w:sz w:val="21"/>
-          <w:szCs w:val="22"/>
+          <w:b w:val="0"/>
+          <w:i w:val="0"/>
         </w:rPr>
         <w:t xml:space="preserve"> numbers:</w:t>
       </w:r>
@@ -2788,132 +2020,114 @@
     <w:p>
       <w:pPr>
         <w:pStyle w:val="ListBullet"/>
-        <w:ind w:left="360" w:hanging="360"/>
       </w:pPr>
       <w:r>
         <w:rPr>
-          <w:rFonts w:ascii="Calibri" w:hAnsi="Calibri" w:eastAsia="ＭＳ 明朝" w:cs="Calibri" w:eastAsiaTheme="minorEastAsia" w:csTheme="minorBidi"/>
           <w:b/>
-          <w:bCs/>
-          <w:sz w:val="21"/>
-          <w:szCs w:val="22"/>
+          <w:i w:val="0"/>
         </w:rPr>
         <w:t>Save Document</w:t>
       </w:r>
       <w:r>
         <w:rPr>
-          <w:rFonts w:ascii="Calibri" w:hAnsi="Calibri" w:eastAsia="ＭＳ 明朝" w:cs="Calibri" w:eastAsiaTheme="minorEastAsia" w:csTheme="minorBidi"/>
-          <w:sz w:val="21"/>
-          <w:szCs w:val="22"/>
+          <w:b w:val="0"/>
+          <w:i w:val="0"/>
         </w:rPr>
         <w:t xml:space="preserve"> (</w:t>
       </w:r>
       <w:r>
         <w:rPr>
-          <w:rFonts w:ascii="Consolas" w:hAnsi="Consolas" w:eastAsia="ＭＳ 明朝" w:cs="Consolas" w:eastAsiaTheme="minorEastAsia" w:csTheme="minorBidi"/>
+          <w:rFonts w:ascii="Consolas" w:hAnsi="Consolas"/>
+          <w:b w:val="0"/>
+          <w:i w:val="0"/>
           <w:sz w:val="19"/>
-          <w:szCs w:val="22"/>
         </w:rPr>
         <w:t>handleSave</w:t>
       </w:r>
       <w:r>
         <w:rPr>
-          <w:rFonts w:ascii="Calibri" w:hAnsi="Calibri" w:eastAsia="ＭＳ 明朝" w:cs="Calibri" w:eastAsiaTheme="minorEastAsia" w:csTheme="minorBidi"/>
-          <w:sz w:val="21"/>
-          <w:szCs w:val="22"/>
+          <w:b w:val="0"/>
+          <w:i w:val="0"/>
         </w:rPr>
         <w:t xml:space="preserve">) → serializes </w:t>
       </w:r>
       <w:r>
         <w:rPr>
-          <w:rFonts w:ascii="Consolas" w:hAnsi="Consolas" w:eastAsia="ＭＳ 明朝" w:cs="Consolas" w:eastAsiaTheme="minorEastAsia" w:csTheme="minorBidi"/>
+          <w:rFonts w:ascii="Consolas" w:hAnsi="Consolas"/>
+          <w:b w:val="0"/>
+          <w:i w:val="0"/>
           <w:sz w:val="19"/>
-          <w:szCs w:val="22"/>
         </w:rPr>
         <w:t>fields</w:t>
       </w:r>
       <w:r>
         <w:rPr>
-          <w:rFonts w:ascii="Calibri" w:hAnsi="Calibri" w:eastAsia="ＭＳ 明朝" w:cs="Calibri" w:eastAsiaTheme="minorEastAsia" w:csTheme="minorBidi"/>
-          <w:sz w:val="21"/>
-          <w:szCs w:val="22"/>
+          <w:b w:val="0"/>
+          <w:i w:val="0"/>
         </w:rPr>
         <w:t xml:space="preserve"> into a </w:t>
       </w:r>
       <w:r>
         <w:rPr>
-          <w:rFonts w:ascii="Consolas" w:hAnsi="Consolas" w:eastAsia="ＭＳ 明朝" w:cs="Consolas" w:eastAsiaTheme="minorEastAsia" w:csTheme="minorBidi"/>
+          <w:rFonts w:ascii="Consolas" w:hAnsi="Consolas"/>
+          <w:b w:val="0"/>
+          <w:i w:val="0"/>
           <w:sz w:val="19"/>
-          <w:szCs w:val="22"/>
         </w:rPr>
         <w:t>{ id: value }</w:t>
       </w:r>
       <w:r>
         <w:rPr>
-          <w:rFonts w:ascii="Calibri" w:hAnsi="Calibri" w:eastAsia="ＭＳ 明朝" w:cs="Calibri" w:eastAsiaTheme="minorEastAsia" w:csTheme="minorBidi"/>
-          <w:sz w:val="21"/>
-          <w:szCs w:val="22"/>
-        </w:rPr>
-        <w:t xml:space="preserve"> map and</w:t>
-      </w:r>
-    </w:p>
-    <w:p>
-      <w:pPr>
-        <w:spacing w:after="200" w:line="276" w:lineRule="auto"/>
-      </w:pPr>
-      <w:r>
-        <w:rPr>
-          <w:rFonts w:ascii="Calibri" w:hAnsi="Calibri" w:eastAsia="ＭＳ 明朝" w:cs="Calibri" w:eastAsiaTheme="minorEastAsia" w:csTheme="minorBidi"/>
-          <w:sz w:val="21"/>
-          <w:szCs w:val="22"/>
-        </w:rPr>
-        <w:t xml:space="preserve">PATCHes via </w:t>
-      </w:r>
-      <w:r>
-        <w:rPr>
-          <w:rFonts w:ascii="Consolas" w:hAnsi="Consolas" w:eastAsia="ＭＳ 明朝" w:cs="Consolas" w:eastAsiaTheme="minorEastAsia" w:csTheme="minorBidi"/>
+          <w:b w:val="0"/>
+          <w:i w:val="0"/>
+        </w:rPr>
+        <w:t xml:space="preserve"> map and PATCHes via </w:t>
+      </w:r>
+      <w:r>
+        <w:rPr>
+          <w:rFonts w:ascii="Consolas" w:hAnsi="Consolas"/>
+          <w:b w:val="0"/>
+          <w:i w:val="0"/>
           <w:sz w:val="19"/>
-          <w:szCs w:val="22"/>
         </w:rPr>
         <w:t>formsService.saveDocument(matter, docId, revision, fieldValues, "IN_PROGRESS")</w:t>
       </w:r>
       <w:r>
         <w:rPr>
-          <w:rFonts w:ascii="Calibri" w:hAnsi="Calibri" w:eastAsia="ＭＳ 明朝" w:cs="Calibri" w:eastAsiaTheme="minorEastAsia" w:csTheme="minorBidi"/>
-          <w:sz w:val="21"/>
-          <w:szCs w:val="22"/>
+          <w:b w:val="0"/>
+          <w:i w:val="0"/>
         </w:rPr>
         <w:t xml:space="preserve">. A </w:t>
       </w:r>
       <w:r>
         <w:rPr>
-          <w:rFonts w:ascii="Consolas" w:hAnsi="Consolas" w:eastAsia="ＭＳ 明朝" w:cs="Consolas" w:eastAsiaTheme="minorEastAsia" w:csTheme="minorBidi"/>
+          <w:rFonts w:ascii="Consolas" w:hAnsi="Consolas"/>
+          <w:b w:val="0"/>
+          <w:i w:val="0"/>
           <w:sz w:val="19"/>
-          <w:szCs w:val="22"/>
         </w:rPr>
         <w:t>409</w:t>
       </w:r>
       <w:r>
         <w:rPr>
-          <w:rFonts w:ascii="Calibri" w:hAnsi="Calibri" w:eastAsia="ＭＳ 明朝" w:cs="Calibri" w:eastAsiaTheme="minorEastAsia" w:csTheme="minorBidi"/>
-          <w:sz w:val="21"/>
-          <w:szCs w:val="22"/>
+          <w:b w:val="0"/>
+          <w:i w:val="0"/>
         </w:rPr>
         <w:t xml:space="preserve"> means someone else changed it — reload before saving. On success it bumps the local </w:t>
       </w:r>
       <w:r>
         <w:rPr>
-          <w:rFonts w:ascii="Consolas" w:hAnsi="Consolas" w:eastAsia="ＭＳ 明朝" w:cs="Consolas" w:eastAsiaTheme="minorEastAsia" w:csTheme="minorBidi"/>
+          <w:rFonts w:ascii="Consolas" w:hAnsi="Consolas"/>
+          <w:b w:val="0"/>
+          <w:i w:val="0"/>
           <w:sz w:val="19"/>
-          <w:szCs w:val="22"/>
         </w:rPr>
         <w:t>revision</w:t>
       </w:r>
       <w:r>
         <w:rPr>
-          <w:rFonts w:ascii="Calibri" w:hAnsi="Calibri" w:eastAsia="ＭＳ 明朝" w:cs="Calibri" w:eastAsiaTheme="minorEastAsia" w:csTheme="minorBidi"/>
-          <w:sz w:val="21"/>
-          <w:szCs w:val="22"/>
+          <w:b w:val="0"/>
+          <w:i w:val="0"/>
         </w:rPr>
         <w:t>.</w:t>
       </w:r>
@@ -2921,134 +2135,112 @@
     <w:p>
       <w:pPr>
         <w:pStyle w:val="ListBullet"/>
-        <w:ind w:left="360" w:hanging="360"/>
       </w:pPr>
       <w:r>
         <w:rPr>
-          <w:rFonts w:ascii="Calibri" w:hAnsi="Calibri" w:eastAsia="ＭＳ 明朝" w:cs="Calibri" w:eastAsiaTheme="minorEastAsia" w:csTheme="minorBidi"/>
           <w:b/>
-          <w:bCs/>
-          <w:sz w:val="21"/>
-          <w:szCs w:val="22"/>
+          <w:i w:val="0"/>
         </w:rPr>
         <w:t>Download Document</w:t>
       </w:r>
       <w:r>
         <w:rPr>
-          <w:rFonts w:ascii="Calibri" w:hAnsi="Calibri" w:eastAsia="ＭＳ 明朝" w:cs="Calibri" w:eastAsiaTheme="minorEastAsia" w:csTheme="minorBidi"/>
-          <w:sz w:val="21"/>
-          <w:szCs w:val="22"/>
+          <w:b w:val="0"/>
+          <w:i w:val="0"/>
         </w:rPr>
         <w:t xml:space="preserve"> (</w:t>
       </w:r>
       <w:r>
         <w:rPr>
-          <w:rFonts w:ascii="Consolas" w:hAnsi="Consolas" w:eastAsia="ＭＳ 明朝" w:cs="Consolas" w:eastAsiaTheme="minorEastAsia" w:csTheme="minorBidi"/>
+          <w:rFonts w:ascii="Consolas" w:hAnsi="Consolas"/>
+          <w:b w:val="0"/>
+          <w:i w:val="0"/>
           <w:sz w:val="19"/>
-          <w:szCs w:val="22"/>
         </w:rPr>
         <w:t>savePdf</w:t>
       </w:r>
       <w:r>
         <w:rPr>
-          <w:rFonts w:ascii="Calibri" w:hAnsi="Calibri" w:eastAsia="ＭＳ 明朝" w:cs="Calibri" w:eastAsiaTheme="minorEastAsia" w:csTheme="minorBidi"/>
-          <w:sz w:val="21"/>
-          <w:szCs w:val="22"/>
-        </w:rPr>
-        <w:t>) → this is the real export. It re-loads the template</w:t>
-      </w:r>
-    </w:p>
-    <w:p>
-      <w:pPr>
-        <w:spacing w:after="200" w:line="276" w:lineRule="auto"/>
-      </w:pPr>
-      <w:r>
-        <w:rPr>
-          <w:rFonts w:ascii="Calibri" w:hAnsi="Calibri" w:eastAsia="ＭＳ 明朝" w:cs="Calibri" w:eastAsiaTheme="minorEastAsia" w:csTheme="minorBidi"/>
-          <w:sz w:val="21"/>
-          <w:szCs w:val="22"/>
-        </w:rPr>
-        <w:t xml:space="preserve">PDF with </w:t>
-      </w:r>
-      <w:r>
-        <w:rPr>
-          <w:rFonts w:ascii="Consolas" w:hAnsi="Consolas" w:eastAsia="ＭＳ 明朝" w:cs="Consolas" w:eastAsiaTheme="minorEastAsia" w:csTheme="minorBidi"/>
+          <w:b w:val="0"/>
+          <w:i w:val="0"/>
+        </w:rPr>
+        <w:t xml:space="preserve">) → this is the real export. It re-loads the template PDF with </w:t>
+      </w:r>
+      <w:r>
+        <w:rPr>
+          <w:rFonts w:ascii="Consolas" w:hAnsi="Consolas"/>
+          <w:b w:val="0"/>
+          <w:i w:val="0"/>
           <w:sz w:val="19"/>
-          <w:szCs w:val="22"/>
         </w:rPr>
         <w:t>pdf-lib</w:t>
       </w:r>
       <w:r>
         <w:rPr>
-          <w:rFonts w:ascii="Calibri" w:hAnsi="Calibri" w:eastAsia="ＭＳ 明朝" w:cs="Calibri" w:eastAsiaTheme="minorEastAsia" w:csTheme="minorBidi"/>
-          <w:sz w:val="21"/>
-          <w:szCs w:val="22"/>
+          <w:b w:val="0"/>
+          <w:i w:val="0"/>
         </w:rPr>
         <w:t xml:space="preserve">, and for every field </w:t>
       </w:r>
       <w:r>
         <w:rPr>
-          <w:rFonts w:ascii="Calibri" w:hAnsi="Calibri" w:eastAsia="ＭＳ 明朝" w:cs="Calibri" w:eastAsiaTheme="minorEastAsia" w:csTheme="minorBidi"/>
           <w:b/>
-          <w:bCs/>
-          <w:sz w:val="21"/>
-          <w:szCs w:val="22"/>
+          <w:i w:val="0"/>
         </w:rPr>
         <w:t>creates a matching AcroForm field</w:t>
       </w:r>
       <w:r>
         <w:rPr>
-          <w:rFonts w:ascii="Calibri" w:hAnsi="Calibri" w:eastAsia="ＭＳ 明朝" w:cs="Calibri" w:eastAsiaTheme="minorEastAsia" w:csTheme="minorBidi"/>
-          <w:sz w:val="21"/>
-          <w:szCs w:val="22"/>
+          <w:b w:val="0"/>
+          <w:i w:val="0"/>
         </w:rPr>
         <w:t xml:space="preserve"> (</w:t>
       </w:r>
       <w:r>
         <w:rPr>
-          <w:rFonts w:ascii="Consolas" w:hAnsi="Consolas" w:eastAsia="ＭＳ 明朝" w:cs="Consolas" w:eastAsiaTheme="minorEastAsia" w:csTheme="minorBidi"/>
+          <w:rFonts w:ascii="Consolas" w:hAnsi="Consolas"/>
+          <w:b w:val="0"/>
+          <w:i w:val="0"/>
           <w:sz w:val="19"/>
-          <w:szCs w:val="22"/>
         </w:rPr>
         <w:t>createTextField</w:t>
       </w:r>
       <w:r>
         <w:rPr>
-          <w:rFonts w:ascii="Calibri" w:hAnsi="Calibri" w:eastAsia="ＭＳ 明朝" w:cs="Calibri" w:eastAsiaTheme="minorEastAsia" w:csTheme="minorBidi"/>
-          <w:sz w:val="21"/>
-          <w:szCs w:val="22"/>
+          <w:b w:val="0"/>
+          <w:i w:val="0"/>
         </w:rPr>
         <w:t xml:space="preserve"> / </w:t>
       </w:r>
       <w:r>
         <w:rPr>
-          <w:rFonts w:ascii="Consolas" w:hAnsi="Consolas" w:eastAsia="ＭＳ 明朝" w:cs="Consolas" w:eastAsiaTheme="minorEastAsia" w:csTheme="minorBidi"/>
+          <w:rFonts w:ascii="Consolas" w:hAnsi="Consolas"/>
+          <w:b w:val="0"/>
+          <w:i w:val="0"/>
           <w:sz w:val="19"/>
-          <w:szCs w:val="22"/>
         </w:rPr>
         <w:t>createCheckBox</w:t>
       </w:r>
       <w:r>
         <w:rPr>
-          <w:rFonts w:ascii="Calibri" w:hAnsi="Calibri" w:eastAsia="ＭＳ 明朝" w:cs="Calibri" w:eastAsiaTheme="minorEastAsia" w:csTheme="minorBidi"/>
-          <w:sz w:val="21"/>
-          <w:szCs w:val="22"/>
+          <w:b w:val="0"/>
+          <w:i w:val="0"/>
         </w:rPr>
         <w:t>) at the mapped coordinates (</w:t>
       </w:r>
       <w:r>
         <w:rPr>
-          <w:rFonts w:ascii="Consolas" w:hAnsi="Consolas" w:eastAsia="ＭＳ 明朝" w:cs="Consolas" w:eastAsiaTheme="minorEastAsia" w:csTheme="minorBidi"/>
+          <w:rFonts w:ascii="Consolas" w:hAnsi="Consolas"/>
+          <w:b w:val="0"/>
+          <w:i w:val="0"/>
           <w:sz w:val="19"/>
-          <w:szCs w:val="22"/>
         </w:rPr>
         <w:t>y = pageHeight - y - height/scale</w:t>
       </w:r>
       <w:r>
         <w:rPr>
-          <w:rFonts w:ascii="Calibri" w:hAnsi="Calibri" w:eastAsia="ＭＳ 明朝" w:cs="Calibri" w:eastAsiaTheme="minorEastAsia" w:csTheme="minorBidi"/>
-          <w:sz w:val="21"/>
-          <w:szCs w:val="22"/>
+          <w:b w:val="0"/>
+          <w:i w:val="0"/>
         </w:rPr>
         <w:t>), sets its value, styles it (8pt Helvetica / ZaDb for checks), and marks it read-only. The filled PDF bytes are then:</w:t>
       </w:r>
@@ -3056,50 +2248,43 @@
     <w:p>
       <w:pPr>
         <w:pStyle w:val="ListNumber2"/>
-        <w:ind w:left="720" w:hanging="360"/>
       </w:pPr>
       <w:r>
         <w:rPr>
-          <w:rFonts w:ascii="Calibri" w:hAnsi="Calibri" w:eastAsia="ＭＳ 明朝" w:cs="Calibri" w:eastAsiaTheme="minorEastAsia" w:csTheme="minorBidi"/>
-          <w:sz w:val="21"/>
-          <w:szCs w:val="22"/>
+          <w:b w:val="0"/>
+          <w:i w:val="0"/>
         </w:rPr>
         <w:t xml:space="preserve">uploaded via </w:t>
       </w:r>
       <w:r>
         <w:rPr>
-          <w:rFonts w:ascii="Consolas" w:hAnsi="Consolas" w:eastAsia="ＭＳ 明朝" w:cs="Consolas" w:eastAsiaTheme="minorEastAsia" w:csTheme="minorBidi"/>
+          <w:rFonts w:ascii="Consolas" w:hAnsi="Consolas"/>
+          <w:b w:val="0"/>
+          <w:i w:val="0"/>
           <w:sz w:val="19"/>
-          <w:szCs w:val="22"/>
         </w:rPr>
         <w:t>formsService.saveGeneratedPdf(...)</w:t>
       </w:r>
       <w:r>
         <w:rPr>
-          <w:rFonts w:ascii="Calibri" w:hAnsi="Calibri" w:eastAsia="ＭＳ 明朝" w:cs="Calibri" w:eastAsiaTheme="minorEastAsia" w:csTheme="minorBidi"/>
-          <w:sz w:val="21"/>
-          <w:szCs w:val="22"/>
-        </w:rPr>
-        <w:t xml:space="preserve"> (versioned by</w:t>
-      </w:r>
-    </w:p>
-    <w:p>
-      <w:pPr>
-        <w:spacing w:after="200" w:line="276" w:lineRule="auto"/>
-      </w:pPr>
-      <w:r>
-        <w:rPr>
-          <w:rFonts w:ascii="Consolas" w:hAnsi="Consolas" w:eastAsia="ＭＳ 明朝" w:cs="Consolas" w:eastAsiaTheme="minorEastAsia" w:csTheme="minorBidi"/>
+          <w:b w:val="0"/>
+          <w:i w:val="0"/>
+        </w:rPr>
+        <w:t xml:space="preserve"> (versioned by </w:t>
+      </w:r>
+      <w:r>
+        <w:rPr>
+          <w:rFonts w:ascii="Consolas" w:hAnsi="Consolas"/>
+          <w:b w:val="0"/>
+          <w:i w:val="0"/>
           <w:sz w:val="19"/>
-          <w:szCs w:val="22"/>
         </w:rPr>
         <w:t>generated_pdf_revision</w:t>
       </w:r>
       <w:r>
         <w:rPr>
-          <w:rFonts w:ascii="Calibri" w:hAnsi="Calibri" w:eastAsia="ＭＳ 明朝" w:cs="Calibri" w:eastAsiaTheme="minorEastAsia" w:csTheme="minorBidi"/>
-          <w:sz w:val="21"/>
-          <w:szCs w:val="22"/>
+          <w:b w:val="0"/>
+          <w:i w:val="0"/>
         </w:rPr>
         <w:t>, with the generation time recorded), and</w:t>
       </w:r>
@@ -3107,29 +2292,27 @@
     <w:p>
       <w:pPr>
         <w:pStyle w:val="ListNumber2"/>
-        <w:ind w:left="720" w:hanging="360"/>
       </w:pPr>
       <w:r>
         <w:rPr>
-          <w:rFonts w:ascii="Calibri" w:hAnsi="Calibri" w:eastAsia="ＭＳ 明朝" w:cs="Calibri" w:eastAsiaTheme="minorEastAsia" w:csTheme="minorBidi"/>
-          <w:sz w:val="21"/>
-          <w:szCs w:val="22"/>
+          <w:b w:val="0"/>
+          <w:i w:val="0"/>
         </w:rPr>
         <w:t xml:space="preserve">downloaded to the user as </w:t>
       </w:r>
       <w:r>
         <w:rPr>
-          <w:rFonts w:ascii="Consolas" w:hAnsi="Consolas" w:eastAsia="ＭＳ 明朝" w:cs="Consolas" w:eastAsiaTheme="minorEastAsia" w:csTheme="minorBidi"/>
+          <w:rFonts w:ascii="Consolas" w:hAnsi="Consolas"/>
+          <w:b w:val="0"/>
+          <w:i w:val="0"/>
           <w:sz w:val="19"/>
-          <w:szCs w:val="22"/>
         </w:rPr>
         <w:t>&lt;file_name&gt;-completed.pdf</w:t>
       </w:r>
       <w:r>
         <w:rPr>
-          <w:rFonts w:ascii="Calibri" w:hAnsi="Calibri" w:eastAsia="ＭＳ 明朝" w:cs="Calibri" w:eastAsiaTheme="minorEastAsia" w:csTheme="minorBidi"/>
-          <w:sz w:val="21"/>
-          <w:szCs w:val="22"/>
+          <w:b w:val="0"/>
+          <w:i w:val="0"/>
         </w:rPr>
         <w:t>, and</w:t>
       </w:r>
@@ -3137,13 +2320,11 @@
     <w:p>
       <w:pPr>
         <w:pStyle w:val="ListNumber2"/>
-        <w:ind w:left="720" w:hanging="360"/>
       </w:pPr>
       <w:r>
         <w:rPr>
-          <w:rFonts w:ascii="Calibri" w:hAnsi="Calibri" w:eastAsia="ＭＳ 明朝" w:cs="Calibri" w:eastAsiaTheme="minorEastAsia" w:csTheme="minorBidi"/>
-          <w:sz w:val="21"/>
-          <w:szCs w:val="22"/>
+          <w:b w:val="0"/>
+          <w:i w:val="0"/>
         </w:rPr>
         <w:t>previewed in a modal iframe.</w:t>
       </w:r>
@@ -3153,92 +2334,64 @@
         <w:pStyle w:val="Heading3"/>
       </w:pPr>
       <w:r>
-        <w:rPr>
-          <w:rFonts w:ascii="Calibri" w:hAnsi="Calibri" w:eastAsia="ＭＳ ゴシック" w:cs="Calibri" w:asciiTheme="majorHAnsi" w:hAnsiTheme="majorHAnsi" w:eastAsiaTheme="majorEastAsia" w:csTheme="majorBidi"/>
-          <w:b/>
-          <w:bCs/>
-          <w:color w:val="4F81BD" w:themeColor="accent1"/>
-          <w:sz w:val="21"/>
-          <w:szCs w:val="22"/>
-        </w:rPr>
         <w:t>The sidebar</w:t>
       </w:r>
     </w:p>
     <w:p>
-      <w:pPr>
-        <w:spacing w:after="200" w:line="276" w:lineRule="auto"/>
-      </w:pPr>
-      <w:r>
-        <w:rPr>
-          <w:rFonts w:ascii="Calibri" w:hAnsi="Calibri" w:eastAsia="ＭＳ 明朝" w:cs="Calibri" w:eastAsiaTheme="minorEastAsia" w:csTheme="minorBidi"/>
-          <w:sz w:val="21"/>
-          <w:szCs w:val="22"/>
+      <w:r>
+        <w:rPr>
+          <w:b w:val="0"/>
+          <w:i w:val="0"/>
         </w:rPr>
         <w:t xml:space="preserve">Shows </w:t>
       </w:r>
       <w:r>
         <w:rPr>
-          <w:rFonts w:ascii="Consolas" w:hAnsi="Consolas" w:eastAsia="ＭＳ 明朝" w:cs="Consolas" w:eastAsiaTheme="minorEastAsia" w:csTheme="minorBidi"/>
+          <w:rFonts w:ascii="Consolas" w:hAnsi="Consolas"/>
+          <w:b w:val="0"/>
+          <w:i w:val="0"/>
           <w:sz w:val="19"/>
-          <w:szCs w:val="22"/>
         </w:rPr>
         <w:t>CalculationManager</w:t>
       </w:r>
       <w:r>
         <w:rPr>
-          <w:rFonts w:ascii="Calibri" w:hAnsi="Calibri" w:eastAsia="ＭＳ 明朝" w:cs="Calibri" w:eastAsiaTheme="minorEastAsia" w:csTheme="minorBidi"/>
-          <w:sz w:val="21"/>
-          <w:szCs w:val="22"/>
+          <w:b w:val="0"/>
+          <w:i w:val="0"/>
         </w:rPr>
         <w:t xml:space="preserve"> plus a button per sibling form. Selecting a different form navigates to its </w:t>
       </w:r>
       <w:r>
         <w:rPr>
-          <w:rFonts w:ascii="Consolas" w:hAnsi="Consolas" w:eastAsia="ＭＳ 明朝" w:cs="Consolas" w:eastAsiaTheme="minorEastAsia" w:csTheme="minorBidi"/>
+          <w:rFonts w:ascii="Consolas" w:hAnsi="Consolas"/>
+          <w:b w:val="0"/>
+          <w:i w:val="0"/>
           <w:sz w:val="19"/>
-          <w:szCs w:val="22"/>
         </w:rPr>
         <w:t>/matters/:matterNumber/forms/:documentId</w:t>
       </w:r>
       <w:r>
         <w:rPr>
-          <w:rFonts w:ascii="Calibri" w:hAnsi="Calibri" w:eastAsia="ＭＳ 明朝" w:cs="Calibri" w:eastAsiaTheme="minorEastAsia" w:csTheme="minorBidi"/>
-          <w:sz w:val="21"/>
-          <w:szCs w:val="22"/>
+          <w:b w:val="0"/>
+          <w:i w:val="0"/>
         </w:rPr>
         <w:t xml:space="preserve"> URL (which re-runs the whole load), rather than mutating state in place — this fixed a bug where re-selecting the same object blanked the viewer without re-triggering the load effect.</w:t>
       </w:r>
     </w:p>
-    <w:p>
-      <w:pPr>
-        <w:spacing w:after="200" w:line="276" w:lineRule="auto"/>
-      </w:pPr>
-    </w:p>
+    <w:p/>
     <w:p>
       <w:pPr>
         <w:pStyle w:val="Heading2"/>
       </w:pPr>
       <w:r>
-        <w:rPr>
-          <w:rFonts w:ascii="Calibri" w:hAnsi="Calibri" w:eastAsia="ＭＳ ゴシック" w:cs="Calibri" w:asciiTheme="majorHAnsi" w:hAnsiTheme="majorHAnsi" w:eastAsiaTheme="majorEastAsia" w:csTheme="majorBidi"/>
-          <w:b/>
-          <w:bCs/>
-          <w:color w:val="4F81BD" w:themeColor="accent1"/>
-          <w:sz w:val="26"/>
-          <w:szCs w:val="26"/>
-        </w:rPr>
         <w:t>Old vs new — the prefill split (read this)</w:t>
       </w:r>
     </w:p>
     <w:p>
-      <w:pPr>
-        <w:spacing w:after="200" w:line="276" w:lineRule="auto"/>
-      </w:pPr>
-      <w:r>
-        <w:rPr>
-          <w:rFonts w:ascii="Calibri" w:hAnsi="Calibri" w:eastAsia="ＭＳ 明朝" w:cs="Calibri" w:eastAsiaTheme="minorEastAsia" w:csTheme="minorBidi"/>
-          <w:sz w:val="21"/>
-          <w:szCs w:val="22"/>
+      <w:r>
+        <w:rPr>
+          <w:b w:val="0"/>
+          <w:i w:val="0"/>
         </w:rPr>
         <w:t>This is the thing most likely to confuse someone new to the file:</w:t>
       </w:r>
@@ -3246,62 +2399,57 @@
     <w:p>
       <w:pPr>
         <w:pStyle w:val="ListBullet"/>
-        <w:ind w:left="360" w:hanging="360"/>
       </w:pPr>
       <w:r>
         <w:rPr>
-          <w:rFonts w:ascii="Calibri" w:hAnsi="Calibri" w:eastAsia="ＭＳ 明朝" w:cs="Calibri" w:eastAsiaTheme="minorEastAsia" w:csTheme="minorBidi"/>
           <w:b/>
-          <w:bCs/>
-          <w:sz w:val="21"/>
-          <w:szCs w:val="22"/>
-        </w:rPr>
-        <w:t>Old platform (`cloudact-frontend-main`):</w:t>
-      </w:r>
-      <w:r>
-        <w:rPr>
-          <w:rFonts w:ascii="Calibri" w:hAnsi="Calibri" w:eastAsia="ＭＳ 明朝" w:cs="Calibri" w:eastAsiaTheme="minorEastAsia" w:csTheme="minorBidi"/>
-          <w:sz w:val="21"/>
-          <w:szCs w:val="22"/>
-        </w:rPr>
-        <w:t xml:space="preserve"> the browser held the field mappings and a</w:t>
-      </w:r>
-    </w:p>
-    <w:p>
-      <w:pPr>
-        <w:spacing w:after="200" w:line="276" w:lineRule="auto"/>
-      </w:pPr>
-      <w:r>
-        <w:rPr>
-          <w:rFonts w:ascii="Calibri" w:hAnsi="Calibri" w:eastAsia="ＭＳ 明朝" w:cs="Calibri" w:eastAsiaTheme="minorEastAsia" w:csTheme="minorBidi"/>
-          <w:sz w:val="21"/>
-          <w:szCs w:val="22"/>
-        </w:rPr>
-        <w:t xml:space="preserve">giant </w:t>
-      </w:r>
-      <w:r>
-        <w:rPr>
-          <w:rFonts w:ascii="Consolas" w:hAnsi="Consolas" w:eastAsia="ＭＳ 明朝" w:cs="Consolas" w:eastAsiaTheme="minorEastAsia" w:csTheme="minorBidi"/>
+          <w:i w:val="0"/>
+        </w:rPr>
+        <w:t>Old platform (</w:t>
+      </w:r>
+      <w:r>
+        <w:rPr>
+          <w:rFonts w:ascii="Consolas" w:hAnsi="Consolas"/>
+          <w:b/>
+          <w:i w:val="0"/>
           <w:sz w:val="19"/>
-          <w:szCs w:val="22"/>
+        </w:rPr>
+        <w:t>cloudact-frontend-main</w:t>
+      </w:r>
+      <w:r>
+        <w:rPr>
+          <w:b/>
+          <w:i w:val="0"/>
+        </w:rPr>
+        <w:t>):</w:t>
+      </w:r>
+      <w:r>
+        <w:rPr>
+          <w:b w:val="0"/>
+          <w:i w:val="0"/>
+        </w:rPr>
+        <w:t xml:space="preserve"> the browser held the field mappings and a giant </w:t>
+      </w:r>
+      <w:r>
+        <w:rPr>
+          <w:rFonts w:ascii="Consolas" w:hAnsi="Consolas"/>
+          <w:b w:val="0"/>
+          <w:i w:val="0"/>
+          <w:sz w:val="19"/>
         </w:rPr>
         <w:t>bindFieldsToData</w:t>
       </w:r>
       <w:r>
         <w:rPr>
-          <w:rFonts w:ascii="Calibri" w:hAnsi="Calibri" w:eastAsia="ＭＳ 明朝" w:cs="Calibri" w:eastAsiaTheme="minorEastAsia" w:csTheme="minorBidi"/>
-          <w:sz w:val="21"/>
-          <w:szCs w:val="22"/>
+          <w:b w:val="0"/>
+          <w:i w:val="0"/>
         </w:rPr>
         <w:t xml:space="preserve"> engine that walked the matter's assets/debts/children/etc. and computed each PDF field's value client-side. That code is still visible in </w:t>
       </w:r>
       <w:hyperlink r:id="rId9">
         <w:r>
           <w:rPr>
-            <w:rFonts w:ascii="Calibri" w:hAnsi="Calibri" w:eastAsia="ＭＳ 明朝" w:cs="Calibri" w:eastAsiaTheme="minorEastAsia" w:csTheme="minorBidi"/>
             <w:color w:val="0563C1"/>
-            <w:sz w:val="21"/>
-            <w:szCs w:val="22"/>
             <w:u w:val="single"/>
           </w:rPr>
           <w:t>FillPdf.jsx</w:t>
@@ -3309,91 +2457,86 @@
       </w:hyperlink>
       <w:r>
         <w:rPr>
-          <w:rFonts w:ascii="Calibri" w:hAnsi="Calibri" w:eastAsia="ＭＳ 明朝" w:cs="Calibri" w:eastAsiaTheme="minorEastAsia" w:csTheme="minorBidi"/>
-          <w:sz w:val="21"/>
-          <w:szCs w:val="22"/>
+          <w:b w:val="0"/>
+          <w:i w:val="0"/>
         </w:rPr>
         <w:t xml:space="preserve"> inside a big </w:t>
       </w:r>
       <w:r>
         <w:rPr>
-          <w:rFonts w:ascii="Consolas" w:hAnsi="Consolas" w:eastAsia="ＭＳ 明朝" w:cs="Consolas" w:eastAsiaTheme="minorEastAsia" w:csTheme="minorBidi"/>
+          <w:rFonts w:ascii="Consolas" w:hAnsi="Consolas"/>
+          <w:b w:val="0"/>
+          <w:i w:val="0"/>
           <w:sz w:val="19"/>
-          <w:szCs w:val="22"/>
         </w:rPr>
         <w:t>/* … */</w:t>
       </w:r>
       <w:r>
         <w:rPr>
-          <w:rFonts w:ascii="Calibri" w:hAnsi="Calibri" w:eastAsia="ＭＳ 明朝" w:cs="Calibri" w:eastAsiaTheme="minorEastAsia" w:csTheme="minorBidi"/>
-          <w:sz w:val="21"/>
-          <w:szCs w:val="22"/>
+          <w:b w:val="0"/>
+          <w:i w:val="0"/>
         </w:rPr>
         <w:t xml:space="preserve"> block (roughly lines 240–1663), plus a </w:t>
       </w:r>
       <w:r>
         <w:rPr>
-          <w:rFonts w:ascii="Consolas" w:hAnsi="Consolas" w:eastAsia="ＭＳ 明朝" w:cs="Consolas" w:eastAsiaTheme="minorEastAsia" w:csTheme="minorBidi"/>
+          <w:rFonts w:ascii="Consolas" w:hAnsi="Consolas"/>
+          <w:b w:val="0"/>
+          <w:i w:val="0"/>
           <w:sz w:val="19"/>
-          <w:szCs w:val="22"/>
         </w:rPr>
         <w:t>calculateAge</w:t>
       </w:r>
       <w:r>
         <w:rPr>
-          <w:rFonts w:ascii="Calibri" w:hAnsi="Calibri" w:eastAsia="ＭＳ 明朝" w:cs="Calibri" w:eastAsiaTheme="minorEastAsia" w:csTheme="minorBidi"/>
-          <w:sz w:val="21"/>
-          <w:szCs w:val="22"/>
+          <w:b w:val="0"/>
+          <w:i w:val="0"/>
         </w:rPr>
         <w:t xml:space="preserve"> / </w:t>
       </w:r>
       <w:r>
         <w:rPr>
-          <w:rFonts w:ascii="Consolas" w:hAnsi="Consolas" w:eastAsia="ＭＳ 明朝" w:cs="Consolas" w:eastAsiaTheme="minorEastAsia" w:csTheme="minorBidi"/>
+          <w:rFonts w:ascii="Consolas" w:hAnsi="Consolas"/>
+          <w:b w:val="0"/>
+          <w:i w:val="0"/>
           <w:sz w:val="19"/>
-          <w:szCs w:val="22"/>
         </w:rPr>
         <w:t>generateDetails</w:t>
       </w:r>
       <w:r>
         <w:rPr>
-          <w:rFonts w:ascii="Calibri" w:hAnsi="Calibri" w:eastAsia="ＭＳ 明朝" w:cs="Calibri" w:eastAsiaTheme="minorEastAsia" w:csTheme="minorBidi"/>
-          <w:sz w:val="21"/>
-          <w:szCs w:val="22"/>
+          <w:b w:val="0"/>
+          <w:i w:val="0"/>
         </w:rPr>
         <w:t xml:space="preserve"> / </w:t>
       </w:r>
       <w:r>
         <w:rPr>
-          <w:rFonts w:ascii="Consolas" w:hAnsi="Consolas" w:eastAsia="ＭＳ 明朝" w:cs="Consolas" w:eastAsiaTheme="minorEastAsia" w:csTheme="minorBidi"/>
+          <w:rFonts w:ascii="Consolas" w:hAnsi="Consolas"/>
+          <w:b w:val="0"/>
+          <w:i w:val="0"/>
           <w:sz w:val="19"/>
-          <w:szCs w:val="22"/>
         </w:rPr>
         <w:t>formatNumberWithCommas</w:t>
       </w:r>
       <w:r>
         <w:rPr>
-          <w:rFonts w:ascii="Calibri" w:hAnsi="Calibri" w:eastAsia="ＭＳ 明朝" w:cs="Calibri" w:eastAsiaTheme="minorEastAsia" w:csTheme="minorBidi"/>
-          <w:sz w:val="21"/>
-          <w:szCs w:val="22"/>
+          <w:b w:val="0"/>
+          <w:i w:val="0"/>
         </w:rPr>
         <w:t xml:space="preserve"> helper set. </w:t>
       </w:r>
       <w:r>
         <w:rPr>
-          <w:rFonts w:ascii="Calibri" w:hAnsi="Calibri" w:eastAsia="ＭＳ 明朝" w:cs="Calibri" w:eastAsiaTheme="minorEastAsia" w:csTheme="minorBidi"/>
           <w:b/>
-          <w:bCs/>
-          <w:sz w:val="21"/>
-          <w:szCs w:val="22"/>
+          <w:i w:val="0"/>
         </w:rPr>
         <w:t>It is not executed</w:t>
       </w:r>
       <w:r>
         <w:rPr>
-          <w:rFonts w:ascii="Calibri" w:hAnsi="Calibri" w:eastAsia="ＭＳ 明朝" w:cs="Calibri" w:eastAsiaTheme="minorEastAsia" w:csTheme="minorBidi"/>
-          <w:sz w:val="21"/>
-          <w:szCs w:val="22"/>
+          <w:b w:val="0"/>
+          <w:i w:val="0"/>
         </w:rPr>
         <w:t xml:space="preserve"> and must not be called; it remains only pending a dedicated source-size cleanup.</w:t>
       </w:r>
@@ -3401,179 +2544,126 @@
     <w:p>
       <w:pPr>
         <w:pStyle w:val="ListBullet"/>
-        <w:ind w:left="360" w:hanging="360"/>
       </w:pPr>
       <w:r>
         <w:rPr>
-          <w:rFonts w:ascii="Calibri" w:hAnsi="Calibri" w:eastAsia="ＭＳ 明朝" w:cs="Calibri" w:eastAsiaTheme="minorEastAsia" w:csTheme="minorBidi"/>
           <w:b/>
-          <w:bCs/>
-          <w:sz w:val="21"/>
-          <w:szCs w:val="22"/>
+          <w:i w:val="0"/>
         </w:rPr>
         <w:t>Now:</w:t>
       </w:r>
       <w:r>
         <w:rPr>
-          <w:rFonts w:ascii="Calibri" w:hAnsi="Calibri" w:eastAsia="ＭＳ 明朝" w:cs="Calibri" w:eastAsiaTheme="minorEastAsia" w:csTheme="minorBidi"/>
-          <w:sz w:val="21"/>
-          <w:szCs w:val="22"/>
+          <w:b w:val="0"/>
+          <w:i w:val="0"/>
         </w:rPr>
         <w:t xml:space="preserve"> the </w:t>
       </w:r>
       <w:r>
         <w:rPr>
-          <w:rFonts w:ascii="Calibri" w:hAnsi="Calibri" w:eastAsia="ＭＳ 明朝" w:cs="Calibri" w:eastAsiaTheme="minorEastAsia" w:csTheme="minorBidi"/>
           <w:b/>
-          <w:bCs/>
-          <w:sz w:val="21"/>
-          <w:szCs w:val="22"/>
+          <w:i w:val="0"/>
         </w:rPr>
         <w:t>Forms API</w:t>
       </w:r>
       <w:r>
         <w:rPr>
-          <w:rFonts w:ascii="Calibri" w:hAnsi="Calibri" w:eastAsia="ＭＳ 明朝" w:cs="Calibri" w:eastAsiaTheme="minorEastAsia" w:csTheme="minorBidi"/>
-          <w:sz w:val="21"/>
-          <w:szCs w:val="22"/>
+          <w:b w:val="0"/>
+          <w:i w:val="0"/>
         </w:rPr>
         <w:t xml:space="preserve"> owns both the field mapping (</w:t>
       </w:r>
       <w:r>
         <w:rPr>
-          <w:rFonts w:ascii="Consolas" w:hAnsi="Consolas" w:eastAsia="ＭＳ 明朝" w:cs="Consolas" w:eastAsiaTheme="minorEastAsia" w:csTheme="minorBidi"/>
+          <w:rFonts w:ascii="Consolas" w:hAnsi="Consolas"/>
+          <w:b w:val="0"/>
+          <w:i w:val="0"/>
           <w:sz w:val="19"/>
-          <w:szCs w:val="22"/>
         </w:rPr>
         <w:t>mapping.staticFields</w:t>
       </w:r>
       <w:r>
         <w:rPr>
-          <w:rFonts w:ascii="Calibri" w:hAnsi="Calibri" w:eastAsia="ＭＳ 明朝" w:cs="Calibri" w:eastAsiaTheme="minorEastAsia" w:csTheme="minorBidi"/>
-          <w:sz w:val="21"/>
-          <w:szCs w:val="22"/>
-        </w:rPr>
-        <w:t>) and the</w:t>
+          <w:b w:val="0"/>
+          <w:i w:val="0"/>
+        </w:rPr>
+        <w:t>) and the prefilled values (</w:t>
+      </w:r>
+      <w:r>
+        <w:rPr>
+          <w:rFonts w:ascii="Consolas" w:hAnsi="Consolas"/>
+          <w:b w:val="0"/>
+          <w:i w:val="0"/>
+          <w:sz w:val="19"/>
+        </w:rPr>
+        <w:t>fieldValues</w:t>
+      </w:r>
+      <w:r>
+        <w:rPr>
+          <w:b w:val="0"/>
+          <w:i w:val="0"/>
+        </w:rPr>
+        <w:t xml:space="preserve">). The editor just overlays values onto the mapping and lets the user tweak/save. The forms are </w:t>
+      </w:r>
+      <w:r>
+        <w:rPr>
+          <w:b/>
+          <w:i w:val="0"/>
+        </w:rPr>
+        <w:t>image-based PDFs</w:t>
+      </w:r>
+      <w:r>
+        <w:rPr>
+          <w:b w:val="0"/>
+          <w:i w:val="0"/>
+        </w:rPr>
+        <w:t xml:space="preserve"> with an overlay coordinate convention; the mapping is produced by a server-side extract-from-AcroForm / vector pipeline. (See the project's forms-migration and prefill-plan notes for the full mapping pipeline and per-form status — all 45 forms have been migrated.)</w:t>
       </w:r>
     </w:p>
     <w:p>
-      <w:pPr>
-        <w:spacing w:after="200" w:line="276" w:lineRule="auto"/>
-      </w:pPr>
-      <w:r>
-        <w:rPr>
-          <w:rFonts w:ascii="Calibri" w:hAnsi="Calibri" w:eastAsia="ＭＳ 明朝" w:cs="Calibri" w:eastAsiaTheme="minorEastAsia" w:csTheme="minorBidi"/>
-          <w:sz w:val="21"/>
-          <w:szCs w:val="22"/>
-        </w:rPr>
-        <w:t>prefilled values (</w:t>
-      </w:r>
-      <w:r>
-        <w:rPr>
-          <w:rFonts w:ascii="Consolas" w:hAnsi="Consolas" w:eastAsia="ＭＳ 明朝" w:cs="Consolas" w:eastAsiaTheme="minorEastAsia" w:csTheme="minorBidi"/>
-          <w:sz w:val="19"/>
-          <w:szCs w:val="22"/>
-        </w:rPr>
-        <w:t>fieldValues</w:t>
-      </w:r>
-      <w:r>
-        <w:rPr>
-          <w:rFonts w:ascii="Calibri" w:hAnsi="Calibri" w:eastAsia="ＭＳ 明朝" w:cs="Calibri" w:eastAsiaTheme="minorEastAsia" w:csTheme="minorBidi"/>
-          <w:sz w:val="21"/>
-          <w:szCs w:val="22"/>
-        </w:rPr>
-        <w:t xml:space="preserve">). The editor just overlays values onto the mapping and lets the user tweak/save. The forms are </w:t>
-      </w:r>
-      <w:r>
-        <w:rPr>
-          <w:rFonts w:ascii="Calibri" w:hAnsi="Calibri" w:eastAsia="ＭＳ 明朝" w:cs="Calibri" w:eastAsiaTheme="minorEastAsia" w:csTheme="minorBidi"/>
+      <w:r>
+        <w:rPr>
+          <w:b w:val="0"/>
+          <w:i w:val="0"/>
+        </w:rPr>
+        <w:t xml:space="preserve">If you're adding a form or fixing a field position, the fix almost always belongs in the </w:t>
+      </w:r>
+      <w:r>
+        <w:rPr>
           <w:b/>
-          <w:bCs/>
-          <w:sz w:val="21"/>
-          <w:szCs w:val="22"/>
-        </w:rPr>
-        <w:t>image-based PDFs</w:t>
-      </w:r>
-      <w:r>
-        <w:rPr>
-          <w:rFonts w:ascii="Calibri" w:hAnsi="Calibri" w:eastAsia="ＭＳ 明朝" w:cs="Calibri" w:eastAsiaTheme="minorEastAsia" w:csTheme="minorBidi"/>
-          <w:sz w:val="21"/>
-          <w:szCs w:val="22"/>
-        </w:rPr>
-        <w:t xml:space="preserve"> with an overlay coordinate convention; the mapping is produced by a server-side extract-from-AcroForm / vector pipeline. (See the project's forms-migration and prefill-plan notes for the full mapping pipeline and per-form status — all 45 forms have been migrated.)</w:t>
+          <w:i w:val="0"/>
+        </w:rPr>
+        <w:t>template/mapping on the backend</w:t>
+      </w:r>
+      <w:r>
+        <w:rPr>
+          <w:b w:val="0"/>
+          <w:i w:val="0"/>
+        </w:rPr>
+        <w:t>, not in this React code.</w:t>
       </w:r>
     </w:p>
-    <w:p>
-      <w:pPr>
-        <w:spacing w:after="200" w:line="276" w:lineRule="auto"/>
-      </w:pPr>
-      <w:r>
-        <w:rPr>
-          <w:rFonts w:ascii="Calibri" w:hAnsi="Calibri" w:eastAsia="ＭＳ 明朝" w:cs="Calibri" w:eastAsiaTheme="minorEastAsia" w:csTheme="minorBidi"/>
-          <w:sz w:val="21"/>
-          <w:szCs w:val="22"/>
-        </w:rPr>
-        <w:t xml:space="preserve">If you're adding a form or fixing a field position, the fix almost always belongs in the </w:t>
-      </w:r>
-      <w:r>
-        <w:rPr>
-          <w:rFonts w:ascii="Calibri" w:hAnsi="Calibri" w:eastAsia="ＭＳ 明朝" w:cs="Calibri" w:eastAsiaTheme="minorEastAsia" w:csTheme="minorBidi"/>
-          <w:b/>
-          <w:bCs/>
-          <w:sz w:val="21"/>
-          <w:szCs w:val="22"/>
-        </w:rPr>
-        <w:t>template/mapping on the backend</w:t>
-      </w:r>
-      <w:r>
-        <w:rPr>
-          <w:rFonts w:ascii="Calibri" w:hAnsi="Calibri" w:eastAsia="ＭＳ 明朝" w:cs="Calibri" w:eastAsiaTheme="minorEastAsia" w:csTheme="minorBidi"/>
-          <w:sz w:val="21"/>
-          <w:szCs w:val="22"/>
-        </w:rPr>
-        <w:t>, not in this React code.</w:t>
-      </w:r>
-    </w:p>
-    <w:p>
-      <w:pPr>
-        <w:spacing w:after="200" w:line="276" w:lineRule="auto"/>
-      </w:pPr>
-    </w:p>
+    <w:p/>
     <w:p>
       <w:pPr>
         <w:pStyle w:val="Heading2"/>
       </w:pPr>
       <w:r>
-        <w:rPr>
-          <w:rFonts w:ascii="Calibri" w:hAnsi="Calibri" w:eastAsia="ＭＳ ゴシック" w:cs="Calibri" w:asciiTheme="majorHAnsi" w:hAnsiTheme="majorHAnsi" w:eastAsiaTheme="majorEastAsia" w:csTheme="majorBidi"/>
-          <w:b/>
-          <w:bCs/>
-          <w:color w:val="4F81BD" w:themeColor="accent1"/>
-          <w:sz w:val="26"/>
-          <w:szCs w:val="26"/>
-        </w:rPr>
         <w:t>The API surface</w:t>
       </w:r>
     </w:p>
     <w:p>
-      <w:pPr>
-        <w:spacing w:after="200" w:line="276" w:lineRule="auto"/>
-      </w:pPr>
-      <w:r>
-        <w:rPr>
-          <w:rFonts w:ascii="Calibri" w:hAnsi="Calibri" w:eastAsia="ＭＳ 明朝" w:cs="Calibri" w:eastAsiaTheme="minorEastAsia" w:csTheme="minorBidi"/>
-          <w:sz w:val="21"/>
-          <w:szCs w:val="22"/>
+      <w:r>
+        <w:rPr>
+          <w:b w:val="0"/>
+          <w:i w:val="0"/>
         </w:rPr>
         <w:t xml:space="preserve">Everything routes through </w:t>
       </w:r>
       <w:hyperlink r:id="rId12">
         <w:r>
           <w:rPr>
-            <w:rFonts w:ascii="Calibri" w:hAnsi="Calibri" w:eastAsia="ＭＳ 明朝" w:cs="Calibri" w:eastAsiaTheme="minorEastAsia" w:csTheme="minorBidi"/>
             <w:color w:val="0563C1"/>
-            <w:sz w:val="21"/>
-            <w:szCs w:val="22"/>
             <w:u w:val="single"/>
           </w:rPr>
           <w:t>formsService.js</w:t>
@@ -3581,9 +2671,8 @@
       </w:hyperlink>
       <w:r>
         <w:rPr>
-          <w:rFonts w:ascii="Calibri" w:hAnsi="Calibri" w:eastAsia="ＭＳ 明朝" w:cs="Calibri" w:eastAsiaTheme="minorEastAsia" w:csTheme="minorBidi"/>
-          <w:sz w:val="21"/>
-          <w:szCs w:val="22"/>
+          <w:b w:val="0"/>
+          <w:i w:val="0"/>
         </w:rPr>
         <w:t xml:space="preserve"> (a thin wrapper over the shared axios instance, which carries auth). Key calls:</w:t>
       </w:r>
@@ -3591,22 +2680,8 @@
     <w:tbl>
       <w:tblPr>
         <w:tblStyle w:val="LightGrid-Accent1"/>
-        <w:tblW w:w="0" w:type="auto"/>
-        <w:tblBorders>
-          <w:top w:val="single" w:sz="8" w:space="0" w:color="4F81BD"/>
-          <w:left w:val="single" w:sz="8" w:space="0" w:color="4F81BD"/>
-          <w:bottom w:val="single" w:sz="18" w:space="0" w:color="4F81BD"/>
-          <w:right w:val="single" w:sz="8" w:space="0" w:color="4F81BD"/>
-          <w:insideH w:val="nil"/>
-          <w:insideV w:val="single" w:sz="8" w:space="0" w:color="4F81BD"/>
-        </w:tblBorders>
-        <w:tblCellMar>
-          <w:top w:w="0" w:type="dxa"/>
-          <w:left w:w="108" w:type="dxa"/>
-          <w:bottom w:w="0" w:type="dxa"/>
-          <w:right w:w="108" w:type="dxa"/>
-        </w:tblCellMar>
-        <w:tblLook w:firstRow="1" w:firstColumn="1" w:noVBand="1"/>
+        <w:tblW w:type="auto" w:w="0"/>
+        <w:tblLook w:firstColumn="1" w:firstRow="1" w:lastColumn="0" w:lastRow="0" w:noHBand="0" w:noVBand="1" w:val="04A0"/>
       </w:tblPr>
       <w:tblGrid>
         <w:gridCol w:w="4320"/>
@@ -3615,33 +2690,13 @@
       <w:tr>
         <w:tc>
           <w:tcPr>
-            <w:tcW w:w="4320" w:type="dxa"/>
-            <w:tcBorders>
-              <w:top w:val="single" w:sz="8" w:space="0" w:color="4F81BD"/>
-              <w:left w:val="single" w:sz="8" w:space="0" w:color="4F81BD"/>
-              <w:bottom w:val="single" w:sz="18" w:space="0" w:color="4F81BD"/>
-              <w:right w:val="single" w:sz="8" w:space="0" w:color="4F81BD"/>
-              <w:insideH w:val="nil"/>
-              <w:insideV w:val="single" w:sz="8" w:space="0" w:color="4F81BD"/>
-            </w:tcBorders>
-            <w:tcMar>
-              <w:top w:w="0" w:type="dxa"/>
-              <w:left w:w="108" w:type="dxa"/>
-              <w:bottom w:w="0" w:type="dxa"/>
-              <w:right w:w="108" w:type="dxa"/>
-            </w:tcMar>
+            <w:tcW w:type="dxa" w:w="4320"/>
           </w:tcPr>
           <w:p>
-            <w:pPr>
-              <w:spacing w:after="200" w:line="276" w:lineRule="auto"/>
-            </w:pPr>
             <w:r>
               <w:rPr>
-                <w:rFonts w:ascii="Calibri" w:hAnsi="Calibri" w:eastAsia="ＭＳ ゴシック" w:cs="Calibri" w:asciiTheme="majorHAnsi" w:hAnsiTheme="majorHAnsi" w:eastAsiaTheme="majorEastAsia" w:csTheme="majorBidi"/>
                 <w:b/>
-                <w:bCs/>
-                <w:sz w:val="22"/>
-                <w:szCs w:val="22"/>
+                <w:i w:val="0"/>
               </w:rPr>
               <w:t>Method</w:t>
             </w:r>
@@ -3649,33 +2704,13 @@
         </w:tc>
         <w:tc>
           <w:tcPr>
-            <w:tcW w:w="4320" w:type="dxa"/>
-            <w:tcBorders>
-              <w:top w:val="single" w:sz="8" w:space="0" w:color="4F81BD"/>
-              <w:left w:val="single" w:sz="8" w:space="0" w:color="4F81BD"/>
-              <w:bottom w:val="single" w:sz="18" w:space="0" w:color="4F81BD"/>
-              <w:right w:val="single" w:sz="8" w:space="0" w:color="4F81BD"/>
-              <w:insideH w:val="nil"/>
-              <w:insideV w:val="single" w:sz="8" w:space="0" w:color="4F81BD"/>
-            </w:tcBorders>
-            <w:tcMar>
-              <w:top w:w="0" w:type="dxa"/>
-              <w:left w:w="108" w:type="dxa"/>
-              <w:bottom w:w="0" w:type="dxa"/>
-              <w:right w:w="108" w:type="dxa"/>
-            </w:tcMar>
+            <w:tcW w:type="dxa" w:w="4320"/>
           </w:tcPr>
           <w:p>
-            <w:pPr>
-              <w:spacing w:after="200" w:line="276" w:lineRule="auto"/>
-            </w:pPr>
             <w:r>
               <w:rPr>
-                <w:rFonts w:ascii="Calibri" w:hAnsi="Calibri" w:eastAsia="ＭＳ ゴシック" w:cs="Calibri" w:asciiTheme="majorHAnsi" w:hAnsiTheme="majorHAnsi" w:eastAsiaTheme="majorEastAsia" w:csTheme="majorBidi"/>
                 <w:b/>
-                <w:bCs/>
-                <w:sz w:val="22"/>
-                <w:szCs w:val="22"/>
+                <w:i w:val="0"/>
               </w:rPr>
               <w:t>Endpoint</w:t>
             </w:r>
@@ -3685,33 +2720,15 @@
       <w:tr>
         <w:tc>
           <w:tcPr>
-            <w:tcW w:w="4320" w:type="dxa"/>
-            <w:tcBorders>
-              <w:top w:val="single" w:sz="8" w:space="0" w:color="4F81BD"/>
-              <w:left w:val="single" w:sz="8" w:space="0" w:color="4F81BD"/>
-              <w:bottom w:val="single" w:sz="8" w:space="0" w:color="4F81BD"/>
-              <w:right w:val="single" w:sz="8" w:space="0" w:color="4F81BD"/>
-              <w:insideV w:val="single" w:sz="8" w:space="0" w:color="4F81BD"/>
-            </w:tcBorders>
-            <w:shd w:val="clear" w:fill="D4E0EF"/>
-            <w:tcMar>
-              <w:top w:w="0" w:type="dxa"/>
-              <w:left w:w="108" w:type="dxa"/>
-              <w:bottom w:w="0" w:type="dxa"/>
-              <w:right w:w="108" w:type="dxa"/>
-            </w:tcMar>
+            <w:tcW w:type="dxa" w:w="4320"/>
           </w:tcPr>
           <w:p>
-            <w:pPr>
-              <w:spacing w:after="200" w:line="276" w:lineRule="auto"/>
-            </w:pPr>
             <w:r>
               <w:rPr>
-                <w:rFonts w:ascii="Consolas" w:hAnsi="Consolas" w:eastAsia="ＭＳ ゴシック" w:cs="Consolas" w:eastAsiaTheme="majorEastAsia" w:csTheme="majorBidi"/>
-                <w:b/>
-                <w:bCs/>
+                <w:rFonts w:ascii="Consolas" w:hAnsi="Consolas"/>
+                <w:b w:val="0"/>
+                <w:i w:val="0"/>
                 <w:sz w:val="19"/>
-                <w:szCs w:val="22"/>
               </w:rPr>
               <w:t>listMatters()</w:t>
             </w:r>
@@ -3719,31 +2736,15 @@
         </w:tc>
         <w:tc>
           <w:tcPr>
-            <w:tcW w:w="4320" w:type="dxa"/>
-            <w:tcBorders>
-              <w:top w:val="single" w:sz="8" w:space="0" w:color="4F81BD"/>
-              <w:left w:val="single" w:sz="8" w:space="0" w:color="4F81BD"/>
-              <w:bottom w:val="single" w:sz="8" w:space="0" w:color="4F81BD"/>
-              <w:right w:val="single" w:sz="8" w:space="0" w:color="4F81BD"/>
-              <w:insideV w:val="single" w:sz="8" w:space="0" w:color="4F81BD"/>
-            </w:tcBorders>
-            <w:shd w:val="clear" w:fill="D4E0EF"/>
-            <w:tcMar>
-              <w:top w:w="0" w:type="dxa"/>
-              <w:left w:w="108" w:type="dxa"/>
-              <w:bottom w:w="0" w:type="dxa"/>
-              <w:right w:w="108" w:type="dxa"/>
-            </w:tcMar>
+            <w:tcW w:type="dxa" w:w="4320"/>
           </w:tcPr>
           <w:p>
-            <w:pPr>
-              <w:spacing w:after="200" w:line="276" w:lineRule="auto"/>
-            </w:pPr>
             <w:r>
               <w:rPr>
-                <w:rFonts w:ascii="Consolas" w:hAnsi="Consolas" w:eastAsia="ＭＳ 明朝" w:cs="Consolas" w:eastAsiaTheme="minorEastAsia" w:csTheme="minorBidi"/>
+                <w:rFonts w:ascii="Consolas" w:hAnsi="Consolas"/>
+                <w:b w:val="0"/>
+                <w:i w:val="0"/>
                 <w:sz w:val="19"/>
-                <w:szCs w:val="22"/>
               </w:rPr>
               <w:t>GET /matters</w:t>
             </w:r>
@@ -3753,32 +2754,15 @@
       <w:tr>
         <w:tc>
           <w:tcPr>
-            <w:tcW w:w="4320" w:type="dxa"/>
-            <w:tcBorders>
-              <w:top w:val="single" w:sz="8" w:space="0" w:color="4F81BD"/>
-              <w:left w:val="single" w:sz="8" w:space="0" w:color="4F81BD"/>
-              <w:bottom w:val="single" w:sz="8" w:space="0" w:color="4F81BD"/>
-              <w:right w:val="single" w:sz="8" w:space="0" w:color="4F81BD"/>
-              <w:insideV w:val="single" w:sz="8" w:space="0" w:color="4F81BD"/>
-            </w:tcBorders>
-            <w:tcMar>
-              <w:top w:w="0" w:type="dxa"/>
-              <w:left w:w="108" w:type="dxa"/>
-              <w:bottom w:w="0" w:type="dxa"/>
-              <w:right w:w="108" w:type="dxa"/>
-            </w:tcMar>
+            <w:tcW w:type="dxa" w:w="4320"/>
           </w:tcPr>
           <w:p>
-            <w:pPr>
-              <w:spacing w:after="200" w:line="276" w:lineRule="auto"/>
-            </w:pPr>
             <w:r>
               <w:rPr>
-                <w:rFonts w:ascii="Consolas" w:hAnsi="Consolas" w:eastAsia="ＭＳ ゴシック" w:cs="Consolas" w:eastAsiaTheme="majorEastAsia" w:csTheme="majorBidi"/>
-                <w:b/>
-                <w:bCs/>
+                <w:rFonts w:ascii="Consolas" w:hAnsi="Consolas"/>
+                <w:b w:val="0"/>
+                <w:i w:val="0"/>
                 <w:sz w:val="19"/>
-                <w:szCs w:val="22"/>
               </w:rPr>
               <w:t>getMatterContext(m)</w:t>
             </w:r>
@@ -3786,30 +2770,15 @@
         </w:tc>
         <w:tc>
           <w:tcPr>
-            <w:tcW w:w="4320" w:type="dxa"/>
-            <w:tcBorders>
-              <w:top w:val="single" w:sz="8" w:space="0" w:color="4F81BD"/>
-              <w:left w:val="single" w:sz="8" w:space="0" w:color="4F81BD"/>
-              <w:bottom w:val="single" w:sz="8" w:space="0" w:color="4F81BD"/>
-              <w:right w:val="single" w:sz="8" w:space="0" w:color="4F81BD"/>
-              <w:insideV w:val="single" w:sz="8" w:space="0" w:color="4F81BD"/>
-            </w:tcBorders>
-            <w:tcMar>
-              <w:top w:w="0" w:type="dxa"/>
-              <w:left w:w="108" w:type="dxa"/>
-              <w:bottom w:w="0" w:type="dxa"/>
-              <w:right w:w="108" w:type="dxa"/>
-            </w:tcMar>
+            <w:tcW w:type="dxa" w:w="4320"/>
           </w:tcPr>
           <w:p>
-            <w:pPr>
-              <w:spacing w:after="200" w:line="276" w:lineRule="auto"/>
-            </w:pPr>
             <w:r>
               <w:rPr>
-                <w:rFonts w:ascii="Consolas" w:hAnsi="Consolas" w:eastAsia="ＭＳ 明朝" w:cs="Consolas" w:eastAsiaTheme="minorEastAsia" w:csTheme="minorBidi"/>
+                <w:rFonts w:ascii="Consolas" w:hAnsi="Consolas"/>
+                <w:b w:val="0"/>
+                <w:i w:val="0"/>
                 <w:sz w:val="19"/>
-                <w:szCs w:val="22"/>
               </w:rPr>
               <w:t>GET /matters/:m</w:t>
             </w:r>
@@ -3819,33 +2788,15 @@
       <w:tr>
         <w:tc>
           <w:tcPr>
-            <w:tcW w:w="4320" w:type="dxa"/>
-            <w:tcBorders>
-              <w:top w:val="single" w:sz="8" w:space="0" w:color="4F81BD"/>
-              <w:left w:val="single" w:sz="8" w:space="0" w:color="4F81BD"/>
-              <w:bottom w:val="single" w:sz="8" w:space="0" w:color="4F81BD"/>
-              <w:right w:val="single" w:sz="8" w:space="0" w:color="4F81BD"/>
-              <w:insideV w:val="single" w:sz="8" w:space="0" w:color="4F81BD"/>
-            </w:tcBorders>
-            <w:shd w:val="clear" w:fill="D4E0EF"/>
-            <w:tcMar>
-              <w:top w:w="0" w:type="dxa"/>
-              <w:left w:w="108" w:type="dxa"/>
-              <w:bottom w:w="0" w:type="dxa"/>
-              <w:right w:w="108" w:type="dxa"/>
-            </w:tcMar>
+            <w:tcW w:type="dxa" w:w="4320"/>
           </w:tcPr>
           <w:p>
-            <w:pPr>
-              <w:spacing w:after="200" w:line="276" w:lineRule="auto"/>
-            </w:pPr>
             <w:r>
               <w:rPr>
-                <w:rFonts w:ascii="Consolas" w:hAnsi="Consolas" w:eastAsia="ＭＳ ゴシック" w:cs="Consolas" w:eastAsiaTheme="majorEastAsia" w:csTheme="majorBidi"/>
-                <w:b/>
-                <w:bCs/>
+                <w:rFonts w:ascii="Consolas" w:hAnsi="Consolas"/>
+                <w:b w:val="0"/>
+                <w:i w:val="0"/>
                 <w:sz w:val="19"/>
-                <w:szCs w:val="22"/>
               </w:rPr>
               <w:t>listTemplates(prov)</w:t>
             </w:r>
@@ -3853,31 +2804,15 @@
         </w:tc>
         <w:tc>
           <w:tcPr>
-            <w:tcW w:w="4320" w:type="dxa"/>
-            <w:tcBorders>
-              <w:top w:val="single" w:sz="8" w:space="0" w:color="4F81BD"/>
-              <w:left w:val="single" w:sz="8" w:space="0" w:color="4F81BD"/>
-              <w:bottom w:val="single" w:sz="8" w:space="0" w:color="4F81BD"/>
-              <w:right w:val="single" w:sz="8" w:space="0" w:color="4F81BD"/>
-              <w:insideV w:val="single" w:sz="8" w:space="0" w:color="4F81BD"/>
-            </w:tcBorders>
-            <w:shd w:val="clear" w:fill="D4E0EF"/>
-            <w:tcMar>
-              <w:top w:w="0" w:type="dxa"/>
-              <w:left w:w="108" w:type="dxa"/>
-              <w:bottom w:w="0" w:type="dxa"/>
-              <w:right w:w="108" w:type="dxa"/>
-            </w:tcMar>
+            <w:tcW w:type="dxa" w:w="4320"/>
           </w:tcPr>
           <w:p>
-            <w:pPr>
-              <w:spacing w:after="200" w:line="276" w:lineRule="auto"/>
-            </w:pPr>
             <w:r>
               <w:rPr>
-                <w:rFonts w:ascii="Consolas" w:hAnsi="Consolas" w:eastAsia="ＭＳ 明朝" w:cs="Consolas" w:eastAsiaTheme="minorEastAsia" w:csTheme="minorBidi"/>
+                <w:rFonts w:ascii="Consolas" w:hAnsi="Consolas"/>
+                <w:b w:val="0"/>
+                <w:i w:val="0"/>
                 <w:sz w:val="19"/>
-                <w:szCs w:val="22"/>
               </w:rPr>
               <w:t>GET /forms?province&amp;production_ready&amp;mapping_ready</w:t>
             </w:r>
@@ -3887,32 +2822,15 @@
       <w:tr>
         <w:tc>
           <w:tcPr>
-            <w:tcW w:w="4320" w:type="dxa"/>
-            <w:tcBorders>
-              <w:top w:val="single" w:sz="8" w:space="0" w:color="4F81BD"/>
-              <w:left w:val="single" w:sz="8" w:space="0" w:color="4F81BD"/>
-              <w:bottom w:val="single" w:sz="8" w:space="0" w:color="4F81BD"/>
-              <w:right w:val="single" w:sz="8" w:space="0" w:color="4F81BD"/>
-              <w:insideV w:val="single" w:sz="8" w:space="0" w:color="4F81BD"/>
-            </w:tcBorders>
-            <w:tcMar>
-              <w:top w:w="0" w:type="dxa"/>
-              <w:left w:w="108" w:type="dxa"/>
-              <w:bottom w:w="0" w:type="dxa"/>
-              <w:right w:w="108" w:type="dxa"/>
-            </w:tcMar>
+            <w:tcW w:type="dxa" w:w="4320"/>
           </w:tcPr>
           <w:p>
-            <w:pPr>
-              <w:spacing w:after="200" w:line="276" w:lineRule="auto"/>
-            </w:pPr>
             <w:r>
               <w:rPr>
-                <w:rFonts w:ascii="Consolas" w:hAnsi="Consolas" w:eastAsia="ＭＳ ゴシック" w:cs="Consolas" w:eastAsiaTheme="majorEastAsia" w:csTheme="majorBidi"/>
-                <w:b/>
-                <w:bCs/>
+                <w:rFonts w:ascii="Consolas" w:hAnsi="Consolas"/>
+                <w:b w:val="0"/>
+                <w:i w:val="0"/>
                 <w:sz w:val="19"/>
-                <w:szCs w:val="22"/>
               </w:rPr>
               <w:t>createDocuments(m, folderId, templateIds)</w:t>
             </w:r>
@@ -3920,30 +2838,15 @@
         </w:tc>
         <w:tc>
           <w:tcPr>
-            <w:tcW w:w="4320" w:type="dxa"/>
-            <w:tcBorders>
-              <w:top w:val="single" w:sz="8" w:space="0" w:color="4F81BD"/>
-              <w:left w:val="single" w:sz="8" w:space="0" w:color="4F81BD"/>
-              <w:bottom w:val="single" w:sz="8" w:space="0" w:color="4F81BD"/>
-              <w:right w:val="single" w:sz="8" w:space="0" w:color="4F81BD"/>
-              <w:insideV w:val="single" w:sz="8" w:space="0" w:color="4F81BD"/>
-            </w:tcBorders>
-            <w:tcMar>
-              <w:top w:w="0" w:type="dxa"/>
-              <w:left w:w="108" w:type="dxa"/>
-              <w:bottom w:w="0" w:type="dxa"/>
-              <w:right w:w="108" w:type="dxa"/>
-            </w:tcMar>
+            <w:tcW w:type="dxa" w:w="4320"/>
           </w:tcPr>
           <w:p>
-            <w:pPr>
-              <w:spacing w:after="200" w:line="276" w:lineRule="auto"/>
-            </w:pPr>
             <w:r>
               <w:rPr>
-                <w:rFonts w:ascii="Consolas" w:hAnsi="Consolas" w:eastAsia="ＭＳ 明朝" w:cs="Consolas" w:eastAsiaTheme="minorEastAsia" w:csTheme="minorBidi"/>
+                <w:rFonts w:ascii="Consolas" w:hAnsi="Consolas"/>
+                <w:b w:val="0"/>
+                <w:i w:val="0"/>
                 <w:sz w:val="19"/>
-                <w:szCs w:val="22"/>
               </w:rPr>
               <w:t>POST /matters/:m/forms</w:t>
             </w:r>
@@ -3953,33 +2856,15 @@
       <w:tr>
         <w:tc>
           <w:tcPr>
-            <w:tcW w:w="4320" w:type="dxa"/>
-            <w:tcBorders>
-              <w:top w:val="single" w:sz="8" w:space="0" w:color="4F81BD"/>
-              <w:left w:val="single" w:sz="8" w:space="0" w:color="4F81BD"/>
-              <w:bottom w:val="single" w:sz="8" w:space="0" w:color="4F81BD"/>
-              <w:right w:val="single" w:sz="8" w:space="0" w:color="4F81BD"/>
-              <w:insideV w:val="single" w:sz="8" w:space="0" w:color="4F81BD"/>
-            </w:tcBorders>
-            <w:shd w:val="clear" w:fill="D4E0EF"/>
-            <w:tcMar>
-              <w:top w:w="0" w:type="dxa"/>
-              <w:left w:w="108" w:type="dxa"/>
-              <w:bottom w:w="0" w:type="dxa"/>
-              <w:right w:w="108" w:type="dxa"/>
-            </w:tcMar>
+            <w:tcW w:type="dxa" w:w="4320"/>
           </w:tcPr>
           <w:p>
-            <w:pPr>
-              <w:spacing w:after="200" w:line="276" w:lineRule="auto"/>
-            </w:pPr>
             <w:r>
               <w:rPr>
-                <w:rFonts w:ascii="Consolas" w:hAnsi="Consolas" w:eastAsia="ＭＳ ゴシック" w:cs="Consolas" w:eastAsiaTheme="majorEastAsia" w:csTheme="majorBidi"/>
-                <w:b/>
-                <w:bCs/>
+                <w:rFonts w:ascii="Consolas" w:hAnsi="Consolas"/>
+                <w:b w:val="0"/>
+                <w:i w:val="0"/>
                 <w:sz w:val="19"/>
-                <w:szCs w:val="22"/>
               </w:rPr>
               <w:t>getDocument(m, id)</w:t>
             </w:r>
@@ -3987,31 +2872,15 @@
         </w:tc>
         <w:tc>
           <w:tcPr>
-            <w:tcW w:w="4320" w:type="dxa"/>
-            <w:tcBorders>
-              <w:top w:val="single" w:sz="8" w:space="0" w:color="4F81BD"/>
-              <w:left w:val="single" w:sz="8" w:space="0" w:color="4F81BD"/>
-              <w:bottom w:val="single" w:sz="8" w:space="0" w:color="4F81BD"/>
-              <w:right w:val="single" w:sz="8" w:space="0" w:color="4F81BD"/>
-              <w:insideV w:val="single" w:sz="8" w:space="0" w:color="4F81BD"/>
-            </w:tcBorders>
-            <w:shd w:val="clear" w:fill="D4E0EF"/>
-            <w:tcMar>
-              <w:top w:w="0" w:type="dxa"/>
-              <w:left w:w="108" w:type="dxa"/>
-              <w:bottom w:w="0" w:type="dxa"/>
-              <w:right w:w="108" w:type="dxa"/>
-            </w:tcMar>
+            <w:tcW w:type="dxa" w:w="4320"/>
           </w:tcPr>
           <w:p>
-            <w:pPr>
-              <w:spacing w:after="200" w:line="276" w:lineRule="auto"/>
-            </w:pPr>
             <w:r>
               <w:rPr>
-                <w:rFonts w:ascii="Consolas" w:hAnsi="Consolas" w:eastAsia="ＭＳ 明朝" w:cs="Consolas" w:eastAsiaTheme="minorEastAsia" w:csTheme="minorBidi"/>
+                <w:rFonts w:ascii="Consolas" w:hAnsi="Consolas"/>
+                <w:b w:val="0"/>
+                <w:i w:val="0"/>
                 <w:sz w:val="19"/>
-                <w:szCs w:val="22"/>
               </w:rPr>
               <w:t>GET /matters/:m/forms/:id</w:t>
             </w:r>
@@ -4021,32 +2890,15 @@
       <w:tr>
         <w:tc>
           <w:tcPr>
-            <w:tcW w:w="4320" w:type="dxa"/>
-            <w:tcBorders>
-              <w:top w:val="single" w:sz="8" w:space="0" w:color="4F81BD"/>
-              <w:left w:val="single" w:sz="8" w:space="0" w:color="4F81BD"/>
-              <w:bottom w:val="single" w:sz="8" w:space="0" w:color="4F81BD"/>
-              <w:right w:val="single" w:sz="8" w:space="0" w:color="4F81BD"/>
-              <w:insideV w:val="single" w:sz="8" w:space="0" w:color="4F81BD"/>
-            </w:tcBorders>
-            <w:tcMar>
-              <w:top w:w="0" w:type="dxa"/>
-              <w:left w:w="108" w:type="dxa"/>
-              <w:bottom w:w="0" w:type="dxa"/>
-              <w:right w:w="108" w:type="dxa"/>
-            </w:tcMar>
+            <w:tcW w:type="dxa" w:w="4320"/>
           </w:tcPr>
           <w:p>
-            <w:pPr>
-              <w:spacing w:after="200" w:line="276" w:lineRule="auto"/>
-            </w:pPr>
             <w:r>
               <w:rPr>
-                <w:rFonts w:ascii="Consolas" w:hAnsi="Consolas" w:eastAsia="ＭＳ ゴシック" w:cs="Consolas" w:eastAsiaTheme="majorEastAsia" w:csTheme="majorBidi"/>
-                <w:b/>
-                <w:bCs/>
+                <w:rFonts w:ascii="Consolas" w:hAnsi="Consolas"/>
+                <w:b w:val="0"/>
+                <w:i w:val="0"/>
                 <w:sz w:val="19"/>
-                <w:szCs w:val="22"/>
               </w:rPr>
               <w:t>saveDocument(m, id, revision, fieldValues, status)</w:t>
             </w:r>
@@ -4054,30 +2906,15 @@
         </w:tc>
         <w:tc>
           <w:tcPr>
-            <w:tcW w:w="4320" w:type="dxa"/>
-            <w:tcBorders>
-              <w:top w:val="single" w:sz="8" w:space="0" w:color="4F81BD"/>
-              <w:left w:val="single" w:sz="8" w:space="0" w:color="4F81BD"/>
-              <w:bottom w:val="single" w:sz="8" w:space="0" w:color="4F81BD"/>
-              <w:right w:val="single" w:sz="8" w:space="0" w:color="4F81BD"/>
-              <w:insideV w:val="single" w:sz="8" w:space="0" w:color="4F81BD"/>
-            </w:tcBorders>
-            <w:tcMar>
-              <w:top w:w="0" w:type="dxa"/>
-              <w:left w:w="108" w:type="dxa"/>
-              <w:bottom w:w="0" w:type="dxa"/>
-              <w:right w:w="108" w:type="dxa"/>
-            </w:tcMar>
+            <w:tcW w:type="dxa" w:w="4320"/>
           </w:tcPr>
           <w:p>
-            <w:pPr>
-              <w:spacing w:after="200" w:line="276" w:lineRule="auto"/>
-            </w:pPr>
             <w:r>
               <w:rPr>
-                <w:rFonts w:ascii="Consolas" w:hAnsi="Consolas" w:eastAsia="ＭＳ 明朝" w:cs="Consolas" w:eastAsiaTheme="minorEastAsia" w:csTheme="minorBidi"/>
+                <w:rFonts w:ascii="Consolas" w:hAnsi="Consolas"/>
+                <w:b w:val="0"/>
+                <w:i w:val="0"/>
                 <w:sz w:val="19"/>
-                <w:szCs w:val="22"/>
               </w:rPr>
               <w:t>PATCH /matters/:m/forms/:id</w:t>
             </w:r>
@@ -4087,33 +2924,15 @@
       <w:tr>
         <w:tc>
           <w:tcPr>
-            <w:tcW w:w="4320" w:type="dxa"/>
-            <w:tcBorders>
-              <w:top w:val="single" w:sz="8" w:space="0" w:color="4F81BD"/>
-              <w:left w:val="single" w:sz="8" w:space="0" w:color="4F81BD"/>
-              <w:bottom w:val="single" w:sz="8" w:space="0" w:color="4F81BD"/>
-              <w:right w:val="single" w:sz="8" w:space="0" w:color="4F81BD"/>
-              <w:insideV w:val="single" w:sz="8" w:space="0" w:color="4F81BD"/>
-            </w:tcBorders>
-            <w:shd w:val="clear" w:fill="D4E0EF"/>
-            <w:tcMar>
-              <w:top w:w="0" w:type="dxa"/>
-              <w:left w:w="108" w:type="dxa"/>
-              <w:bottom w:w="0" w:type="dxa"/>
-              <w:right w:w="108" w:type="dxa"/>
-            </w:tcMar>
+            <w:tcW w:type="dxa" w:w="4320"/>
           </w:tcPr>
           <w:p>
-            <w:pPr>
-              <w:spacing w:after="200" w:line="276" w:lineRule="auto"/>
-            </w:pPr>
             <w:r>
               <w:rPr>
-                <w:rFonts w:ascii="Consolas" w:hAnsi="Consolas" w:eastAsia="ＭＳ ゴシック" w:cs="Consolas" w:eastAsiaTheme="majorEastAsia" w:csTheme="majorBidi"/>
-                <w:b/>
-                <w:bCs/>
+                <w:rFonts w:ascii="Consolas" w:hAnsi="Consolas"/>
+                <w:b w:val="0"/>
+                <w:i w:val="0"/>
                 <w:sz w:val="19"/>
-                <w:szCs w:val="22"/>
               </w:rPr>
               <w:t>saveGeneratedPdf(m, id, revision, blob, ms)</w:t>
             </w:r>
@@ -4121,31 +2940,15 @@
         </w:tc>
         <w:tc>
           <w:tcPr>
-            <w:tcW w:w="4320" w:type="dxa"/>
-            <w:tcBorders>
-              <w:top w:val="single" w:sz="8" w:space="0" w:color="4F81BD"/>
-              <w:left w:val="single" w:sz="8" w:space="0" w:color="4F81BD"/>
-              <w:bottom w:val="single" w:sz="8" w:space="0" w:color="4F81BD"/>
-              <w:right w:val="single" w:sz="8" w:space="0" w:color="4F81BD"/>
-              <w:insideV w:val="single" w:sz="8" w:space="0" w:color="4F81BD"/>
-            </w:tcBorders>
-            <w:shd w:val="clear" w:fill="D4E0EF"/>
-            <w:tcMar>
-              <w:top w:w="0" w:type="dxa"/>
-              <w:left w:w="108" w:type="dxa"/>
-              <w:bottom w:w="0" w:type="dxa"/>
-              <w:right w:w="108" w:type="dxa"/>
-            </w:tcMar>
+            <w:tcW w:type="dxa" w:w="4320"/>
           </w:tcPr>
           <w:p>
-            <w:pPr>
-              <w:spacing w:after="200" w:line="276" w:lineRule="auto"/>
-            </w:pPr>
             <w:r>
               <w:rPr>
-                <w:rFonts w:ascii="Consolas" w:hAnsi="Consolas" w:eastAsia="ＭＳ 明朝" w:cs="Consolas" w:eastAsiaTheme="minorEastAsia" w:csTheme="minorBidi"/>
+                <w:rFonts w:ascii="Consolas" w:hAnsi="Consolas"/>
+                <w:b w:val="0"/>
+                <w:i w:val="0"/>
                 <w:sz w:val="19"/>
-                <w:szCs w:val="22"/>
               </w:rPr>
               <w:t>PUT /matters/:m/forms/:id/pdf</w:t>
             </w:r>
@@ -4155,32 +2958,15 @@
       <w:tr>
         <w:tc>
           <w:tcPr>
-            <w:tcW w:w="4320" w:type="dxa"/>
-            <w:tcBorders>
-              <w:top w:val="single" w:sz="8" w:space="0" w:color="4F81BD"/>
-              <w:left w:val="single" w:sz="8" w:space="0" w:color="4F81BD"/>
-              <w:bottom w:val="single" w:sz="8" w:space="0" w:color="4F81BD"/>
-              <w:right w:val="single" w:sz="8" w:space="0" w:color="4F81BD"/>
-              <w:insideV w:val="single" w:sz="8" w:space="0" w:color="4F81BD"/>
-            </w:tcBorders>
-            <w:tcMar>
-              <w:top w:w="0" w:type="dxa"/>
-              <w:left w:w="108" w:type="dxa"/>
-              <w:bottom w:w="0" w:type="dxa"/>
-              <w:right w:w="108" w:type="dxa"/>
-            </w:tcMar>
+            <w:tcW w:type="dxa" w:w="4320"/>
           </w:tcPr>
           <w:p>
-            <w:pPr>
-              <w:spacing w:after="200" w:line="276" w:lineRule="auto"/>
-            </w:pPr>
             <w:r>
               <w:rPr>
-                <w:rFonts w:ascii="Consolas" w:hAnsi="Consolas" w:eastAsia="ＭＳ ゴシック" w:cs="Consolas" w:eastAsiaTheme="majorEastAsia" w:csTheme="majorBidi"/>
-                <w:b/>
-                <w:bCs/>
+                <w:rFonts w:ascii="Consolas" w:hAnsi="Consolas"/>
+                <w:b w:val="0"/>
+                <w:i w:val="0"/>
                 <w:sz w:val="19"/>
-                <w:szCs w:val="22"/>
               </w:rPr>
               <w:t>listPdfRevisions(m, id)</w:t>
             </w:r>
@@ -4188,30 +2974,15 @@
         </w:tc>
         <w:tc>
           <w:tcPr>
-            <w:tcW w:w="4320" w:type="dxa"/>
-            <w:tcBorders>
-              <w:top w:val="single" w:sz="8" w:space="0" w:color="4F81BD"/>
-              <w:left w:val="single" w:sz="8" w:space="0" w:color="4F81BD"/>
-              <w:bottom w:val="single" w:sz="8" w:space="0" w:color="4F81BD"/>
-              <w:right w:val="single" w:sz="8" w:space="0" w:color="4F81BD"/>
-              <w:insideV w:val="single" w:sz="8" w:space="0" w:color="4F81BD"/>
-            </w:tcBorders>
-            <w:tcMar>
-              <w:top w:w="0" w:type="dxa"/>
-              <w:left w:w="108" w:type="dxa"/>
-              <w:bottom w:w="0" w:type="dxa"/>
-              <w:right w:w="108" w:type="dxa"/>
-            </w:tcMar>
+            <w:tcW w:type="dxa" w:w="4320"/>
           </w:tcPr>
           <w:p>
-            <w:pPr>
-              <w:spacing w:after="200" w:line="276" w:lineRule="auto"/>
-            </w:pPr>
             <w:r>
               <w:rPr>
-                <w:rFonts w:ascii="Consolas" w:hAnsi="Consolas" w:eastAsia="ＭＳ 明朝" w:cs="Consolas" w:eastAsiaTheme="minorEastAsia" w:csTheme="minorBidi"/>
+                <w:rFonts w:ascii="Consolas" w:hAnsi="Consolas"/>
+                <w:b w:val="0"/>
+                <w:i w:val="0"/>
                 <w:sz w:val="19"/>
-                <w:szCs w:val="22"/>
               </w:rPr>
               <w:t>GET /matters/:m/forms/:id/pdf/revisions</w:t>
             </w:r>
@@ -4221,33 +2992,15 @@
       <w:tr>
         <w:tc>
           <w:tcPr>
-            <w:tcW w:w="4320" w:type="dxa"/>
-            <w:tcBorders>
-              <w:top w:val="single" w:sz="8" w:space="0" w:color="4F81BD"/>
-              <w:left w:val="single" w:sz="8" w:space="0" w:color="4F81BD"/>
-              <w:bottom w:val="single" w:sz="8" w:space="0" w:color="4F81BD"/>
-              <w:right w:val="single" w:sz="8" w:space="0" w:color="4F81BD"/>
-              <w:insideV w:val="single" w:sz="8" w:space="0" w:color="4F81BD"/>
-            </w:tcBorders>
-            <w:shd w:val="clear" w:fill="D4E0EF"/>
-            <w:tcMar>
-              <w:top w:w="0" w:type="dxa"/>
-              <w:left w:w="108" w:type="dxa"/>
-              <w:bottom w:w="0" w:type="dxa"/>
-              <w:right w:w="108" w:type="dxa"/>
-            </w:tcMar>
+            <w:tcW w:type="dxa" w:w="4320"/>
           </w:tcPr>
           <w:p>
-            <w:pPr>
-              <w:spacing w:after="200" w:line="276" w:lineRule="auto"/>
-            </w:pPr>
             <w:r>
               <w:rPr>
-                <w:rFonts w:ascii="Consolas" w:hAnsi="Consolas" w:eastAsia="ＭＳ ゴシック" w:cs="Consolas" w:eastAsiaTheme="majorEastAsia" w:csTheme="majorBidi"/>
-                <w:b/>
-                <w:bCs/>
+                <w:rFonts w:ascii="Consolas" w:hAnsi="Consolas"/>
+                <w:b w:val="0"/>
+                <w:i w:val="0"/>
                 <w:sz w:val="19"/>
-                <w:szCs w:val="22"/>
               </w:rPr>
               <w:t>listDocuments(m, folderId?)</w:t>
             </w:r>
@@ -4255,31 +3008,15 @@
         </w:tc>
         <w:tc>
           <w:tcPr>
-            <w:tcW w:w="4320" w:type="dxa"/>
-            <w:tcBorders>
-              <w:top w:val="single" w:sz="8" w:space="0" w:color="4F81BD"/>
-              <w:left w:val="single" w:sz="8" w:space="0" w:color="4F81BD"/>
-              <w:bottom w:val="single" w:sz="8" w:space="0" w:color="4F81BD"/>
-              <w:right w:val="single" w:sz="8" w:space="0" w:color="4F81BD"/>
-              <w:insideV w:val="single" w:sz="8" w:space="0" w:color="4F81BD"/>
-            </w:tcBorders>
-            <w:shd w:val="clear" w:fill="D4E0EF"/>
-            <w:tcMar>
-              <w:top w:w="0" w:type="dxa"/>
-              <w:left w:w="108" w:type="dxa"/>
-              <w:bottom w:w="0" w:type="dxa"/>
-              <w:right w:w="108" w:type="dxa"/>
-            </w:tcMar>
+            <w:tcW w:type="dxa" w:w="4320"/>
           </w:tcPr>
           <w:p>
-            <w:pPr>
-              <w:spacing w:after="200" w:line="276" w:lineRule="auto"/>
-            </w:pPr>
             <w:r>
               <w:rPr>
-                <w:rFonts w:ascii="Consolas" w:hAnsi="Consolas" w:eastAsia="ＭＳ 明朝" w:cs="Consolas" w:eastAsiaTheme="minorEastAsia" w:csTheme="minorBidi"/>
+                <w:rFonts w:ascii="Consolas" w:hAnsi="Consolas"/>
+                <w:b w:val="0"/>
+                <w:i w:val="0"/>
                 <w:sz w:val="19"/>
-                <w:szCs w:val="22"/>
               </w:rPr>
               <w:t>GET /matters/:m/forms</w:t>
             </w:r>
@@ -4289,32 +3026,15 @@
       <w:tr>
         <w:tc>
           <w:tcPr>
-            <w:tcW w:w="4320" w:type="dxa"/>
-            <w:tcBorders>
-              <w:top w:val="single" w:sz="8" w:space="0" w:color="4F81BD"/>
-              <w:left w:val="single" w:sz="8" w:space="0" w:color="4F81BD"/>
-              <w:bottom w:val="single" w:sz="8" w:space="0" w:color="4F81BD"/>
-              <w:right w:val="single" w:sz="8" w:space="0" w:color="4F81BD"/>
-              <w:insideV w:val="single" w:sz="8" w:space="0" w:color="4F81BD"/>
-            </w:tcBorders>
-            <w:tcMar>
-              <w:top w:w="0" w:type="dxa"/>
-              <w:left w:w="108" w:type="dxa"/>
-              <w:bottom w:w="0" w:type="dxa"/>
-              <w:right w:w="108" w:type="dxa"/>
-            </w:tcMar>
+            <w:tcW w:type="dxa" w:w="4320"/>
           </w:tcPr>
           <w:p>
-            <w:pPr>
-              <w:spacing w:after="200" w:line="276" w:lineRule="auto"/>
-            </w:pPr>
             <w:r>
               <w:rPr>
-                <w:rFonts w:ascii="Consolas" w:hAnsi="Consolas" w:eastAsia="ＭＳ ゴシック" w:cs="Consolas" w:eastAsiaTheme="majorEastAsia" w:csTheme="majorBidi"/>
-                <w:b/>
-                <w:bCs/>
+                <w:rFonts w:ascii="Consolas" w:hAnsi="Consolas"/>
+                <w:b w:val="0"/>
+                <w:i w:val="0"/>
                 <w:sz w:val="19"/>
-                <w:szCs w:val="22"/>
               </w:rPr>
               <w:t>createFolder(m, title, type)</w:t>
             </w:r>
@@ -4322,30 +3042,15 @@
         </w:tc>
         <w:tc>
           <w:tcPr>
-            <w:tcW w:w="4320" w:type="dxa"/>
-            <w:tcBorders>
-              <w:top w:val="single" w:sz="8" w:space="0" w:color="4F81BD"/>
-              <w:left w:val="single" w:sz="8" w:space="0" w:color="4F81BD"/>
-              <w:bottom w:val="single" w:sz="8" w:space="0" w:color="4F81BD"/>
-              <w:right w:val="single" w:sz="8" w:space="0" w:color="4F81BD"/>
-              <w:insideV w:val="single" w:sz="8" w:space="0" w:color="4F81BD"/>
-            </w:tcBorders>
-            <w:tcMar>
-              <w:top w:w="0" w:type="dxa"/>
-              <w:left w:w="108" w:type="dxa"/>
-              <w:bottom w:w="0" w:type="dxa"/>
-              <w:right w:w="108" w:type="dxa"/>
-            </w:tcMar>
+            <w:tcW w:type="dxa" w:w="4320"/>
           </w:tcPr>
           <w:p>
-            <w:pPr>
-              <w:spacing w:after="200" w:line="276" w:lineRule="auto"/>
-            </w:pPr>
             <w:r>
               <w:rPr>
-                <w:rFonts w:ascii="Consolas" w:hAnsi="Consolas" w:eastAsia="ＭＳ 明朝" w:cs="Consolas" w:eastAsiaTheme="minorEastAsia" w:csTheme="minorBidi"/>
+                <w:rFonts w:ascii="Consolas" w:hAnsi="Consolas"/>
+                <w:b w:val="0"/>
+                <w:i w:val="0"/>
                 <w:sz w:val="19"/>
-                <w:szCs w:val="22"/>
               </w:rPr>
               <w:t>POST /matters/:m/folders</w:t>
             </w:r>
@@ -4355,33 +3060,15 @@
       <w:tr>
         <w:tc>
           <w:tcPr>
-            <w:tcW w:w="4320" w:type="dxa"/>
-            <w:tcBorders>
-              <w:top w:val="single" w:sz="8" w:space="0" w:color="4F81BD"/>
-              <w:left w:val="single" w:sz="8" w:space="0" w:color="4F81BD"/>
-              <w:bottom w:val="single" w:sz="8" w:space="0" w:color="4F81BD"/>
-              <w:right w:val="single" w:sz="8" w:space="0" w:color="4F81BD"/>
-              <w:insideV w:val="single" w:sz="8" w:space="0" w:color="4F81BD"/>
-            </w:tcBorders>
-            <w:shd w:val="clear" w:fill="D4E0EF"/>
-            <w:tcMar>
-              <w:top w:w="0" w:type="dxa"/>
-              <w:left w:w="108" w:type="dxa"/>
-              <w:bottom w:w="0" w:type="dxa"/>
-              <w:right w:w="108" w:type="dxa"/>
-            </w:tcMar>
+            <w:tcW w:type="dxa" w:w="4320"/>
           </w:tcPr>
           <w:p>
-            <w:pPr>
-              <w:spacing w:after="200" w:line="276" w:lineRule="auto"/>
-            </w:pPr>
             <w:r>
               <w:rPr>
-                <w:rFonts w:ascii="Consolas" w:hAnsi="Consolas" w:eastAsia="ＭＳ ゴシック" w:cs="Consolas" w:eastAsiaTheme="majorEastAsia" w:csTheme="majorBidi"/>
-                <w:b/>
-                <w:bCs/>
+                <w:rFonts w:ascii="Consolas" w:hAnsi="Consolas"/>
+                <w:b w:val="0"/>
+                <w:i w:val="0"/>
                 <w:sz w:val="19"/>
-                <w:szCs w:val="22"/>
               </w:rPr>
               <w:t>listFolders(m)</w:t>
             </w:r>
@@ -4389,31 +3076,15 @@
         </w:tc>
         <w:tc>
           <w:tcPr>
-            <w:tcW w:w="4320" w:type="dxa"/>
-            <w:tcBorders>
-              <w:top w:val="single" w:sz="8" w:space="0" w:color="4F81BD"/>
-              <w:left w:val="single" w:sz="8" w:space="0" w:color="4F81BD"/>
-              <w:bottom w:val="single" w:sz="8" w:space="0" w:color="4F81BD"/>
-              <w:right w:val="single" w:sz="8" w:space="0" w:color="4F81BD"/>
-              <w:insideV w:val="single" w:sz="8" w:space="0" w:color="4F81BD"/>
-            </w:tcBorders>
-            <w:shd w:val="clear" w:fill="D4E0EF"/>
-            <w:tcMar>
-              <w:top w:w="0" w:type="dxa"/>
-              <w:left w:w="108" w:type="dxa"/>
-              <w:bottom w:w="0" w:type="dxa"/>
-              <w:right w:w="108" w:type="dxa"/>
-            </w:tcMar>
+            <w:tcW w:type="dxa" w:w="4320"/>
           </w:tcPr>
           <w:p>
-            <w:pPr>
-              <w:spacing w:after="200" w:line="276" w:lineRule="auto"/>
-            </w:pPr>
             <w:r>
               <w:rPr>
-                <w:rFonts w:ascii="Consolas" w:hAnsi="Consolas" w:eastAsia="ＭＳ 明朝" w:cs="Consolas" w:eastAsiaTheme="minorEastAsia" w:csTheme="minorBidi"/>
+                <w:rFonts w:ascii="Consolas" w:hAnsi="Consolas"/>
+                <w:b w:val="0"/>
+                <w:i w:val="0"/>
                 <w:sz w:val="19"/>
-                <w:szCs w:val="22"/>
               </w:rPr>
               <w:t>GET /matters/:m/folders</w:t>
             </w:r>
@@ -4423,52 +3094,31 @@
       <w:tr>
         <w:tc>
           <w:tcPr>
-            <w:tcW w:w="4320" w:type="dxa"/>
-            <w:tcBorders>
-              <w:top w:val="single" w:sz="8" w:space="0" w:color="4F81BD"/>
-              <w:left w:val="single" w:sz="8" w:space="0" w:color="4F81BD"/>
-              <w:bottom w:val="single" w:sz="8" w:space="0" w:color="4F81BD"/>
-              <w:right w:val="single" w:sz="8" w:space="0" w:color="4F81BD"/>
-              <w:insideV w:val="single" w:sz="8" w:space="0" w:color="4F81BD"/>
-            </w:tcBorders>
-            <w:tcMar>
-              <w:top w:w="0" w:type="dxa"/>
-              <w:left w:w="108" w:type="dxa"/>
-              <w:bottom w:w="0" w:type="dxa"/>
-              <w:right w:w="108" w:type="dxa"/>
-            </w:tcMar>
+            <w:tcW w:type="dxa" w:w="4320"/>
           </w:tcPr>
           <w:p>
-            <w:pPr>
-              <w:spacing w:after="200" w:line="276" w:lineRule="auto"/>
-            </w:pPr>
             <w:r>
               <w:rPr>
-                <w:rFonts w:ascii="Consolas" w:hAnsi="Consolas" w:eastAsia="ＭＳ ゴシック" w:cs="Consolas" w:eastAsiaTheme="majorEastAsia" w:csTheme="majorBidi"/>
-                <w:b/>
-                <w:bCs/>
+                <w:rFonts w:ascii="Consolas" w:hAnsi="Consolas"/>
+                <w:b w:val="0"/>
+                <w:i w:val="0"/>
                 <w:sz w:val="19"/>
-                <w:szCs w:val="22"/>
               </w:rPr>
               <w:t>renameDocument</w:t>
             </w:r>
             <w:r>
               <w:rPr>
-                <w:rFonts w:ascii="Calibri" w:hAnsi="Calibri" w:eastAsia="ＭＳ ゴシック" w:cs="Calibri" w:asciiTheme="majorHAnsi" w:hAnsiTheme="majorHAnsi" w:eastAsiaTheme="majorEastAsia" w:csTheme="majorBidi"/>
-                <w:b/>
-                <w:bCs/>
-                <w:sz w:val="22"/>
-                <w:szCs w:val="22"/>
+                <w:b w:val="0"/>
+                <w:i w:val="0"/>
               </w:rPr>
               <w:t xml:space="preserve"> / </w:t>
             </w:r>
             <w:r>
               <w:rPr>
-                <w:rFonts w:ascii="Consolas" w:hAnsi="Consolas" w:eastAsia="ＭＳ ゴシック" w:cs="Consolas" w:eastAsiaTheme="majorEastAsia" w:csTheme="majorBidi"/>
-                <w:b/>
-                <w:bCs/>
+                <w:rFonts w:ascii="Consolas" w:hAnsi="Consolas"/>
+                <w:b w:val="0"/>
+                <w:i w:val="0"/>
                 <w:sz w:val="19"/>
-                <w:szCs w:val="22"/>
               </w:rPr>
               <w:t>deleteDocument</w:t>
             </w:r>
@@ -4476,46 +3126,31 @@
         </w:tc>
         <w:tc>
           <w:tcPr>
-            <w:tcW w:w="4320" w:type="dxa"/>
-            <w:tcBorders>
-              <w:top w:val="single" w:sz="8" w:space="0" w:color="4F81BD"/>
-              <w:left w:val="single" w:sz="8" w:space="0" w:color="4F81BD"/>
-              <w:bottom w:val="single" w:sz="8" w:space="0" w:color="4F81BD"/>
-              <w:right w:val="single" w:sz="8" w:space="0" w:color="4F81BD"/>
-              <w:insideV w:val="single" w:sz="8" w:space="0" w:color="4F81BD"/>
-            </w:tcBorders>
-            <w:tcMar>
-              <w:top w:w="0" w:type="dxa"/>
-              <w:left w:w="108" w:type="dxa"/>
-              <w:bottom w:w="0" w:type="dxa"/>
-              <w:right w:w="108" w:type="dxa"/>
-            </w:tcMar>
+            <w:tcW w:type="dxa" w:w="4320"/>
           </w:tcPr>
           <w:p>
-            <w:pPr>
-              <w:spacing w:after="200" w:line="276" w:lineRule="auto"/>
-            </w:pPr>
             <w:r>
               <w:rPr>
-                <w:rFonts w:ascii="Consolas" w:hAnsi="Consolas" w:eastAsia="ＭＳ 明朝" w:cs="Consolas" w:eastAsiaTheme="minorEastAsia" w:csTheme="minorBidi"/>
+                <w:rFonts w:ascii="Consolas" w:hAnsi="Consolas"/>
+                <w:b w:val="0"/>
+                <w:i w:val="0"/>
                 <w:sz w:val="19"/>
-                <w:szCs w:val="22"/>
               </w:rPr>
               <w:t>PATCH</w:t>
             </w:r>
             <w:r>
               <w:rPr>
-                <w:rFonts w:ascii="Calibri" w:hAnsi="Calibri" w:eastAsia="ＭＳ 明朝" w:cs="Calibri" w:eastAsiaTheme="minorEastAsia" w:csTheme="minorBidi"/>
-                <w:sz w:val="21"/>
-                <w:szCs w:val="22"/>
+                <w:b w:val="0"/>
+                <w:i w:val="0"/>
               </w:rPr>
               <w:t>/</w:t>
             </w:r>
             <w:r>
               <w:rPr>
-                <w:rFonts w:ascii="Consolas" w:hAnsi="Consolas" w:eastAsia="ＭＳ 明朝" w:cs="Consolas" w:eastAsiaTheme="minorEastAsia" w:csTheme="minorBidi"/>
+                <w:rFonts w:ascii="Consolas" w:hAnsi="Consolas"/>
+                <w:b w:val="0"/>
+                <w:i w:val="0"/>
                 <w:sz w:val="19"/>
-                <w:szCs w:val="22"/>
               </w:rPr>
               <w:t>DELETE /matters/:m/forms/:id[/name]</w:t>
             </w:r>
@@ -4523,30 +3158,19 @@
         </w:tc>
       </w:tr>
     </w:tbl>
+    <w:p/>
     <w:p>
-      <w:pPr>
-        <w:spacing w:after="200" w:line="276" w:lineRule="auto"/>
-      </w:pPr>
-    </w:p>
-    <w:p>
-      <w:pPr>
-        <w:spacing w:after="200" w:line="276" w:lineRule="auto"/>
-      </w:pPr>
-      <w:r>
-        <w:rPr>
-          <w:rFonts w:ascii="Calibri" w:hAnsi="Calibri" w:eastAsia="ＭＳ 明朝" w:cs="Calibri" w:eastAsiaTheme="minorEastAsia" w:csTheme="minorBidi"/>
-          <w:sz w:val="21"/>
-          <w:szCs w:val="22"/>
+      <w:r>
+        <w:rPr>
+          <w:b w:val="0"/>
+          <w:i w:val="0"/>
         </w:rPr>
         <w:t xml:space="preserve">These are served by the auth-server (see </w:t>
       </w:r>
       <w:hyperlink r:id="rId18">
         <w:r>
           <w:rPr>
-            <w:rFonts w:ascii="Calibri" w:hAnsi="Calibri" w:eastAsia="ＭＳ 明朝" w:cs="Calibri" w:eastAsiaTheme="minorEastAsia" w:csTheme="minorBidi"/>
             <w:color w:val="0563C1"/>
-            <w:sz w:val="21"/>
-            <w:szCs w:val="22"/>
             <w:u w:val="single"/>
           </w:rPr>
           <w:t>../auth-server/</w:t>
@@ -4554,160 +3178,119 @@
       </w:hyperlink>
       <w:r>
         <w:rPr>
-          <w:rFonts w:ascii="Calibri" w:hAnsi="Calibri" w:eastAsia="ＭＳ 明朝" w:cs="Calibri" w:eastAsiaTheme="minorEastAsia" w:csTheme="minorBidi"/>
-          <w:sz w:val="21"/>
-          <w:szCs w:val="22"/>
+          <w:b w:val="0"/>
+          <w:i w:val="0"/>
         </w:rPr>
         <w:t xml:space="preserve">), which also bootstraps the form templates. The template PDF blobs are fetched separately at </w:t>
       </w:r>
       <w:r>
         <w:rPr>
-          <w:rFonts w:ascii="Consolas" w:hAnsi="Consolas" w:eastAsia="ＭＳ 明朝" w:cs="Consolas" w:eastAsiaTheme="minorEastAsia" w:csTheme="minorBidi"/>
+          <w:rFonts w:ascii="Consolas" w:hAnsi="Consolas"/>
+          <w:b w:val="0"/>
+          <w:i w:val="0"/>
           <w:sz w:val="19"/>
-          <w:szCs w:val="22"/>
         </w:rPr>
         <w:t>/form-templates/:docId/versions/:version/pdf</w:t>
       </w:r>
       <w:r>
         <w:rPr>
-          <w:rFonts w:ascii="Calibri" w:hAnsi="Calibri" w:eastAsia="ＭＳ 明朝" w:cs="Calibri" w:eastAsiaTheme="minorEastAsia" w:csTheme="minorBidi"/>
-          <w:sz w:val="21"/>
-          <w:szCs w:val="22"/>
+          <w:b w:val="0"/>
+          <w:i w:val="0"/>
         </w:rPr>
         <w:t>.</w:t>
       </w:r>
     </w:p>
-    <w:p>
-      <w:pPr>
-        <w:spacing w:after="200" w:line="276" w:lineRule="auto"/>
-      </w:pPr>
-    </w:p>
+    <w:p/>
     <w:p>
       <w:pPr>
         <w:pStyle w:val="Heading2"/>
       </w:pPr>
       <w:r>
-        <w:rPr>
-          <w:rFonts w:ascii="Calibri" w:hAnsi="Calibri" w:eastAsia="ＭＳ ゴシック" w:cs="Calibri" w:asciiTheme="majorHAnsi" w:hAnsiTheme="majorHAnsi" w:eastAsiaTheme="majorEastAsia" w:csTheme="majorBidi"/>
-          <w:b/>
-          <w:bCs/>
-          <w:color w:val="4F81BD" w:themeColor="accent1"/>
-          <w:sz w:val="26"/>
-          <w:szCs w:val="26"/>
-        </w:rPr>
-        <w:t>Notes</w:t>
+        <w:t>Gotchas worth knowing</w:t>
       </w:r>
     </w:p>
     <w:p>
       <w:pPr>
         <w:pStyle w:val="ListBullet"/>
-        <w:ind w:left="360" w:hanging="360"/>
       </w:pPr>
       <w:r>
         <w:rPr>
-          <w:rFonts w:ascii="Calibri" w:hAnsi="Calibri" w:eastAsia="ＭＳ 明朝" w:cs="Calibri" w:eastAsiaTheme="minorEastAsia" w:csTheme="minorBidi"/>
           <w:b/>
-          <w:bCs/>
-          <w:sz w:val="21"/>
-          <w:szCs w:val="22"/>
+          <w:i w:val="0"/>
         </w:rPr>
         <w:t>The big commented block in FillPdf is dead code.</w:t>
       </w:r>
       <w:r>
         <w:rPr>
-          <w:rFonts w:ascii="Calibri" w:hAnsi="Calibri" w:eastAsia="ＭＳ 明朝" w:cs="Calibri" w:eastAsiaTheme="minorEastAsia" w:csTheme="minorBidi"/>
-          <w:sz w:val="21"/>
-          <w:szCs w:val="22"/>
-        </w:rPr>
-        <w:t xml:space="preserve"> Don't wire it back in; the</w:t>
-      </w:r>
-    </w:p>
-    <w:p>
-      <w:pPr>
-        <w:spacing w:after="200" w:line="276" w:lineRule="auto"/>
-      </w:pPr>
-      <w:r>
-        <w:rPr>
-          <w:rFonts w:ascii="Calibri" w:hAnsi="Calibri" w:eastAsia="ＭＳ 明朝" w:cs="Calibri" w:eastAsiaTheme="minorEastAsia" w:csTheme="minorBidi"/>
-          <w:sz w:val="21"/>
-          <w:szCs w:val="22"/>
-        </w:rPr>
-        <w:t>mapping/values come from the API.</w:t>
+          <w:b w:val="0"/>
+          <w:i w:val="0"/>
+        </w:rPr>
+        <w:t xml:space="preserve"> Don't wire it back in; the mapping/values come from the API.</w:t>
       </w:r>
     </w:p>
     <w:p>
       <w:pPr>
         <w:pStyle w:val="ListBullet"/>
-        <w:ind w:left="360" w:hanging="360"/>
       </w:pPr>
       <w:r>
         <w:rPr>
-          <w:rFonts w:ascii="Calibri" w:hAnsi="Calibri" w:eastAsia="ＭＳ 明朝" w:cs="Calibri" w:eastAsiaTheme="minorEastAsia" w:csTheme="minorBidi"/>
           <w:b/>
-          <w:bCs/>
-          <w:sz w:val="21"/>
-          <w:szCs w:val="22"/>
+          <w:i w:val="0"/>
         </w:rPr>
         <w:t>Two revision counters.</w:t>
       </w:r>
       <w:r>
         <w:rPr>
-          <w:rFonts w:ascii="Calibri" w:hAnsi="Calibri" w:eastAsia="ＭＳ 明朝" w:cs="Calibri" w:eastAsiaTheme="minorEastAsia" w:csTheme="minorBidi"/>
-          <w:sz w:val="21"/>
-          <w:szCs w:val="22"/>
+          <w:b w:val="0"/>
+          <w:i w:val="0"/>
         </w:rPr>
         <w:t xml:space="preserve"> </w:t>
       </w:r>
       <w:r>
         <w:rPr>
-          <w:rFonts w:ascii="Consolas" w:hAnsi="Consolas" w:eastAsia="ＭＳ 明朝" w:cs="Consolas" w:eastAsiaTheme="minorEastAsia" w:csTheme="minorBidi"/>
+          <w:rFonts w:ascii="Consolas" w:hAnsi="Consolas"/>
+          <w:b w:val="0"/>
+          <w:i w:val="0"/>
           <w:sz w:val="19"/>
-          <w:szCs w:val="22"/>
         </w:rPr>
         <w:t>revision</w:t>
       </w:r>
       <w:r>
         <w:rPr>
-          <w:rFonts w:ascii="Calibri" w:hAnsi="Calibri" w:eastAsia="ＭＳ 明朝" w:cs="Calibri" w:eastAsiaTheme="minorEastAsia" w:csTheme="minorBidi"/>
-          <w:sz w:val="21"/>
-          <w:szCs w:val="22"/>
-        </w:rPr>
-        <w:t xml:space="preserve"> guards the field-value document; a separate</w:t>
-      </w:r>
-    </w:p>
-    <w:p>
-      <w:pPr>
-        <w:spacing w:after="200" w:line="276" w:lineRule="auto"/>
-      </w:pPr>
-      <w:r>
-        <w:rPr>
-          <w:rFonts w:ascii="Consolas" w:hAnsi="Consolas" w:eastAsia="ＭＳ 明朝" w:cs="Consolas" w:eastAsiaTheme="minorEastAsia" w:csTheme="minorBidi"/>
+          <w:b w:val="0"/>
+          <w:i w:val="0"/>
+        </w:rPr>
+        <w:t xml:space="preserve"> guards the field-value document; a separate </w:t>
+      </w:r>
+      <w:r>
+        <w:rPr>
+          <w:rFonts w:ascii="Consolas" w:hAnsi="Consolas"/>
+          <w:b w:val="0"/>
+          <w:i w:val="0"/>
           <w:sz w:val="19"/>
-          <w:szCs w:val="22"/>
         </w:rPr>
         <w:t>generated_pdf_revision</w:t>
       </w:r>
       <w:r>
         <w:rPr>
-          <w:rFonts w:ascii="Calibri" w:hAnsi="Calibri" w:eastAsia="ＭＳ 明朝" w:cs="Calibri" w:eastAsiaTheme="minorEastAsia" w:csTheme="minorBidi"/>
-          <w:sz w:val="21"/>
-          <w:szCs w:val="22"/>
+          <w:b w:val="0"/>
+          <w:i w:val="0"/>
         </w:rPr>
         <w:t xml:space="preserve"> guards the exported PDF. Both can </w:t>
       </w:r>
       <w:r>
         <w:rPr>
-          <w:rFonts w:ascii="Consolas" w:hAnsi="Consolas" w:eastAsia="ＭＳ 明朝" w:cs="Consolas" w:eastAsiaTheme="minorEastAsia" w:csTheme="minorBidi"/>
+          <w:rFonts w:ascii="Consolas" w:hAnsi="Consolas"/>
+          <w:b w:val="0"/>
+          <w:i w:val="0"/>
           <w:sz w:val="19"/>
-          <w:szCs w:val="22"/>
         </w:rPr>
         <w:t>409</w:t>
       </w:r>
       <w:r>
         <w:rPr>
-          <w:rFonts w:ascii="Calibri" w:hAnsi="Calibri" w:eastAsia="ＭＳ 明朝" w:cs="Calibri" w:eastAsiaTheme="minorEastAsia" w:csTheme="minorBidi"/>
-          <w:sz w:val="21"/>
-          <w:szCs w:val="22"/>
+          <w:b w:val="0"/>
+          <w:i w:val="0"/>
         </w:rPr>
         <w:t>.</w:t>
       </w:r>
@@ -4715,129 +3298,101 @@
     <w:p>
       <w:pPr>
         <w:pStyle w:val="ListBullet"/>
-        <w:ind w:left="360" w:hanging="360"/>
       </w:pPr>
       <w:r>
         <w:rPr>
-          <w:rFonts w:ascii="Calibri" w:hAnsi="Calibri" w:eastAsia="ＭＳ 明朝" w:cs="Calibri" w:eastAsiaTheme="minorEastAsia" w:csTheme="minorBidi"/>
           <w:b/>
-          <w:bCs/>
-          <w:sz w:val="21"/>
-          <w:szCs w:val="22"/>
+          <w:i w:val="0"/>
         </w:rPr>
         <w:t>Coordinates are overlay coordinates.</w:t>
       </w:r>
       <w:r>
         <w:rPr>
-          <w:rFonts w:ascii="Calibri" w:hAnsi="Calibri" w:eastAsia="ＭＳ 明朝" w:cs="Calibri" w:eastAsiaTheme="minorEastAsia" w:csTheme="minorBidi"/>
-          <w:sz w:val="21"/>
-          <w:szCs w:val="22"/>
+          <w:b w:val="0"/>
+          <w:i w:val="0"/>
         </w:rPr>
         <w:t xml:space="preserve"> The export flips </w:t>
       </w:r>
       <w:r>
         <w:rPr>
-          <w:rFonts w:ascii="Consolas" w:hAnsi="Consolas" w:eastAsia="ＭＳ 明朝" w:cs="Consolas" w:eastAsiaTheme="minorEastAsia" w:csTheme="minorBidi"/>
+          <w:rFonts w:ascii="Consolas" w:hAnsi="Consolas"/>
+          <w:b w:val="0"/>
+          <w:i w:val="0"/>
           <w:sz w:val="19"/>
-          <w:szCs w:val="22"/>
         </w:rPr>
         <w:t>y</w:t>
       </w:r>
       <w:r>
         <w:rPr>
-          <w:rFonts w:ascii="Calibri" w:hAnsi="Calibri" w:eastAsia="ＭＳ 明朝" w:cs="Calibri" w:eastAsiaTheme="minorEastAsia" w:csTheme="minorBidi"/>
-          <w:sz w:val="21"/>
-          <w:szCs w:val="22"/>
-        </w:rPr>
-        <w:t xml:space="preserve"> with</w:t>
-      </w:r>
-    </w:p>
-    <w:p>
-      <w:pPr>
-        <w:spacing w:after="200" w:line="276" w:lineRule="auto"/>
-      </w:pPr>
-      <w:r>
-        <w:rPr>
-          <w:rFonts w:ascii="Consolas" w:hAnsi="Consolas" w:eastAsia="ＭＳ 明朝" w:cs="Consolas" w:eastAsiaTheme="minorEastAsia" w:csTheme="minorBidi"/>
+          <w:b w:val="0"/>
+          <w:i w:val="0"/>
+        </w:rPr>
+        <w:t xml:space="preserve"> with </w:t>
+      </w:r>
+      <w:r>
+        <w:rPr>
+          <w:rFonts w:ascii="Consolas" w:hAnsi="Consolas"/>
+          <w:b w:val="0"/>
+          <w:i w:val="0"/>
           <w:sz w:val="19"/>
-          <w:szCs w:val="22"/>
         </w:rPr>
         <w:t>pageHeight - y - height/scale</w:t>
       </w:r>
       <w:r>
         <w:rPr>
-          <w:rFonts w:ascii="Calibri" w:hAnsi="Calibri" w:eastAsia="ＭＳ 明朝" w:cs="Calibri" w:eastAsiaTheme="minorEastAsia" w:csTheme="minorBidi"/>
-          <w:sz w:val="21"/>
-          <w:szCs w:val="22"/>
+          <w:b w:val="0"/>
+          <w:i w:val="0"/>
         </w:rPr>
         <w:t>; get this wrong and fields land in the wrong place.</w:t>
-      </w:r>
-    </w:p>
-    <w:p>
-      <w:pPr>
-        <w:spacing w:after="200" w:line="276" w:lineRule="auto"/>
-      </w:pPr>
-      <w:r>
-        <w:t xml:space="preserve">I suggest using claude code if migrating a new form, in order to add the fields quickly. </w:t>
       </w:r>
     </w:p>
     <w:p>
       <w:pPr>
         <w:pStyle w:val="ListBullet"/>
-        <w:ind w:left="360" w:hanging="360"/>
       </w:pPr>
       <w:r>
         <w:rPr>
-          <w:rFonts w:ascii="Calibri" w:hAnsi="Calibri" w:eastAsia="ＭＳ 明朝" w:cs="Calibri" w:eastAsiaTheme="minorEastAsia" w:csTheme="minorBidi"/>
           <w:b/>
-          <w:bCs/>
-          <w:sz w:val="21"/>
-          <w:szCs w:val="22"/>
+          <w:i w:val="0"/>
         </w:rPr>
         <w:t>A form must have a folder</w:t>
       </w:r>
       <w:r>
         <w:rPr>
-          <w:rFonts w:ascii="Calibri" w:hAnsi="Calibri" w:eastAsia="ＭＳ 明朝" w:cs="Calibri" w:eastAsiaTheme="minorEastAsia" w:csTheme="minorBidi"/>
-          <w:sz w:val="21"/>
-          <w:szCs w:val="22"/>
-        </w:rPr>
-        <w:t xml:space="preserve"> before it can be created, and only</w:t>
-      </w:r>
-    </w:p>
-    <w:p>
-      <w:pPr>
-        <w:spacing w:after="200" w:line="276" w:lineRule="auto"/>
-      </w:pPr>
-      <w:r>
-        <w:rPr>
-          <w:rFonts w:ascii="Consolas" w:hAnsi="Consolas" w:eastAsia="ＭＳ 明朝" w:cs="Consolas" w:eastAsiaTheme="minorEastAsia" w:csTheme="minorBidi"/>
+          <w:b w:val="0"/>
+          <w:i w:val="0"/>
+        </w:rPr>
+        <w:t xml:space="preserve"> before it can be created, and only </w:t>
+      </w:r>
+      <w:r>
+        <w:rPr>
+          <w:rFonts w:ascii="Consolas" w:hAnsi="Consolas"/>
+          <w:b w:val="0"/>
+          <w:i w:val="0"/>
           <w:sz w:val="19"/>
-          <w:szCs w:val="22"/>
         </w:rPr>
         <w:t>production_ready</w:t>
       </w:r>
       <w:r>
         <w:rPr>
-          <w:rFonts w:ascii="Calibri" w:hAnsi="Calibri" w:eastAsia="ＭＳ 明朝" w:cs="Calibri" w:eastAsiaTheme="minorEastAsia" w:csTheme="minorBidi"/>
-          <w:sz w:val="21"/>
-          <w:szCs w:val="22"/>
+          <w:b w:val="0"/>
+          <w:i w:val="0"/>
         </w:rPr>
         <w:t xml:space="preserve"> + </w:t>
       </w:r>
       <w:r>
         <w:rPr>
-          <w:rFonts w:ascii="Consolas" w:hAnsi="Consolas" w:eastAsia="ＭＳ 明朝" w:cs="Consolas" w:eastAsiaTheme="minorEastAsia" w:csTheme="minorBidi"/>
+          <w:rFonts w:ascii="Consolas" w:hAnsi="Consolas"/>
+          <w:b w:val="0"/>
+          <w:i w:val="0"/>
           <w:sz w:val="19"/>
-          <w:szCs w:val="22"/>
         </w:rPr>
         <w:t>mapping_ready</w:t>
       </w:r>
       <w:r>
         <w:rPr>
-          <w:rFonts w:ascii="Calibri" w:hAnsi="Calibri" w:eastAsia="ＭＳ 明朝" w:cs="Calibri" w:eastAsiaTheme="minorEastAsia" w:csTheme="minorBidi"/>
-          <w:sz w:val="21"/>
-          <w:szCs w:val="22"/>
+          <w:b w:val="0"/>
+          <w:i w:val="0"/>
         </w:rPr>
         <w:t xml:space="preserve"> forms are offered.</w:t>
       </w:r>
@@ -4845,23 +3400,18 @@
     <w:p>
       <w:pPr>
         <w:pStyle w:val="ListBullet"/>
-        <w:ind w:left="360" w:hanging="360"/>
       </w:pPr>
       <w:r>
         <w:rPr>
-          <w:rFonts w:ascii="Calibri" w:hAnsi="Calibri" w:eastAsia="ＭＳ 明朝" w:cs="Calibri" w:eastAsiaTheme="minorEastAsia" w:csTheme="minorBidi"/>
           <w:b/>
-          <w:bCs/>
-          <w:sz w:val="21"/>
-          <w:szCs w:val="22"/>
+          <w:i w:val="0"/>
         </w:rPr>
         <w:t>Switching forms is a navigation</w:t>
       </w:r>
       <w:r>
         <w:rPr>
-          <w:rFonts w:ascii="Calibri" w:hAnsi="Calibri" w:eastAsia="ＭＳ 明朝" w:cs="Calibri" w:eastAsiaTheme="minorEastAsia" w:csTheme="minorBidi"/>
-          <w:sz w:val="21"/>
-          <w:szCs w:val="22"/>
+          <w:b w:val="0"/>
+          <w:i w:val="0"/>
         </w:rPr>
         <w:t>, not a state swap — it re-loads via the URL.</w:t>
       </w:r>
@@ -4869,43 +3419,35 @@
     <w:p>
       <w:pPr>
         <w:pStyle w:val="ListBullet"/>
-        <w:ind w:left="360" w:hanging="360"/>
       </w:pPr>
       <w:r>
         <w:rPr>
-          <w:rFonts w:ascii="Calibri" w:hAnsi="Calibri" w:eastAsia="ＭＳ 明朝" w:cs="Calibri" w:eastAsiaTheme="minorEastAsia" w:csTheme="minorBidi"/>
           <w:b/>
-          <w:bCs/>
-          <w:sz w:val="21"/>
-          <w:szCs w:val="22"/>
+          <w:i w:val="0"/>
         </w:rPr>
         <w:t>Province drives the catalog</w:t>
       </w:r>
       <w:r>
         <w:rPr>
-          <w:rFonts w:ascii="Calibri" w:hAnsi="Calibri" w:eastAsia="ＭＳ 明朝" w:cs="Calibri" w:eastAsiaTheme="minorEastAsia" w:csTheme="minorBidi"/>
-          <w:sz w:val="21"/>
-          <w:szCs w:val="22"/>
-        </w:rPr>
-        <w:t>, and province comes from the matter context, so a</w:t>
+          <w:b w:val="0"/>
+          <w:i w:val="0"/>
+        </w:rPr>
+        <w:t>, and province comes from the matter context, so a matter with no province shows no forms.</w:t>
       </w:r>
     </w:p>
     <w:p>
-      <w:pPr>
-        <w:spacing w:after="200" w:line="276" w:lineRule="auto"/>
-      </w:pPr>
-      <w:r>
-        <w:rPr>
-          <w:rFonts w:ascii="Calibri" w:hAnsi="Calibri" w:eastAsia="ＭＳ 明朝" w:cs="Calibri" w:eastAsiaTheme="minorEastAsia" w:csTheme="minorBidi"/>
-          <w:sz w:val="21"/>
-          <w:szCs w:val="22"/>
-        </w:rPr>
-        <w:t>matter with no province shows no forms. &lt;/content&gt;</w:t>
+      <w:r>
+        <w:rPr>
+          <w:b w:val="0"/>
+          <w:i w:val="0"/>
+        </w:rPr>
+        <w:t>&lt;/content&gt;</w:t>
       </w:r>
     </w:p>
     <w:sectPr>
       <w:pgSz w:w="12240" w:h="15840"/>
       <w:pgMar w:top="1440" w:right="1800" w:bottom="1440" w:left="1800" w:header="720" w:footer="720" w:gutter="0"/>
+      <w:cols w:space="720"/>
       <w:docGrid w:linePitch="360"/>
     </w:sectPr>
   </w:body>

--- a/docs/FORMS.docx
+++ b/docs/FORMS.docx
@@ -30,7 +30,7 @@
           <w:b w:val="0"/>
           <w:i w:val="0"/>
         </w:rPr>
-        <w:t xml:space="preserve"> area is where a matter's court documents (family-law PDFs — Form 8A, Form 13, etc.) get created, prefilled from the matter's data, edited, saved, and exported as completed PDFs. It's reached from a matter's task list ("DRAFT DIVORCE APPLICATION DOCUMENTS") and produces the physical documents a lawyer files with the court.</w:t>
+        <w:t xml:space="preserve"> area is where a matter's court documents (family-law PDFs such as Form 8A and Form 13) are created, prefilled from the matter's data, edited, saved, and exported as completed PDFs. It is reached from a matter's task list ("DRAFT DIVORCE APPLICATION DOCUMENTS") and produces the physical documents a lawyer files with the court.</w:t>
       </w:r>
     </w:p>
     <w:p>
@@ -42,7 +42,7 @@
           <w:b/>
           <w:i w:val="0"/>
         </w:rPr>
-        <w:t>Provenance.</w:t>
+        <w:t>Origin.</w:t>
       </w:r>
       <w:r>
         <w:rPr>
@@ -65,7 +65,7 @@
           <w:b w:val="0"/>
           <w:i w:val="0"/>
         </w:rPr>
-        <w:t xml:space="preserve">, the forms pages were pulled from </w:t>
+        <w:t xml:space="preserve">, the forms pages were taken from </w:t>
       </w:r>
       <w:r>
         <w:rPr>
@@ -95,7 +95,7 @@
           <w:b w:val="0"/>
           <w:i w:val="0"/>
         </w:rPr>
-        <w:t xml:space="preserve"> prefill/binding engine that mapped matter data into PDF field values in the browser. That engine still physically exists in </w:t>
+        <w:t xml:space="preserve"> prefill and binding engine that mapped matter data into PDF field values in the browser. That engine is still present in </w:t>
       </w:r>
       <w:hyperlink r:id="rId9">
         <w:r>
@@ -111,21 +111,21 @@
           <w:b w:val="0"/>
           <w:i w:val="0"/>
         </w:rPr>
-        <w:t xml:space="preserve"> but is </w:t>
+        <w:t xml:space="preserve">, but it is </w:t>
       </w:r>
       <w:r>
         <w:rPr>
           <w:b/>
           <w:i w:val="0"/>
         </w:rPr>
-        <w:t>commented out and retired</w:t>
+        <w:t>commented out and no longer used</w:t>
       </w:r>
       <w:r>
         <w:rPr>
           <w:b w:val="0"/>
           <w:i w:val="0"/>
         </w:rPr>
-        <w:t xml:space="preserve"> — prefilled values and field mappings now arrive ready-made from the authenticated Forms API. Understanding this "old vs new" split is the single most important thing about this code.</w:t>
+        <w:t>: prefilled values and field mappings now arrive ready-made from the authenticated Forms API. This "old versus new" split is the most important thing to understand about this code.</w:t>
       </w:r>
     </w:p>
     <w:p/>
@@ -156,7 +156,6 @@
             <w:r>
               <w:rPr>
                 <w:b/>
-                <w:i w:val="0"/>
               </w:rPr>
               <w:t>Piece</w:t>
             </w:r>
@@ -170,7 +169,6 @@
             <w:r>
               <w:rPr>
                 <w:b/>
-                <w:i w:val="0"/>
               </w:rPr>
               <w:t>File</w:t>
             </w:r>
@@ -402,7 +400,6 @@
         </w:tc>
       </w:tr>
     </w:tbl>
-    <w:p/>
     <w:p>
       <w:r>
         <w:rPr>
@@ -921,7 +918,7 @@
           <w:b w:val="0"/>
           <w:i w:val="0"/>
         </w:rPr>
-        <w:t>). You can't create forms without selecting a folder.</w:t>
+        <w:t>). A form cannot be created without a folder.</w:t>
       </w:r>
     </w:p>
     <w:p>
@@ -1128,7 +1125,7 @@
           <w:b w:val="0"/>
           <w:i w:val="0"/>
         </w:rPr>
-        <w:t xml:space="preserve"> is the editor. It's a big file, but most of its length is the </w:t>
+        <w:t xml:space="preserve"> is the editor. It is a large file, but most of its length is the </w:t>
       </w:r>
       <w:r>
         <w:rPr>
@@ -1142,7 +1139,7 @@
           <w:b w:val="0"/>
           <w:i w:val="0"/>
         </w:rPr>
-        <w:t xml:space="preserve"> (a ~1,400-line commented-out block, </w:t>
+        <w:t xml:space="preserve"> (a commented-out block of about 1,400 lines: </w:t>
       </w:r>
       <w:r>
         <w:rPr>
@@ -1158,7 +1155,7 @@
           <w:b w:val="0"/>
           <w:i w:val="0"/>
         </w:rPr>
-        <w:t xml:space="preserve"> and friends). The live logic is at the top and bottom of the file.</w:t>
+        <w:t xml:space="preserve"> and its helpers). The active logic is at the top and bottom of the file.</w:t>
       </w:r>
     </w:p>
     <w:p>
@@ -2384,7 +2381,7 @@
         <w:pStyle w:val="Heading2"/>
       </w:pPr>
       <w:r>
-        <w:t>Old vs new — the prefill split (read this)</w:t>
+        <w:t>Old versus new — the prefill split (important)</w:t>
       </w:r>
     </w:p>
     <w:p>
@@ -2393,7 +2390,7 @@
           <w:b w:val="0"/>
           <w:i w:val="0"/>
         </w:rPr>
-        <w:t>This is the thing most likely to confuse someone new to the file:</w:t>
+        <w:t>This is the most likely source of confusion for anyone new to the file:</w:t>
       </w:r>
     </w:p>
     <w:p>
@@ -2428,7 +2425,7 @@
           <w:b w:val="0"/>
           <w:i w:val="0"/>
         </w:rPr>
-        <w:t xml:space="preserve"> the browser held the field mappings and a giant </w:t>
+        <w:t xml:space="preserve"> the browser held the field mappings and a large </w:t>
       </w:r>
       <w:r>
         <w:rPr>
@@ -2444,7 +2441,7 @@
           <w:b w:val="0"/>
           <w:i w:val="0"/>
         </w:rPr>
-        <w:t xml:space="preserve"> engine that walked the matter's assets/debts/children/etc. and computed each PDF field's value client-side. That code is still visible in </w:t>
+        <w:t xml:space="preserve"> engine that walked through the matter's assets, debts, children and so on, and calculated each PDF field's value in the browser. That code is still visible in </w:t>
       </w:r>
       <w:hyperlink r:id="rId9">
         <w:r>
@@ -2460,7 +2457,7 @@
           <w:b w:val="0"/>
           <w:i w:val="0"/>
         </w:rPr>
-        <w:t xml:space="preserve"> inside a big </w:t>
+        <w:t xml:space="preserve"> inside a long </w:t>
       </w:r>
       <w:r>
         <w:rPr>
@@ -2476,7 +2473,7 @@
           <w:b w:val="0"/>
           <w:i w:val="0"/>
         </w:rPr>
-        <w:t xml:space="preserve"> block (roughly lines 240–1663), plus a </w:t>
+        <w:t xml:space="preserve"> block (roughly lines 240–1663), along with the </w:t>
       </w:r>
       <w:r>
         <w:rPr>
@@ -2492,7 +2489,7 @@
           <w:b w:val="0"/>
           <w:i w:val="0"/>
         </w:rPr>
-        <w:t xml:space="preserve"> / </w:t>
+        <w:t xml:space="preserve">, </w:t>
       </w:r>
       <w:r>
         <w:rPr>
@@ -2508,7 +2505,7 @@
           <w:b w:val="0"/>
           <w:i w:val="0"/>
         </w:rPr>
-        <w:t xml:space="preserve"> / </w:t>
+        <w:t xml:space="preserve"> and </w:t>
       </w:r>
       <w:r>
         <w:rPr>
@@ -2524,21 +2521,21 @@
           <w:b w:val="0"/>
           <w:i w:val="0"/>
         </w:rPr>
-        <w:t xml:space="preserve"> helper set. </w:t>
+        <w:t xml:space="preserve"> helpers. </w:t>
       </w:r>
       <w:r>
         <w:rPr>
           <w:b/>
           <w:i w:val="0"/>
         </w:rPr>
-        <w:t>It is not executed</w:t>
+        <w:t>It never runs</w:t>
       </w:r>
       <w:r>
         <w:rPr>
           <w:b w:val="0"/>
           <w:i w:val="0"/>
         </w:rPr>
-        <w:t xml:space="preserve"> and must not be called; it remains only pending a dedicated source-size cleanup.</w:t>
+        <w:t xml:space="preserve"> and must not be called. It remains in place only until a separate clean-up removes it.</w:t>
       </w:r>
     </w:p>
     <w:p>
@@ -2696,7 +2693,6 @@
             <w:r>
               <w:rPr>
                 <w:b/>
-                <w:i w:val="0"/>
               </w:rPr>
               <w:t>Method</w:t>
             </w:r>
@@ -2710,7 +2706,6 @@
             <w:r>
               <w:rPr>
                 <w:b/>
-                <w:i w:val="0"/>
               </w:rPr>
               <w:t>Endpoint</w:t>
             </w:r>
@@ -3158,7 +3153,6 @@
         </w:tc>
       </w:tr>
     </w:tbl>
-    <w:p/>
     <w:p>
       <w:r>
         <w:rPr>
@@ -3206,7 +3200,7 @@
         <w:pStyle w:val="Heading2"/>
       </w:pPr>
       <w:r>
-        <w:t>Gotchas worth knowing</w:t>
+        <w:t>Common pitfalls</w:t>
       </w:r>
     </w:p>
     <w:p>
@@ -3218,14 +3212,14 @@
           <w:b/>
           <w:i w:val="0"/>
         </w:rPr>
-        <w:t>The big commented block in FillPdf is dead code.</w:t>
+        <w:t>The large commented block in FillPdf is unused code.</w:t>
       </w:r>
       <w:r>
         <w:rPr>
           <w:b w:val="0"/>
           <w:i w:val="0"/>
         </w:rPr>
-        <w:t xml:space="preserve"> Don't wire it back in; the mapping/values come from the API.</w:t>
+        <w:t xml:space="preserve"> Do not reconnect it; the mappings and values come from the API.</w:t>
       </w:r>
     </w:p>
     <w:p>
@@ -3237,7 +3231,7 @@
           <w:b/>
           <w:i w:val="0"/>
         </w:rPr>
-        <w:t>Two revision counters.</w:t>
+        <w:t>There are two revision counters.</w:t>
       </w:r>
       <w:r>
         <w:rPr>
@@ -3260,7 +3254,7 @@
           <w:b w:val="0"/>
           <w:i w:val="0"/>
         </w:rPr>
-        <w:t xml:space="preserve"> guards the field-value document; a separate </w:t>
+        <w:t xml:space="preserve"> protects the field-value document; a separate </w:t>
       </w:r>
       <w:r>
         <w:rPr>
@@ -3276,7 +3270,7 @@
           <w:b w:val="0"/>
           <w:i w:val="0"/>
         </w:rPr>
-        <w:t xml:space="preserve"> guards the exported PDF. Both can </w:t>
+        <w:t xml:space="preserve"> protects the exported PDF. Either can return a </w:t>
       </w:r>
       <w:r>
         <w:rPr>
@@ -3327,7 +3321,7 @@
           <w:b w:val="0"/>
           <w:i w:val="0"/>
         </w:rPr>
-        <w:t xml:space="preserve"> with </w:t>
+        <w:t xml:space="preserve"> using </w:t>
       </w:r>
       <w:r>
         <w:rPr>
@@ -3343,7 +3337,7 @@
           <w:b w:val="0"/>
           <w:i w:val="0"/>
         </w:rPr>
-        <w:t>; get this wrong and fields land in the wrong place.</w:t>
+        <w:t>. Get this wrong and the fields land in the wrong place.</w:t>
       </w:r>
     </w:p>
     <w:p>
@@ -3362,7 +3356,7 @@
           <w:b w:val="0"/>
           <w:i w:val="0"/>
         </w:rPr>
-        <w:t xml:space="preserve"> before it can be created, and only </w:t>
+        <w:t xml:space="preserve"> before it can be created, and only forms that are both </w:t>
       </w:r>
       <w:r>
         <w:rPr>
@@ -3378,7 +3372,7 @@
           <w:b w:val="0"/>
           <w:i w:val="0"/>
         </w:rPr>
-        <w:t xml:space="preserve"> + </w:t>
+        <w:t xml:space="preserve"> and </w:t>
       </w:r>
       <w:r>
         <w:rPr>
@@ -3394,7 +3388,7 @@
           <w:b w:val="0"/>
           <w:i w:val="0"/>
         </w:rPr>
-        <w:t xml:space="preserve"> forms are offered.</w:t>
+        <w:t xml:space="preserve"> are offered.</w:t>
       </w:r>
     </w:p>
     <w:p>
@@ -3413,7 +3407,7 @@
           <w:b w:val="0"/>
           <w:i w:val="0"/>
         </w:rPr>
-        <w:t>, not a state swap — it re-loads via the URL.</w:t>
+        <w:t>, not a state change: the form reloads through the URL.</w:t>
       </w:r>
     </w:p>
     <w:p>
@@ -3425,23 +3419,14 @@
           <w:b/>
           <w:i w:val="0"/>
         </w:rPr>
-        <w:t>Province drives the catalog</w:t>
+        <w:t>The province determines the catalogue</w:t>
       </w:r>
       <w:r>
         <w:rPr>
           <w:b w:val="0"/>
           <w:i w:val="0"/>
         </w:rPr>
-        <w:t>, and province comes from the matter context, so a matter with no province shows no forms.</w:t>
-      </w:r>
-    </w:p>
-    <w:p>
-      <w:r>
-        <w:rPr>
-          <w:b w:val="0"/>
-          <w:i w:val="0"/>
-        </w:rPr>
-        <w:t>&lt;/content&gt;</w:t>
+        <w:t>, and the province comes from the matter context, so a matter with no province shows no forms.</w:t>
       </w:r>
     </w:p>
     <w:sectPr>
@@ -3817,10 +3802,6 @@
     <w:name w:val="Normal"/>
     <w:qFormat/>
     <w:rsid w:val="00FC693F"/>
-    <w:rPr>
-      <w:rFonts w:ascii="Calibri" w:hAnsi="Calibri"/>
-      <w:sz w:val="21"/>
-    </w:rPr>
   </w:style>
   <w:style w:type="paragraph" w:styleId="Header">
     <w:name w:val="header"/>

--- a/docs/FORMS.docx
+++ b/docs/FORMS.docx
@@ -2614,7 +2614,23 @@
           <w:b w:val="0"/>
           <w:i w:val="0"/>
         </w:rPr>
-        <w:t xml:space="preserve"> with an overlay coordinate convention; the mapping is produced by a server-side extract-from-AcroForm / vector pipeline. (See the project's forms-migration and prefill-plan notes for the full mapping pipeline and per-form status — all 45 forms have been migrated.)</w:t>
+        <w:t xml:space="preserve"> with an overlay coordinate convention; the mapping is produced by a server-side extract-from-AcroForm / vector pipeline. (See the project's forms-migration and prefill-plan notes for the full mapping pipeline and per-form status — 135 of Ontario's 140 published forms are catalogued, plus the BC set; the Ontario build tooling is in </w:t>
+      </w:r>
+      <w:r>
+        <w:rPr>
+          <w:rFonts w:ascii="Consolas" w:hAnsi="Consolas"/>
+          <w:b w:val="0"/>
+          <w:i w:val="0"/>
+          <w:sz w:val="19"/>
+        </w:rPr>
+        <w:t>auth-server/tools/on-forms/</w:t>
+      </w:r>
+      <w:r>
+        <w:rPr>
+          <w:b w:val="0"/>
+          <w:i w:val="0"/>
+        </w:rPr>
+        <w:t>.)</w:t>
       </w:r>
     </w:p>
     <w:p>
@@ -3349,6 +3365,73 @@
           <w:b/>
           <w:i w:val="0"/>
         </w:rPr>
+        <w:t>Missing BC signature captions are a flattening issue, not an overlay issue.</w:t>
+      </w:r>
+      <w:r>
+        <w:rPr>
+          <w:b w:val="0"/>
+          <w:i w:val="0"/>
+        </w:rPr>
+        <w:t xml:space="preserve"> An unpatched pdf.js XFA render drops </w:t>
+      </w:r>
+      <w:r>
+        <w:rPr>
+          <w:rFonts w:ascii="Consolas" w:hAnsi="Consolas"/>
+          <w:b w:val="0"/>
+          <w:i w:val="0"/>
+          <w:sz w:val="19"/>
+        </w:rPr>
+        <w:t>&lt;signature&gt;</w:t>
+      </w:r>
+      <w:r>
+        <w:rPr>
+          <w:b w:val="0"/>
+          <w:i w:val="0"/>
+        </w:rPr>
+        <w:t xml:space="preserve"> widgets and captions such as "Signature of" or "Judge / Associate Judge / Registrar". The BC pipeline's </w:t>
+      </w:r>
+      <w:r>
+        <w:rPr>
+          <w:rFonts w:ascii="Consolas" w:hAnsi="Consolas"/>
+          <w:b w:val="0"/>
+          <w:i w:val="0"/>
+          <w:sz w:val="19"/>
+        </w:rPr>
+        <w:t>xfa/patch_pdfjs_signature.mjs</w:t>
+      </w:r>
+      <w:r>
+        <w:rPr>
+          <w:b w:val="0"/>
+          <w:i w:val="0"/>
+        </w:rPr>
+        <w:t xml:space="preserve"> preserves a non-editable signing area; its rule must remain above a </w:t>
+      </w:r>
+      <w:r>
+        <w:rPr>
+          <w:rFonts w:ascii="Consolas" w:hAnsi="Consolas"/>
+          <w:b w:val="0"/>
+          <w:i w:val="0"/>
+          <w:sz w:val="19"/>
+        </w:rPr>
+        <w:t>placement="bottom"</w:t>
+      </w:r>
+      <w:r>
+        <w:rPr>
+          <w:b w:val="0"/>
+          <w:i w:val="0"/>
+        </w:rPr>
+        <w:t xml:space="preserve"> caption. Do not add an editable field or patch the React viewer to compensate.</w:t>
+      </w:r>
+    </w:p>
+    <w:p>
+      <w:pPr>
+        <w:pStyle w:val="ListBullet"/>
+      </w:pPr>
+      <w:r>
+        <w:rPr>
+          <w:b/>
+          <w:i w:val="0"/>
+        </w:rPr>
         <w:t>A form must have a folder</w:t>
       </w:r>
       <w:r>

--- a/docs/FORMS.docx
+++ b/docs/FORMS.docx
@@ -42,6 +42,69 @@
           <w:b/>
           <w:i w:val="0"/>
         </w:rPr>
+        <w:t>Not every document is a form.</w:t>
+      </w:r>
+      <w:r>
+        <w:rPr>
+          <w:b w:val="0"/>
+          <w:i w:val="0"/>
+        </w:rPr>
+        <w:t xml:space="preserve"> The engine described here fills a </w:t>
+      </w:r>
+      <w:r>
+        <w:rPr>
+          <w:b w:val="0"/>
+          <w:i/>
+        </w:rPr>
+        <w:t>fixed government page</w:t>
+      </w:r>
+      <w:r>
+        <w:rPr>
+          <w:b w:val="0"/>
+          <w:i w:val="0"/>
+        </w:rPr>
+        <w:t xml:space="preserve">: a static background PDF with one field per x/y box. A drafted agreement has no such page — whole sections appear or disappear and its text is of unpredictable length — so </w:t>
+      </w:r>
+      <w:r>
+        <w:rPr>
+          <w:b/>
+          <w:i w:val="0"/>
+        </w:rPr>
+        <w:t>Draft Agreements</w:t>
+      </w:r>
+      <w:r>
+        <w:rPr>
+          <w:b w:val="0"/>
+          <w:i w:val="0"/>
+        </w:rPr>
+        <w:t xml:space="preserve"> is a separate feature with its own renderer and its own storage. See "Draft Agreements" in </w:t>
+      </w:r>
+      <w:hyperlink r:id="rId9">
+        <w:r>
+          <w:rPr>
+            <w:color w:val="0563C1"/>
+            <w:u w:val="single"/>
+          </w:rPr>
+          <w:t>MATTERS.md</w:t>
+        </w:r>
+      </w:hyperlink>
+      <w:r>
+        <w:rPr>
+          <w:b w:val="0"/>
+          <w:i w:val="0"/>
+        </w:rPr>
+        <w:t>.</w:t>
+      </w:r>
+    </w:p>
+    <w:p>
+      <w:pPr>
+        <w:pStyle w:val="IntenseQuote"/>
+      </w:pPr>
+      <w:r>
+        <w:rPr>
+          <w:b/>
+          <w:i w:val="0"/>
+        </w:rPr>
         <w:t>Origin.</w:t>
       </w:r>
       <w:r>
@@ -97,7 +160,7 @@
         </w:rPr>
         <w:t xml:space="preserve"> prefill and binding engine that mapped matter data into PDF field values in the browser. That engine is still present in </w:t>
       </w:r>
-      <w:hyperlink r:id="rId9">
+      <w:hyperlink r:id="rId10">
         <w:r>
           <w:rPr>
             <w:color w:val="0563C1"/>
@@ -195,7 +258,7 @@
             <w:tcW w:type="dxa" w:w="4320"/>
           </w:tcPr>
           <w:p>
-            <w:hyperlink r:id="rId10">
+            <w:hyperlink r:id="rId11">
               <w:r>
                 <w:rPr>
                   <w:color w:val="0563C1"/>
@@ -227,7 +290,7 @@
             <w:tcW w:type="dxa" w:w="4320"/>
           </w:tcPr>
           <w:p>
-            <w:hyperlink r:id="rId9">
+            <w:hyperlink r:id="rId10">
               <w:r>
                 <w:rPr>
                   <w:color w:val="0563C1"/>
@@ -259,7 +322,7 @@
             <w:tcW w:type="dxa" w:w="4320"/>
           </w:tcPr>
           <w:p>
-            <w:hyperlink r:id="rId11">
+            <w:hyperlink r:id="rId12">
               <w:r>
                 <w:rPr>
                   <w:color w:val="0563C1"/>
@@ -291,7 +354,7 @@
             <w:tcW w:type="dxa" w:w="4320"/>
           </w:tcPr>
           <w:p>
-            <w:hyperlink r:id="rId12">
+            <w:hyperlink r:id="rId13">
               <w:r>
                 <w:rPr>
                   <w:color w:val="0563C1"/>
@@ -323,7 +386,7 @@
             <w:tcW w:type="dxa" w:w="4320"/>
           </w:tcPr>
           <w:p>
-            <w:hyperlink r:id="rId13">
+            <w:hyperlink r:id="rId14">
               <w:r>
                 <w:rPr>
                   <w:color w:val="0563C1"/>
@@ -355,7 +418,7 @@
             <w:tcW w:type="dxa" w:w="4320"/>
           </w:tcPr>
           <w:p>
-            <w:hyperlink r:id="rId14">
+            <w:hyperlink r:id="rId15">
               <w:r>
                 <w:rPr>
                   <w:color w:val="0563C1"/>
@@ -387,7 +450,7 @@
             <w:tcW w:type="dxa" w:w="4320"/>
           </w:tcPr>
           <w:p>
-            <w:hyperlink r:id="rId15">
+            <w:hyperlink r:id="rId16">
               <w:r>
                 <w:rPr>
                   <w:color w:val="0563C1"/>
@@ -408,7 +471,7 @@
         </w:rPr>
         <w:t>Routes involved (</w:t>
       </w:r>
-      <w:hyperlink r:id="rId16">
+      <w:hyperlink r:id="rId17">
         <w:r>
           <w:rPr>
             <w:color w:val="0563C1"/>
@@ -424,7 +487,7 @@
         </w:rPr>
         <w:t xml:space="preserve">, </w:t>
       </w:r>
-      <w:hyperlink r:id="rId17">
+      <w:hyperlink r:id="rId18">
         <w:r>
           <w:rPr>
             <w:color w:val="0563C1"/>
@@ -592,7 +655,7 @@
       </w:r>
     </w:p>
     <w:p>
-      <w:hyperlink r:id="rId10">
+      <w:hyperlink r:id="rId11">
         <w:r>
           <w:rPr>
             <w:color w:val="0563C1"/>
@@ -759,7 +822,7 @@
         </w:rPr>
         <w:t xml:space="preserve"> from </w:t>
       </w:r>
-      <w:hyperlink r:id="rId13">
+      <w:hyperlink r:id="rId14">
         <w:r>
           <w:rPr>
             <w:color w:val="0563C1"/>
@@ -789,7 +852,7 @@
           <w:b w:val="0"/>
           <w:i w:val="0"/>
         </w:rPr>
-        <w:t>. It normalizes province names (</w:t>
+        <w:t xml:space="preserve">. It normalizes province names through </w:t>
       </w:r>
       <w:r>
         <w:rPr>
@@ -798,6 +861,22 @@
           <w:i w:val="0"/>
           <w:sz w:val="19"/>
         </w:rPr>
+        <w:t>provinceCodeOf</w:t>
+      </w:r>
+      <w:r>
+        <w:rPr>
+          <w:b w:val="0"/>
+          <w:i w:val="0"/>
+        </w:rPr>
+        <w:t xml:space="preserve"> (</w:t>
+      </w:r>
+      <w:r>
+        <w:rPr>
+          <w:rFonts w:ascii="Consolas" w:hAnsi="Consolas"/>
+          <w:b w:val="0"/>
+          <w:i w:val="0"/>
+          <w:sz w:val="19"/>
+        </w:rPr>
         <w:t>ontario → ON</w:t>
       </w:r>
       <w:r>
@@ -837,6 +916,22 @@
           <w:b w:val="0"/>
           <w:i w:val="0"/>
         </w:rPr>
+        <w:t xml:space="preserve">, </w:t>
+      </w:r>
+      <w:r>
+        <w:rPr>
+          <w:rFonts w:ascii="Consolas" w:hAnsi="Consolas"/>
+          <w:b w:val="0"/>
+          <w:i w:val="0"/>
+          <w:sz w:val="19"/>
+        </w:rPr>
+        <w:t>saskatchewan → SK</w:t>
+      </w:r>
+      <w:r>
+        <w:rPr>
+          <w:b w:val="0"/>
+          <w:i w:val="0"/>
+        </w:rPr>
         <w:t xml:space="preserve">) and groups the returned templates into </w:t>
       </w:r>
       <w:r>
@@ -867,7 +962,7 @@
           <w:b w:val="0"/>
           <w:i w:val="0"/>
         </w:rPr>
-        <w:t>, then title) — so any catalogued category becomes its own folder, not just a hardcoded Divorce / Child-Protection pair.</w:t>
+        <w:t>, then title) — so any catalogued category becomes its own folder, not just a hardcoded Divorce / Child-Protection pair. This is why adding a province needs no frontend change: Saskatchewan's eight "King's Bench – …" folders appeared on their own.</w:t>
       </w:r>
     </w:p>
     <w:p>
@@ -1111,7 +1206,7 @@
       </w:r>
     </w:p>
     <w:p>
-      <w:hyperlink r:id="rId9">
+      <w:hyperlink r:id="rId10">
         <w:r>
           <w:rPr>
             <w:color w:val="0563C1"/>
@@ -1614,7 +1709,7 @@
       </w:r>
     </w:p>
     <w:p>
-      <w:hyperlink r:id="rId11">
+      <w:hyperlink r:id="rId12">
         <w:r>
           <w:rPr>
             <w:color w:val="0563C1"/>
@@ -2443,7 +2538,7 @@
         </w:rPr>
         <w:t xml:space="preserve"> engine that walked through the matter's assets, debts, children and so on, and calculated each PDF field's value in the browser. That code is still visible in </w:t>
       </w:r>
-      <w:hyperlink r:id="rId9">
+      <w:hyperlink r:id="rId10">
         <w:r>
           <w:rPr>
             <w:color w:val="0563C1"/>
@@ -2614,7 +2709,21 @@
           <w:b w:val="0"/>
           <w:i w:val="0"/>
         </w:rPr>
-        <w:t xml:space="preserve"> with an overlay coordinate convention; the mapping is produced by a server-side extract-from-AcroForm / vector pipeline. (See the project's forms-migration and prefill-plan notes for the full mapping pipeline and per-form status — 135 of Ontario's 140 published forms are catalogued, plus the BC set; the Ontario build tooling is in </w:t>
+        <w:t xml:space="preserve"> with an overlay coordinate convention; the mapping is produced by a server-side extract-from-AcroForm / vector pipeline. (See "Prefill" and "Field placement" below for how a value reaches a box and how a box is checked, and the project's forms-migration notes for the full mapping pipeline and per-form status — the catalogue holds </w:t>
+      </w:r>
+      <w:r>
+        <w:rPr>
+          <w:b/>
+          <w:i w:val="0"/>
+        </w:rPr>
+        <w:t>138 Ontario, 213 BC, 121 Saskatchewan, 140 Manitoba, 102 Nova Scotia, 96 Newfoundland and Labrador, 48 New Brunswick and 34 Prince Edward Island</w:t>
+      </w:r>
+      <w:r>
+        <w:rPr>
+          <w:b w:val="0"/>
+          <w:i w:val="0"/>
+        </w:rPr>
+        <w:t xml:space="preserve"> templates -- 892 in all, across all eight provinces migrated so far. Build tooling is per province, in </w:t>
       </w:r>
       <w:r>
         <w:rPr>
@@ -2624,6 +2733,118 @@
           <w:sz w:val="19"/>
         </w:rPr>
         <w:t>auth-server/tools/on-forms/</w:t>
+      </w:r>
+      <w:r>
+        <w:rPr>
+          <w:b w:val="0"/>
+          <w:i w:val="0"/>
+        </w:rPr>
+        <w:t xml:space="preserve">, </w:t>
+      </w:r>
+      <w:r>
+        <w:rPr>
+          <w:rFonts w:ascii="Consolas" w:hAnsi="Consolas"/>
+          <w:b w:val="0"/>
+          <w:i w:val="0"/>
+          <w:sz w:val="19"/>
+        </w:rPr>
+        <w:t>bc-forms/</w:t>
+      </w:r>
+      <w:r>
+        <w:rPr>
+          <w:b w:val="0"/>
+          <w:i w:val="0"/>
+        </w:rPr>
+        <w:t xml:space="preserve">, </w:t>
+      </w:r>
+      <w:r>
+        <w:rPr>
+          <w:rFonts w:ascii="Consolas" w:hAnsi="Consolas"/>
+          <w:b w:val="0"/>
+          <w:i w:val="0"/>
+          <w:sz w:val="19"/>
+        </w:rPr>
+        <w:t>sk-forms/</w:t>
+      </w:r>
+      <w:r>
+        <w:rPr>
+          <w:b w:val="0"/>
+          <w:i w:val="0"/>
+        </w:rPr>
+        <w:t xml:space="preserve">, </w:t>
+      </w:r>
+      <w:r>
+        <w:rPr>
+          <w:rFonts w:ascii="Consolas" w:hAnsi="Consolas"/>
+          <w:b w:val="0"/>
+          <w:i w:val="0"/>
+          <w:sz w:val="19"/>
+        </w:rPr>
+        <w:t>mb-forms/</w:t>
+      </w:r>
+      <w:r>
+        <w:rPr>
+          <w:b w:val="0"/>
+          <w:i w:val="0"/>
+        </w:rPr>
+        <w:t xml:space="preserve">, </w:t>
+      </w:r>
+      <w:r>
+        <w:rPr>
+          <w:rFonts w:ascii="Consolas" w:hAnsi="Consolas"/>
+          <w:b w:val="0"/>
+          <w:i w:val="0"/>
+          <w:sz w:val="19"/>
+        </w:rPr>
+        <w:t>ns-forms/</w:t>
+      </w:r>
+      <w:r>
+        <w:rPr>
+          <w:b w:val="0"/>
+          <w:i w:val="0"/>
+        </w:rPr>
+        <w:t xml:space="preserve">, </w:t>
+      </w:r>
+      <w:r>
+        <w:rPr>
+          <w:rFonts w:ascii="Consolas" w:hAnsi="Consolas"/>
+          <w:b w:val="0"/>
+          <w:i w:val="0"/>
+          <w:sz w:val="19"/>
+        </w:rPr>
+        <w:t>nl-forms/</w:t>
+      </w:r>
+      <w:r>
+        <w:rPr>
+          <w:b w:val="0"/>
+          <w:i w:val="0"/>
+        </w:rPr>
+        <w:t xml:space="preserve">, </w:t>
+      </w:r>
+      <w:r>
+        <w:rPr>
+          <w:rFonts w:ascii="Consolas" w:hAnsi="Consolas"/>
+          <w:b w:val="0"/>
+          <w:i w:val="0"/>
+          <w:sz w:val="19"/>
+        </w:rPr>
+        <w:t>nb-forms/</w:t>
+      </w:r>
+      <w:r>
+        <w:rPr>
+          <w:b w:val="0"/>
+          <w:i w:val="0"/>
+        </w:rPr>
+        <w:t xml:space="preserve"> and </w:t>
+      </w:r>
+      <w:r>
+        <w:rPr>
+          <w:rFonts w:ascii="Consolas" w:hAnsi="Consolas"/>
+          <w:b w:val="0"/>
+          <w:i w:val="0"/>
+          <w:sz w:val="19"/>
+        </w:rPr>
+        <w:t>pei-forms/</w:t>
       </w:r>
       <w:r>
         <w:rPr>
@@ -2639,6 +2860,700 @@
           <w:b w:val="0"/>
           <w:i w:val="0"/>
         </w:rPr>
+        <w:t>The provinces reach the same overlay convention from very different sources, which is the thing to know before touching any of them. There are really only three paths, and which one a province takes is decided entirely by what its government publishes:</w:t>
+      </w:r>
+    </w:p>
+    <w:p>
+      <w:pPr>
+        <w:pStyle w:val="ListBullet2"/>
+      </w:pPr>
+      <w:r>
+        <w:rPr>
+          <w:b/>
+          <w:i w:val="0"/>
+        </w:rPr>
+        <w:t>A widget path</w:t>
+      </w:r>
+      <w:r>
+        <w:rPr>
+          <w:b w:val="0"/>
+          <w:i w:val="0"/>
+        </w:rPr>
+        <w:t xml:space="preserve">, where the government hands over its own AcroForm rectangles and they are converted directly. Ontario's PDF forms, BC's Provincial Court set, the whole of </w:t>
+      </w:r>
+      <w:r>
+        <w:rPr>
+          <w:b/>
+          <w:i w:val="0"/>
+        </w:rPr>
+        <w:t>Newfoundland</w:t>
+      </w:r>
+      <w:r>
+        <w:rPr>
+          <w:b w:val="0"/>
+          <w:i w:val="0"/>
+        </w:rPr>
+        <w:t xml:space="preserve"> (60 of 62) and </w:t>
+      </w:r>
+      <w:r>
+        <w:rPr>
+          <w:b/>
+          <w:i w:val="0"/>
+        </w:rPr>
+        <w:t>New Brunswick</w:t>
+      </w:r>
+      <w:r>
+        <w:rPr>
+          <w:b w:val="0"/>
+          <w:i w:val="0"/>
+        </w:rPr>
+        <w:t xml:space="preserve"> (29 of 34), and </w:t>
+      </w:r>
+      <w:r>
+        <w:rPr>
+          <w:b/>
+          <w:i w:val="0"/>
+        </w:rPr>
+        <w:t>Nova Scotia's 18 ISO forms</w:t>
+      </w:r>
+      <w:r>
+        <w:rPr>
+          <w:b w:val="0"/>
+          <w:i w:val="0"/>
+        </w:rPr>
+        <w:t xml:space="preserve"> take it. The BC refinement passes stay </w:t>
+      </w:r>
+      <w:r>
+        <w:rPr>
+          <w:b w:val="0"/>
+          <w:i/>
+        </w:rPr>
+        <w:t>off</w:t>
+      </w:r>
+      <w:r>
+        <w:rPr>
+          <w:b w:val="0"/>
+          <w:i w:val="0"/>
+        </w:rPr>
+        <w:t xml:space="preserve"> here: they exist to recover geometry XFA never emitted, and moving a real widget rect only makes placement worse. The shared seating passes live in </w:t>
+      </w:r>
+      <w:r>
+        <w:rPr>
+          <w:rFonts w:ascii="Consolas" w:hAnsi="Consolas"/>
+          <w:b w:val="0"/>
+          <w:i w:val="0"/>
+          <w:sz w:val="19"/>
+        </w:rPr>
+        <w:t>auth-server/tools/acroform_seat.py</w:t>
+      </w:r>
+      <w:r>
+        <w:rPr>
+          <w:b w:val="0"/>
+          <w:i w:val="0"/>
+        </w:rPr>
+        <w:t>.</w:t>
+      </w:r>
+    </w:p>
+    <w:p>
+      <w:pPr>
+        <w:pStyle w:val="ListBullet2"/>
+      </w:pPr>
+      <w:r>
+        <w:rPr>
+          <w:b/>
+          <w:i w:val="0"/>
+        </w:rPr>
+        <w:t>A flatten path</w:t>
+      </w:r>
+      <w:r>
+        <w:rPr>
+          <w:b w:val="0"/>
+          <w:i w:val="0"/>
+        </w:rPr>
+        <w:t>, for XFA (Adobe LiveCycle) sources, which render as a "Please wait…" placeholder outside Adobe. BC's Supreme set and a few Ontario forms go through headless pdf.js + Chrome (</w:t>
+      </w:r>
+      <w:r>
+        <w:rPr>
+          <w:rFonts w:ascii="Consolas" w:hAnsi="Consolas"/>
+          <w:b w:val="0"/>
+          <w:i w:val="0"/>
+          <w:sz w:val="19"/>
+        </w:rPr>
+        <w:t>tools/bc-forms/xfa/</w:t>
+      </w:r>
+      <w:r>
+        <w:rPr>
+          <w:b w:val="0"/>
+          <w:i w:val="0"/>
+        </w:rPr>
+        <w:t>). It is the most fragile route in the repo.</w:t>
+      </w:r>
+    </w:p>
+    <w:p>
+      <w:pPr>
+        <w:pStyle w:val="ListBullet2"/>
+      </w:pPr>
+      <w:r>
+        <w:rPr>
+          <w:b/>
+          <w:i w:val="0"/>
+        </w:rPr>
+        <w:t>A printed-anchor path</w:t>
+      </w:r>
+      <w:r>
+        <w:rPr>
+          <w:b w:val="0"/>
+          <w:i w:val="0"/>
+        </w:rPr>
+        <w:t xml:space="preserve">, where there is no widget anywhere and every box is read off the printed page. Saskatchewan, Manitoba, </w:t>
+      </w:r>
+      <w:r>
+        <w:rPr>
+          <w:b/>
+          <w:i w:val="0"/>
+        </w:rPr>
+        <w:t>Nova Scotia</w:t>
+      </w:r>
+      <w:r>
+        <w:rPr>
+          <w:b w:val="0"/>
+          <w:i w:val="0"/>
+        </w:rPr>
+        <w:t xml:space="preserve"> and </w:t>
+      </w:r>
+      <w:r>
+        <w:rPr>
+          <w:b/>
+          <w:i w:val="0"/>
+        </w:rPr>
+        <w:t>Prince Edward Island</w:t>
+      </w:r>
+      <w:r>
+        <w:rPr>
+          <w:b w:val="0"/>
+          <w:i w:val="0"/>
+        </w:rPr>
+        <w:t xml:space="preserve"> take it, and the anchors differ per province (see below).</w:t>
+      </w:r>
+    </w:p>
+    <w:p>
+      <w:r>
+        <w:rPr>
+          <w:b w:val="0"/>
+          <w:i w:val="0"/>
+        </w:rPr>
+        <w:t xml:space="preserve">In detail: Ontario is largely </w:t>
+      </w:r>
+      <w:r>
+        <w:rPr>
+          <w:b/>
+          <w:i w:val="0"/>
+        </w:rPr>
+        <w:t>scanned images</w:t>
+      </w:r>
+      <w:r>
+        <w:rPr>
+          <w:b w:val="0"/>
+          <w:i w:val="0"/>
+        </w:rPr>
+        <w:t xml:space="preserve">, BC is </w:t>
+      </w:r>
+      <w:r>
+        <w:rPr>
+          <w:b/>
+          <w:i w:val="0"/>
+        </w:rPr>
+        <w:t>AcroForm</w:t>
+      </w:r>
+      <w:r>
+        <w:rPr>
+          <w:b w:val="0"/>
+          <w:i w:val="0"/>
+        </w:rPr>
+        <w:t xml:space="preserve"> (Provincial) and </w:t>
+      </w:r>
+      <w:r>
+        <w:rPr>
+          <w:b/>
+          <w:i w:val="0"/>
+        </w:rPr>
+        <w:t>XFA needing a headless flatten</w:t>
+      </w:r>
+      <w:r>
+        <w:rPr>
+          <w:b w:val="0"/>
+          <w:i w:val="0"/>
+        </w:rPr>
+        <w:t xml:space="preserve"> (Supreme) — plus, for the child-protection and adoption forms the government publishes only as enacted text, pages </w:t>
+      </w:r>
+      <w:r>
+        <w:rPr>
+          <w:b/>
+          <w:i w:val="0"/>
+        </w:rPr>
+        <w:t>cut out of a King's Printer consolidation</w:t>
+      </w:r>
+      <w:r>
+        <w:rPr>
+          <w:b w:val="0"/>
+          <w:i w:val="0"/>
+        </w:rPr>
+        <w:t xml:space="preserve"> — and Saskatchewan and Manitoba are both </w:t>
+      </w:r>
+      <w:r>
+        <w:rPr>
+          <w:b/>
+          <w:i w:val="0"/>
+        </w:rPr>
+        <w:t>static Word-derived PDFs with a real text layer and no widgets at all</w:t>
+      </w:r>
+      <w:r>
+        <w:rPr>
+          <w:b w:val="0"/>
+          <w:i w:val="0"/>
+        </w:rPr>
+        <w:t xml:space="preserve"> — so their boxes are detected from printed anchors and their backgrounds ship byte-identical to the government's file.</w:t>
+      </w:r>
+    </w:p>
+    <w:p>
+      <w:r>
+        <w:rPr>
+          <w:b/>
+          <w:i w:val="0"/>
+        </w:rPr>
+        <w:t>Nova Scotia and Prince Edward Island are both rendered from Word.</w:t>
+      </w:r>
+      <w:r>
+        <w:rPr>
+          <w:b w:val="0"/>
+          <w:i w:val="0"/>
+        </w:rPr>
+        <w:t xml:space="preserve"> Nova Scotia publishes </w:t>
+      </w:r>
+      <w:r>
+        <w:rPr>
+          <w:b w:val="0"/>
+          <w:i/>
+        </w:rPr>
+        <w:t>no</w:t>
+      </w:r>
+      <w:r>
+        <w:rPr>
+          <w:b w:val="0"/>
+          <w:i w:val="0"/>
+        </w:rPr>
+        <w:t xml:space="preserve"> PDF edition of any </w:t>
+      </w:r>
+      <w:r>
+        <w:rPr>
+          <w:b w:val="0"/>
+          <w:i/>
+        </w:rPr>
+        <w:t>court rule</w:t>
+      </w:r>
+      <w:r>
+        <w:rPr>
+          <w:b w:val="0"/>
+          <w:i w:val="0"/>
+        </w:rPr>
+        <w:t xml:space="preserve"> form, and PEI's fillable PDFs are XFA and cover only half its set, so both are converted through LibreOffice — which means their backgrounds are </w:t>
+      </w:r>
+      <w:r>
+        <w:rPr>
+          <w:b/>
+          <w:i w:val="0"/>
+        </w:rPr>
+        <w:t>ours, not the government's</w:t>
+      </w:r>
+      <w:r>
+        <w:rPr>
+          <w:b w:val="0"/>
+          <w:i w:val="0"/>
+        </w:rPr>
+        <w:t>, and the renderer is a suspect whenever a page looks wrong. Manitoba's twenty Word-only batch-3 forms share that property.</w:t>
+      </w:r>
+    </w:p>
+    <w:p>
+      <w:r>
+        <w:rPr>
+          <w:b w:val="0"/>
+          <w:i w:val="0"/>
+        </w:rPr>
+        <w:t xml:space="preserve">Nova Scotia also prints its blanks in a way no other province does: as an </w:t>
+      </w:r>
+      <w:r>
+        <w:rPr>
+          <w:b/>
+          <w:i w:val="0"/>
+        </w:rPr>
+        <w:t>instruction in square brackets</w:t>
+      </w:r>
+      <w:r>
+        <w:rPr>
+          <w:b w:val="0"/>
+          <w:i w:val="0"/>
+        </w:rPr>
+        <w:t xml:space="preserve"> — "I, [name], of [community], Nova Scotia" — 1,182 of them against 418 underscore runs. Its Petition for Divorce prints no underscore at all. Three kinds of bracket are </w:t>
+      </w:r>
+      <w:r>
+        <w:rPr>
+          <w:b w:val="0"/>
+          <w:i/>
+        </w:rPr>
+        <w:t>not</w:t>
+      </w:r>
+      <w:r>
+        <w:rPr>
+          <w:b w:val="0"/>
+          <w:i w:val="0"/>
+        </w:rPr>
+        <w:t xml:space="preserve"> blanks and all three occur in bulk: a slash is a strike-out choice (</w:t>
+      </w:r>
+      <w:r>
+        <w:rPr>
+          <w:rFonts w:ascii="Consolas" w:hAnsi="Consolas"/>
+          <w:b w:val="0"/>
+          <w:i w:val="0"/>
+          <w:sz w:val="19"/>
+        </w:rPr>
+        <w:t>[child/children]</w:t>
+      </w:r>
+      <w:r>
+        <w:rPr>
+          <w:b w:val="0"/>
+          <w:i w:val="0"/>
+        </w:rPr>
+        <w:t>), a directive acts on text already there (</w:t>
+      </w:r>
+      <w:r>
+        <w:rPr>
+          <w:rFonts w:ascii="Consolas" w:hAnsi="Consolas"/>
+          <w:b w:val="0"/>
+          <w:i w:val="0"/>
+          <w:sz w:val="19"/>
+        </w:rPr>
+        <w:t>[copy standard heading]</w:t>
+      </w:r>
+      <w:r>
+        <w:rPr>
+          <w:b w:val="0"/>
+          <w:i w:val="0"/>
+        </w:rPr>
+        <w:t xml:space="preserve">), and </w:t>
+      </w:r>
+      <w:r>
+        <w:rPr>
+          <w:rFonts w:ascii="Consolas" w:hAnsi="Consolas"/>
+          <w:b w:val="0"/>
+          <w:i w:val="0"/>
+          <w:sz w:val="19"/>
+        </w:rPr>
+        <w:t>[or]</w:t>
+      </w:r>
+      <w:r>
+        <w:rPr>
+          <w:b w:val="0"/>
+          <w:i w:val="0"/>
+        </w:rPr>
+        <w:t xml:space="preserve"> and </w:t>
+      </w:r>
+      <w:r>
+        <w:rPr>
+          <w:rFonts w:ascii="Consolas" w:hAnsi="Consolas"/>
+          <w:b w:val="0"/>
+          <w:i w:val="0"/>
+          <w:sz w:val="19"/>
+        </w:rPr>
+        <w:t>[s]</w:t>
+      </w:r>
+      <w:r>
+        <w:rPr>
+          <w:b w:val="0"/>
+          <w:i w:val="0"/>
+        </w:rPr>
+        <w:t xml:space="preserve"> are part of the printed sentence. PEI, despite sharing the detectors, barely uses brackets — it writes underscore runs, closer to Saskatchewan.</w:t>
+      </w:r>
+    </w:p>
+    <w:p>
+      <w:r>
+        <w:rPr>
+          <w:b/>
+          <w:i w:val="0"/>
+        </w:rPr>
+        <w:t>Several provinces are more than one batch</w:t>
+      </w:r>
+      <w:r>
+        <w:rPr>
+          <w:b w:val="0"/>
+          <w:i w:val="0"/>
+        </w:rPr>
+        <w:t xml:space="preserve">, and the second one is never on the court's forms page. Newfoundland's Provincial Court publishes its own family set (34 forms, including the emergency-protection orders) for the parts of the province the Supreme Court's Family Division does not cover; New Brunswick's child-protection and parentage forms are in Regulation 81-134 under the Family Services Act, printed as </w:t>
+      </w:r>
+      <w:r>
+        <w:rPr>
+          <w:b/>
+          <w:i w:val="0"/>
+        </w:rPr>
+        <w:t>spaced dot leaders</w:t>
+      </w:r>
+      <w:r>
+        <w:rPr>
+          <w:b w:val="0"/>
+          <w:i w:val="0"/>
+        </w:rPr>
+        <w:t>, a vocabulary no other batch uses; and Ontario's three Hague Convention support forms live in the Central Forms Repository rather than on ontariocourtforms.on.ca.</w:t>
+      </w:r>
+    </w:p>
+    <w:p>
+      <w:r>
+        <w:rPr>
+          <w:b/>
+          <w:i w:val="0"/>
+        </w:rPr>
+        <w:t>Nova Scotia is two batches, not one</w:t>
+      </w:r>
+      <w:r>
+        <w:rPr>
+          <w:b w:val="0"/>
+          <w:i w:val="0"/>
+        </w:rPr>
+        <w:t xml:space="preserve"> (since 2026-08-26). Its 18 Interjurisdictional Support Orders forms are prescribed by a statute rather than a Civil Procedure Rule and are published on </w:t>
+      </w:r>
+      <w:r>
+        <w:rPr>
+          <w:rFonts w:ascii="Consolas" w:hAnsi="Consolas"/>
+          <w:b w:val="0"/>
+          <w:i w:val="0"/>
+          <w:sz w:val="19"/>
+        </w:rPr>
+        <w:t>nsfamilylaw.ca</w:t>
+      </w:r>
+      <w:r>
+        <w:rPr>
+          <w:b w:val="0"/>
+          <w:i w:val="0"/>
+        </w:rPr>
+        <w:t xml:space="preserve">, not on </w:t>
+      </w:r>
+      <w:r>
+        <w:rPr>
+          <w:rFonts w:ascii="Consolas" w:hAnsi="Consolas"/>
+          <w:b w:val="0"/>
+          <w:i w:val="0"/>
+          <w:sz w:val="19"/>
+        </w:rPr>
+        <w:t>courts.ns.ca</w:t>
+      </w:r>
+      <w:r>
+        <w:rPr>
+          <w:b w:val="0"/>
+          <w:i w:val="0"/>
+        </w:rPr>
+        <w:t xml:space="preserve">, so the scrape of the court's forms pages could not see them. They are real AcroForms and take the widget path, which makes them the only Nova Scotia templates whose background is the government's own file. They also forced a change to how a background is flattened: their option squares are drawn by the </w:t>
+      </w:r>
+      <w:r>
+        <w:rPr>
+          <w:b/>
+          <w:i w:val="0"/>
+        </w:rPr>
+        <w:t>widget border and nothing else</w:t>
+      </w:r>
+      <w:r>
+        <w:rPr>
+          <w:b w:val="0"/>
+          <w:i w:val="0"/>
+        </w:rPr>
+        <w:t xml:space="preserve">, so deleting the widget layer erased 172 printed checkboxes across 16 forms. </w:t>
+      </w:r>
+      <w:r>
+        <w:rPr>
+          <w:rFonts w:ascii="Consolas" w:hAnsi="Consolas"/>
+          <w:b w:val="0"/>
+          <w:i w:val="0"/>
+          <w:sz w:val="19"/>
+        </w:rPr>
+        <w:t>acroform_seat.flatten_baked</w:t>
+      </w:r>
+      <w:r>
+        <w:rPr>
+          <w:b w:val="0"/>
+          <w:i w:val="0"/>
+        </w:rPr>
+        <w:t xml:space="preserve"> bakes the appearance streams into the page first — after clearing any value a field already holds, which would otherwise be printed into the background under our own box.</w:t>
+      </w:r>
+    </w:p>
+    <w:p>
+      <w:r>
+        <w:rPr>
+          <w:b w:val="0"/>
+          <w:i w:val="0"/>
+        </w:rPr>
+        <w:t xml:space="preserve">Since 2026-08-21 both prairie provinces also carry families that are </w:t>
+      </w:r>
+      <w:r>
+        <w:rPr>
+          <w:b/>
+          <w:i w:val="0"/>
+        </w:rPr>
+        <w:t>not</w:t>
+      </w:r>
+      <w:r>
+        <w:rPr>
+          <w:b w:val="0"/>
+          <w:i w:val="0"/>
+        </w:rPr>
+        <w:t xml:space="preserve"> static: the interjurisdictional support set, Manitoba's protection-order applications and the federal relocation notices are </w:t>
+      </w:r>
+      <w:r>
+        <w:rPr>
+          <w:b/>
+          <w:i w:val="0"/>
+        </w:rPr>
+        <w:t>AcroForm</w:t>
+      </w:r>
+      <w:r>
+        <w:rPr>
+          <w:b w:val="0"/>
+          <w:i w:val="0"/>
+        </w:rPr>
+        <w:t xml:space="preserve">, and three of Manitoba's ISO forms are </w:t>
+      </w:r>
+      <w:r>
+        <w:rPr>
+          <w:b/>
+          <w:i w:val="0"/>
+        </w:rPr>
+        <w:t>static XFA</w:t>
+      </w:r>
+      <w:r>
+        <w:rPr>
+          <w:b w:val="0"/>
+          <w:i w:val="0"/>
+        </w:rPr>
+        <w:t xml:space="preserve">. Those take a widget path -- the government's own rectangles, read by </w:t>
+      </w:r>
+      <w:r>
+        <w:rPr>
+          <w:rFonts w:ascii="Consolas" w:hAnsi="Consolas"/>
+          <w:b w:val="0"/>
+          <w:i w:val="0"/>
+          <w:sz w:val="19"/>
+        </w:rPr>
+        <w:t>bc-forms/bc_pipeline.extract</w:t>
+      </w:r>
+      <w:r>
+        <w:rPr>
+          <w:b w:val="0"/>
+          <w:i w:val="0"/>
+        </w:rPr>
+        <w:t xml:space="preserve"> and shipped over a flattened background -- rather than the anchor detectors, and their verifier runs a reduced check set for the same reason. Twenty Manitoba forms have no official PDF at all and are rendered from the government's </w:t>
+      </w:r>
+      <w:r>
+        <w:rPr>
+          <w:rFonts w:ascii="Consolas" w:hAnsi="Consolas"/>
+          <w:b w:val="0"/>
+          <w:i w:val="0"/>
+          <w:sz w:val="19"/>
+        </w:rPr>
+        <w:t>.doc</w:t>
+      </w:r>
+      <w:r>
+        <w:rPr>
+          <w:b w:val="0"/>
+          <w:i w:val="0"/>
+        </w:rPr>
+        <w:t xml:space="preserve">/ </w:t>
+      </w:r>
+      <w:r>
+        <w:rPr>
+          <w:rFonts w:ascii="Consolas" w:hAnsi="Consolas"/>
+          <w:b w:val="0"/>
+          <w:i w:val="0"/>
+          <w:sz w:val="19"/>
+        </w:rPr>
+        <w:t>.docx</w:t>
+      </w:r>
+      <w:r>
+        <w:rPr>
+          <w:b w:val="0"/>
+          <w:i w:val="0"/>
+        </w:rPr>
+        <w:t xml:space="preserve"> through LibreOffice, which is the one place a Manitoba background is not the King's Printer's own bytes.</w:t>
+      </w:r>
+    </w:p>
+    <w:p>
+      <w:r>
+        <w:rPr>
+          <w:b w:val="0"/>
+          <w:i w:val="0"/>
+        </w:rPr>
+        <w:t xml:space="preserve">Saskatchewan and Manitoba are </w:t>
+      </w:r>
+      <w:r>
+        <w:rPr>
+          <w:b w:val="0"/>
+          <w:i/>
+        </w:rPr>
+        <w:t>not</w:t>
+      </w:r>
+      <w:r>
+        <w:rPr>
+          <w:b w:val="0"/>
+          <w:i w:val="0"/>
+        </w:rPr>
+        <w:t xml:space="preserve"> the same pipeline, and that is the trap. Saskatchewan prints its blanks as </w:t>
+      </w:r>
+      <w:r>
+        <w:rPr>
+          <w:b/>
+          <w:i w:val="0"/>
+        </w:rPr>
+        <w:t>underscore runs</w:t>
+      </w:r>
+      <w:r>
+        <w:rPr>
+          <w:b w:val="0"/>
+          <w:i w:val="0"/>
+        </w:rPr>
+        <w:t xml:space="preserve"> (plus 9×9 squares and ruled grids); Manitoba prints them as </w:t>
+      </w:r>
+      <w:r>
+        <w:rPr>
+          <w:b/>
+          <w:i w:val="0"/>
+        </w:rPr>
+        <w:t>drawn geometry</w:t>
+      </w:r>
+      <w:r>
+        <w:rPr>
+          <w:b w:val="0"/>
+          <w:i w:val="0"/>
+        </w:rPr>
+        <w:t xml:space="preserve"> — a filled rectangle about 0.8pt tall, or a stroked line — 1,528 of those against 12 underscore runs in the Manitoba financial batch, so the Saskatchewan detector run over a Manitoba form finds almost nothing. Word also draws the underline beneath a printed heading with that same primitive, so </w:t>
+      </w:r>
+      <w:r>
+        <w:rPr>
+          <w:rFonts w:ascii="Consolas" w:hAnsi="Consolas"/>
+          <w:b w:val="0"/>
+          <w:i w:val="0"/>
+          <w:sz w:val="19"/>
+        </w:rPr>
+        <w:t>tools/mb-forms/</w:t>
+      </w:r>
+      <w:r>
+        <w:rPr>
+          <w:b w:val="0"/>
+          <w:i w:val="0"/>
+        </w:rPr>
+        <w:t xml:space="preserve"> separates the two by measuring how much of a rule's own length carries glyphs sitting on it: a heading's underline reads 94–95%, a blank reads 0%.</w:t>
+      </w:r>
+    </w:p>
+    <w:p>
+      <w:r>
+        <w:rPr>
+          <w:b w:val="0"/>
+          <w:i w:val="0"/>
+        </w:rPr>
         <w:t xml:space="preserve">If you're adding a form or fixing a field position, the fix almost always belongs in the </w:t>
       </w:r>
       <w:r>
@@ -2654,6 +3569,1522 @@
           <w:i w:val="0"/>
         </w:rPr>
         <w:t>, not in this React code.</w:t>
+      </w:r>
+    </w:p>
+    <w:p>
+      <w:pPr>
+        <w:pStyle w:val="Heading2"/>
+      </w:pPr>
+      <w:r>
+        <w:t>Prefill — where a field's value comes from</w:t>
+      </w:r>
+    </w:p>
+    <w:p>
+      <w:r>
+        <w:rPr>
+          <w:b w:val="0"/>
+          <w:i w:val="0"/>
+        </w:rPr>
+        <w:t xml:space="preserve">Every field in a mapping JSON may carry a </w:t>
+      </w:r>
+      <w:r>
+        <w:rPr>
+          <w:rFonts w:ascii="Consolas" w:hAnsi="Consolas"/>
+          <w:b/>
+          <w:i w:val="0"/>
+          <w:sz w:val="19"/>
+        </w:rPr>
+        <w:t>bind</w:t>
+      </w:r>
+      <w:r>
+        <w:rPr>
+          <w:b w:val="0"/>
+          <w:i w:val="0"/>
+        </w:rPr>
+        <w:t xml:space="preserve">: a dotted path — or a comma-separated list of paths, joined with </w:t>
+      </w:r>
+      <w:r>
+        <w:rPr>
+          <w:rFonts w:ascii="Consolas" w:hAnsi="Consolas"/>
+          <w:b w:val="0"/>
+          <w:i w:val="0"/>
+          <w:sz w:val="19"/>
+        </w:rPr>
+        <w:t>", "</w:t>
+      </w:r>
+      <w:r>
+        <w:rPr>
+          <w:b w:val="0"/>
+          <w:i w:val="0"/>
+        </w:rPr>
+        <w:t xml:space="preserve"> — into a </w:t>
+      </w:r>
+      <w:r>
+        <w:rPr>
+          <w:b/>
+          <w:i w:val="0"/>
+        </w:rPr>
+        <w:t>prefill vocabulary</w:t>
+      </w:r>
+      <w:r>
+        <w:rPr>
+          <w:b w:val="0"/>
+          <w:i w:val="0"/>
+        </w:rPr>
+        <w:t xml:space="preserve"> the server assembles per matter. A field with no </w:t>
+      </w:r>
+      <w:r>
+        <w:rPr>
+          <w:rFonts w:ascii="Consolas" w:hAnsi="Consolas"/>
+          <w:b w:val="0"/>
+          <w:i w:val="0"/>
+          <w:sz w:val="19"/>
+        </w:rPr>
+        <w:t>bind</w:t>
+      </w:r>
+      <w:r>
+        <w:rPr>
+          <w:b w:val="0"/>
+          <w:i w:val="0"/>
+        </w:rPr>
+        <w:t xml:space="preserve"> is simply an empty box for the lawyer to type in.</w:t>
+      </w:r>
+    </w:p>
+    <w:p>
+      <w:r>
+        <w:rPr>
+          <w:rFonts w:ascii="Consolas" w:hAnsi="Consolas"/>
+          <w:b w:val="0"/>
+          <w:i w:val="0"/>
+          <w:sz w:val="19"/>
+        </w:rPr>
+        <w:t>buildPrefillData(matter, userId)</w:t>
+      </w:r>
+      <w:r>
+        <w:rPr>
+          <w:b w:val="0"/>
+          <w:i w:val="0"/>
+        </w:rPr>
+        <w:t xml:space="preserve"> in </w:t>
+      </w:r>
+      <w:hyperlink r:id="rId19">
+        <w:r>
+          <w:rPr>
+            <w:color w:val="0563C1"/>
+            <w:u w:val="single"/>
+          </w:rPr>
+          <w:t>auth-server/src/routes/formsRoutes.js</w:t>
+        </w:r>
+      </w:hyperlink>
+      <w:r>
+        <w:rPr>
+          <w:b w:val="0"/>
+          <w:i w:val="0"/>
+        </w:rPr>
+        <w:t xml:space="preserve"> builds that vocabulary, from three sources and nothing else:</w:t>
+      </w:r>
+    </w:p>
+    <w:tbl>
+      <w:tblPr>
+        <w:tblStyle w:val="LightGrid-Accent1"/>
+        <w:tblW w:type="auto" w:w="0"/>
+        <w:tblLook w:firstColumn="1" w:firstRow="1" w:lastColumn="0" w:lastRow="0" w:noHBand="0" w:noVBand="1" w:val="04A0"/>
+      </w:tblPr>
+      <w:tblGrid>
+        <w:gridCol w:w="4320"/>
+        <w:gridCol w:w="4320"/>
+      </w:tblGrid>
+      <w:tr>
+        <w:tc>
+          <w:tcPr>
+            <w:tcW w:type="dxa" w:w="4320"/>
+          </w:tcPr>
+          <w:p>
+            <w:r>
+              <w:rPr>
+                <w:b/>
+              </w:rPr>
+              <w:t>Source</w:t>
+            </w:r>
+          </w:p>
+        </w:tc>
+        <w:tc>
+          <w:tcPr>
+            <w:tcW w:type="dxa" w:w="4320"/>
+          </w:tcPr>
+          <w:p>
+            <w:r>
+              <w:rPr>
+                <w:b/>
+              </w:rPr>
+              <w:t>What it contributes</w:t>
+            </w:r>
+          </w:p>
+        </w:tc>
+      </w:tr>
+      <w:tr>
+        <w:tc>
+          <w:tcPr>
+            <w:tcW w:type="dxa" w:w="4320"/>
+          </w:tcPr>
+          <w:p>
+            <w:r>
+              <w:rPr>
+                <w:b w:val="0"/>
+                <w:i w:val="0"/>
+              </w:rPr>
+              <w:t xml:space="preserve">The matter's </w:t>
+            </w:r>
+            <w:r>
+              <w:rPr>
+                <w:rFonts w:ascii="Consolas" w:hAnsi="Consolas"/>
+                <w:b w:val="0"/>
+                <w:i w:val="0"/>
+                <w:sz w:val="19"/>
+              </w:rPr>
+              <w:t>MatterRecord</w:t>
+            </w:r>
+            <w:r>
+              <w:rPr>
+                <w:b w:val="0"/>
+                <w:i w:val="0"/>
+              </w:rPr>
+              <w:t xml:space="preserve"> rows</w:t>
+            </w:r>
+          </w:p>
+        </w:tc>
+        <w:tc>
+          <w:tcPr>
+            <w:tcW w:type="dxa" w:w="4320"/>
+          </w:tcPr>
+          <w:p>
+            <w:r>
+              <w:rPr>
+                <w:b w:val="0"/>
+                <w:i w:val="0"/>
+              </w:rPr>
+              <w:t xml:space="preserve">everything intake collected — parties, children, court, relationship, employment, income, expenses, assets, debts. The same rows the AI and manual intakes both write, so a form fills identically either way (see </w:t>
+            </w:r>
+            <w:hyperlink r:id="rId9">
+              <w:r>
+                <w:rPr>
+                  <w:color w:val="0563C1"/>
+                  <w:u w:val="single"/>
+                </w:rPr>
+                <w:t>MATTERS.md</w:t>
+              </w:r>
+            </w:hyperlink>
+            <w:r>
+              <w:rPr>
+                <w:b w:val="0"/>
+                <w:i w:val="0"/>
+              </w:rPr>
+              <w:t>).</w:t>
+            </w:r>
+          </w:p>
+        </w:tc>
+      </w:tr>
+      <w:tr>
+        <w:tc>
+          <w:tcPr>
+            <w:tcW w:type="dxa" w:w="4320"/>
+          </w:tcPr>
+          <w:p>
+            <w:r>
+              <w:rPr>
+                <w:b w:val="0"/>
+                <w:i w:val="0"/>
+              </w:rPr>
+              <w:t xml:space="preserve">The signed-in </w:t>
+            </w:r>
+            <w:r>
+              <w:rPr>
+                <w:rFonts w:ascii="Consolas" w:hAnsi="Consolas"/>
+                <w:b w:val="0"/>
+                <w:i w:val="0"/>
+                <w:sz w:val="19"/>
+              </w:rPr>
+              <w:t>User</w:t>
+            </w:r>
+            <w:r>
+              <w:rPr>
+                <w:b w:val="0"/>
+                <w:i w:val="0"/>
+              </w:rPr>
+              <w:t xml:space="preserve"> profile</w:t>
+            </w:r>
+          </w:p>
+        </w:tc>
+        <w:tc>
+          <w:tcPr>
+            <w:tcW w:type="dxa" w:w="4320"/>
+          </w:tcPr>
+          <w:p>
+            <w:r>
+              <w:rPr>
+                <w:b w:val="0"/>
+                <w:i w:val="0"/>
+              </w:rPr>
+              <w:t xml:space="preserve">the </w:t>
+            </w:r>
+            <w:r>
+              <w:rPr>
+                <w:b/>
+                <w:i w:val="0"/>
+              </w:rPr>
+              <w:t>lawyer's</w:t>
+            </w:r>
+            <w:r>
+              <w:rPr>
+                <w:b w:val="0"/>
+                <w:i w:val="0"/>
+              </w:rPr>
+              <w:t xml:space="preserve"> own name, address, phone and email — what a form asks about the filing solicitor, which is not matter data.</w:t>
+            </w:r>
+          </w:p>
+        </w:tc>
+      </w:tr>
+      <w:tr>
+        <w:tc>
+          <w:tcPr>
+            <w:tcW w:type="dxa" w:w="4320"/>
+          </w:tcPr>
+          <w:p>
+            <w:r>
+              <w:rPr>
+                <w:b w:val="0"/>
+                <w:i w:val="0"/>
+              </w:rPr>
+              <w:t xml:space="preserve">The matter's completed </w:t>
+            </w:r>
+            <w:r>
+              <w:rPr>
+                <w:rFonts w:ascii="Consolas" w:hAnsi="Consolas"/>
+                <w:b w:val="0"/>
+                <w:i w:val="0"/>
+                <w:sz w:val="19"/>
+              </w:rPr>
+              <w:t>SavedCalculation</w:t>
+            </w:r>
+            <w:r>
+              <w:rPr>
+                <w:b w:val="0"/>
+                <w:i w:val="0"/>
+              </w:rPr>
+              <w:t xml:space="preserve"> runs</w:t>
+            </w:r>
+          </w:p>
+        </w:tc>
+        <w:tc>
+          <w:tcPr>
+            <w:tcW w:type="dxa" w:w="4320"/>
+          </w:tcPr>
+          <w:p>
+            <w:r>
+              <w:rPr>
+                <w:b w:val="0"/>
+                <w:i w:val="0"/>
+              </w:rPr>
+              <w:t>the child- and spousal-support figures, most recent first.</w:t>
+            </w:r>
+          </w:p>
+        </w:tc>
+      </w:tr>
+    </w:tbl>
+    <w:p>
+      <w:hyperlink r:id="rId20">
+        <w:r>
+          <w:rPr>
+            <w:color w:val="0563C1"/>
+            <w:u w:val="single"/>
+          </w:rPr>
+          <w:t>formPrefillCompat.js</w:t>
+        </w:r>
+      </w:hyperlink>
+      <w:r>
+        <w:rPr>
+          <w:b w:val="0"/>
+          <w:i w:val="0"/>
+        </w:rPr>
+        <w:t xml:space="preserve">'s </w:t>
+      </w:r>
+      <w:r>
+        <w:rPr>
+          <w:rFonts w:ascii="Consolas" w:hAnsi="Consolas"/>
+          <w:b w:val="0"/>
+          <w:i w:val="0"/>
+          <w:sz w:val="19"/>
+        </w:rPr>
+        <w:t>buildLegacyPrefill</w:t>
+      </w:r>
+      <w:r>
+        <w:rPr>
+          <w:b w:val="0"/>
+          <w:i w:val="0"/>
+        </w:rPr>
+        <w:t xml:space="preserve"> rebuilds the </w:t>
+      </w:r>
+      <w:r>
+        <w:rPr>
+          <w:b/>
+          <w:i w:val="0"/>
+        </w:rPr>
+        <w:t>old platform's</w:t>
+      </w:r>
+      <w:r>
+        <w:rPr>
+          <w:b w:val="0"/>
+          <w:i w:val="0"/>
+        </w:rPr>
+        <w:t xml:space="preserve"> vocabulary from those same records and is spread over the modern object. That is why binds written against the legacy names still resolve: both vocabularies are present at once. The layer also derives what nothing stores — a monthly income from a yearly figure, an age from a date of birth.</w:t>
+      </w:r>
+    </w:p>
+    <w:p>
+      <w:r>
+        <w:rPr>
+          <w:rFonts w:ascii="Consolas" w:hAnsi="Consolas"/>
+          <w:b w:val="0"/>
+          <w:i w:val="0"/>
+          <w:sz w:val="19"/>
+        </w:rPr>
+        <w:t>prefillFields()</w:t>
+      </w:r>
+      <w:r>
+        <w:rPr>
+          <w:b w:val="0"/>
+          <w:i w:val="0"/>
+        </w:rPr>
+        <w:t xml:space="preserve"> (</w:t>
+      </w:r>
+      <w:hyperlink r:id="rId21">
+        <w:r>
+          <w:rPr>
+            <w:color w:val="0563C1"/>
+            <w:u w:val="single"/>
+          </w:rPr>
+          <w:t>formPrefillResolver.js</w:t>
+        </w:r>
+      </w:hyperlink>
+      <w:r>
+        <w:rPr>
+          <w:b w:val="0"/>
+          <w:i w:val="0"/>
+        </w:rPr>
+        <w:t xml:space="preserve">) then walks </w:t>
+      </w:r>
+      <w:r>
+        <w:rPr>
+          <w:rFonts w:ascii="Consolas" w:hAnsi="Consolas"/>
+          <w:b w:val="0"/>
+          <w:i w:val="0"/>
+          <w:sz w:val="19"/>
+        </w:rPr>
+        <w:t>mapping.staticFields</w:t>
+      </w:r>
+      <w:r>
+        <w:rPr>
+          <w:b w:val="0"/>
+          <w:i w:val="0"/>
+        </w:rPr>
+        <w:t xml:space="preserve">, resolves each </w:t>
+      </w:r>
+      <w:r>
+        <w:rPr>
+          <w:rFonts w:ascii="Consolas" w:hAnsi="Consolas"/>
+          <w:b w:val="0"/>
+          <w:i w:val="0"/>
+          <w:sz w:val="19"/>
+        </w:rPr>
+        <w:t>bind</w:t>
+      </w:r>
+      <w:r>
+        <w:rPr>
+          <w:b w:val="0"/>
+          <w:i w:val="0"/>
+        </w:rPr>
+        <w:t xml:space="preserve">, and returns two maps: the </w:t>
+      </w:r>
+      <w:r>
+        <w:rPr>
+          <w:rFonts w:ascii="Consolas" w:hAnsi="Consolas"/>
+          <w:b w:val="0"/>
+          <w:i w:val="0"/>
+          <w:sz w:val="19"/>
+        </w:rPr>
+        <w:t>fieldValues</w:t>
+      </w:r>
+      <w:r>
+        <w:rPr>
+          <w:b w:val="0"/>
+          <w:i w:val="0"/>
+        </w:rPr>
+        <w:t xml:space="preserve">, and a </w:t>
+      </w:r>
+      <w:r>
+        <w:rPr>
+          <w:rFonts w:ascii="Consolas" w:hAnsi="Consolas"/>
+          <w:b/>
+          <w:i w:val="0"/>
+          <w:sz w:val="19"/>
+        </w:rPr>
+        <w:t>fieldProvenance</w:t>
+      </w:r>
+      <w:r>
+        <w:rPr>
+          <w:b w:val="0"/>
+          <w:i w:val="0"/>
+        </w:rPr>
+        <w:t xml:space="preserve"> marking every filled field </w:t>
+      </w:r>
+      <w:r>
+        <w:rPr>
+          <w:rFonts w:ascii="Consolas" w:hAnsi="Consolas"/>
+          <w:b w:val="0"/>
+          <w:i w:val="0"/>
+          <w:sz w:val="19"/>
+        </w:rPr>
+        <w:t>"prefill"</w:t>
+      </w:r>
+      <w:r>
+        <w:rPr>
+          <w:b w:val="0"/>
+          <w:i w:val="0"/>
+        </w:rPr>
+        <w:t xml:space="preserve">. A </w:t>
+      </w:r>
+      <w:r>
+        <w:rPr>
+          <w:rFonts w:ascii="Consolas" w:hAnsi="Consolas"/>
+          <w:b w:val="0"/>
+          <w:i w:val="0"/>
+          <w:sz w:val="19"/>
+        </w:rPr>
+        <w:t>PATCH</w:t>
+      </w:r>
+      <w:r>
+        <w:rPr>
+          <w:b w:val="0"/>
+          <w:i w:val="0"/>
+        </w:rPr>
+        <w:t xml:space="preserve"> marks the fields it carries </w:t>
+      </w:r>
+      <w:r>
+        <w:rPr>
+          <w:rFonts w:ascii="Consolas" w:hAnsi="Consolas"/>
+          <w:b w:val="0"/>
+          <w:i w:val="0"/>
+          <w:sz w:val="19"/>
+        </w:rPr>
+        <w:t>"manual"</w:t>
+      </w:r>
+      <w:r>
+        <w:rPr>
+          <w:b w:val="0"/>
+          <w:i w:val="0"/>
+        </w:rPr>
+        <w:t>. That single flag is what makes the next point safe.</w:t>
+      </w:r>
+    </w:p>
+    <w:p>
+      <w:r>
+        <w:rPr>
+          <w:b/>
+          <w:i w:val="0"/>
+        </w:rPr>
+        <w:t>Prefill re-runs on every read (since 2026-09-01).</w:t>
+      </w:r>
+      <w:r>
+        <w:rPr>
+          <w:b w:val="0"/>
+          <w:i w:val="0"/>
+        </w:rPr>
+        <w:t xml:space="preserve"> It used to run exactly once, at document creation — so anything entered or corrected </w:t>
+      </w:r>
+      <w:r>
+        <w:rPr>
+          <w:b w:val="0"/>
+          <w:i/>
+        </w:rPr>
+        <w:t>afterwards</w:t>
+      </w:r>
+      <w:r>
+        <w:rPr>
+          <w:b w:val="0"/>
+          <w:i w:val="0"/>
+        </w:rPr>
+        <w:t xml:space="preserve"> (a date of birth, the court, the opposing lawyer, an expense) never reached a document that already existed, and the only way to pick it up was to delete the form and create it again. </w:t>
+      </w:r>
+      <w:r>
+        <w:rPr>
+          <w:rFonts w:ascii="Consolas" w:hAnsi="Consolas"/>
+          <w:b w:val="0"/>
+          <w:i w:val="0"/>
+          <w:sz w:val="19"/>
+        </w:rPr>
+        <w:t>refreshUnmanualFields()</w:t>
+      </w:r>
+      <w:r>
+        <w:rPr>
+          <w:b w:val="0"/>
+          <w:i w:val="0"/>
+        </w:rPr>
+        <w:t xml:space="preserve"> now re-resolves, on every </w:t>
+      </w:r>
+      <w:r>
+        <w:rPr>
+          <w:rFonts w:ascii="Consolas" w:hAnsi="Consolas"/>
+          <w:b w:val="0"/>
+          <w:i w:val="0"/>
+          <w:sz w:val="19"/>
+        </w:rPr>
+        <w:t>GET /matters/:m/forms/:id</w:t>
+      </w:r>
+      <w:r>
+        <w:rPr>
+          <w:b w:val="0"/>
+          <w:i w:val="0"/>
+        </w:rPr>
+        <w:t xml:space="preserve">, every bound field whose provenance is not </w:t>
+      </w:r>
+      <w:r>
+        <w:rPr>
+          <w:rFonts w:ascii="Consolas" w:hAnsi="Consolas"/>
+          <w:b w:val="0"/>
+          <w:i w:val="0"/>
+          <w:sz w:val="19"/>
+        </w:rPr>
+        <w:t>"manual"</w:t>
+      </w:r>
+      <w:r>
+        <w:rPr>
+          <w:b w:val="0"/>
+          <w:i w:val="0"/>
+        </w:rPr>
+        <w:t>. So an open form catches up with the matter, a value the user typed by hand is never overwritten, and a field with no bind is never touched.</w:t>
+      </w:r>
+    </w:p>
+    <w:p>
+      <w:r>
+        <w:rPr>
+          <w:b/>
+          <w:i w:val="0"/>
+        </w:rPr>
+        <w:t>One caveat worth knowing:</w:t>
+      </w:r>
+      <w:r>
+        <w:rPr>
+          <w:b w:val="0"/>
+          <w:i w:val="0"/>
+        </w:rPr>
+        <w:t xml:space="preserve"> </w:t>
+      </w:r>
+      <w:r>
+        <w:rPr>
+          <w:rFonts w:ascii="Consolas" w:hAnsi="Consolas"/>
+          <w:b w:val="0"/>
+          <w:i w:val="0"/>
+          <w:sz w:val="19"/>
+        </w:rPr>
+        <w:t>handleSave</w:t>
+      </w:r>
+      <w:r>
+        <w:rPr>
+          <w:b w:val="0"/>
+          <w:i w:val="0"/>
+        </w:rPr>
+        <w:t xml:space="preserve"> posts </w:t>
+      </w:r>
+      <w:r>
+        <w:rPr>
+          <w:b w:val="0"/>
+          <w:i/>
+        </w:rPr>
+        <w:t>every</w:t>
+      </w:r>
+      <w:r>
+        <w:rPr>
+          <w:b w:val="0"/>
+          <w:i w:val="0"/>
+        </w:rPr>
+        <w:t xml:space="preserve"> field on the page, not only the ones that changed, so the first </w:t>
+      </w:r>
+      <w:r>
+        <w:rPr>
+          <w:b/>
+          <w:i w:val="0"/>
+        </w:rPr>
+        <w:t>Save Document</w:t>
+      </w:r>
+      <w:r>
+        <w:rPr>
+          <w:b w:val="0"/>
+          <w:i w:val="0"/>
+        </w:rPr>
+        <w:t xml:space="preserve"> marks the whole document </w:t>
+      </w:r>
+      <w:r>
+        <w:rPr>
+          <w:rFonts w:ascii="Consolas" w:hAnsi="Consolas"/>
+          <w:b w:val="0"/>
+          <w:i w:val="0"/>
+          <w:sz w:val="19"/>
+        </w:rPr>
+        <w:t>"manual"</w:t>
+      </w:r>
+      <w:r>
+        <w:rPr>
+          <w:b w:val="0"/>
+          <w:i w:val="0"/>
+        </w:rPr>
+        <w:t xml:space="preserve"> and it stops catching up from then on. Before that first save it refreshes on every open. If a form is reported as "not picking up the new address", check whether it has been saved.</w:t>
+      </w:r>
+    </w:p>
+    <w:p>
+      <w:pPr>
+        <w:pStyle w:val="Heading3"/>
+      </w:pPr>
+      <w:r>
+        <w:t>How much is bound, per province</w:t>
+      </w:r>
+    </w:p>
+    <w:p>
+      <w:r>
+        <w:rPr>
+          <w:b w:val="0"/>
+          <w:i w:val="0"/>
+        </w:rPr>
+        <w:t xml:space="preserve">Binds are added by each province's own </w:t>
+      </w:r>
+      <w:r>
+        <w:rPr>
+          <w:rFonts w:ascii="Consolas" w:hAnsi="Consolas"/>
+          <w:b w:val="0"/>
+          <w:i w:val="0"/>
+          <w:sz w:val="19"/>
+        </w:rPr>
+        <w:t>rebind_*</w:t>
+      </w:r>
+      <w:r>
+        <w:rPr>
+          <w:b w:val="0"/>
+          <w:i w:val="0"/>
+        </w:rPr>
+        <w:t xml:space="preserve"> script, which writes back only the </w:t>
+      </w:r>
+      <w:r>
+        <w:rPr>
+          <w:rFonts w:ascii="Consolas" w:hAnsi="Consolas"/>
+          <w:b w:val="0"/>
+          <w:i w:val="0"/>
+          <w:sz w:val="19"/>
+        </w:rPr>
+        <w:t>bind</w:t>
+      </w:r>
+      <w:r>
+        <w:rPr>
+          <w:b w:val="0"/>
+          <w:i w:val="0"/>
+        </w:rPr>
+        <w:t xml:space="preserve"> key and asserts every other key is unchanged — so re-binding never moves a reviewed box. Coverage is deliberately uneven: Ontario, the first province and the one whose forms are filed most, is bound field-by-field; the rest carry the general heading, the parties and the lawyers, which is what almost every form asks for on page 1.</w:t>
+      </w:r>
+    </w:p>
+    <w:tbl>
+      <w:tblPr>
+        <w:tblStyle w:val="LightGrid-Accent1"/>
+        <w:tblW w:type="auto" w:w="0"/>
+        <w:tblLook w:firstColumn="1" w:firstRow="1" w:lastColumn="0" w:lastRow="0" w:noHBand="0" w:noVBand="1" w:val="04A0"/>
+      </w:tblPr>
+      <w:tblGrid>
+        <w:gridCol w:w="1728"/>
+        <w:gridCol w:w="1728"/>
+        <w:gridCol w:w="1728"/>
+        <w:gridCol w:w="1728"/>
+        <w:gridCol w:w="1728"/>
+      </w:tblGrid>
+      <w:tr>
+        <w:tc>
+          <w:tcPr>
+            <w:tcW w:type="dxa" w:w="1728"/>
+          </w:tcPr>
+          <w:p>
+            <w:r>
+              <w:rPr>
+                <w:b/>
+              </w:rPr>
+            </w:r>
+          </w:p>
+        </w:tc>
+        <w:tc>
+          <w:tcPr>
+            <w:tcW w:type="dxa" w:w="1728"/>
+          </w:tcPr>
+          <w:p>
+            <w:r>
+              <w:rPr>
+                <w:b/>
+              </w:rPr>
+              <w:t>Templates</w:t>
+            </w:r>
+          </w:p>
+        </w:tc>
+        <w:tc>
+          <w:tcPr>
+            <w:tcW w:type="dxa" w:w="1728"/>
+          </w:tcPr>
+          <w:p>
+            <w:r>
+              <w:rPr>
+                <w:b/>
+              </w:rPr>
+              <w:t>Fields</w:t>
+            </w:r>
+          </w:p>
+        </w:tc>
+        <w:tc>
+          <w:tcPr>
+            <w:tcW w:type="dxa" w:w="1728"/>
+          </w:tcPr>
+          <w:p>
+            <w:r>
+              <w:rPr>
+                <w:b/>
+              </w:rPr>
+              <w:t>Binds</w:t>
+            </w:r>
+          </w:p>
+        </w:tc>
+        <w:tc>
+          <w:tcPr>
+            <w:tcW w:type="dxa" w:w="1728"/>
+          </w:tcPr>
+          <w:p>
+            <w:r>
+              <w:rPr>
+                <w:b/>
+              </w:rPr>
+              <w:t>Templates with ≥1 bind</w:t>
+            </w:r>
+          </w:p>
+        </w:tc>
+      </w:tr>
+      <w:tr>
+        <w:tc>
+          <w:tcPr>
+            <w:tcW w:type="dxa" w:w="1728"/>
+          </w:tcPr>
+          <w:p>
+            <w:r>
+              <w:rPr>
+                <w:b w:val="0"/>
+                <w:i w:val="0"/>
+              </w:rPr>
+              <w:t>Ontario</w:t>
+            </w:r>
+          </w:p>
+        </w:tc>
+        <w:tc>
+          <w:tcPr>
+            <w:tcW w:type="dxa" w:w="1728"/>
+          </w:tcPr>
+          <w:p>
+            <w:r>
+              <w:rPr>
+                <w:b w:val="0"/>
+                <w:i w:val="0"/>
+              </w:rPr>
+              <w:t>138</w:t>
+            </w:r>
+          </w:p>
+        </w:tc>
+        <w:tc>
+          <w:tcPr>
+            <w:tcW w:type="dxa" w:w="1728"/>
+          </w:tcPr>
+          <w:p>
+            <w:r>
+              <w:rPr>
+                <w:b w:val="0"/>
+                <w:i w:val="0"/>
+              </w:rPr>
+              <w:t>9,789</w:t>
+            </w:r>
+          </w:p>
+        </w:tc>
+        <w:tc>
+          <w:tcPr>
+            <w:tcW w:type="dxa" w:w="1728"/>
+          </w:tcPr>
+          <w:p>
+            <w:r>
+              <w:rPr>
+                <w:b w:val="0"/>
+                <w:i w:val="0"/>
+              </w:rPr>
+              <w:t>1,988</w:t>
+            </w:r>
+          </w:p>
+        </w:tc>
+        <w:tc>
+          <w:tcPr>
+            <w:tcW w:type="dxa" w:w="1728"/>
+          </w:tcPr>
+          <w:p>
+            <w:r>
+              <w:rPr>
+                <w:b w:val="0"/>
+                <w:i w:val="0"/>
+              </w:rPr>
+              <w:t>134</w:t>
+            </w:r>
+          </w:p>
+        </w:tc>
+      </w:tr>
+      <w:tr>
+        <w:tc>
+          <w:tcPr>
+            <w:tcW w:type="dxa" w:w="1728"/>
+          </w:tcPr>
+          <w:p>
+            <w:r>
+              <w:rPr>
+                <w:b w:val="0"/>
+                <w:i w:val="0"/>
+              </w:rPr>
+              <w:t>British Columbia</w:t>
+            </w:r>
+          </w:p>
+        </w:tc>
+        <w:tc>
+          <w:tcPr>
+            <w:tcW w:type="dxa" w:w="1728"/>
+          </w:tcPr>
+          <w:p>
+            <w:r>
+              <w:rPr>
+                <w:b w:val="0"/>
+                <w:i w:val="0"/>
+              </w:rPr>
+              <w:t>213</w:t>
+            </w:r>
+          </w:p>
+        </w:tc>
+        <w:tc>
+          <w:tcPr>
+            <w:tcW w:type="dxa" w:w="1728"/>
+          </w:tcPr>
+          <w:p>
+            <w:r>
+              <w:rPr>
+                <w:b w:val="0"/>
+                <w:i w:val="0"/>
+              </w:rPr>
+              <w:t>8,657</w:t>
+            </w:r>
+          </w:p>
+        </w:tc>
+        <w:tc>
+          <w:tcPr>
+            <w:tcW w:type="dxa" w:w="1728"/>
+          </w:tcPr>
+          <w:p>
+            <w:r>
+              <w:rPr>
+                <w:b w:val="0"/>
+                <w:i w:val="0"/>
+              </w:rPr>
+              <w:t>403</w:t>
+            </w:r>
+          </w:p>
+        </w:tc>
+        <w:tc>
+          <w:tcPr>
+            <w:tcW w:type="dxa" w:w="1728"/>
+          </w:tcPr>
+          <w:p>
+            <w:r>
+              <w:rPr>
+                <w:b w:val="0"/>
+                <w:i w:val="0"/>
+              </w:rPr>
+              <w:t>196</w:t>
+            </w:r>
+          </w:p>
+        </w:tc>
+      </w:tr>
+      <w:tr>
+        <w:tc>
+          <w:tcPr>
+            <w:tcW w:type="dxa" w:w="1728"/>
+          </w:tcPr>
+          <w:p>
+            <w:r>
+              <w:rPr>
+                <w:b w:val="0"/>
+                <w:i w:val="0"/>
+              </w:rPr>
+              <w:t>Manitoba</w:t>
+            </w:r>
+          </w:p>
+        </w:tc>
+        <w:tc>
+          <w:tcPr>
+            <w:tcW w:type="dxa" w:w="1728"/>
+          </w:tcPr>
+          <w:p>
+            <w:r>
+              <w:rPr>
+                <w:b w:val="0"/>
+                <w:i w:val="0"/>
+              </w:rPr>
+              <w:t>140</w:t>
+            </w:r>
+          </w:p>
+        </w:tc>
+        <w:tc>
+          <w:tcPr>
+            <w:tcW w:type="dxa" w:w="1728"/>
+          </w:tcPr>
+          <w:p>
+            <w:r>
+              <w:rPr>
+                <w:b w:val="0"/>
+                <w:i w:val="0"/>
+              </w:rPr>
+              <w:t>8,125</w:t>
+            </w:r>
+          </w:p>
+        </w:tc>
+        <w:tc>
+          <w:tcPr>
+            <w:tcW w:type="dxa" w:w="1728"/>
+          </w:tcPr>
+          <w:p>
+            <w:r>
+              <w:rPr>
+                <w:b w:val="0"/>
+                <w:i w:val="0"/>
+              </w:rPr>
+              <w:t>394</w:t>
+            </w:r>
+          </w:p>
+        </w:tc>
+        <w:tc>
+          <w:tcPr>
+            <w:tcW w:type="dxa" w:w="1728"/>
+          </w:tcPr>
+          <w:p>
+            <w:r>
+              <w:rPr>
+                <w:b w:val="0"/>
+                <w:i w:val="0"/>
+              </w:rPr>
+              <w:t>81</w:t>
+            </w:r>
+          </w:p>
+        </w:tc>
+      </w:tr>
+      <w:tr>
+        <w:tc>
+          <w:tcPr>
+            <w:tcW w:type="dxa" w:w="1728"/>
+          </w:tcPr>
+          <w:p>
+            <w:r>
+              <w:rPr>
+                <w:b w:val="0"/>
+                <w:i w:val="0"/>
+              </w:rPr>
+              <w:t>Saskatchewan</w:t>
+            </w:r>
+          </w:p>
+        </w:tc>
+        <w:tc>
+          <w:tcPr>
+            <w:tcW w:type="dxa" w:w="1728"/>
+          </w:tcPr>
+          <w:p>
+            <w:r>
+              <w:rPr>
+                <w:b w:val="0"/>
+                <w:i w:val="0"/>
+              </w:rPr>
+              <w:t>121</w:t>
+            </w:r>
+          </w:p>
+        </w:tc>
+        <w:tc>
+          <w:tcPr>
+            <w:tcW w:type="dxa" w:w="1728"/>
+          </w:tcPr>
+          <w:p>
+            <w:r>
+              <w:rPr>
+                <w:b w:val="0"/>
+                <w:i w:val="0"/>
+              </w:rPr>
+              <w:t>6,531</w:t>
+            </w:r>
+          </w:p>
+        </w:tc>
+        <w:tc>
+          <w:tcPr>
+            <w:tcW w:type="dxa" w:w="1728"/>
+          </w:tcPr>
+          <w:p>
+            <w:r>
+              <w:rPr>
+                <w:b w:val="0"/>
+                <w:i w:val="0"/>
+              </w:rPr>
+              <w:t>137</w:t>
+            </w:r>
+          </w:p>
+        </w:tc>
+        <w:tc>
+          <w:tcPr>
+            <w:tcW w:type="dxa" w:w="1728"/>
+          </w:tcPr>
+          <w:p>
+            <w:r>
+              <w:rPr>
+                <w:b w:val="0"/>
+                <w:i w:val="0"/>
+              </w:rPr>
+              <w:t>54</w:t>
+            </w:r>
+          </w:p>
+        </w:tc>
+      </w:tr>
+      <w:tr>
+        <w:tc>
+          <w:tcPr>
+            <w:tcW w:type="dxa" w:w="1728"/>
+          </w:tcPr>
+          <w:p>
+            <w:r>
+              <w:rPr>
+                <w:b w:val="0"/>
+                <w:i w:val="0"/>
+              </w:rPr>
+              <w:t>Newfoundland and Labrador</w:t>
+            </w:r>
+          </w:p>
+        </w:tc>
+        <w:tc>
+          <w:tcPr>
+            <w:tcW w:type="dxa" w:w="1728"/>
+          </w:tcPr>
+          <w:p>
+            <w:r>
+              <w:rPr>
+                <w:b w:val="0"/>
+                <w:i w:val="0"/>
+              </w:rPr>
+              <w:t>96</w:t>
+            </w:r>
+          </w:p>
+        </w:tc>
+        <w:tc>
+          <w:tcPr>
+            <w:tcW w:type="dxa" w:w="1728"/>
+          </w:tcPr>
+          <w:p>
+            <w:r>
+              <w:rPr>
+                <w:b w:val="0"/>
+                <w:i w:val="0"/>
+              </w:rPr>
+              <w:t>5,867</w:t>
+            </w:r>
+          </w:p>
+        </w:tc>
+        <w:tc>
+          <w:tcPr>
+            <w:tcW w:type="dxa" w:w="1728"/>
+          </w:tcPr>
+          <w:p>
+            <w:r>
+              <w:rPr>
+                <w:b w:val="0"/>
+                <w:i w:val="0"/>
+              </w:rPr>
+              <w:t>130</w:t>
+            </w:r>
+          </w:p>
+        </w:tc>
+        <w:tc>
+          <w:tcPr>
+            <w:tcW w:type="dxa" w:w="1728"/>
+          </w:tcPr>
+          <w:p>
+            <w:r>
+              <w:rPr>
+                <w:b w:val="0"/>
+                <w:i w:val="0"/>
+              </w:rPr>
+              <w:t>72</w:t>
+            </w:r>
+          </w:p>
+        </w:tc>
+      </w:tr>
+      <w:tr>
+        <w:tc>
+          <w:tcPr>
+            <w:tcW w:type="dxa" w:w="1728"/>
+          </w:tcPr>
+          <w:p>
+            <w:r>
+              <w:rPr>
+                <w:b w:val="0"/>
+                <w:i w:val="0"/>
+              </w:rPr>
+              <w:t>Nova Scotia</w:t>
+            </w:r>
+          </w:p>
+        </w:tc>
+        <w:tc>
+          <w:tcPr>
+            <w:tcW w:type="dxa" w:w="1728"/>
+          </w:tcPr>
+          <w:p>
+            <w:r>
+              <w:rPr>
+                <w:b w:val="0"/>
+                <w:i w:val="0"/>
+              </w:rPr>
+              <w:t>102</w:t>
+            </w:r>
+          </w:p>
+        </w:tc>
+        <w:tc>
+          <w:tcPr>
+            <w:tcW w:type="dxa" w:w="1728"/>
+          </w:tcPr>
+          <w:p>
+            <w:r>
+              <w:rPr>
+                <w:b w:val="0"/>
+                <w:i w:val="0"/>
+              </w:rPr>
+              <w:t>4,572</w:t>
+            </w:r>
+          </w:p>
+        </w:tc>
+        <w:tc>
+          <w:tcPr>
+            <w:tcW w:type="dxa" w:w="1728"/>
+          </w:tcPr>
+          <w:p>
+            <w:r>
+              <w:rPr>
+                <w:b w:val="0"/>
+                <w:i w:val="0"/>
+              </w:rPr>
+              <w:t>104</w:t>
+            </w:r>
+          </w:p>
+        </w:tc>
+        <w:tc>
+          <w:tcPr>
+            <w:tcW w:type="dxa" w:w="1728"/>
+          </w:tcPr>
+          <w:p>
+            <w:r>
+              <w:rPr>
+                <w:b w:val="0"/>
+                <w:i w:val="0"/>
+              </w:rPr>
+              <w:t>61</w:t>
+            </w:r>
+          </w:p>
+        </w:tc>
+      </w:tr>
+      <w:tr>
+        <w:tc>
+          <w:tcPr>
+            <w:tcW w:type="dxa" w:w="1728"/>
+          </w:tcPr>
+          <w:p>
+            <w:r>
+              <w:rPr>
+                <w:b w:val="0"/>
+                <w:i w:val="0"/>
+              </w:rPr>
+              <w:t>New Brunswick</w:t>
+            </w:r>
+          </w:p>
+        </w:tc>
+        <w:tc>
+          <w:tcPr>
+            <w:tcW w:type="dxa" w:w="1728"/>
+          </w:tcPr>
+          <w:p>
+            <w:r>
+              <w:rPr>
+                <w:b w:val="0"/>
+                <w:i w:val="0"/>
+              </w:rPr>
+              <w:t>48</w:t>
+            </w:r>
+          </w:p>
+        </w:tc>
+        <w:tc>
+          <w:tcPr>
+            <w:tcW w:type="dxa" w:w="1728"/>
+          </w:tcPr>
+          <w:p>
+            <w:r>
+              <w:rPr>
+                <w:b w:val="0"/>
+                <w:i w:val="0"/>
+              </w:rPr>
+              <w:t>4,047</w:t>
+            </w:r>
+          </w:p>
+        </w:tc>
+        <w:tc>
+          <w:tcPr>
+            <w:tcW w:type="dxa" w:w="1728"/>
+          </w:tcPr>
+          <w:p>
+            <w:r>
+              <w:rPr>
+                <w:b w:val="0"/>
+                <w:i w:val="0"/>
+              </w:rPr>
+              <w:t>79</w:t>
+            </w:r>
+          </w:p>
+        </w:tc>
+        <w:tc>
+          <w:tcPr>
+            <w:tcW w:type="dxa" w:w="1728"/>
+          </w:tcPr>
+          <w:p>
+            <w:r>
+              <w:rPr>
+                <w:b w:val="0"/>
+                <w:i w:val="0"/>
+              </w:rPr>
+              <w:t>39</w:t>
+            </w:r>
+          </w:p>
+        </w:tc>
+      </w:tr>
+      <w:tr>
+        <w:tc>
+          <w:tcPr>
+            <w:tcW w:type="dxa" w:w="1728"/>
+          </w:tcPr>
+          <w:p>
+            <w:r>
+              <w:rPr>
+                <w:b w:val="0"/>
+                <w:i w:val="0"/>
+              </w:rPr>
+              <w:t>Prince Edward Island</w:t>
+            </w:r>
+          </w:p>
+        </w:tc>
+        <w:tc>
+          <w:tcPr>
+            <w:tcW w:type="dxa" w:w="1728"/>
+          </w:tcPr>
+          <w:p>
+            <w:r>
+              <w:rPr>
+                <w:b w:val="0"/>
+                <w:i w:val="0"/>
+              </w:rPr>
+              <w:t>34</w:t>
+            </w:r>
+          </w:p>
+        </w:tc>
+        <w:tc>
+          <w:tcPr>
+            <w:tcW w:type="dxa" w:w="1728"/>
+          </w:tcPr>
+          <w:p>
+            <w:r>
+              <w:rPr>
+                <w:b w:val="0"/>
+                <w:i w:val="0"/>
+              </w:rPr>
+              <w:t>1,267</w:t>
+            </w:r>
+          </w:p>
+        </w:tc>
+        <w:tc>
+          <w:tcPr>
+            <w:tcW w:type="dxa" w:w="1728"/>
+          </w:tcPr>
+          <w:p>
+            <w:r>
+              <w:rPr>
+                <w:b w:val="0"/>
+                <w:i w:val="0"/>
+              </w:rPr>
+              <w:t>79</w:t>
+            </w:r>
+          </w:p>
+        </w:tc>
+        <w:tc>
+          <w:tcPr>
+            <w:tcW w:type="dxa" w:w="1728"/>
+          </w:tcPr>
+          <w:p>
+            <w:r>
+              <w:rPr>
+                <w:b w:val="0"/>
+                <w:i w:val="0"/>
+              </w:rPr>
+              <w:t>27</w:t>
+            </w:r>
+          </w:p>
+        </w:tc>
+      </w:tr>
+      <w:tr>
+        <w:tc>
+          <w:tcPr>
+            <w:tcW w:type="dxa" w:w="1728"/>
+          </w:tcPr>
+          <w:p>
+            <w:r>
+              <w:rPr>
+                <w:b/>
+                <w:i w:val="0"/>
+              </w:rPr>
+              <w:t>Total</w:t>
+            </w:r>
+          </w:p>
+        </w:tc>
+        <w:tc>
+          <w:tcPr>
+            <w:tcW w:type="dxa" w:w="1728"/>
+          </w:tcPr>
+          <w:p>
+            <w:r>
+              <w:rPr>
+                <w:b/>
+                <w:i w:val="0"/>
+              </w:rPr>
+              <w:t>892</w:t>
+            </w:r>
+          </w:p>
+        </w:tc>
+        <w:tc>
+          <w:tcPr>
+            <w:tcW w:type="dxa" w:w="1728"/>
+          </w:tcPr>
+          <w:p>
+            <w:r>
+              <w:rPr>
+                <w:b/>
+                <w:i w:val="0"/>
+              </w:rPr>
+              <w:t>48,855</w:t>
+            </w:r>
+          </w:p>
+        </w:tc>
+        <w:tc>
+          <w:tcPr>
+            <w:tcW w:type="dxa" w:w="1728"/>
+          </w:tcPr>
+          <w:p>
+            <w:r>
+              <w:rPr>
+                <w:b/>
+                <w:i w:val="0"/>
+              </w:rPr>
+              <w:t>3,314</w:t>
+            </w:r>
+          </w:p>
+        </w:tc>
+        <w:tc>
+          <w:tcPr>
+            <w:tcW w:type="dxa" w:w="1728"/>
+          </w:tcPr>
+          <w:p>
+            <w:r>
+              <w:rPr>
+                <w:b/>
+                <w:i w:val="0"/>
+              </w:rPr>
+              <w:t>664</w:t>
+            </w:r>
+          </w:p>
+        </w:tc>
+      </w:tr>
+    </w:tbl>
+    <w:p>
+      <w:r>
+        <w:rPr>
+          <w:b w:val="0"/>
+          <w:i w:val="0"/>
+        </w:rPr>
+        <w:t xml:space="preserve">Some blanks stay unbound on purpose, because a value would be worse than the empty box: BC's registry line (the vocabulary holds a court, not a registry), the payor/recipient panels on Ontario Forms 26D/30A/30B/31 (the payor is not reliably the respondent), second-party rows on any panel (a matter has one applicant and one respondent), and the 14 "APPLICANT or CO-APPLICANT" boxes in Newfoundland, which need a decision on co-applicant semantics rather than a measurement. </w:t>
+      </w:r>
+      <w:r>
+        <w:rPr>
+          <w:rFonts w:ascii="Consolas" w:hAnsi="Consolas"/>
+          <w:b w:val="0"/>
+          <w:i w:val="0"/>
+          <w:sz w:val="19"/>
+        </w:rPr>
+        <w:t>auth-server/form-template-export/PREFILL_PLAN.md</w:t>
+      </w:r>
+      <w:r>
+        <w:rPr>
+          <w:b w:val="0"/>
+          <w:i w:val="0"/>
+        </w:rPr>
+        <w:t xml:space="preserve"> is the running record.</w:t>
+      </w:r>
+    </w:p>
+    <w:p>
+      <w:r>
+        <w:rPr>
+          <w:b/>
+          <w:i w:val="0"/>
+        </w:rPr>
+        <w:t>A bind is a claim about the data, and can be wrong in a way no coordinate check sees.</w:t>
+      </w:r>
+      <w:r>
+        <w:rPr>
+          <w:b w:val="0"/>
+          <w:i w:val="0"/>
+        </w:rPr>
+        <w:t xml:space="preserve"> The September 2026 pass over Ontario's financial statements is the cautionary example: every asset table on Form 13 pages 4–5 was bound to the same generic </w:t>
+      </w:r>
+      <w:r>
+        <w:rPr>
+          <w:rFonts w:ascii="Consolas" w:hAnsi="Consolas"/>
+          <w:b w:val="0"/>
+          <w:i w:val="0"/>
+          <w:sz w:val="19"/>
+        </w:rPr>
+        <w:t>assets[0..2]</w:t>
+      </w:r>
+      <w:r>
+        <w:rPr>
+          <w:b w:val="0"/>
+          <w:i w:val="0"/>
+        </w:rPr>
+        <w:t xml:space="preserve">, so all ten tables rendered the same three rows; Form 13.1's page-8 "value on date of marriage" table was summing </w:t>
+      </w:r>
+      <w:r>
+        <w:rPr>
+          <w:b w:val="0"/>
+          <w:i/>
+        </w:rPr>
+        <w:t>today's</w:t>
+      </w:r>
+      <w:r>
+        <w:rPr>
+          <w:b w:val="0"/>
+          <w:i w:val="0"/>
+        </w:rPr>
+        <w:t xml:space="preserve"> values; and its item 22 summed 2 of the 7 asset categories, understating Part 9's Net Family Property. All three produced a well-placed, plausible, wrong number. When a form has one table per asset subtype, each table must be bound to its own collection.</w:t>
       </w:r>
     </w:p>
     <w:p/>
@@ -2662,7 +5093,7 @@
         <w:pStyle w:val="Heading2"/>
       </w:pPr>
       <w:r>
-        <w:t>The API surface</w:t>
+        <w:t>Field placement, and how a form gets reviewed</w:t>
       </w:r>
     </w:p>
     <w:p>
@@ -2671,9 +5102,1060 @@
           <w:b w:val="0"/>
           <w:i w:val="0"/>
         </w:rPr>
+        <w:t>A mapping JSON is the whole of a form's placement, and its coordinate convention has one trap in it:</w:t>
+      </w:r>
+    </w:p>
+    <w:p>
+      <w:pPr>
+        <w:pStyle w:val="ListBullet"/>
+      </w:pPr>
+      <w:r>
+        <w:rPr>
+          <w:rFonts w:ascii="Consolas" w:hAnsi="Consolas"/>
+          <w:b/>
+          <w:i w:val="0"/>
+          <w:sz w:val="19"/>
+        </w:rPr>
+        <w:t>x</w:t>
+      </w:r>
+      <w:r>
+        <w:rPr>
+          <w:b/>
+          <w:i w:val="0"/>
+        </w:rPr>
+        <w:t xml:space="preserve">, </w:t>
+      </w:r>
+      <w:r>
+        <w:rPr>
+          <w:rFonts w:ascii="Consolas" w:hAnsi="Consolas"/>
+          <w:b/>
+          <w:i w:val="0"/>
+          <w:sz w:val="19"/>
+        </w:rPr>
+        <w:t>y</w:t>
+      </w:r>
+      <w:r>
+        <w:rPr>
+          <w:b w:val="0"/>
+          <w:i w:val="0"/>
+        </w:rPr>
+        <w:t xml:space="preserve"> are raw </w:t>
+      </w:r>
+      <w:r>
+        <w:rPr>
+          <w:b/>
+          <w:i w:val="0"/>
+        </w:rPr>
+        <w:t>PDF points</w:t>
+      </w:r>
+      <w:r>
+        <w:rPr>
+          <w:b w:val="0"/>
+          <w:i w:val="0"/>
+        </w:rPr>
+        <w:t xml:space="preserve">, origin at the </w:t>
+      </w:r>
+      <w:r>
+        <w:rPr>
+          <w:b/>
+          <w:i w:val="0"/>
+        </w:rPr>
+        <w:t>top-left</w:t>
+      </w:r>
+      <w:r>
+        <w:rPr>
+          <w:b w:val="0"/>
+          <w:i w:val="0"/>
+        </w:rPr>
+        <w:t xml:space="preserve"> of the page.</w:t>
+      </w:r>
+    </w:p>
+    <w:p>
+      <w:pPr>
+        <w:pStyle w:val="ListBullet"/>
+      </w:pPr>
+      <w:r>
+        <w:rPr>
+          <w:rFonts w:ascii="Consolas" w:hAnsi="Consolas"/>
+          <w:b/>
+          <w:i w:val="0"/>
+          <w:sz w:val="19"/>
+        </w:rPr>
+        <w:t>width</w:t>
+      </w:r>
+      <w:r>
+        <w:rPr>
+          <w:b/>
+          <w:i w:val="0"/>
+        </w:rPr>
+        <w:t xml:space="preserve">, </w:t>
+      </w:r>
+      <w:r>
+        <w:rPr>
+          <w:rFonts w:ascii="Consolas" w:hAnsi="Consolas"/>
+          <w:b/>
+          <w:i w:val="0"/>
+          <w:sz w:val="19"/>
+        </w:rPr>
+        <w:t>height</w:t>
+      </w:r>
+      <w:r>
+        <w:rPr>
+          <w:b w:val="0"/>
+          <w:i w:val="0"/>
+        </w:rPr>
+        <w:t xml:space="preserve"> are PDF points </w:t>
+      </w:r>
+      <w:r>
+        <w:rPr>
+          <w:b/>
+          <w:i w:val="0"/>
+        </w:rPr>
+        <w:t>multiplied by 1.5</w:t>
+      </w:r>
+      <w:r>
+        <w:rPr>
+          <w:b w:val="0"/>
+          <w:i w:val="0"/>
+        </w:rPr>
+        <w:t xml:space="preserve"> (</w:t>
+      </w:r>
+      <w:r>
+        <w:rPr>
+          <w:rFonts w:ascii="Consolas" w:hAnsi="Consolas"/>
+          <w:b w:val="0"/>
+          <w:i w:val="0"/>
+          <w:sz w:val="19"/>
+        </w:rPr>
+        <w:t>SCALE</w:t>
+      </w:r>
+      <w:r>
+        <w:rPr>
+          <w:b w:val="0"/>
+          <w:i w:val="0"/>
+        </w:rPr>
+        <w:t xml:space="preserve"> in </w:t>
+      </w:r>
+      <w:r>
+        <w:rPr>
+          <w:rFonts w:ascii="Consolas" w:hAnsi="Consolas"/>
+          <w:b w:val="0"/>
+          <w:i w:val="0"/>
+          <w:sz w:val="19"/>
+        </w:rPr>
+        <w:t>auth-server/tools/bc-forms/acroform_seat.py</w:t>
+      </w:r>
+      <w:r>
+        <w:rPr>
+          <w:b w:val="0"/>
+          <w:i w:val="0"/>
+        </w:rPr>
+        <w:t xml:space="preserve">). Anything measured off the page — a pixel scan, a </w:t>
+      </w:r>
+      <w:r>
+        <w:rPr>
+          <w:rFonts w:ascii="Consolas" w:hAnsi="Consolas"/>
+          <w:b w:val="0"/>
+          <w:i w:val="0"/>
+          <w:sz w:val="19"/>
+        </w:rPr>
+        <w:t>get_text('words')</w:t>
+      </w:r>
+      <w:r>
+        <w:rPr>
+          <w:b w:val="0"/>
+          <w:i w:val="0"/>
+        </w:rPr>
+        <w:t xml:space="preserve"> box, a </w:t>
+      </w:r>
+      <w:r>
+        <w:rPr>
+          <w:rFonts w:ascii="Consolas" w:hAnsi="Consolas"/>
+          <w:b w:val="0"/>
+          <w:i w:val="0"/>
+          <w:sz w:val="19"/>
+        </w:rPr>
+        <w:t>get_drawings()</w:t>
+      </w:r>
+      <w:r>
+        <w:rPr>
+          <w:b w:val="0"/>
+          <w:i w:val="0"/>
+        </w:rPr>
+        <w:t xml:space="preserve"> rule — is a true PDF point value and must be multiplied by 1.5 before it is stored.</w:t>
+      </w:r>
+    </w:p>
+    <w:p>
+      <w:r>
+        <w:rPr>
+          <w:b w:val="0"/>
+          <w:i w:val="0"/>
+        </w:rPr>
+        <w:t xml:space="preserve">Forgetting that multiplication renders the field at two-thirds of the size measured, and a render </w:t>
+      </w:r>
+      <w:r>
+        <w:rPr>
+          <w:b/>
+          <w:i w:val="0"/>
+        </w:rPr>
+        <w:t>will not look obviously wrong</w:t>
+      </w:r>
+      <w:r>
+        <w:rPr>
+          <w:b w:val="0"/>
+          <w:i w:val="0"/>
+        </w:rPr>
+        <w:t>: a too-narrow invisible box just leaves unused whitespace, where only a too-</w:t>
+      </w:r>
+      <w:r>
+        <w:rPr>
+          <w:b w:val="0"/>
+          <w:i/>
+        </w:rPr>
+        <w:t>wide</w:t>
+      </w:r>
+      <w:r>
+        <w:rPr>
+          <w:b w:val="0"/>
+          <w:i w:val="0"/>
+        </w:rPr>
+        <w:t xml:space="preserve"> box produces the overlap-with-caption look reviewers watch for. A whole session of Newfoundland EPO date-field "fixes" shipped silently undersized this way before being caught. </w:t>
+      </w:r>
+      <w:hyperlink r:id="rId22">
+        <w:r>
+          <w:rPr>
+            <w:color w:val="0563C1"/>
+            <w:u w:val="single"/>
+          </w:rPr>
+          <w:t>auth-server/tools/FORM_FIXING_GUIDE.md</w:t>
+        </w:r>
+      </w:hyperlink>
+      <w:r>
+        <w:rPr>
+          <w:b w:val="0"/>
+          <w:i w:val="0"/>
+        </w:rPr>
+        <w:t xml:space="preserve"> is the full guide, including the sanity check to run before trusting new geometry math on a province you have not touched before.</w:t>
+      </w:r>
+    </w:p>
+    <w:p>
+      <w:pPr>
+        <w:pStyle w:val="Heading3"/>
+      </w:pPr>
+      <w:r>
+        <w:t>The review loop</w:t>
+      </w:r>
+    </w:p>
+    <w:p>
+      <w:r>
+        <w:rPr>
+          <w:b w:val="0"/>
+          <w:i w:val="0"/>
+        </w:rPr>
+        <w:t xml:space="preserve">Automated gates are necessary and not sufficient — both prairie READMEs record batches whose real defects were invisible to every gate, because no gate was asking that question. So each page is </w:t>
+      </w:r>
+      <w:r>
+        <w:rPr>
+          <w:b/>
+          <w:i w:val="0"/>
+        </w:rPr>
+        <w:t>read twice</w:t>
+      </w:r>
+      <w:r>
+        <w:rPr>
+          <w:b w:val="0"/>
+          <w:i w:val="0"/>
+        </w:rPr>
+        <w:t xml:space="preserve"> (</w:t>
+      </w:r>
+      <w:hyperlink r:id="rId23">
+        <w:r>
+          <w:rPr>
+            <w:color w:val="0563C1"/>
+            <w:u w:val="single"/>
+          </w:rPr>
+          <w:t>tools/review/review_ledger.py</w:t>
+        </w:r>
+      </w:hyperlink>
+      <w:r>
+        <w:rPr>
+          <w:b w:val="0"/>
+          <w:i w:val="0"/>
+        </w:rPr>
+        <w:t>):</w:t>
+      </w:r>
+    </w:p>
+    <w:p>
+      <w:pPr>
+        <w:pStyle w:val="ListNumber"/>
+      </w:pPr>
+      <w:r>
+        <w:rPr>
+          <w:b/>
+          <w:i w:val="0"/>
+        </w:rPr>
+        <w:t>Pass 1 — the overlay against the government's own page.</w:t>
+      </w:r>
+      <w:r>
+        <w:rPr>
+          <w:b w:val="0"/>
+          <w:i w:val="0"/>
+        </w:rPr>
+        <w:t xml:space="preserve"> Is there a field on everything that can be written on; is anything sitting on printed text or on a signature line; is each field the right type and extent?</w:t>
+      </w:r>
+    </w:p>
+    <w:p>
+      <w:pPr>
+        <w:pStyle w:val="ListNumber"/>
+      </w:pPr>
+      <w:r>
+        <w:rPr>
+          <w:b/>
+          <w:i w:val="0"/>
+        </w:rPr>
+        <w:t>Pass 2 — the filled render.</w:t>
+      </w:r>
+      <w:r>
+        <w:rPr>
+          <w:b w:val="0"/>
+          <w:i w:val="0"/>
+        </w:rPr>
+        <w:t xml:space="preserve"> Does a real value land on the line, fit its box and wrap where it should; does a tick land inside its square?</w:t>
+      </w:r>
+    </w:p>
+    <w:p>
+      <w:r>
+        <w:rPr>
+          <w:b w:val="0"/>
+          <w:i w:val="0"/>
+        </w:rPr>
+        <w:t xml:space="preserve">The result of each pass is written to </w:t>
+      </w:r>
+      <w:r>
+        <w:rPr>
+          <w:rFonts w:ascii="Consolas" w:hAnsi="Consolas"/>
+          <w:b w:val="0"/>
+          <w:i w:val="0"/>
+          <w:sz w:val="19"/>
+        </w:rPr>
+        <w:t>tools/review/ledger.json</w:t>
+      </w:r>
+      <w:r>
+        <w:rPr>
+          <w:b w:val="0"/>
+          <w:i w:val="0"/>
+        </w:rPr>
+        <w:t xml:space="preserve">, one row per page, with whatever was corrected in between. </w:t>
+      </w:r>
+      <w:r>
+        <w:rPr>
+          <w:rFonts w:ascii="Consolas" w:hAnsi="Consolas"/>
+          <w:b w:val="0"/>
+          <w:i w:val="0"/>
+          <w:sz w:val="19"/>
+        </w:rPr>
+        <w:t>review_ledger.py --check</w:t>
+      </w:r>
+      <w:r>
+        <w:rPr>
+          <w:b w:val="0"/>
+          <w:i w:val="0"/>
+        </w:rPr>
+        <w:t xml:space="preserve"> is the gate over it: one row per page of every template in scope, both passes </w:t>
+      </w:r>
+      <w:r>
+        <w:rPr>
+          <w:rFonts w:ascii="Consolas" w:hAnsi="Consolas"/>
+          <w:b w:val="0"/>
+          <w:i w:val="0"/>
+          <w:sz w:val="19"/>
+        </w:rPr>
+        <w:t>pass</w:t>
+      </w:r>
+      <w:r>
+        <w:rPr>
+          <w:b w:val="0"/>
+          <w:i w:val="0"/>
+        </w:rPr>
+        <w:t xml:space="preserve">, and the ledger's page total equal to the catalogue's. A row cannot be marked reviewed by the tool — it is recorded from the reviewer's own notes after the renders in </w:t>
+      </w:r>
+      <w:r>
+        <w:rPr>
+          <w:rFonts w:ascii="Consolas" w:hAnsi="Consolas"/>
+          <w:b w:val="0"/>
+          <w:i w:val="0"/>
+          <w:sz w:val="19"/>
+        </w:rPr>
+        <w:t>_review/&lt;docId&gt;/</w:t>
+      </w:r>
+      <w:r>
+        <w:rPr>
+          <w:b w:val="0"/>
+          <w:i w:val="0"/>
+        </w:rPr>
+        <w:t xml:space="preserve"> have actually been opened, which is the one part of this no script can do. The ledger currently holds </w:t>
+      </w:r>
+      <w:r>
+        <w:rPr>
+          <w:b/>
+          <w:i w:val="0"/>
+        </w:rPr>
+        <w:t>290 pages across 95 templates</w:t>
+      </w:r>
+      <w:r>
+        <w:rPr>
+          <w:b w:val="0"/>
+          <w:i w:val="0"/>
+        </w:rPr>
+        <w:t xml:space="preserve"> (the Saskatchewan, Manitoba and PEI batches).</w:t>
+      </w:r>
+    </w:p>
+    <w:p>
+      <w:r>
+        <w:rPr>
+          <w:b w:val="0"/>
+          <w:i w:val="0"/>
+        </w:rPr>
+        <w:t xml:space="preserve">The mechanical loop around that reading: render with </w:t>
+      </w:r>
+      <w:r>
+        <w:rPr>
+          <w:rFonts w:ascii="Consolas" w:hAnsi="Consolas"/>
+          <w:b w:val="0"/>
+          <w:i w:val="0"/>
+          <w:sz w:val="19"/>
+        </w:rPr>
+        <w:t>tools/review/render_review.py</w:t>
+      </w:r>
+      <w:r>
+        <w:rPr>
+          <w:b w:val="0"/>
+          <w:i w:val="0"/>
+        </w:rPr>
+        <w:t xml:space="preserve"> into the gitignored </w:t>
+      </w:r>
+      <w:r>
+        <w:rPr>
+          <w:rFonts w:ascii="Consolas" w:hAnsi="Consolas"/>
+          <w:b w:val="0"/>
+          <w:i w:val="0"/>
+          <w:sz w:val="19"/>
+        </w:rPr>
+        <w:t>form-template-export/_review/&lt;DOCID&gt;/</w:t>
+      </w:r>
+      <w:r>
+        <w:rPr>
+          <w:b w:val="0"/>
+          <w:i w:val="0"/>
+        </w:rPr>
+        <w:t xml:space="preserve">, fix in the JSON through a per-province repair script (each idempotent, each with a </w:t>
+      </w:r>
+      <w:r>
+        <w:rPr>
+          <w:rFonts w:ascii="Consolas" w:hAnsi="Consolas"/>
+          <w:b w:val="0"/>
+          <w:i w:val="0"/>
+          <w:sz w:val="19"/>
+        </w:rPr>
+        <w:t>--check</w:t>
+      </w:r>
+      <w:r>
+        <w:rPr>
+          <w:b w:val="0"/>
+          <w:i w:val="0"/>
+        </w:rPr>
+        <w:t xml:space="preserve"> mode), </w:t>
+      </w:r>
+      <w:r>
+        <w:rPr>
+          <w:b/>
+          <w:i w:val="0"/>
+        </w:rPr>
+        <w:t>re-render anything you touch</w:t>
+      </w:r>
+      <w:r>
+        <w:rPr>
+          <w:b w:val="0"/>
+          <w:i w:val="0"/>
+        </w:rPr>
+        <w:t>, then re-run the province verifier (</w:t>
+      </w:r>
+      <w:r>
+        <w:rPr>
+          <w:rFonts w:ascii="Consolas" w:hAnsi="Consolas"/>
+          <w:b w:val="0"/>
+          <w:i w:val="0"/>
+          <w:sz w:val="19"/>
+        </w:rPr>
+        <w:t>tools/nl-forms/verify_nl.py</w:t>
+      </w:r>
+      <w:r>
+        <w:rPr>
+          <w:b w:val="0"/>
+          <w:i w:val="0"/>
+        </w:rPr>
+        <w:t xml:space="preserve">, </w:t>
+      </w:r>
+      <w:r>
+        <w:rPr>
+          <w:rFonts w:ascii="Consolas" w:hAnsi="Consolas"/>
+          <w:b w:val="0"/>
+          <w:i w:val="0"/>
+          <w:sz w:val="19"/>
+        </w:rPr>
+        <w:t>tools/nb-forms/verify_nb.py</w:t>
+      </w:r>
+      <w:r>
+        <w:rPr>
+          <w:b w:val="0"/>
+          <w:i w:val="0"/>
+        </w:rPr>
+        <w:t xml:space="preserve">, and their siblings) and </w:t>
+      </w:r>
+      <w:r>
+        <w:rPr>
+          <w:rFonts w:ascii="Consolas" w:hAnsi="Consolas"/>
+          <w:b w:val="0"/>
+          <w:i w:val="0"/>
+          <w:sz w:val="19"/>
+        </w:rPr>
+        <w:t>npm run forms:validate-export</w:t>
+      </w:r>
+      <w:r>
+        <w:rPr>
+          <w:b w:val="0"/>
+          <w:i w:val="0"/>
+        </w:rPr>
+        <w:t>.</w:t>
+      </w:r>
+    </w:p>
+    <w:p>
+      <w:pPr>
+        <w:pStyle w:val="Heading3"/>
+      </w:pPr>
+      <w:r>
+        <w:t>Where the sweep stands</w:t>
+      </w:r>
+    </w:p>
+    <w:p>
+      <w:r>
+        <w:rPr>
+          <w:b w:val="0"/>
+          <w:i w:val="0"/>
+        </w:rPr>
+        <w:t>The Atlantic set has since had a complete page-by-page audit (</w:t>
+      </w:r>
+      <w:hyperlink r:id="rId24">
+        <w:r>
+          <w:rPr>
+            <w:color w:val="0563C1"/>
+            <w:u w:val="single"/>
+          </w:rPr>
+          <w:t>auth-server/tools/NL_NB_AUDIT_LEDGER.md</w:t>
+        </w:r>
+      </w:hyperlink>
+      <w:r>
+        <w:rPr>
+          <w:b w:val="0"/>
+          <w:i w:val="0"/>
+        </w:rPr>
+        <w:t xml:space="preserve"> is the per-page record, </w:t>
+      </w:r>
+      <w:r>
+        <w:rPr>
+          <w:rFonts w:ascii="Consolas" w:hAnsi="Consolas"/>
+          <w:b w:val="0"/>
+          <w:i w:val="0"/>
+          <w:sz w:val="19"/>
+        </w:rPr>
+        <w:t>OK</w:t>
+      </w:r>
+      <w:r>
+        <w:rPr>
+          <w:b w:val="0"/>
+          <w:i w:val="0"/>
+        </w:rPr>
+        <w:t xml:space="preserve"> / </w:t>
+      </w:r>
+      <w:r>
+        <w:rPr>
+          <w:rFonts w:ascii="Consolas" w:hAnsi="Consolas"/>
+          <w:b w:val="0"/>
+          <w:i w:val="0"/>
+          <w:sz w:val="19"/>
+        </w:rPr>
+        <w:t>FIX</w:t>
+      </w:r>
+      <w:r>
+        <w:rPr>
+          <w:b w:val="0"/>
+          <w:i w:val="0"/>
+        </w:rPr>
+        <w:t xml:space="preserve"> / </w:t>
+      </w:r>
+      <w:r>
+        <w:rPr>
+          <w:rFonts w:ascii="Consolas" w:hAnsi="Consolas"/>
+          <w:b w:val="0"/>
+          <w:i w:val="0"/>
+          <w:sz w:val="19"/>
+        </w:rPr>
+        <w:t>LEFT</w:t>
+      </w:r>
+      <w:r>
+        <w:rPr>
+          <w:b w:val="0"/>
+          <w:i w:val="0"/>
+        </w:rPr>
+        <w:t xml:space="preserve"> per page):</w:t>
+      </w:r>
+    </w:p>
+    <w:tbl>
+      <w:tblPr>
+        <w:tblStyle w:val="LightGrid-Accent1"/>
+        <w:tblW w:type="auto" w:w="0"/>
+        <w:tblLook w:firstColumn="1" w:firstRow="1" w:lastColumn="0" w:lastRow="0" w:noHBand="0" w:noVBand="1" w:val="04A0"/>
+      </w:tblPr>
+      <w:tblGrid>
+        <w:gridCol w:w="1440"/>
+        <w:gridCol w:w="1440"/>
+        <w:gridCol w:w="1440"/>
+        <w:gridCol w:w="1440"/>
+        <w:gridCol w:w="1440"/>
+        <w:gridCol w:w="1440"/>
+      </w:tblGrid>
+      <w:tr>
+        <w:tc>
+          <w:tcPr>
+            <w:tcW w:type="dxa" w:w="1440"/>
+          </w:tcPr>
+          <w:p>
+            <w:r>
+              <w:rPr>
+                <w:b/>
+              </w:rPr>
+            </w:r>
+          </w:p>
+        </w:tc>
+        <w:tc>
+          <w:tcPr>
+            <w:tcW w:type="dxa" w:w="1440"/>
+          </w:tcPr>
+          <w:p>
+            <w:r>
+              <w:rPr>
+                <w:b/>
+              </w:rPr>
+              <w:t>Templates</w:t>
+            </w:r>
+          </w:p>
+        </w:tc>
+        <w:tc>
+          <w:tcPr>
+            <w:tcW w:type="dxa" w:w="1440"/>
+          </w:tcPr>
+          <w:p>
+            <w:r>
+              <w:rPr>
+                <w:b/>
+              </w:rPr>
+              <w:t>Pages</w:t>
+            </w:r>
+          </w:p>
+        </w:tc>
+        <w:tc>
+          <w:tcPr>
+            <w:tcW w:type="dxa" w:w="1440"/>
+          </w:tcPr>
+          <w:p>
+            <w:r>
+              <w:rPr>
+                <w:b/>
+              </w:rPr>
+              <w:t>Fields</w:t>
+            </w:r>
+          </w:p>
+        </w:tc>
+        <w:tc>
+          <w:tcPr>
+            <w:tcW w:type="dxa" w:w="1440"/>
+          </w:tcPr>
+          <w:p>
+            <w:r>
+              <w:rPr>
+                <w:b/>
+              </w:rPr>
+              <w:t>Binds</w:t>
+            </w:r>
+          </w:p>
+        </w:tc>
+        <w:tc>
+          <w:tcPr>
+            <w:tcW w:type="dxa" w:w="1440"/>
+          </w:tcPr>
+          <w:p>
+            <w:r>
+              <w:rPr>
+                <w:b/>
+              </w:rPr>
+              <w:t>Verifier</w:t>
+            </w:r>
+          </w:p>
+        </w:tc>
+      </w:tr>
+      <w:tr>
+        <w:tc>
+          <w:tcPr>
+            <w:tcW w:type="dxa" w:w="1440"/>
+          </w:tcPr>
+          <w:p>
+            <w:r>
+              <w:rPr>
+                <w:b w:val="0"/>
+                <w:i w:val="0"/>
+              </w:rPr>
+              <w:t>Newfoundland and Labrador</w:t>
+            </w:r>
+          </w:p>
+        </w:tc>
+        <w:tc>
+          <w:tcPr>
+            <w:tcW w:type="dxa" w:w="1440"/>
+          </w:tcPr>
+          <w:p>
+            <w:r>
+              <w:rPr>
+                <w:b w:val="0"/>
+                <w:i w:val="0"/>
+              </w:rPr>
+              <w:t>96</w:t>
+            </w:r>
+          </w:p>
+        </w:tc>
+        <w:tc>
+          <w:tcPr>
+            <w:tcW w:type="dxa" w:w="1440"/>
+          </w:tcPr>
+          <w:p>
+            <w:r>
+              <w:rPr>
+                <w:b w:val="0"/>
+                <w:i w:val="0"/>
+              </w:rPr>
+              <w:t>413</w:t>
+            </w:r>
+          </w:p>
+        </w:tc>
+        <w:tc>
+          <w:tcPr>
+            <w:tcW w:type="dxa" w:w="1440"/>
+          </w:tcPr>
+          <w:p>
+            <w:r>
+              <w:rPr>
+                <w:b w:val="0"/>
+                <w:i w:val="0"/>
+              </w:rPr>
+              <w:t>5,867</w:t>
+            </w:r>
+          </w:p>
+        </w:tc>
+        <w:tc>
+          <w:tcPr>
+            <w:tcW w:type="dxa" w:w="1440"/>
+          </w:tcPr>
+          <w:p>
+            <w:r>
+              <w:rPr>
+                <w:b w:val="0"/>
+                <w:i w:val="0"/>
+              </w:rPr>
+              <w:t>130</w:t>
+            </w:r>
+          </w:p>
+        </w:tc>
+        <w:tc>
+          <w:tcPr>
+            <w:tcW w:type="dxa" w:w="1440"/>
+          </w:tcPr>
+          <w:p>
+            <w:r>
+              <w:rPr>
+                <w:rFonts w:ascii="Consolas" w:hAnsi="Consolas"/>
+                <w:b w:val="0"/>
+                <w:i w:val="0"/>
+                <w:sz w:val="19"/>
+              </w:rPr>
+              <w:t>verify_nl.py</w:t>
+            </w:r>
+            <w:r>
+              <w:rPr>
+                <w:b w:val="0"/>
+                <w:i w:val="0"/>
+              </w:rPr>
+              <w:t xml:space="preserve"> — zero findings</w:t>
+            </w:r>
+          </w:p>
+        </w:tc>
+      </w:tr>
+      <w:tr>
+        <w:tc>
+          <w:tcPr>
+            <w:tcW w:type="dxa" w:w="1440"/>
+          </w:tcPr>
+          <w:p>
+            <w:r>
+              <w:rPr>
+                <w:b w:val="0"/>
+                <w:i w:val="0"/>
+              </w:rPr>
+              <w:t>New Brunswick</w:t>
+            </w:r>
+          </w:p>
+        </w:tc>
+        <w:tc>
+          <w:tcPr>
+            <w:tcW w:type="dxa" w:w="1440"/>
+          </w:tcPr>
+          <w:p>
+            <w:r>
+              <w:rPr>
+                <w:b w:val="0"/>
+                <w:i w:val="0"/>
+              </w:rPr>
+              <w:t>48</w:t>
+            </w:r>
+          </w:p>
+        </w:tc>
+        <w:tc>
+          <w:tcPr>
+            <w:tcW w:type="dxa" w:w="1440"/>
+          </w:tcPr>
+          <w:p>
+            <w:r>
+              <w:rPr>
+                <w:b w:val="0"/>
+                <w:i w:val="0"/>
+              </w:rPr>
+              <w:t>242</w:t>
+            </w:r>
+          </w:p>
+        </w:tc>
+        <w:tc>
+          <w:tcPr>
+            <w:tcW w:type="dxa" w:w="1440"/>
+          </w:tcPr>
+          <w:p>
+            <w:r>
+              <w:rPr>
+                <w:b w:val="0"/>
+                <w:i w:val="0"/>
+              </w:rPr>
+              <w:t>4,047</w:t>
+            </w:r>
+          </w:p>
+        </w:tc>
+        <w:tc>
+          <w:tcPr>
+            <w:tcW w:type="dxa" w:w="1440"/>
+          </w:tcPr>
+          <w:p>
+            <w:r>
+              <w:rPr>
+                <w:b w:val="0"/>
+                <w:i w:val="0"/>
+              </w:rPr>
+              <w:t>79</w:t>
+            </w:r>
+          </w:p>
+        </w:tc>
+        <w:tc>
+          <w:tcPr>
+            <w:tcW w:type="dxa" w:w="1440"/>
+          </w:tcPr>
+          <w:p>
+            <w:r>
+              <w:rPr>
+                <w:rFonts w:ascii="Consolas" w:hAnsi="Consolas"/>
+                <w:b w:val="0"/>
+                <w:i w:val="0"/>
+                <w:sz w:val="19"/>
+              </w:rPr>
+              <w:t>verify_nb.py</w:t>
+            </w:r>
+            <w:r>
+              <w:rPr>
+                <w:b w:val="0"/>
+                <w:i w:val="0"/>
+              </w:rPr>
+              <w:t xml:space="preserve"> — zero findings</w:t>
+            </w:r>
+          </w:p>
+        </w:tc>
+      </w:tr>
+    </w:tbl>
+    <w:p>
+      <w:r>
+        <w:rPr>
+          <w:b w:val="0"/>
+          <w:i w:val="0"/>
+        </w:rPr>
+        <w:t xml:space="preserve">Every mechanical class is now closed, which changes what the sweep is </w:t>
+      </w:r>
+      <w:r>
+        <w:rPr>
+          <w:b w:val="0"/>
+          <w:i/>
+        </w:rPr>
+        <w:t>for</w:t>
+      </w:r>
+      <w:r>
+        <w:rPr>
+          <w:b w:val="0"/>
+          <w:i w:val="0"/>
+        </w:rPr>
+        <w:t xml:space="preserve">. A detector cannot find what is left, so read for the things only reading catches: a table correct field-by-field but wrong as a set, a bind naming the wrong column (the pattern behind four of the last session's fixes — suspect any form whose style of cause is unusual), and printed text that is wrong on the page (the </w:t>
+      </w:r>
+      <w:r>
+        <w:rPr>
+          <w:rFonts w:ascii="Consolas" w:hAnsi="Consolas"/>
+          <w:b w:val="0"/>
+          <w:i w:val="0"/>
+          <w:sz w:val="19"/>
+        </w:rPr>
+        <w:t>NLSC_SUBPOENA</w:t>
+      </w:r>
+      <w:r>
+        <w:rPr>
+          <w:b w:val="0"/>
+          <w:i w:val="0"/>
+        </w:rPr>
+        <w:t xml:space="preserve"> header and footer, lost to the background flatten, which no tool in </w:t>
+      </w:r>
+      <w:r>
+        <w:rPr>
+          <w:rFonts w:ascii="Consolas" w:hAnsi="Consolas"/>
+          <w:b w:val="0"/>
+          <w:i w:val="0"/>
+          <w:sz w:val="19"/>
+        </w:rPr>
+        <w:t>tools/review</w:t>
+      </w:r>
+      <w:r>
+        <w:rPr>
+          <w:b w:val="0"/>
+          <w:i w:val="0"/>
+        </w:rPr>
+        <w:t xml:space="preserve"> looks for).</w:t>
+      </w:r>
+    </w:p>
+    <w:p>
+      <w:r>
+        <w:rPr>
+          <w:b/>
+          <w:i w:val="0"/>
+        </w:rPr>
+        <w:t>Three false positives are established and must not be re-investigated:</w:t>
+      </w:r>
+      <w:r>
+        <w:rPr>
+          <w:b w:val="0"/>
+          <w:i w:val="0"/>
+        </w:rPr>
+        <w:t xml:space="preserve"> the render's generic "Jordan A. Whitfield" sample overflowing a narrow date or amount field; a field's top border sitting on the caption's baseline (measured at 0pt intrusion corpus-wide); and a field that stops short of a printed rule where the government's own widget stops there too.</w:t>
+      </w:r>
+    </w:p>
+    <w:p>
+      <w:r>
+        <w:rPr>
+          <w:b w:val="0"/>
+          <w:i w:val="0"/>
+        </w:rPr>
+        <w:t xml:space="preserve">Known, deliberate, carried forward: the 14 unbound co-applicant boxes above; </w:t>
+      </w:r>
+      <w:r>
+        <w:rPr>
+          <w:rFonts w:ascii="Consolas" w:hAnsi="Consolas"/>
+          <w:b w:val="0"/>
+          <w:i w:val="0"/>
+          <w:sz w:val="19"/>
+        </w:rPr>
+        <w:t>NLSC_REQUEST_FOR_CERTIFICATE_OF_DIVORCE</w:t>
+      </w:r>
+      <w:r>
+        <w:rPr>
+          <w:b w:val="0"/>
+          <w:i w:val="0"/>
+        </w:rPr>
+        <w:t xml:space="preserve">'s "Court File No. (if known)", whose caption sits 94pt away, past the binder's 90pt reach; </w:t>
+      </w:r>
+      <w:r>
+        <w:rPr>
+          <w:rFonts w:ascii="Consolas" w:hAnsi="Consolas"/>
+          <w:b w:val="0"/>
+          <w:i w:val="0"/>
+          <w:sz w:val="19"/>
+        </w:rPr>
+        <w:t>F16A_04A</w:t>
+      </w:r>
+      <w:r>
+        <w:rPr>
+          <w:b w:val="0"/>
+          <w:i w:val="0"/>
+        </w:rPr>
+        <w:t xml:space="preserve"> p6, where the government's ex parte annex omits a box its inter partes twin has (faithful to source, flagged, not invented); and </w:t>
+      </w:r>
+      <w:r>
+        <w:rPr>
+          <w:rFonts w:ascii="Consolas" w:hAnsi="Consolas"/>
+          <w:b w:val="0"/>
+          <w:i w:val="0"/>
+          <w:sz w:val="19"/>
+        </w:rPr>
+        <w:t>bc_pipeline.flatten_background</w:t>
+      </w:r>
+      <w:r>
+        <w:rPr>
+          <w:b w:val="0"/>
+          <w:i w:val="0"/>
+        </w:rPr>
+        <w:t xml:space="preserve"> still passing </w:t>
+      </w:r>
+      <w:r>
+        <w:rPr>
+          <w:rFonts w:ascii="Consolas" w:hAnsi="Consolas"/>
+          <w:b w:val="0"/>
+          <w:i w:val="0"/>
+          <w:sz w:val="19"/>
+        </w:rPr>
+        <w:t>clean=True</w:t>
+      </w:r>
+      <w:r>
+        <w:rPr>
+          <w:b w:val="0"/>
+          <w:i w:val="0"/>
+        </w:rPr>
+        <w:t xml:space="preserve"> — the root cause of the Subpoena defect, left alone because it is shared by all eight provinces and every one would need re-verifying. No other NL or NB page is affected by it (measured).</w:t>
+      </w:r>
+    </w:p>
+    <w:p/>
+    <w:p>
+      <w:pPr>
+        <w:pStyle w:val="Heading2"/>
+      </w:pPr>
+      <w:r>
+        <w:t>The API surface</w:t>
+      </w:r>
+    </w:p>
+    <w:p>
+      <w:r>
+        <w:rPr>
+          <w:b w:val="0"/>
+          <w:i w:val="0"/>
+        </w:rPr>
         <w:t xml:space="preserve">Everything routes through </w:t>
       </w:r>
-      <w:hyperlink r:id="rId12">
+      <w:hyperlink r:id="rId13">
         <w:r>
           <w:rPr>
             <w:color w:val="0563C1"/>
@@ -3177,7 +6659,7 @@
         </w:rPr>
         <w:t xml:space="preserve">These are served by the auth-server (see </w:t>
       </w:r>
-      <w:hyperlink r:id="rId18">
+      <w:hyperlink r:id="rId25">
         <w:r>
           <w:rPr>
             <w:color w:val="0563C1"/>
@@ -3510,6 +6992,231 @@
           <w:i w:val="0"/>
         </w:rPr>
         <w:t>, and the province comes from the matter context, so a matter with no province shows no forms.</w:t>
+      </w:r>
+    </w:p>
+    <w:p>
+      <w:pPr>
+        <w:pStyle w:val="ListBullet"/>
+      </w:pPr>
+      <w:r>
+        <w:rPr>
+          <w:rFonts w:ascii="Consolas" w:hAnsi="Consolas"/>
+          <w:b/>
+          <w:i w:val="0"/>
+          <w:sz w:val="19"/>
+        </w:rPr>
+        <w:t>width</w:t>
+      </w:r>
+      <w:r>
+        <w:rPr>
+          <w:b/>
+          <w:i w:val="0"/>
+        </w:rPr>
+        <w:t xml:space="preserve"> and </w:t>
+      </w:r>
+      <w:r>
+        <w:rPr>
+          <w:rFonts w:ascii="Consolas" w:hAnsi="Consolas"/>
+          <w:b/>
+          <w:i w:val="0"/>
+          <w:sz w:val="19"/>
+        </w:rPr>
+        <w:t>height</w:t>
+      </w:r>
+      <w:r>
+        <w:rPr>
+          <w:b/>
+          <w:i w:val="0"/>
+        </w:rPr>
+        <w:t xml:space="preserve"> in a mapping JSON are PDF points × 1.5; </w:t>
+      </w:r>
+      <w:r>
+        <w:rPr>
+          <w:rFonts w:ascii="Consolas" w:hAnsi="Consolas"/>
+          <w:b/>
+          <w:i w:val="0"/>
+          <w:sz w:val="19"/>
+        </w:rPr>
+        <w:t>x</w:t>
+      </w:r>
+      <w:r>
+        <w:rPr>
+          <w:b/>
+          <w:i w:val="0"/>
+        </w:rPr>
+        <w:t xml:space="preserve"> and </w:t>
+      </w:r>
+      <w:r>
+        <w:rPr>
+          <w:rFonts w:ascii="Consolas" w:hAnsi="Consolas"/>
+          <w:b/>
+          <w:i w:val="0"/>
+          <w:sz w:val="19"/>
+        </w:rPr>
+        <w:t>y</w:t>
+      </w:r>
+      <w:r>
+        <w:rPr>
+          <w:b/>
+          <w:i w:val="0"/>
+        </w:rPr>
+        <w:t xml:space="preserve"> are not.</w:t>
+      </w:r>
+      <w:r>
+        <w:rPr>
+          <w:b w:val="0"/>
+          <w:i w:val="0"/>
+        </w:rPr>
+        <w:t xml:space="preserve"> Storing a measured width without that factor renders the box at two-thirds size, and the render does not look obviously wrong. See "Field placement" above.</w:t>
+      </w:r>
+    </w:p>
+    <w:p>
+      <w:pPr>
+        <w:pStyle w:val="ListBullet"/>
+      </w:pPr>
+      <w:r>
+        <w:rPr>
+          <w:b/>
+          <w:i w:val="0"/>
+        </w:rPr>
+        <w:t>Prefill is re-applied on every GET, not only at creation.</w:t>
+      </w:r>
+      <w:r>
+        <w:rPr>
+          <w:b w:val="0"/>
+          <w:i w:val="0"/>
+        </w:rPr>
+        <w:t xml:space="preserve"> What protects a value the lawyer typed is </w:t>
+      </w:r>
+      <w:r>
+        <w:rPr>
+          <w:rFonts w:ascii="Consolas" w:hAnsi="Consolas"/>
+          <w:b w:val="0"/>
+          <w:i w:val="0"/>
+          <w:sz w:val="19"/>
+        </w:rPr>
+        <w:t>fieldProvenance[fieldId] === "manual"</w:t>
+      </w:r>
+      <w:r>
+        <w:rPr>
+          <w:b w:val="0"/>
+          <w:i w:val="0"/>
+        </w:rPr>
+        <w:t xml:space="preserve">. Because </w:t>
+      </w:r>
+      <w:r>
+        <w:rPr>
+          <w:b/>
+          <w:i w:val="0"/>
+        </w:rPr>
+        <w:t>Save Document</w:t>
+      </w:r>
+      <w:r>
+        <w:rPr>
+          <w:b w:val="0"/>
+          <w:i w:val="0"/>
+        </w:rPr>
+        <w:t xml:space="preserve"> posts every field, one save marks the entire document manual and it stops refreshing — that is the answer to "why didn't this form pick up the change?", and the thing to keep in mind before altering how saving records provenance.</w:t>
+      </w:r>
+    </w:p>
+    <w:p>
+      <w:pPr>
+        <w:pStyle w:val="ListBullet"/>
+      </w:pPr>
+      <w:r>
+        <w:rPr>
+          <w:b/>
+          <w:i w:val="0"/>
+        </w:rPr>
+        <w:t xml:space="preserve">A </w:t>
+      </w:r>
+      <w:r>
+        <w:rPr>
+          <w:rFonts w:ascii="Consolas" w:hAnsi="Consolas"/>
+          <w:b/>
+          <w:i w:val="0"/>
+          <w:sz w:val="19"/>
+        </w:rPr>
+        <w:t>Date</w:t>
+      </w:r>
+      <w:r>
+        <w:rPr>
+          <w:b/>
+          <w:i w:val="0"/>
+        </w:rPr>
+        <w:t xml:space="preserve"> field's input takes an ISO value, not the printed one.</w:t>
+      </w:r>
+      <w:r>
+        <w:rPr>
+          <w:b w:val="0"/>
+          <w:i w:val="0"/>
+        </w:rPr>
+        <w:t xml:space="preserve"> </w:t>
+      </w:r>
+      <w:r>
+        <w:rPr>
+          <w:rFonts w:ascii="Consolas" w:hAnsi="Consolas"/>
+          <w:b w:val="0"/>
+          <w:i w:val="0"/>
+          <w:sz w:val="19"/>
+        </w:rPr>
+        <w:t>PDFViewer</w:t>
+      </w:r>
+      <w:r>
+        <w:rPr>
+          <w:b w:val="0"/>
+          <w:i w:val="0"/>
+        </w:rPr>
+        <w:t xml:space="preserve"> round-trips through ISO and builds the </w:t>
+      </w:r>
+      <w:r>
+        <w:rPr>
+          <w:rFonts w:ascii="Consolas" w:hAnsi="Consolas"/>
+          <w:b w:val="0"/>
+          <w:i w:val="0"/>
+          <w:sz w:val="19"/>
+        </w:rPr>
+        <w:t>Date</w:t>
+      </w:r>
+      <w:r>
+        <w:rPr>
+          <w:b w:val="0"/>
+          <w:i w:val="0"/>
+        </w:rPr>
+        <w:t xml:space="preserve"> from local year/month/day components; parsing a picked date as UTC and reading it back with local getters shifted every date a day west of UTC.</w:t>
+      </w:r>
+    </w:p>
+    <w:p>
+      <w:pPr>
+        <w:pStyle w:val="ListBullet"/>
+      </w:pPr>
+      <w:r>
+        <w:rPr>
+          <w:b/>
+          <w:i w:val="0"/>
+        </w:rPr>
+        <w:t>A bind can be well-placed and still wrong.</w:t>
+      </w:r>
+      <w:r>
+        <w:rPr>
+          <w:b w:val="0"/>
+          <w:i w:val="0"/>
+        </w:rPr>
+        <w:t xml:space="preserve"> A table bound to a generic collection, or a total that misses categories, renders perfectly and reports a false number — the Form 13 / 13.1 failures above. Check what a bind </w:t>
+      </w:r>
+      <w:r>
+        <w:rPr>
+          <w:b w:val="0"/>
+          <w:i/>
+        </w:rPr>
+        <w:t>means</w:t>
+      </w:r>
+      <w:r>
+        <w:rPr>
+          <w:b w:val="0"/>
+          <w:i w:val="0"/>
+        </w:rPr>
+        <w:t>, not just where it lands.</w:t>
       </w:r>
     </w:p>
     <w:sectPr>
